--- a/defense/docs/abstracts/abstract_kz.docx
+++ b/defense/docs/abstracts/abstract_kz.docx
@@ -196,7 +196,7 @@
           <w:i w:val="0"/>
           <w:sz w:val="28"/>
         </w:rPr>
-        <w:t>Диабеттік ретинопатияны автоматтандырылған көп сатылы диагностикалауға арналған, көз түбі кескіндерін жақсарту мен CNN негізіндегі жіктеуді біріктіретін интеграцияланған жүйені әзірлеу және эксперименттік тұрғыдан негіздеу; бұл жүйеде 8 кезеңді алдын ала өңдеу конвейері модельдің ажырамас компоненті ретінде қарастырылып, есептеу ресурстары шектеулі жағдайда осы конвейерсіз оқытылған баламалы архитектурамен салыстырғанда ДР-ні бес класты диагностикалау сапасында статистикалық өлшенетін және қайталанатын жақсаруды қамтамасыз етеді.</w:t>
+        <w:t>Диабеттік ретинопатияны автоматтандырылған көп сатылы диагностикалауға арналған, көз түбі кескіндерін жақсарту мен CNN негізіндегі жіктеуді біріктіретін интеграцияланған жүйені әзірлеу және эксперименттік тұрғыдан негіздеу; бұл жүйеде 8 кезеңді алдын ала өңдеу конвейері деректерді дайындау емес, модельдің ажырамас компоненті ретінде спецификацияланады, әрі осы конвейерсіз оқытылған баламалы конфигурациямен бақыланатын салыстыру арқылы аталған спецификацияның есептеу ресурстары шектеулі жағдайда бес класты диагностика сапасына, тасымалдануға және алынатын модельдің түсіндірілуіне қандай айырма беретінін анықтау.</w:t>
       </w:r>
     </w:p>
     <w:p>
@@ -345,7 +345,7 @@
           <w:i w:val="0"/>
           <w:sz w:val="28"/>
         </w:rPr>
-        <w:t>Конволюциялық нейрондық желілерді пайдалана отырып, түрлі-түсті көз түбі кескіндері бойынша диабеттік ретинопатияны автоматтандырылған диагностикалау үдерісі.</w:t>
+        <w:t>Конволюциялық нейрондық желілерді пайдалана отырып, түрлі-түсті көз түбі кескіндері бойынша диабеттік ретинопатияны автоматтандырылған көп сатылы диагностикалау үдерісі. Үдеріс тек жіктеу қадамында ғана емес, тұтастай — кескін камерадан шыққан күйінен бастап модель тағайындайтын бес класты дәрежеге дейін — зерттеледі.</w:t>
       </w:r>
     </w:p>
     <w:p>
@@ -376,7 +376,7 @@
           <w:i w:val="0"/>
           <w:sz w:val="28"/>
         </w:rPr>
-        <w:t>Көз түбі кескіндерін алдын ала өңдеуді (жақсартуды) CNN негізіндегі жіктеумен біріктіру әдістері мен модельдері, сондай-ақ біріктірілген «алдын ала өңдеу–CNN» конвейерінің ДР-ні бес класты жіктеудегі диагностикалық сапаға, тасымалдануға, түсіндірілуге және аспаптарды ауыстыруға төзімділікке әсері.</w:t>
+        <w:t>Көз түбі кескіндерін алдын ала өңдеуді (жақсартуды) CNN негізіндегі жіктеумен біріктіру әдістері мен модельдері, сондай-ақ алынатын біріктірілген конфигурация көрсететін қасиеттер: бес класты дәрежелеудегі диагностикалық сапасы, оқыту кезінде көрілмеген корпустарға тасымалдануы, модель назарының патологияның сараптамалық белгіленуімен үйлесімі және камера домендері ауысқандағы мінез-құлқы. Манипуляцияланатын нәрсе — дәл интеграция, өзі қоректендіретін желіден бөлек алынған алдын ала өңдеу емес.</w:t>
       </w:r>
     </w:p>
     <w:p>
@@ -407,7 +407,7 @@
           <w:i w:val="0"/>
           <w:sz w:val="28"/>
         </w:rPr>
-        <w:t>Зерттеу әдіснамасы кескінді өңдеу теориясын, терең оқыту теориясын және эксперименттік бақыланатын валидация жүйесін біріктіреді. Қолданылған әдістер: классикалық компьютерлік көру детекциясы (айналуды нормалау үшін көру нервінің дискісі мен фовеаны локализациялау), жарық өрісін адаптивті түзету (flat-field correction), LAB түс кеңістігінде қос шектеулі CLAHE, ResNet-50 және EfficientNet-B3 backbone архитектураларымен CNN жіктеу, базалық тармақ үшін ImageNet-тен білімді тасымалдау және біріктірілген тармақ үшін домен ішілік алдын ала оқыту — бұл ретте бәсекелес инициализациялардың арасындағы таңдау болжам бойынша емес, мұздатылған backbone-мен сызықтық зондтың қабылдау шлюзі арқылы шешіледі, — класс теңгерімсіздігін өтеу үшін Focal Loss, «назар–ошақ» қабаттасуы (бастапқы) мен IoU (екінші) метрикаларымен Grad-CAM түсіндірілу талдауы, домендік ығысуды тікелей өлшеу үшін алдыңғы соңғы қабаттың белгілері бойынша максималды орташа алшақтық (MMD) (арна бойынша гистограммалар дивергенциясы ақпараттық контекст ретінде), сондай-ақ пациент деңгейінде стратификацияланған 5-fold cross-validation, McNemar және DeLong тестілері, аралас әсерлер моделі (mixed-effects model), bootstrap сенімділік аралықтары және көп салыстыруға арналған Bonferroni/Holm түзетулері негізіндегі статистикалық валидация жүйесі.</w:t>
+        <w:t>Зерттеу әдіснамасы кескінді өңдеу теориясын, терең оқыту теориясын және эксперименттік бақыланатын валидация жүйесін біріктіреді. Қолданылған әдістер: айналуды нормалау үшін көру нервінің дискісі мен фовеаны алдын ала оқытылған, мұздатылған жылу карталарын регрессиялау детекторымен локализациялау — детектор жіктеуішпен бірге оқытылмайды, сондықтан алдын ала өңдеу бекітілген түрлендіру күйінде қалады; көз түбі шеңберінің геометриясын бекітілген пропорцияға дейін бұрмалаудың орнына сақтайтын изотроптық масштабтау мен центрленген нөлмен толтыру; тек FOV маскасының ішінде қолданылатын жарық өрісін адаптивті түзету (flat-field correction), LAB түс кеңістігінде қос шектеулі CLAHE, ResNet-50 және EfficientNet-B3 backbone архитектураларымен CNN жіктеу, базалық тармақ үшін ImageNet-тен білімді тасымалдау және біріктірілген тармақ үшін домен ішілік алдын ала оқыту — бұл ретте бәсекелес инициализациялардың арасындағы таңдау болжам бойынша емес, мұздатылған backbone-мен сызықтық зондтың қабылдау шлюзі арқылы шешіледі, — класс теңгерімсіздігін өтеу үшін Focal Loss, «назар–ошақ» қабаттасуы (бастапқы) мен IoU (екінші) метрикаларымен Grad-CAM түсіндірілу талдауы, домендік ығысуды тікелей өлшеу үшін алдыңғы соңғы қабаттың белгілері бойынша максималды орташа алшақтық (MMD) (арна бойынша гистограммалар дивергенциясы ақпараттық контекст ретінде), сондай-ақ пациент деңгейінде стратификацияланған 5-fold cross-validation, McNemar және DeLong тестілері, аралас әсерлер моделі (mixed-effects model), bootstrap сенімділік аралықтары және көп салыстыруға арналған Bonferroni/Holm түзетулері негізіндегі статистикалық валидация жүйесі.</w:t>
       </w:r>
     </w:p>
     <w:p>
@@ -438,7 +438,7 @@
           <w:i w:val="0"/>
           <w:sz w:val="28"/>
         </w:rPr>
-        <w:t>Функционалдық деңгейлерге ұйымдастырылған сегіз деректер жиынтығы: EyePACS (~35 126 кескін, негізгі оқыту мен абляция, Canon CR-1); APTOS 2019 (~3 662, деректер жиынтықтары арасындағы тасымалдану); IDRiD (516 кескін, оның 81-і пиксел деңгейіндегі ошақ маскаларымен, клиникалық валидация мен түсіндірілу, Kowa); Messidor-2 (~1 748, сыртқы клиникалық бағалау, Topcon); DDR (~13 673, аспаптар бойынша ығысу, Canon/Topcon); ODIR-5K (~5 000, аспаптар бойынша ығысу, Canon/Zeiss); RFMiD (~3 200, аспаптар бойынша ығысу, Topcon/Kowa); және қазақстандық клиникалық жиынтық (60 кескін, 30 пациент × 2 көз, теңгерілген, сапалық валидация). Кескін сапасы контраст/шу қатынасы (CNR), кескін энтропиясы және SSIM метрикаларымен бағаланады.</w:t>
+        <w:t>Функционалдық деңгейлерге ұйымдастырылған сегіз деректер жиынтығы: EyePACS (~35 126 белгіленген кескін, негізгі оқыту мен абляция, Canon CR-1), оның екінші, белгіленбеген тілімі (~53 576 кескін) біріктірілген тармақтың домен ішілік алдын ала оқыту корпусын құрайды әрі бағалау корпусымен кескіндері бойынша да, пациенттері бойынша да қиылыспайды; APTOS 2019 (~3 662, деректер жиынтықтары арасындағы тасымалдану); IDRiD (516 кескін, оның 81-і пиксел деңгейіндегі ошақ маскаларымен, клиникалық валидация мен түсіндірілу, Kowa); Messidor-2 (~1 748, сыртқы клиникалық бағалау, Topcon); DDR (~13 673, аспаптар бойынша ығысу, Canon/Topcon); ODIR-5K (~5 000, аспаптар бойынша ығысу, Canon/Zeiss); RFMiD (~3 200, аспаптар бойынша ығысу, Topcon/Kowa); және қазақстандық клиникалық жиынтық (60 кескін, 30 пациент × 2 көз, дәрежелер бойынша теңгерілген, деректер тапшы режимде оқыту), ол жеке медициналық орталықтардан алынған және қайта таратуға жатпайды, сондықтан оған тәуелді нәтижелер сырттай қайталанбайды. Көп ауруға арналған таксономияларда белгіленген аспаптық корпустар тек ДР белгілерінің көзі ретінде пайдаланылады. Кескін сапасы контраст/шу қатынасы (CNR), кескін энтропиясы және SSIM метрикаларымен бағаланады; әртүрлі корпуста алынған нәтижелер бөлек келтіріледі және ешқашан жалғыз көрсеткішке жинақталмайды.</w:t>
       </w:r>
     </w:p>
     <w:p>
@@ -505,7 +505,7 @@
         </w:rPr>
         <w:t>3.</w:t>
         <w:tab/>
-        <w:t>Қос шектеулі стохастикалық CLAHE нұсқасы бес класты ДР контексінде бейімделіп, валидацияланды (LAB L-арнасы; CL = min(clip_factor × tile_area / 256, global_threshold × tile_area) шегі; оқыту кезінде 80% қолдану ықтималдығы).</w:t>
+        <w:t>Бірыңғай инициализация кезіндегі кумулятивті абляция алдын ала өңдеудің үлесін факторлық жоспар оны сөзсіз шатастыратын инициализациядан ажыратады; бұл ажырату факторлық жоспарды бір факторлы манипуляцияға айналдырмайды және оған сүйеніп алдын ала өңдеудің оқшауланған әсері туралы тұжырым жасалмайды.</w:t>
       </w:r>
     </w:p>
     <w:p>
@@ -522,7 +522,7 @@
         </w:rPr>
         <w:t>4.</w:t>
         <w:tab/>
-        <w:t>Гаусс σ-сы тұрақты жаһандық мән орнына нақты кескіннің FOV диаметрі бойынша масштабталатын және тек FOV маскасының ішінде қолданылатын жарық өрісін адаптивті түзету ұсынылды.</w:t>
+        <w:t>Қос шектеулі стохастикалық CLAHE нұсқасы бес класты ДР контексінде формализацияланып, валидацияланды (LAB L-арнасы; CL = min(clip_factor × tile_area / 256, global_threshold × tile_area) шегі; оқыту кезінде 80% қолдану ықтималдығы), соның арқасында кезең бір мезгілде жақсарту операторы әрі регуляризация көзі қызметін атқарады. Тұжырымдама ізденушінің бұрын жарияланған жұмыстарын дамытады, мұнда тұңғыш пайда болмайды; жаңасы — оның формализациялануы, спецификацияланған конвейерге ендірілуі және бес класты дәрежелеу міндетінде валидациялануы.</w:t>
       </w:r>
     </w:p>
     <w:p>
@@ -539,7 +539,7 @@
         </w:rPr>
         <w:t>5.</w:t>
         <w:tab/>
-        <w:t>Айқын бинарлы FOV маскасы конвейердің жеке кезеңі ретінде енгізіліп, 4-кіріс арна ретінде қосылды; бұл CNN-ге жарамды пиксел аймақтары туралы хабарлайды және толтыру артефактілерінің белгі ретінде үйренілуін болдырмайды.</w:t>
+        <w:t>Гаусс σ-сы тұрақты жаһандық мән орнына нақты кескіннің FOV диаметрі бойынша масштабталатын және толтыру бүлінбеуі үшін тек FOV маскасының ішінде қолданылатын жарық өрісін адаптивті түзету ұсынылды.</w:t>
       </w:r>
     </w:p>
     <w:p>
@@ -556,7 +556,7 @@
         </w:rPr>
         <w:t>6.</w:t>
         <w:tab/>
-        <w:t>«Назар–ошақ» қабаттасуы (Attention–Lesion Overlap, ALO) метрикасы — модель назарымен қамтылған ошақ үлесін тікелей өлшейтін бастапқы асимметриялық түсіндірілу метрикасы ретінде енгізіліп, оны Intersection-over-Union (IoU) екінші метрика ретінде толықтырады, IDRiD пиксел деңгейіндегі ошақ маскаларымен салыстырылады.</w:t>
+        <w:t>Айқын бинарлы FOV маскасы конвейердің жеке кезеңі ретінде енгізіліп, 4-кіріс арна ретінде қосылды; бұл CNN-ге жарамды пиксел аймақтары туралы хабарлайды және толтыру артефактілерінің белгі ретінде үйренілуін болдырмайды.</w:t>
       </w:r>
     </w:p>
     <w:p>
@@ -573,7 +573,7 @@
         </w:rPr>
         <w:t>7.</w:t>
         <w:tab/>
-        <w:t>Орталық гипотеза постулаттайтын механизм өз салдарынан қорытылмай, тікелей өлшенеді: «көз–нысана» қашықтығы алты сыртқы корпуста екі конфигурация үшін де алдыңғы соңғы қабатта, тек тура өтулердің құнымен есептеледі. Үлесті жоспардың екі ерекшелігі көтереді — нормалау көз домені статистикаларын пайдаланады және нысанада ешқашан қайта есептелмейді, сондықтан өлшем нысанаға бейімделген процедураның емес, алдын ала өңдеудің қасиеті болып қалады; әрі оның бұрыстығын тексеру мүмкіндігі өлшеуге дейін тіркелген, өйткені конвейердің екі кезеңі құрылымы бойынша көз доменіне байланған және нәтиженің керісінше шығуы нақты мүмкіндік болатын.</w:t>
+        <w:t>«Назар–ошақ» қабаттасуы (Attention–Lesion Overlap, ALO) метрикасы — модель назарымен қамтылған ошақ үлесін тікелей өлшейтін бастапқы асимметриялық түсіндірілу метрикасы ретінде енгізілді; оны Intersection-over-Union (IoU) екінші метрика ретінде толықтырады, IDRiD пиксел деңгейіндегі ошақ маскаларымен салыстырылады. Ол модель дәлелінің сараптамалық белгілеумен үйлесімін орнатады, патологияны клиникалық локализациялауды емес.</w:t>
       </w:r>
     </w:p>
     <w:p>
@@ -590,7 +590,7 @@
         </w:rPr>
         <w:t>8.</w:t>
         <w:tab/>
-        <w:t>Біріктірілген тармақ табиғи-кескіндік емес, домен ішілік алдын ала оқытудан инициализацияланады, әрі бәсекелес инициализациялар арасындағы таңдау болжам бойынша емес, мұздатылған backbone-мен сызықтық зондтың қабылдау шлюзі арқылы шешіледі. Теріс нәтиже дәлел ретінде келтіріледі: домен ішілік корпуста нөлден оқытылған белгісіз өзін-өзі бақылайтын оқыту бұл шлюзден өте алмады — бір тұқымдастың бірнеше протоколы бойынша және ұзағырақ оқытудан жақсармай — және жіберілмеді.</w:t>
+        <w:t>Орталық гипотеза постулаттайтын механизм өз салдарынан қорытылмай, тікелей өлшенеді: «көз–нысана» қашықтығы алты сыртқы корпуста екі конфигурация үшін де алдыңғы соңғы қабатта, тек тура өтулердің құнымен есептеледі. Үлесті жоспардың екі ерекшелігі көтереді — нормалау көз домені статистикаларын пайдаланады және нысанада ешқашан қайта есептелмейді, сондықтан өлшем нысанаға бейімделген процедураның емес, алдын ала өңдеудің қасиеті болып қалады; әрі оның бұрыстығын тексеру мүмкіндігі өлшеуге дейін тіркелген, өйткені конвейердің екі кезеңі құрылымы бойынша көз доменіне байланған және нәтиженің керісінше шығуы нақты мүмкіндік болатын.</w:t>
       </w:r>
     </w:p>
     <w:p>
@@ -607,7 +607,7 @@
         </w:rPr>
         <w:t>9.</w:t>
         <w:tab/>
-        <w:t>Біріктірілген конвейер көп деректер жиынтықты, көп аспапты архитектурада (EyePACS, APTOS 2019, IDRiD, Messidor-2, DDR, ODIR-5K, RFMiD және қазақстандық клиникалық жиынтық) валидацияланды; бұған деректер жиынтықтары арасындағы тасымалдану, сыртқы клиникалық сапа және төрт өндірушінің камералары (Canon, Topcon, Kowa, Zeiss) бойынша домендік ығысу кіреді.</w:t>
+        <w:t>Біріктірілген тармақ табиғи-кескіндік емес, домен ішілік алдын ала оқытудан инициализацияланады, әрі бәсекелес инициализациялар арасындағы таңдау болжам бойынша емес, мұздатылған backbone-мен сызықтық зондтың қабылдау шлюзі арқылы шешіледі. Теріс нәтиже дәлел ретінде келтіріледі: домен ішілік корпуста нөлден оқытылған белгісіз өзін-өзі бақылайтын оқыту бұл шлюзден өте алмады — бір тұқымдастың бірнеше протоколы бойынша және ұзағырақ оқытудан жақсармай — және жіберілмеді.</w:t>
       </w:r>
     </w:p>
     <w:p>
@@ -624,7 +624,41 @@
         </w:rPr>
         <w:t>10.</w:t>
         <w:tab/>
+        <w:t>Біріктірілген конвейер деңгейлік көп деректер жиынтықты әрі көп аспапты архитектурада (EyePACS, APTOS 2019, IDRiD, Messidor-2, DDR, ODIR-5K, RFMiD және қазақстандық клиникалық жиынтық) валидацияланды; ол функциялар бойынша ұйымдастырылған және төрт өндірушінің камераларын (Canon, Topcon, Kowa, Zeiss) қамтиды, оның ішінде жиынаралық тасымалдау, сыртқы клиникалық сапа және аспаптық домендік ығысу.</w:t>
+      </w:r>
+    </w:p>
+    <w:p>
+      <w:pPr>
+        <w:ind w:left="709" w:hanging="397"/>
+        <w:jc w:val="both"/>
+      </w:pPr>
+      <w:r>
+        <w:rPr>
+          <w:rFonts w:ascii="Times New Roman" w:hAnsi="Times New Roman" w:cs="Times New Roman" w:eastAsia="Times New Roman"/>
+          <w:b w:val="0"/>
+          <w:i w:val="0"/>
+          <w:sz w:val="28"/>
+        </w:rPr>
+        <w:t>11.</w:t>
+        <w:tab/>
         <w:t>Сыртқы тұрақтылықты өрнектеуде кең қолданылатын үш өлшемге ортақ ақау аналитикалық түрде анықталды: деградация шамасы, жалпылау коэффициенті және ұстап қалу коэффициенті — әрқайсысы тармақтың сыртқы сапасын дәл сол тармақтың домен ішілік сапасына қатысты нормалайды не одан шегереді, сондықтан конфигурацияны оның домен ішілік күші үшін жазалайды. Талдау қатаң сипаттамалы және осы жұмыстың бірде-бір нәтижесін ақтамайды.</w:t>
+      </w:r>
+    </w:p>
+    <w:p>
+      <w:pPr>
+        <w:ind w:left="709" w:hanging="397"/>
+        <w:jc w:val="both"/>
+      </w:pPr>
+      <w:r>
+        <w:rPr>
+          <w:rFonts w:ascii="Times New Roman" w:hAnsi="Times New Roman" w:cs="Times New Roman" w:eastAsia="Times New Roman"/>
+          <w:b w:val="0"/>
+          <w:i w:val="0"/>
+          <w:sz w:val="28"/>
+        </w:rPr>
+        <w:t>12.</w:t>
+        <w:tab/>
+        <w:t>Екі үлес ниет бойынша эмпирикалық емес: лазерлік әсер кезіндегі көз түбі тіндері жауабының байланысқан термооптикалық моделі — тек теориялық және есептеу үлесі; скрининг жүйесінің модульдік архитектурасы — тек жобалық үлес: прототип іске асырылмаған, далалық сынақтар жүргізілмеген.</w:t>
       </w:r>
     </w:p>
     <w:p>
@@ -691,7 +725,7 @@
         </w:rPr>
         <w:t>3.</w:t>
         <w:tab/>
-        <w:t>Біріктірілген конфигурацияның базалық конфигурациядан басымдығы EyePACS-те бақыланатын 2×2 факторлық жоспар (A–D конфигурациялары) аясында ResNet-50 мен EfficientNet-B3 архитектураларының екеуі үшін де, алдын ала тіркелген басымдық критерийіне қатысты бағаланып, анықталды (1-эксперимент).</w:t>
+        <w:t>Біріктірілген конфигурацияның базалық конфигурациядан басымдығы EyePACS-те бақыланатын 2×2 факторлық жоспар (A–D конфигурациялары) аясында екі архитектура үшін де анықталды: критерий оның үш компонентінің барлығы бойынша қанағаттандырылды, әсер көп салыстыруға түзетуден кейін де сақталды және архитектура таңдауымен өзара әрекеттеспеді (1-эксперимент, H-1 расталды). Бұл — базалық конфигурациядан алдын ала өңдеуімен қоса инициализациясымен де ерекшеленетін конфигурацияның қасиеті.</w:t>
       </w:r>
     </w:p>
     <w:p>
@@ -708,7 +742,7 @@
         </w:rPr>
         <w:t>4.</w:t>
         <w:tab/>
-        <w:t>Конвейердің жекелеген кезеңдерінің үлесі бірыңғай инициализация кезіндегі кумулятивтік компоненттік абляция арқылы сандық бағаланды, ал қос шектеулі CLAHE шегі мен flat-field-түзетудің σ параметрі кескін сапасы метрикаларымен (CNR, энтропия, SSIM) бекемделген параметрлік свиптермен сипатталды (2-эксперимент).</w:t>
+        <w:t>Конвейердің жекелеген кезеңдерінің үлесі бірыңғай инициализация кезіндегі кумулятивтік компоненттік абляция арқылы сандық бағаланды: әрбір ауысу өз деңгейінің фолдаралық шашырауынан асатын үлес берді, үлестер екі фотометриялық кезең алда тұратын топтарға бөлінеді, ал абляцияның өзі домен ішілік ұтыстың бүкілін қайта жаңғыртты. CLAHE шегі мен flat-field-түзетудің σ параметрі қаралған диапазондар шегінде ішкі оптимум көрсетті; ол бөлек қалдырылған деректерде расталып, кескін сапасы метрикаларымен (CNR, энтропия, SSIM) бекемделді (2-эксперимент, H-2 расталды).</w:t>
       </w:r>
     </w:p>
     <w:p>
@@ -725,7 +759,7 @@
         </w:rPr>
         <w:t>5.</w:t>
         <w:tab/>
-        <w:t>Белгілер кеңістігіндегі «көз–нысана» қашықтығының қысқаруы алты сыртқы корпуста көз домені статистикаларын пайдалану жөніндегі міндетті шарт аясында тікелей өлшенді; бұл қалған гипотезалар тек салдары арқылы жететін себеп тізбегінің орта буынын береді (H-3).</w:t>
+        <w:t>Белгілер кеңістігіндегі «көз–нысана» қашықтығының қысқаруы алты сыртқы корпуста көз домені статистикаларын пайдалану жөніндегі міндетті шарт аясында тікелей өлшенді: қашықтық қаралған әрбір корпуста қысқарды, бұл қалған гипотезалар тек салдары арқылы жететін себеп тізбегінің орта буынын береді (H-3 тек бағыты бойынша расталды).</w:t>
       </w:r>
     </w:p>
     <w:p>
@@ -742,7 +776,7 @@
         </w:rPr>
         <w:t>6.</w:t>
         <w:tab/>
-        <w:t>Конвейердің деректер жиынтықтары арасындағы тасымалдануы APTOS 2019-да қосымша оқытусыз, алдын ала тіркелген G ≥ 0,85 жалпылау коэффициентіне қатысты бағаланды (3-эксперимент).</w:t>
+        <w:t>Конвейермен EyePACS-те оқытылған модель APTOS 2019-ға қосымша оқытусыз тасымалданды, алдын ала тіркелген G ≥ 0,85 жалпылау коэффициентінен өтіп, әрбір дәреже бойынша базалық конфигурациядан асты; базалық конфигурация да табалдырықтан өтеді, сондықтан дәлел критерийде емес, салыстыруда жатыр (3-эксперимент, H-4 расталды).</w:t>
       </w:r>
     </w:p>
     <w:p>
@@ -759,7 +793,7 @@
         </w:rPr>
         <w:t>7.</w:t>
         <w:tab/>
-        <w:t>Ұсынылған «назар–ошақ» қабаттасуы (ALO, бастапқы) және IoU (екінші) метрикаларын IDRiD пиксел деңгейіндегі ошақ маскаларына қатысты қолданған Grad-CAM түсіндірілу талдауы модель назарының клиникалық түрде аннотацияланған ошақ құрылымдарымен үйлесімділігін сипаттады (4-эксперимент).</w:t>
+        <w:t>Ұсынылған «назар–ошақ» қабаттасуы (ALO, бастапқы) және IoU (екінші) метрикаларын IDRiD пиксел деңгейіндегі ошақ маскаларына қатысты қолданған Grad-CAM түсіндірілу талдауы біріктірілген конфигурацияда модель назарының сараптамалық белгілеумен тығызырақ үйлесетінін көрсетті — аннотацияланған ошақтың төрт түрінің барлығында және екі метрика бойынша да (4-эксперимент, H-5 тек өзінің сандық жартысында расталды).</w:t>
       </w:r>
     </w:p>
     <w:p>
@@ -776,7 +810,7 @@
         </w:rPr>
         <w:t>8.</w:t>
         <w:tab/>
-        <w:t>Біріктірілген конфигурацияның сыртқы клиникалық сапасы (IDRiD, Messidor-2; 5-эксперимент), оның төрт өндіруші камераларындағы аспаптық төзімділігі (DDR, ODIR-5K, RFMiD; 6-эксперимент) және шағын клиникалық деректерде оқытылуы (7-эксперимент) бағаланды.</w:t>
+        <w:t>Екі сыртқы клиникалық корпуста да біріктірілген конфигурация жоғары абсолютті weighted F1 көрсетті, әрі әрбір айырма минималды клиникалық маңызды шамаға жетіп, аралығы нөлді қамтымайды (5-эксперимент, H-7 деградацияға төзімділік емес, абсолютті сыртқы сапа туралы тұжырым ретінде расталды); жіктеу сапасы бес камералық топтаманың барлығында сақталып, олардың арасындағы шашырау азайды (6-эксперимент, H-6 расталды); деректер тапшы режимде біріктірілген конфигурация тағы да күштірек болды — деректер мол кездегі өлшенген артықшылықпен салыстырмалы әрі одан аспайтын шамада (7-эксперимент).</w:t>
       </w:r>
     </w:p>
     <w:p>
@@ -997,7 +1031,7 @@
         </w:rPr>
         <w:t>7.</w:t>
         <w:tab/>
-        <w:t xml:space="preserve">Біріктірілген конфигурацияда модельдің назары сарапшының пиксел деңгейіндегі ошақ аннотациясымен тығызырақ үйлеседі — аннотацияланған төрт ошақ түрінің бәрінде және екі өлшем бойынша да (H-5). </w:t>
+        <w:t xml:space="preserve">Біріктірілген конфигурацияда модельдің назары сарапшының пиксел деңгейіндегі ошақ аннотациясымен тығызырақ үйлеседі — аннотацияланған төрт ошақ түрінің бәрінде, бастапқы және екінші өлшем бойынша да әрі назар табалдырығы бойынша орнықты түрде (H-5). </w:t>
       </w:r>
       <w:r>
         <w:rPr>
@@ -1032,7 +1066,7 @@
           <w:i/>
           <w:sz w:val="28"/>
         </w:rPr>
-        <w:t>Екі конфигурация да ұстап қалу табалдырығынан өтеді; бес топтың екеуі — сыртқы клиникалық корпустардың өздері әрі тәуелсіз қайталауды бермейді; бұның ешқайсысы құрылғыларды сертификаттауды құрамайды.</w:t>
+        <w:t>Екі конфигурация да ұстап қалу табалдырығынан өтеді; бес топтың екеуі — сыртқы клиникалық корпустардың өздері әрі тәуелсіз қайталауды бермейді; үш топтама бір құрылғыны емес, бірнеше камера моделін біріктіреді; бұның ешқайсысы құрылғыларды сертификаттауды немесе аспаптан тәуелсіз енгізуге дайындық туралы мәлімдемені құрамайды.</w:t>
       </w:r>
     </w:p>
     <w:p>
@@ -1058,7 +1092,7 @@
           <w:i/>
           <w:sz w:val="28"/>
         </w:rPr>
-        <w:t>Деградацияға төзімділік емес, жоғарырақ абсолюттік сыртқы сапа — өз домен ішілік деңгейлеріне қатысты екі конфигурация да шамамен бірдей төмендейді; екінші корпуста табалдырықтан асатын қор аз, әрі сол аралықтың төменгі шекарасы минималды маңызды шамадан төмен жатыр.</w:t>
+        <w:t>Деградацияға төзімділік емес, жоғарырақ абсолюттік сыртқы сапа — өз домен ішілік деңгейлеріне қатысты екі конфигурация да шамамен бірдей төмендейді; екінші корпуста минималды маңызды шамадан асатын қор 0,0041 құрайды, әрі сол аралықтың төменгі шекарасы минималды маңызды шамадан төмен жатыр.</w:t>
       </w:r>
     </w:p>
     <w:p>
@@ -1198,7 +1232,7 @@
           <w:i w:val="0"/>
           <w:sz w:val="28"/>
         </w:rPr>
-        <w:t>Жұмыс алдын ала өңдеуді CNN-ге қолжетімді белгілер кеңістігін бірге айқындайтын модельдің ажырамас компоненті ретінде концептуалды қайта пайымдауды (P2 парадигмасы) ұсынады және бұл пайымдауды «ұштан-ұшқа» парадигмаға (P1) қарсы тікелей эмпирикалық тексеруге салады. 8 кезеңді конвейердің формальды спецификациясы, қос шектеулі CLAHE шегінің, адаптивті flat-field-түзетудің және ALO түсіндірілу метрикасының математикалық формализациясы, сондай-ақ класс теңгерімсіздігі жағдайында алдын ала өңдеу әсерлерін валидациялаудың қатаң статистикалық жүйесі ұсынылды.</w:t>
+        <w:t>Жұмыс алдын ала өңдеуді CNN-ге қолжетімді белгілер кеңістігін бірге айқындайтын модельдің ажырамас компоненті ретінде концептуалды қайта пайымдауды (P2 парадигмасы) ұсынады және бұл пайымдауды «ұштан-ұшқа» парадигмаға (P1) қарсы тікелей эмпирикалық тексеруге салады. 8 кезеңді конвейердің формальды спецификациясы, қос шектеулі CLAHE шегінің — ізденушінің бұрын жарияланған жұмыстарын дамытатын, мұнда тұңғыш пайда болмайтын, — адаптивті flat-field-түзетудің және ALO түсіндірілу метрикасының математикалық формализациясы, сондай-ақ класс теңгерімсіздігі жағдайында алдын ала өңдеу әсерлерін валидациялаудың статистикалық жүйесі ұсынылды. Тағы бір үлес өзге сипатта: осы кезге дейін тек түсіндірме ретінде тартылып келген механизм өлшенетін етілді — берілген хаттамалық шарт кезінде (нормалау көз домені статистикалары бойынша) алдыңғы соңғы қабатта есептелетін шама ретінде, бұл механистік тұжырымды ол түсіндіретін сапа тұжырымдарынан тәуелсіз теріске шығарылатын етеді. Лазерлік әсер кезіндегі көз түбі тіндері жауабының байланысқан термооптикалық моделі — теориялық және есептеу үлесі.</w:t>
       </w:r>
     </w:p>
     <w:p>
@@ -1229,7 +1263,22 @@
           <w:i w:val="0"/>
           <w:sz w:val="28"/>
         </w:rPr>
-        <w:t xml:space="preserve">Біріктірілген конвейер есептеу ресурстары шектеулі жағдайда ДР-ні автоматтандырылған диагностикалауға арналған тасымалданатын, түсіндірілетін және аспаптарды ауыстыруға төзімді алдын ала өңдеу режимін құрайды. Алдын ала өңдеу қозғалтқышы, инференс, телемедицина және «дәрігер-контурда» (physician-in-the-loop) шешім қабылдауды қолдау модульдері бар ДР скринингінің модульдік автоматтандырылған жүйесінің архитектурасы ұсынылды; ол PACS/EHR жүйелерімен және ұлттық электрондық денсаулық сақтау платформасымен интеграцияланады әрі Қазақстанның ауылдық және шалғай өңірлерінде ДР скринингіне қолданылады. </w:t>
+        <w:t>Біріктірілген конвейер есептеу ресурстары шектеулі жағдайда ДР-ні автоматтандырылған диагностикалауға арналған толық спецификацияланған әрі қайталанатын алдын ала өңдеу режимін құрайды: ол өз операторларымен, параметрлерімен және қолданылу тәртібімен кезең-кезеңімен анықталған, ал іске асырылуы А қосымшасында келтірілген. Дегенмен параметр мәндері нақты корпустарда бекітілген әрі тасымалданатын тұрақтылар емес, сол корпустардың қасиеттері.</w:t>
+      </w:r>
+    </w:p>
+    <w:p>
+      <w:pPr>
+        <w:ind w:firstLine="709"/>
+        <w:jc w:val="both"/>
+      </w:pPr>
+      <w:r>
+        <w:rPr>
+          <w:rFonts w:ascii="Times New Roman" w:hAnsi="Times New Roman" w:cs="Times New Roman" w:eastAsia="Times New Roman"/>
+          <w:b w:val="0"/>
+          <w:i w:val="0"/>
+          <w:sz w:val="28"/>
+        </w:rPr>
+        <w:t xml:space="preserve">Алдын ала өңдеу қозғалтқышы, инференс, store-and-forward режиміндегі телемедицина және «дәрігер-контурда» (physician-in-the-loop) шешім қабылдауды қолдау модульдері бар ДР скринингінің модульдік автоматтандырылған жүйесінің архитектурасы ұсынылды; ол PACS/EHR жүйелерімен және ұлттық электрондық денсаулық сақтау платформасымен интеграцияланады әрі Қазақстанның ауылдық және шалғай өңірлерінде ДР скринингіне қолданылады. Бұл — жобалық спецификация: прототип іске асырылмаған, клиникалық жағдайда енгізу сыналмаған, ал деректерді қорғау ережелері сертификатталған сәйкестік емес, жоба бойынша сәйкестік. Жүйе диагноз бен ол үшін жауапкершілік дәрігерде қалатын шешім қабылдауды қолдау ретінде ойластырылған; мұнда ештеңе дербес диагностикалық құрал ретінде ұсынылмайды. </w:t>
       </w:r>
       <w:r>
         <w:rPr>
@@ -1238,7 +1287,7 @@
           <w:i/>
           <w:sz w:val="28"/>
         </w:rPr>
-        <w:t>(Енгізу актілері мен апробация анықтамалары: қосымшаларды қараңыз.)</w:t>
+        <w:t>(Жарияланым және апробация есебі D қосымшасында келтірілген.)</w:t>
       </w:r>
     </w:p>
     <w:p>
@@ -1269,7 +1318,7 @@
           <w:i w:val="0"/>
           <w:sz w:val="28"/>
         </w:rPr>
-        <w:t>Сенімділік мынадай тәсілдермен қамтамасыз етіледі: ауқымды әрі көптеген ашық деректер жиынтықтарын пайдалану (~35 126 EyePACS оқыту кескіні және жеті қосымша жиынтық); деректердің ағып кетуін қатаң бақылаумен пациент деңгейінде стратификацияланған 5-fold cross-validation; барлық бастапқы метрикаларды «орташа ± стандартты ауытқу» түрінде ұсыну; көп метрикалы бағалау (weighted F1, ROC-AUC, квадраттық салмақты Cohen's Kappa, accuracy); статистикалық гипотезаларды тексеру (McNemar, DeLong тестілері), фолдтар бойынша аралас әсерлер моделі, bootstrap сенімділік аралықтары (≥ 1000 ресэмпл) және Bonferroni/Holm түзетулері; оларды тексерген эксперименттерге дейін бекітілген сәттілік критерийлері — нәтиже белгілі болғаннан кейін жазылған критерий әрқашан қанағаттандырылуы мүмкін, сондықтан жіктемені ақпаратты ететін нәрсе — дәл осы реттілік. Жұмыс сонымен қатар жарияланған жүйелердің контексіне қойылады, бірақ олардың арасында рангіленбейді, өйткені салыстырылатын жазбалардың ешқандай екеуі есептің қойылымы, корпусы, эталондық стандарты мен метрикасы бойынша бірдей емес. Осы аппараттың екі шектеуі кейінге қалдырылмай мәлімделеді: көп салыстыруға түзету салыстырулар жоспарланған сол жалғыз экспериментпен шектелген, сондықтан диссертация ауқымындағы қателік ықтималдығы мәлімделмейді; әрі бірқатар бағалау бір оқытылған фолдтың модельдеріне сүйенеді, сондықтан олардың аралықтары тек бағалау корпусының іріктемесін сипаттайды және толық белгісіздікті белгілі бағытта төмендетеді.</w:t>
+        <w:t>Сенімділік мынадай тәсілдермен қамтамасыз етіледі: ауқымды әрі көптеген ашық деректер жиынтықтарын пайдалану (~35 126 EyePACS оқыту кескіні және жеті қосымша жиынтық); деректердің ағып кетуін қатаң бақылаумен пациент деңгейінде стратификацияланған 5-fold cross-validation; барлық бастапқы метрикаларды «орташа ± стандартты ауытқу» түрінде ұсыну; көп метрикалы бағалау (weighted F1, ROC-AUC, квадраттық салмақты Cohen's Kappa, accuracy); статистикалық гипотезаларды тексеру (McNemar, DeLong тестілері), фолдтар бойынша аралас әсерлер моделі, bootstrap сенімділік аралықтары (≥ 1000 ресэмпл) және Bonferroni/Holm түзетулері; оларды тексерген эксперименттерге дейін бекітілген сәттілік критерийлері — нәтиже белгілі болғаннан кейін жазылған критерий әрқашан қанағаттандырылуы мүмкін, сондықтан жіктемені ақпаратты ететін нәрсе — дәл осы реттілік. Жұмыс сонымен қатар жарияланған жүйелердің контексіне қойылады, бірақ олардың арасында рангіленбейді, өйткені салыстырылатын жазбалардың ешқандай екеуі есептің қойылымы, корпусы, эталондық стандарты мен метрикасы бойынша бірдей емес. Осы аппараттың екі шектеуі кейінге қалдырылмай мәлімделеді: көп салыстыруға түзету салыстырулар жоспарланған сол жалғыз экспериментпен шектелген, сондықтан диссертация ауқымындағы қателік ықтималдығы мәлімделмейді; әрі бірқатар бағалау бір оқытылған фолдтың модельдеріне сүйенеді, сондықтан олардың аралықтары тек бағалау корпусының іріктемесін сипаттайды және толық белгісіздікті белгілі бағытта төмендетеді. Үшіншісі: бір эксперимент қайта таратуға жатпайтын клиникалық корпусқа сүйенеді, сондықтан сырттай қайталанбайды, ал калибрлеу — модельдің шығыс ықтималдықтарының эмпирикалық қасиеті, клиникалық шешім сенімділігінің кепілі емес.</w:t>
       </w:r>
     </w:p>
     <w:p>
@@ -1300,7 +1349,7 @@
           <w:i w:val="0"/>
           <w:sz w:val="28"/>
         </w:rPr>
-        <w:t>Зерттеу нәтижелері халықаралық ғылыми форумдарда, оның ішінде «Цифрлық қоғам» 3-ші Халықаралық семинарында (DS 2025, Стамбул қ., Түркия, 2025 жылғы 28–30 қазан) баяндалып, талқыланды әрі халықаралық рецензияланатын журналдарда жарияланды.</w:t>
+        <w:t>Зерттеу нәтижелері халықаралық ғылыми форумдарда, оның ішінде «Цифрлық қоғам» 3-ші Халықаралық семинарында (DS 2025, Стамбул қ., Түркия, 2025 жылғы 28–30 қазан) баяндалып, талқыланды әрі халықаралық рецензияланатын журналдарда жарияланды. Құжаттық есеп — жарияланымдар каталогы мен оның индекстелу және жариялану растамалары — D қосымшасында келтірілген.</w:t>
       </w:r>
     </w:p>
     <w:p>
@@ -1316,6 +1365,21 @@
           <w:sz w:val="28"/>
         </w:rPr>
         <w:t>Зерттеу бағыты Қазақстан Республикасының денсаулық сақтауды цифрландыру мен жасанды интеллект технологияларын дамыту мемлекеттік басымдықтарына, атап айтқанда: 2024–2029 жылдарға арналған Жасанды интеллектті дамыту тұжырымдамасына; Қазақстан Республикасы Президентінің «Қазақстан жасанды интеллект дәуірінде» Жолдауына (2025 жылғы 8 қыркүйек); және Қазақстан Республикасының «Жасанды интеллект туралы» Заңына (№ 230-VIII, 2025 жылғы 17 қараша) сәйкес келеді. Жұмыс Қазақстан Республикасының «Ғылым туралы» Заңының 20-бабы 3-тармағының 2) тармақшасына сәйкес орындалды.</w:t>
+      </w:r>
+    </w:p>
+    <w:p>
+      <w:pPr>
+        <w:ind w:firstLine="709"/>
+        <w:jc w:val="both"/>
+      </w:pPr>
+      <w:r>
+        <w:rPr>
+          <w:rFonts w:ascii="Times New Roman" w:hAnsi="Times New Roman" w:cs="Times New Roman" w:eastAsia="Times New Roman"/>
+          <w:b w:val="0"/>
+          <w:i w:val="0"/>
+          <w:sz w:val="28"/>
+        </w:rPr>
+        <w:t>Сөз зерттеу бағытының жарияланған ұлттық басымдықтарға сәйкестігі туралы: бұл жұмыстың мемлекеттік бағдарлама аясында қаржыландырылғаны, қандай да бір органның тапсырысымен не институционалдық мандат бойынша орындалғаны туралы мәлімдеме емес және осы зерттеумен қандай да бір бағдарламалық мақсатқа қол жеткізілгені туралы тұжырым емес.</w:t>
       </w:r>
     </w:p>
     <w:p>
@@ -1812,7 +1876,22 @@
           <w:i w:val="0"/>
           <w:sz w:val="28"/>
         </w:rPr>
-        <w:t>Диссертация кіріспеден, алты тараудан, қорытындыдан, пайдаланылған дереккөздер тізімінен және қосымшалардан тұрады. Жұмыс кестелермен, суреттермен және алдын ала өңдеу конвейерінің бастапқы кодымен толықтырылған.</w:t>
+        <w:t>Диссертация алдыңғы бөлімдерден — нормативтік сілтемелерден, анықтамалардан, белгілер мен қысқартулардан — тұрады, олардан кейін кіріспе, алты тарау, қорытынды, пайдаланылған дереккөздер тізімі және алты қосымша (А–F) келеді: алдын ала өңдеу конвейерінің бастапқы коды, қосымша эксперименттік нәтижелер мен қателік матрицалары, жүйе архитектурасының диаграммалары, жарияланым және апробация есебі, назар карталарының галереясы және аспаптық домендік ығысуды бағалау бойынша қосымша кестелер.</w:t>
+      </w:r>
+    </w:p>
+    <w:p>
+      <w:pPr>
+        <w:ind w:firstLine="709"/>
+        <w:jc w:val="both"/>
+      </w:pPr>
+      <w:r>
+        <w:rPr>
+          <w:rFonts w:ascii="Times New Roman" w:hAnsi="Times New Roman" w:cs="Times New Roman" w:eastAsia="Times New Roman"/>
+          <w:b w:val="0"/>
+          <w:i w:val="0"/>
+          <w:sz w:val="28"/>
+        </w:rPr>
+        <w:t>Диссертация 264 бетте баяндалған, 42 кесте, 26 сурет және 2 сызбадан тұрады. Пайдаланылған дереккөздер тізімі 107 атауды қамтиды. Көрсетілген көлемдер қосымшаларсыз берілген.</w:t>
       </w:r>
     </w:p>
     <w:sectPr>

--- a/defense/docs/abstracts/abstract_kz.docx
+++ b/defense/docs/abstracts/abstract_kz.docx
@@ -14,6 +14,7 @@
           <w:b/>
           <w:i w:val="0"/>
           <w:sz w:val="32"/>
+          <w:u w:val="none"/>
         </w:rPr>
         <w:t>АҢДАТПА</w:t>
       </w:r>
@@ -29,8 +30,9 @@
           <w:b/>
           <w:i w:val="0"/>
           <w:sz w:val="28"/>
+          <w:u w:val="none"/>
         </w:rPr>
-        <w:t>Есмухамедов Нұрмағанбет Сейтқалиұлының «Көз түбі кескіндерін жақсарту және CNN арқылы жіктеу негізінде диабеттік ретинопатияны автоматтандырылған диагностикалау» тақырыбындағы, философия докторы (PhD) дәрежесін алуға ұсынылған диссертациялық жұмысына, 8D06104 — Есептеу техникасы және бағдарламалық жасақтама білім беру бағдарламасы бойынша</w:t>
+        <w:t>Есмухамедов Нұрмағанбет Сейтқалиұлының «Компьютерлік өңдеу жүйесі және көз түбі деректерін талдаумен диабеттік ретинопатияны емдеу кезіндегі лазерлік коагуляцияны қолдау» тақырыбындағы, философия докторы (PhD) дәрежесін алуға ұсынылған диссертациялық жұмысына, 8D06102 — Компьютерлік және программалық инженерия білім беру бағдарламасы бойынша</w:t>
       </w:r>
     </w:p>
     <w:p>
@@ -52,6 +54,7 @@
           <w:b/>
           <w:i w:val="0"/>
           <w:sz w:val="28"/>
+          <w:u w:val="none"/>
         </w:rPr>
         <w:t>Зерттеудің жалпы сипаттамасы</w:t>
       </w:r>
@@ -67,6 +70,7 @@
           <w:b w:val="0"/>
           <w:i w:val="0"/>
           <w:sz w:val="28"/>
+          <w:u w:val="none"/>
         </w:rPr>
         <w:t>Диссертация диабеттік ретинопатияны (ДР) автоматтандырылған көпсатылы диагностикалау үшін көз түбі кескіндерін жақсартудың (алдын ала өңдеудің) конволюциялық нейрондық желілер (CNN) арқылы жіктеумен интеграциясын зерттеуге және формализациялауға арналған. Орталық идея — алдын ала өңдеу деректерді көмекші дайындау емес, диагностикалық модельдің ажырамас компоненті болып табылады, өйткені дәл осы өңдеу желіге қолжетімді белгілер кеңістігін айқындайды. Осы идеяны операционализациялау үшін 8 кезеңді алдын ала өңдеу конвейері спецификацияланып, модельге енгізілген, ал оның әсері конвейерсіз оқытылған баламалы базалық конфигурациямен бақыланатын эксперименттік салыстыруға қойылған. Тәсіл төрт өндірушінің камераларымен алынған сегіз ашық және клиникалық көз түбі кескіндері жиынында валидацияланды әрі диагностика сапасы бойынша басымдықты, компоненттер абляциясын, домендік ығысудың қысқаруын тікелей өлшеуді, жиынаралық тасымалдауды, интерпретацияланушылықты, сыртқы клиникалық сапаны және құрылғылар бойынша домендік ығысуды қамтиды; ол шектеулі ресурсты орталарда, оның ішінде Қазақстанның денсаулық сақтау инфрақұрылымында ДР автоматтандырылған скринингіне бағдарланған.</w:t>
       </w:r>
@@ -83,6 +87,7 @@
           <w:b/>
           <w:i w:val="0"/>
           <w:sz w:val="28"/>
+          <w:u w:val="none"/>
         </w:rPr>
         <w:t>Зерттеудің өзектілігі</w:t>
       </w:r>
@@ -98,6 +103,7 @@
           <w:b w:val="0"/>
           <w:i w:val="0"/>
           <w:sz w:val="28"/>
+          <w:u w:val="none"/>
         </w:rPr>
         <w:t>Диабеттік ретинопатия (ДР) — еңбекке қабілетті жастағы халық арасында алдын алуға болатын соқырлықтың жетекші себептерінің бірі. ДР-нің ерте сатылары клиникалық тұрғыдан симптомсыз өтетіндіктен, ауруды дер кезінде анықтау көз түбі кескіндерін тұрақты скринингтен өткізуге байланысты. Алайда диабетпен ауыратын науқастардың қарқынды өсіп келе жатқан санын қолмен тексеру үшін офтальмолог дәрігерлердің саны жеткіліксіз — бұл тапшылық ресурсы шектеулі денсаулық сақтау жағдайларында және ауылдық өңірлерде, оның ішінде Қазақстан өңірлерінде ерекше өткір сезіледі. Осыған байланысты конволюциялық нейрондық желілерге (CNN) негізделген автоматтандырылған диагностика практикалық тұрғыдан маңызды зерттеу бағыты болып табылады.</w:t>
       </w:r>
@@ -113,6 +119,7 @@
           <w:b w:val="0"/>
           <w:i w:val="0"/>
           <w:sz w:val="28"/>
+          <w:u w:val="none"/>
         </w:rPr>
         <w:t xml:space="preserve">ДР-ні автоматтандырылған диагностикалаудағы үстем дәстүр — мұнда </w:t>
       </w:r>
@@ -122,6 +129,7 @@
           <w:b/>
           <w:i w:val="0"/>
           <w:sz w:val="28"/>
+          <w:u w:val="none"/>
         </w:rPr>
         <w:t>P1</w:t>
       </w:r>
@@ -131,6 +139,7 @@
           <w:b w:val="0"/>
           <w:i w:val="0"/>
           <w:sz w:val="28"/>
+          <w:u w:val="none"/>
         </w:rPr>
         <w:t xml:space="preserve"> парадигмасы, «ұштан-ұшқа» (end-to-end) CNN парадигмасы деп белгіленеді — алдын ала өңдеуді әдіснамалық талқылауды қажет етпейтін көмекші деректерді дайындау ретінде қарастырады, өйткені жеткілікті терең желі қажетті инварианттарды «шикі» немесе ең аз нормаланған пикселдерден тікелей өзі үйренеді деп болжанады. Дегенмен іс жүзінде әртүрлі камералармен, әртүрлі жарықтандыру жағдайында және әртүрлі шу деңгейімен алынған көз түбі кескіндері айтарлықтай домендік вариабельділік көрсетеді. Бұл вариабельділік кіріс белгілерінің кеңістігіндегі таралу ығысуы (distribution shift) ретінде көрініс табады және бір доменде оқытылған CNN-модельдердің басқа доменге қолданылған кездегі жалпылау қабілетін нашарлатады. Осы диссертацияны негіздейтін әдіснамалық олқылық — алдын ала өңдеуді диагностикалық модельдің ажырамас компоненті ретінде формализацияланған, эксперименттік бақыланатын тұрғыда қарастырудың болмауы.</w:t>
       </w:r>
@@ -146,6 +155,7 @@
           <w:b w:val="0"/>
           <w:i w:val="0"/>
           <w:sz w:val="28"/>
+          <w:u w:val="none"/>
         </w:rPr>
         <w:t xml:space="preserve">Жұмыста баламалы парадигма — </w:t>
       </w:r>
@@ -155,6 +165,7 @@
           <w:b/>
           <w:i w:val="0"/>
           <w:sz w:val="28"/>
+          <w:u w:val="none"/>
         </w:rPr>
         <w:t>P2</w:t>
       </w:r>
@@ -164,6 +175,7 @@
           <w:b w:val="0"/>
           <w:i w:val="0"/>
           <w:sz w:val="28"/>
+          <w:u w:val="none"/>
         </w:rPr>
         <w:t>, біріктірілген «алдын ала өңдеу–CNN» парадигмасы дамытылады; онда алдын ала өңдеу модельдің ажырамас компоненті болып табылады, өйткені ол желіге қолжетімді белгілер кеңістігін айқындайды және сол арқылы желінің нені үйрене алатынын бірге анықтайды. Тақырыптың өзектілігі диагностикалық тұрғыдан маңызды торқабық белгілерін сақтай отырып, аспаптар арасындағы және түсіру жағдайлары арасындағы домендік вариабельділікті азайту қажеттілігінен, әрі мұны нақты скрининг орталарына тән есептеу шектеулері жағдайында жүзеге асыру қажеттілігінен туындайды.</w:t>
       </w:r>
@@ -180,6 +192,7 @@
           <w:b/>
           <w:i w:val="0"/>
           <w:sz w:val="28"/>
+          <w:u w:val="none"/>
         </w:rPr>
         <w:t>Зерттеудің мақсаты</w:t>
       </w:r>
@@ -195,6 +208,7 @@
           <w:b w:val="0"/>
           <w:i w:val="0"/>
           <w:sz w:val="28"/>
+          <w:u w:val="none"/>
         </w:rPr>
         <w:t>Диабеттік ретинопатияны автоматтандырылған көп сатылы диагностикалауға арналған, көз түбі кескіндерін жақсарту мен CNN негізіндегі жіктеуді біріктіретін интеграцияланған жүйені әзірлеу және эксперименттік тұрғыдан негіздеу; бұл жүйеде 8 кезеңді алдын ала өңдеу конвейері деректерді дайындау емес, модельдің ажырамас компоненті ретінде спецификацияланады, әрі осы конвейерсіз оқытылған баламалы конфигурациямен бақыланатын салыстыру арқылы аталған спецификацияның есептеу ресурстары шектеулі жағдайда бес класты диагностика сапасына, тасымалдануға және алынатын модельдің түсіндірілуіне қандай айырма беретінін анықтау.</w:t>
       </w:r>
@@ -211,6 +225,7 @@
           <w:b/>
           <w:i w:val="0"/>
           <w:sz w:val="28"/>
+          <w:u w:val="none"/>
         </w:rPr>
         <w:t>Зерттеудің міндеттері</w:t>
       </w:r>
@@ -226,6 +241,7 @@
           <w:b w:val="0"/>
           <w:i w:val="0"/>
           <w:sz w:val="28"/>
+          <w:u w:val="none"/>
         </w:rPr>
         <w:t>1.</w:t>
         <w:tab/>
@@ -243,6 +259,7 @@
           <w:b w:val="0"/>
           <w:i w:val="0"/>
           <w:sz w:val="28"/>
+          <w:u w:val="none"/>
         </w:rPr>
         <w:t>2.</w:t>
         <w:tab/>
@@ -260,6 +277,7 @@
           <w:b w:val="0"/>
           <w:i w:val="0"/>
           <w:sz w:val="28"/>
+          <w:u w:val="none"/>
         </w:rPr>
         <w:t>3.</w:t>
         <w:tab/>
@@ -277,6 +295,7 @@
           <w:b w:val="0"/>
           <w:i w:val="0"/>
           <w:sz w:val="28"/>
+          <w:u w:val="none"/>
         </w:rPr>
         <w:t>4.</w:t>
         <w:tab/>
@@ -294,6 +313,7 @@
           <w:b w:val="0"/>
           <w:i w:val="0"/>
           <w:sz w:val="28"/>
+          <w:u w:val="none"/>
         </w:rPr>
         <w:t>5.</w:t>
         <w:tab/>
@@ -311,6 +331,7 @@
           <w:b w:val="0"/>
           <w:i w:val="0"/>
           <w:sz w:val="28"/>
+          <w:u w:val="none"/>
         </w:rPr>
         <w:t>6.</w:t>
         <w:tab/>
@@ -329,6 +350,7 @@
           <w:b/>
           <w:i w:val="0"/>
           <w:sz w:val="28"/>
+          <w:u w:val="none"/>
         </w:rPr>
         <w:t>Зерттеу объектісі</w:t>
       </w:r>
@@ -344,6 +366,7 @@
           <w:b w:val="0"/>
           <w:i w:val="0"/>
           <w:sz w:val="28"/>
+          <w:u w:val="none"/>
         </w:rPr>
         <w:t>Конволюциялық нейрондық желілерді пайдалана отырып, түрлі-түсті көз түбі кескіндері бойынша диабеттік ретинопатияны автоматтандырылған көп сатылы диагностикалау үдерісі. Үдеріс тек жіктеу қадамында ғана емес, тұтастай — кескін камерадан шыққан күйінен бастап модель тағайындайтын бес класты дәрежеге дейін — зерттеледі.</w:t>
       </w:r>
@@ -360,6 +383,7 @@
           <w:b/>
           <w:i w:val="0"/>
           <w:sz w:val="28"/>
+          <w:u w:val="none"/>
         </w:rPr>
         <w:t>Зерттеу пәні</w:t>
       </w:r>
@@ -375,6 +399,7 @@
           <w:b w:val="0"/>
           <w:i w:val="0"/>
           <w:sz w:val="28"/>
+          <w:u w:val="none"/>
         </w:rPr>
         <w:t>Көз түбі кескіндерін алдын ала өңдеуді (жақсартуды) CNN негізіндегі жіктеумен біріктіру әдістері мен модельдері, сондай-ақ алынатын біріктірілген конфигурация көрсететін қасиеттер: бес класты дәрежелеудегі диагностикалық сапасы, оқыту кезінде көрілмеген корпустарға тасымалдануы, модель назарының патологияның сараптамалық белгіленуімен үйлесімі және камера домендері ауысқандағы мінез-құлқы. Манипуляцияланатын нәрсе — дәл интеграция, өзі қоректендіретін желіден бөлек алынған алдын ала өңдеу емес.</w:t>
       </w:r>
@@ -391,6 +416,7 @@
           <w:b/>
           <w:i w:val="0"/>
           <w:sz w:val="28"/>
+          <w:u w:val="none"/>
         </w:rPr>
         <w:t>Зерттеудің әдіснамасы мен әдістері</w:t>
       </w:r>
@@ -406,6 +432,7 @@
           <w:b w:val="0"/>
           <w:i w:val="0"/>
           <w:sz w:val="28"/>
+          <w:u w:val="none"/>
         </w:rPr>
         <w:t>Зерттеу әдіснамасы кескінді өңдеу теориясын, терең оқыту теориясын және эксперименттік бақыланатын валидация жүйесін біріктіреді. Қолданылған әдістер: айналуды нормалау үшін көру нервінің дискісі мен фовеаны алдын ала оқытылған, мұздатылған жылу карталарын регрессиялау детекторымен локализациялау — детектор жіктеуішпен бірге оқытылмайды, сондықтан алдын ала өңдеу бекітілген түрлендіру күйінде қалады; көз түбі шеңберінің геометриясын бекітілген пропорцияға дейін бұрмалаудың орнына сақтайтын изотроптық масштабтау мен центрленген нөлмен толтыру; тек FOV маскасының ішінде қолданылатын жарық өрісін адаптивті түзету (flat-field correction), LAB түс кеңістігінде қос шектеулі CLAHE, ResNet-50 және EfficientNet-B3 backbone архитектураларымен CNN жіктеу, базалық тармақ үшін ImageNet-тен білімді тасымалдау және біріктірілген тармақ үшін домен ішілік алдын ала оқыту — бұл ретте бәсекелес инициализациялардың арасындағы таңдау болжам бойынша емес, мұздатылған backbone-мен сызықтық зондтың қабылдау шлюзі арқылы шешіледі, — класс теңгерімсіздігін өтеу үшін Focal Loss, «назар–ошақ» қабаттасуы (бастапқы) мен IoU (екінші) метрикаларымен Grad-CAM түсіндірілу талдауы, домендік ығысуды тікелей өлшеу үшін алдыңғы соңғы қабаттың белгілері бойынша максималды орташа алшақтық (MMD) (арна бойынша гистограммалар дивергенциясы ақпараттық контекст ретінде), сондай-ақ пациент деңгейінде стратификацияланған 5-fold cross-validation, McNemar және DeLong тестілері, аралас әсерлер моделі (mixed-effects model), bootstrap сенімділік аралықтары және көп салыстыруға арналған Bonferroni/Holm түзетулері негізіндегі статистикалық валидация жүйесі.</w:t>
       </w:r>
@@ -422,6 +449,7 @@
           <w:b/>
           <w:i w:val="0"/>
           <w:sz w:val="28"/>
+          <w:u w:val="none"/>
         </w:rPr>
         <w:t>Эмпирикалық (эксперименттік) база</w:t>
       </w:r>
@@ -437,6 +465,7 @@
           <w:b w:val="0"/>
           <w:i w:val="0"/>
           <w:sz w:val="28"/>
+          <w:u w:val="none"/>
         </w:rPr>
         <w:t>Функционалдық деңгейлерге ұйымдастырылған сегіз деректер жиынтығы: EyePACS (~35 126 белгіленген кескін, негізгі оқыту мен абляция, Canon CR-1), оның екінші, белгіленбеген тілімі (~53 576 кескін) біріктірілген тармақтың домен ішілік алдын ала оқыту корпусын құрайды әрі бағалау корпусымен кескіндері бойынша да, пациенттері бойынша да қиылыспайды; APTOS 2019 (~3 662, деректер жиынтықтары арасындағы тасымалдану); IDRiD (516 кескін, оның 81-і пиксел деңгейіндегі ошақ маскаларымен, клиникалық валидация мен түсіндірілу, Kowa); Messidor-2 (~1 748, сыртқы клиникалық бағалау, Topcon); DDR (~13 673, аспаптар бойынша ығысу, Canon/Topcon); ODIR-5K (~5 000, аспаптар бойынша ығысу, Canon/Zeiss); RFMiD (~3 200, аспаптар бойынша ығысу, Topcon/Kowa); және қазақстандық клиникалық жиынтық (60 кескін, 30 пациент × 2 көз, дәрежелер бойынша теңгерілген, деректер тапшы режимде оқыту), ол жеке медициналық орталықтардан алынған және қайта таратуға жатпайды, сондықтан оған тәуелді нәтижелер сырттай қайталанбайды. Көп ауруға арналған таксономияларда белгіленген аспаптық корпустар тек ДР белгілерінің көзі ретінде пайдаланылады. Кескін сапасы контраст/шу қатынасы (CNR), кескін энтропиясы және SSIM метрикаларымен бағаланады; әртүрлі корпуста алынған нәтижелер бөлек келтіріледі және ешқашан жалғыз көрсеткішке жинақталмайды.</w:t>
       </w:r>
@@ -453,6 +482,7 @@
           <w:b/>
           <w:i w:val="0"/>
           <w:sz w:val="28"/>
+          <w:u w:val="none"/>
         </w:rPr>
         <w:t>Ғылыми жаңалығы</w:t>
       </w:r>
@@ -468,6 +498,7 @@
           <w:b w:val="0"/>
           <w:i w:val="0"/>
           <w:sz w:val="28"/>
+          <w:u w:val="none"/>
         </w:rPr>
         <w:t>1.</w:t>
         <w:tab/>
@@ -485,6 +516,7 @@
           <w:b w:val="0"/>
           <w:i w:val="0"/>
           <w:sz w:val="28"/>
+          <w:u w:val="none"/>
         </w:rPr>
         <w:t>2.</w:t>
         <w:tab/>
@@ -502,6 +534,7 @@
           <w:b w:val="0"/>
           <w:i w:val="0"/>
           <w:sz w:val="28"/>
+          <w:u w:val="none"/>
         </w:rPr>
         <w:t>3.</w:t>
         <w:tab/>
@@ -519,6 +552,7 @@
           <w:b w:val="0"/>
           <w:i w:val="0"/>
           <w:sz w:val="28"/>
+          <w:u w:val="none"/>
         </w:rPr>
         <w:t>4.</w:t>
         <w:tab/>
@@ -536,6 +570,7 @@
           <w:b w:val="0"/>
           <w:i w:val="0"/>
           <w:sz w:val="28"/>
+          <w:u w:val="none"/>
         </w:rPr>
         <w:t>5.</w:t>
         <w:tab/>
@@ -553,6 +588,7 @@
           <w:b w:val="0"/>
           <w:i w:val="0"/>
           <w:sz w:val="28"/>
+          <w:u w:val="none"/>
         </w:rPr>
         <w:t>6.</w:t>
         <w:tab/>
@@ -570,6 +606,7 @@
           <w:b w:val="0"/>
           <w:i w:val="0"/>
           <w:sz w:val="28"/>
+          <w:u w:val="none"/>
         </w:rPr>
         <w:t>7.</w:t>
         <w:tab/>
@@ -587,6 +624,7 @@
           <w:b w:val="0"/>
           <w:i w:val="0"/>
           <w:sz w:val="28"/>
+          <w:u w:val="none"/>
         </w:rPr>
         <w:t>8.</w:t>
         <w:tab/>
@@ -604,6 +642,7 @@
           <w:b w:val="0"/>
           <w:i w:val="0"/>
           <w:sz w:val="28"/>
+          <w:u w:val="none"/>
         </w:rPr>
         <w:t>9.</w:t>
         <w:tab/>
@@ -621,6 +660,7 @@
           <w:b w:val="0"/>
           <w:i w:val="0"/>
           <w:sz w:val="28"/>
+          <w:u w:val="none"/>
         </w:rPr>
         <w:t>10.</w:t>
         <w:tab/>
@@ -638,6 +678,7 @@
           <w:b w:val="0"/>
           <w:i w:val="0"/>
           <w:sz w:val="28"/>
+          <w:u w:val="none"/>
         </w:rPr>
         <w:t>11.</w:t>
         <w:tab/>
@@ -655,6 +696,7 @@
           <w:b w:val="0"/>
           <w:i w:val="0"/>
           <w:sz w:val="28"/>
+          <w:u w:val="none"/>
         </w:rPr>
         <w:t>12.</w:t>
         <w:tab/>
@@ -673,6 +715,7 @@
           <w:b/>
           <w:i w:val="0"/>
           <w:sz w:val="28"/>
+          <w:u w:val="none"/>
         </w:rPr>
         <w:t>Зерттеудің негізгі нәтижелері</w:t>
       </w:r>
@@ -688,6 +731,7 @@
           <w:b w:val="0"/>
           <w:i w:val="0"/>
           <w:sz w:val="28"/>
+          <w:u w:val="none"/>
         </w:rPr>
         <w:t>1.</w:t>
         <w:tab/>
@@ -705,6 +749,7 @@
           <w:b w:val="0"/>
           <w:i w:val="0"/>
           <w:sz w:val="28"/>
+          <w:u w:val="none"/>
         </w:rPr>
         <w:t>2.</w:t>
         <w:tab/>
@@ -722,6 +767,7 @@
           <w:b w:val="0"/>
           <w:i w:val="0"/>
           <w:sz w:val="28"/>
+          <w:u w:val="none"/>
         </w:rPr>
         <w:t>3.</w:t>
         <w:tab/>
@@ -739,6 +785,7 @@
           <w:b w:val="0"/>
           <w:i w:val="0"/>
           <w:sz w:val="28"/>
+          <w:u w:val="none"/>
         </w:rPr>
         <w:t>4.</w:t>
         <w:tab/>
@@ -756,6 +803,7 @@
           <w:b w:val="0"/>
           <w:i w:val="0"/>
           <w:sz w:val="28"/>
+          <w:u w:val="none"/>
         </w:rPr>
         <w:t>5.</w:t>
         <w:tab/>
@@ -773,6 +821,7 @@
           <w:b w:val="0"/>
           <w:i w:val="0"/>
           <w:sz w:val="28"/>
+          <w:u w:val="none"/>
         </w:rPr>
         <w:t>6.</w:t>
         <w:tab/>
@@ -790,6 +839,7 @@
           <w:b w:val="0"/>
           <w:i w:val="0"/>
           <w:sz w:val="28"/>
+          <w:u w:val="none"/>
         </w:rPr>
         <w:t>7.</w:t>
         <w:tab/>
@@ -807,6 +857,7 @@
           <w:b w:val="0"/>
           <w:i w:val="0"/>
           <w:sz w:val="28"/>
+          <w:u w:val="none"/>
         </w:rPr>
         <w:t>8.</w:t>
         <w:tab/>
@@ -824,6 +875,7 @@
           <w:b w:val="0"/>
           <w:i w:val="0"/>
           <w:sz w:val="28"/>
+          <w:u w:val="none"/>
         </w:rPr>
         <w:t>9.</w:t>
         <w:tab/>
@@ -842,6 +894,7 @@
           <w:b/>
           <w:i w:val="0"/>
           <w:sz w:val="28"/>
+          <w:u w:val="none"/>
         </w:rPr>
         <w:t>Қорғауға ұсынылатын тұжырымдар</w:t>
       </w:r>
@@ -857,6 +910,7 @@
           <w:b w:val="0"/>
           <w:i w:val="0"/>
           <w:sz w:val="28"/>
+          <w:u w:val="none"/>
         </w:rPr>
         <w:t>Әрбір тұжырым өзінің алдын ала белгіленген критерийі қолдайтын күшінде қорғауға ұсынылады, әрі әрқайсысы одан ажырамайтын ескертпені алып жүреді: ескертпесіз берілген тұжырым — деректер қолдайтыннан өзгеше әрі күштірек пайымдау.</w:t>
       </w:r>
@@ -872,6 +926,7 @@
           <w:b w:val="0"/>
           <w:i w:val="0"/>
           <w:sz w:val="28"/>
+          <w:u w:val="none"/>
         </w:rPr>
         <w:t>1.</w:t>
         <w:tab/>
@@ -883,6 +938,7 @@
           <w:b w:val="0"/>
           <w:i/>
           <w:sz w:val="28"/>
+          <w:u w:val="none"/>
         </w:rPr>
         <w:t>Бұл тұжырым әдіснамалық әрі эмпирикалық емес: эксперимент нәтижелері онымен зерттелген жағдайларда үйлеседі, бірақ оны әмбебап түрде орнықтырмайды.</w:t>
       </w:r>
@@ -898,6 +954,7 @@
           <w:b w:val="0"/>
           <w:i w:val="0"/>
           <w:sz w:val="28"/>
+          <w:u w:val="none"/>
         </w:rPr>
         <w:t>2.</w:t>
         <w:tab/>
@@ -909,6 +966,7 @@
           <w:b w:val="0"/>
           <w:i/>
           <w:sz w:val="28"/>
+          <w:u w:val="none"/>
         </w:rPr>
         <w:t>Екі тармақ алдын ала өңдеумен ғана емес, инициализациямен де ерекшеленеді, сондықтан тұжырым конфигурацияға тұтас қатысты; кумулятивтік абляция бұл композитті ыдыратады, бірақ ерітпейді, әрі эффектің ешбір бөлігі алдын ала өңдеуге жеке телінбейді.</w:t>
       </w:r>
@@ -924,6 +982,7 @@
           <w:b w:val="0"/>
           <w:i w:val="0"/>
           <w:sz w:val="28"/>
+          <w:u w:val="none"/>
         </w:rPr>
         <w:t>3.</w:t>
         <w:tab/>
@@ -935,6 +994,7 @@
           <w:b w:val="0"/>
           <w:i/>
           <w:sz w:val="28"/>
+          <w:u w:val="none"/>
         </w:rPr>
         <w:t>Тексерілген диапазондармен шектелген; оптималды мәндер — тасымалданатын тұрақтылар емес, осы корпус пен конвейердің қасиеттері.</w:t>
       </w:r>
@@ -950,6 +1010,7 @@
           <w:b w:val="0"/>
           <w:i w:val="0"/>
           <w:sz w:val="28"/>
+          <w:u w:val="none"/>
         </w:rPr>
         <w:t>4.</w:t>
         <w:tab/>
@@ -961,6 +1022,7 @@
           <w:b w:val="0"/>
           <w:i/>
           <w:sz w:val="28"/>
+          <w:u w:val="none"/>
         </w:rPr>
         <w:t>Тек топтар деңгейінде: көрші рангтер шу шегінде жатыр, кезеңдердің қатаң реті қорғауға ұсынылмайды, ал FOV маскасының арнасы оқшау бөлінген жоқ.</w:t>
       </w:r>
@@ -976,6 +1038,7 @@
           <w:b w:val="0"/>
           <w:i w:val="0"/>
           <w:sz w:val="28"/>
+          <w:u w:val="none"/>
         </w:rPr>
         <w:t>5.</w:t>
         <w:tab/>
@@ -987,6 +1050,7 @@
           <w:b w:val="0"/>
           <w:i/>
           <w:sz w:val="28"/>
+          <w:u w:val="none"/>
         </w:rPr>
         <w:t>Тек бағыт бойынша — қашықтық қысқаруының шамасы сапа өсімінің шамасын қадағаламайды; тұжырым механистік әрі диагностикалық сапа мен құрылғылармен үйлесімділік туралы ешқандай мәлімдеме көтермейді.</w:t>
       </w:r>
@@ -1002,6 +1066,7 @@
           <w:b w:val="0"/>
           <w:i w:val="0"/>
           <w:sz w:val="28"/>
+          <w:u w:val="none"/>
         </w:rPr>
         <w:t>6.</w:t>
         <w:tab/>
@@ -1013,6 +1078,7 @@
           <w:b w:val="0"/>
           <w:i/>
           <w:sz w:val="28"/>
+          <w:u w:val="none"/>
         </w:rPr>
         <w:t>Базалық конфигурация да табалдырықтан өтеді, сондықтан критерий тармақтарды ажыратпайды; дәлел салыстыруда жатыр.</w:t>
       </w:r>
@@ -1028,6 +1094,7 @@
           <w:b w:val="0"/>
           <w:i w:val="0"/>
           <w:sz w:val="28"/>
+          <w:u w:val="none"/>
         </w:rPr>
         <w:t>7.</w:t>
         <w:tab/>
@@ -1039,6 +1106,7 @@
           <w:b w:val="0"/>
           <w:i/>
           <w:sz w:val="28"/>
+          <w:u w:val="none"/>
         </w:rPr>
         <w:t>Модель дәлелі мен сарапшы аннотациясының үйлесімділігі, патологияны клиникалық локализациялау емес; бір аннотацияланған корпус және бір фолд; клиникалық корпустағы сапалық зерттеу орындалған жоқ.</w:t>
       </w:r>
@@ -1054,6 +1122,7 @@
           <w:b w:val="0"/>
           <w:i w:val="0"/>
           <w:sz w:val="28"/>
+          <w:u w:val="none"/>
         </w:rPr>
         <w:t>8.</w:t>
         <w:tab/>
@@ -1065,6 +1134,7 @@
           <w:b w:val="0"/>
           <w:i/>
           <w:sz w:val="28"/>
+          <w:u w:val="none"/>
         </w:rPr>
         <w:t>Екі конфигурация да ұстап қалу табалдырығынан өтеді; бес топтың екеуі — сыртқы клиникалық корпустардың өздері әрі тәуелсіз қайталауды бермейді; үш топтама бір құрылғыны емес, бірнеше камера моделін біріктіреді; бұның ешқайсысы құрылғыларды сертификаттауды немесе аспаптан тәуелсіз енгізуге дайындық туралы мәлімдемені құрамайды.</w:t>
       </w:r>
@@ -1080,6 +1150,7 @@
           <w:b w:val="0"/>
           <w:i w:val="0"/>
           <w:sz w:val="28"/>
+          <w:u w:val="none"/>
         </w:rPr>
         <w:t>9.</w:t>
         <w:tab/>
@@ -1091,6 +1162,7 @@
           <w:b w:val="0"/>
           <w:i/>
           <w:sz w:val="28"/>
+          <w:u w:val="none"/>
         </w:rPr>
         <w:t>Деградацияға төзімділік емес, жоғарырақ абсолюттік сыртқы сапа — өз домен ішілік деңгейлеріне қатысты екі конфигурация да шамамен бірдей төмендейді; екінші корпуста минималды маңызды шамадан асатын қор 0,0041 құрайды, әрі сол аралықтың төменгі шекарасы минималды маңызды шамадан төмен жатыр.</w:t>
       </w:r>
@@ -1106,6 +1178,7 @@
           <w:b w:val="0"/>
           <w:i w:val="0"/>
           <w:sz w:val="28"/>
+          <w:u w:val="none"/>
         </w:rPr>
         <w:t>10.</w:t>
         <w:tab/>
@@ -1117,6 +1190,7 @@
           <w:b w:val="0"/>
           <w:i/>
           <w:sz w:val="28"/>
+          <w:u w:val="none"/>
         </w:rPr>
         <w:t>Аналитикалық әрі қатаң сипаттамалы: осы жұмыстың бірде-бір нәтижесін ақтамайды.</w:t>
       </w:r>
@@ -1132,6 +1206,7 @@
           <w:b w:val="0"/>
           <w:i w:val="0"/>
           <w:sz w:val="28"/>
+          <w:u w:val="none"/>
         </w:rPr>
         <w:t>11.</w:t>
         <w:tab/>
@@ -1143,6 +1218,7 @@
           <w:b w:val="0"/>
           <w:i/>
           <w:sz w:val="28"/>
+          <w:u w:val="none"/>
         </w:rPr>
         <w:t>Тиісінше теориялық және жобалық үлес ретінде ұсынылады — модель клиникалық валидацияланбаған, ал архитектура прототиптелмеген әрі далалық сынақтан өткізілмеген.</w:t>
       </w:r>
@@ -1158,6 +1234,7 @@
           <w:b w:val="0"/>
           <w:i w:val="0"/>
           <w:sz w:val="28"/>
+          <w:u w:val="none"/>
         </w:rPr>
         <w:t xml:space="preserve">Тағы бір нәтиже қорғауға ұсынылатын тұжырым емес, бақылау ретінде беріледі: оқыту корпусынан шамамен жетпіс есе кіші корпуста, екі тармақ та бір инициализациядан оқытылған алдын ала тіркелген бағалауда біріктірілген конфигурация қайтадан күштірек болды — бірақ қоры мол деректердегі өсіммен </w:t>
       </w:r>
@@ -1167,6 +1244,7 @@
           <w:b/>
           <w:i w:val="0"/>
           <w:sz w:val="28"/>
+          <w:u w:val="none"/>
         </w:rPr>
         <w:t>салыстырмалы, одан асып түспейтін</w:t>
       </w:r>
@@ -1176,6 +1254,7 @@
           <w:b w:val="0"/>
           <w:i w:val="0"/>
           <w:sz w:val="28"/>
+          <w:u w:val="none"/>
         </w:rPr>
         <w:t>. Қатысқан клиникалық корпус таратуға жатпайды, сондықтан бұл нәтиже сырттай қайталанбайды.</w:t>
       </w:r>
@@ -1191,6 +1270,7 @@
           <w:b/>
           <w:i w:val="0"/>
           <w:sz w:val="28"/>
+          <w:u w:val="none"/>
         </w:rPr>
         <w:t>Қорғауға ұсынылмайды:</w:t>
       </w:r>
@@ -1200,6 +1280,7 @@
           <w:b w:val="0"/>
           <w:i w:val="0"/>
           <w:sz w:val="28"/>
+          <w:u w:val="none"/>
         </w:rPr>
         <w:t xml:space="preserve"> клиникалық валидтілік, автономды енгізуге дайындық, құрылғыларды сертификаттау, патологияны локализациялау, кез келген аталған жарияланған жүйеден басымдық, сондай-ақ нәтижелер алынған корпустар, құрылғылар мен аппаратура шегінен тыс таралу.</w:t>
       </w:r>
@@ -1216,6 +1297,7 @@
           <w:b/>
           <w:i w:val="0"/>
           <w:sz w:val="28"/>
+          <w:u w:val="none"/>
         </w:rPr>
         <w:t>Теориялық маңыздылығы</w:t>
       </w:r>
@@ -1231,6 +1313,7 @@
           <w:b w:val="0"/>
           <w:i w:val="0"/>
           <w:sz w:val="28"/>
+          <w:u w:val="none"/>
         </w:rPr>
         <w:t>Жұмыс алдын ала өңдеуді CNN-ге қолжетімді белгілер кеңістігін бірге айқындайтын модельдің ажырамас компоненті ретінде концептуалды қайта пайымдауды (P2 парадигмасы) ұсынады және бұл пайымдауды «ұштан-ұшқа» парадигмаға (P1) қарсы тікелей эмпирикалық тексеруге салады. 8 кезеңді конвейердің формальды спецификациясы, қос шектеулі CLAHE шегінің — ізденушінің бұрын жарияланған жұмыстарын дамытатын, мұнда тұңғыш пайда болмайтын, — адаптивті flat-field-түзетудің және ALO түсіндірілу метрикасының математикалық формализациясы, сондай-ақ класс теңгерімсіздігі жағдайында алдын ала өңдеу әсерлерін валидациялаудың статистикалық жүйесі ұсынылды. Тағы бір үлес өзге сипатта: осы кезге дейін тек түсіндірме ретінде тартылып келген механизм өлшенетін етілді — берілген хаттамалық шарт кезінде (нормалау көз домені статистикалары бойынша) алдыңғы соңғы қабатта есептелетін шама ретінде, бұл механистік тұжырымды ол түсіндіретін сапа тұжырымдарынан тәуелсіз теріске шығарылатын етеді. Лазерлік әсер кезіндегі көз түбі тіндері жауабының байланысқан термооптикалық моделі — теориялық және есептеу үлесі.</w:t>
       </w:r>
@@ -1247,6 +1330,7 @@
           <w:b/>
           <w:i w:val="0"/>
           <w:sz w:val="28"/>
+          <w:u w:val="none"/>
         </w:rPr>
         <w:t>Практикалық маңыздылығы</w:t>
       </w:r>
@@ -1262,6 +1346,7 @@
           <w:b w:val="0"/>
           <w:i w:val="0"/>
           <w:sz w:val="28"/>
+          <w:u w:val="none"/>
         </w:rPr>
         <w:t>Біріктірілген конвейер есептеу ресурстары шектеулі жағдайда ДР-ні автоматтандырылған диагностикалауға арналған толық спецификацияланған әрі қайталанатын алдын ала өңдеу режимін құрайды: ол өз операторларымен, параметрлерімен және қолданылу тәртібімен кезең-кезеңімен анықталған, ал іске асырылуы А қосымшасында келтірілген. Дегенмен параметр мәндері нақты корпустарда бекітілген әрі тасымалданатын тұрақтылар емес, сол корпустардың қасиеттері.</w:t>
       </w:r>
@@ -1277,6 +1362,7 @@
           <w:b w:val="0"/>
           <w:i w:val="0"/>
           <w:sz w:val="28"/>
+          <w:u w:val="none"/>
         </w:rPr>
         <w:t xml:space="preserve">Алдын ала өңдеу қозғалтқышы, инференс, store-and-forward режиміндегі телемедицина және «дәрігер-контурда» (physician-in-the-loop) шешім қабылдауды қолдау модульдері бар ДР скринингінің модульдік автоматтандырылған жүйесінің архитектурасы ұсынылды; ол PACS/EHR жүйелерімен және ұлттық электрондық денсаулық сақтау платформасымен интеграцияланады әрі Қазақстанның ауылдық және шалғай өңірлерінде ДР скринингіне қолданылады. Бұл — жобалық спецификация: прототип іске асырылмаған, клиникалық жағдайда енгізу сыналмаған, ал деректерді қорғау ережелері сертификатталған сәйкестік емес, жоба бойынша сәйкестік. Жүйе диагноз бен ол үшін жауапкершілік дәрігерде қалатын шешім қабылдауды қолдау ретінде ойластырылған; мұнда ештеңе дербес диагностикалық құрал ретінде ұсынылмайды. </w:t>
       </w:r>
@@ -1286,6 +1372,7 @@
           <w:b w:val="0"/>
           <w:i/>
           <w:sz w:val="28"/>
+          <w:u w:val="none"/>
         </w:rPr>
         <w:t>(Жарияланым және апробация есебі D қосымшасында келтірілген.)</w:t>
       </w:r>
@@ -1302,6 +1389,7 @@
           <w:b/>
           <w:i w:val="0"/>
           <w:sz w:val="28"/>
+          <w:u w:val="none"/>
         </w:rPr>
         <w:t>Нәтижелердің сенімділігі</w:t>
       </w:r>
@@ -1317,6 +1405,7 @@
           <w:b w:val="0"/>
           <w:i w:val="0"/>
           <w:sz w:val="28"/>
+          <w:u w:val="none"/>
         </w:rPr>
         <w:t>Сенімділік мынадай тәсілдермен қамтамасыз етіледі: ауқымды әрі көптеген ашық деректер жиынтықтарын пайдалану (~35 126 EyePACS оқыту кескіні және жеті қосымша жиынтық); деректердің ағып кетуін қатаң бақылаумен пациент деңгейінде стратификацияланған 5-fold cross-validation; барлық бастапқы метрикаларды «орташа ± стандартты ауытқу» түрінде ұсыну; көп метрикалы бағалау (weighted F1, ROC-AUC, квадраттық салмақты Cohen's Kappa, accuracy); статистикалық гипотезаларды тексеру (McNemar, DeLong тестілері), фолдтар бойынша аралас әсерлер моделі, bootstrap сенімділік аралықтары (≥ 1000 ресэмпл) және Bonferroni/Holm түзетулері; оларды тексерген эксперименттерге дейін бекітілген сәттілік критерийлері — нәтиже белгілі болғаннан кейін жазылған критерий әрқашан қанағаттандырылуы мүмкін, сондықтан жіктемені ақпаратты ететін нәрсе — дәл осы реттілік. Жұмыс сонымен қатар жарияланған жүйелердің контексіне қойылады, бірақ олардың арасында рангіленбейді, өйткені салыстырылатын жазбалардың ешқандай екеуі есептің қойылымы, корпусы, эталондық стандарты мен метрикасы бойынша бірдей емес. Осы аппараттың екі шектеуі кейінге қалдырылмай мәлімделеді: көп салыстыруға түзету салыстырулар жоспарланған сол жалғыз экспериментпен шектелген, сондықтан диссертация ауқымындағы қателік ықтималдығы мәлімделмейді; әрі бірқатар бағалау бір оқытылған фолдтың модельдеріне сүйенеді, сондықтан олардың аралықтары тек бағалау корпусының іріктемесін сипаттайды және толық белгісіздікті белгілі бағытта төмендетеді. Үшіншісі: бір эксперимент қайта таратуға жатпайтын клиникалық корпусқа сүйенеді, сондықтан сырттай қайталанбайды, ал калибрлеу — модельдің шығыс ықтималдықтарының эмпирикалық қасиеті, клиникалық шешім сенімділігінің кепілі емес.</w:t>
       </w:r>
@@ -1333,6 +1422,7 @@
           <w:b/>
           <w:i w:val="0"/>
           <w:sz w:val="28"/>
+          <w:u w:val="none"/>
         </w:rPr>
         <w:t>Зерттеу нәтижелерінің апробациясы және ғылыми бағдарламалармен байланысы</w:t>
       </w:r>
@@ -1348,6 +1438,7 @@
           <w:b w:val="0"/>
           <w:i w:val="0"/>
           <w:sz w:val="28"/>
+          <w:u w:val="none"/>
         </w:rPr>
         <w:t>Зерттеу нәтижелері халықаралық ғылыми форумдарда, оның ішінде «Цифрлық қоғам» 3-ші Халықаралық семинарында (DS 2025, Стамбул қ., Түркия, 2025 жылғы 28–30 қазан) баяндалып, талқыланды әрі халықаралық рецензияланатын журналдарда жарияланды. Құжаттық есеп — жарияланымдар каталогы мен оның индекстелу және жариялану растамалары — D қосымшасында келтірілген.</w:t>
       </w:r>
@@ -1363,6 +1454,7 @@
           <w:b w:val="0"/>
           <w:i w:val="0"/>
           <w:sz w:val="28"/>
+          <w:u w:val="none"/>
         </w:rPr>
         <w:t>Зерттеу бағыты Қазақстан Республикасының денсаулық сақтауды цифрландыру мен жасанды интеллект технологияларын дамыту мемлекеттік басымдықтарына, атап айтқанда: 2024–2029 жылдарға арналған Жасанды интеллектті дамыту тұжырымдамасына; Қазақстан Республикасы Президентінің «Қазақстан жасанды интеллект дәуірінде» Жолдауына (2025 жылғы 8 қыркүйек); және Қазақстан Республикасының «Жасанды интеллект туралы» Заңына (№ 230-VIII, 2025 жылғы 17 қараша) сәйкес келеді. Жұмыс Қазақстан Республикасының «Ғылым туралы» Заңының 20-бабы 3-тармағының 2) тармақшасына сәйкес орындалды.</w:t>
       </w:r>
@@ -1378,6 +1470,7 @@
           <w:b w:val="0"/>
           <w:i w:val="0"/>
           <w:sz w:val="28"/>
+          <w:u w:val="none"/>
         </w:rPr>
         <w:t>Сөз зерттеу бағытының жарияланған ұлттық басымдықтарға сәйкестігі туралы: бұл жұмыстың мемлекеттік бағдарлама аясында қаржыландырылғаны, қандай да бір органның тапсырысымен не институционалдық мандат бойынша орындалғаны туралы мәлімдеме емес және осы зерттеумен қандай да бір бағдарламалық мақсатқа қол жеткізілгені туралы тұжырым емес.</w:t>
       </w:r>
@@ -1394,6 +1487,7 @@
           <w:b/>
           <w:i w:val="0"/>
           <w:sz w:val="28"/>
+          <w:u w:val="none"/>
         </w:rPr>
         <w:t>Жарияланымдар</w:t>
       </w:r>
@@ -1409,6 +1503,7 @@
           <w:b w:val="0"/>
           <w:i w:val="0"/>
           <w:sz w:val="28"/>
+          <w:u w:val="none"/>
         </w:rPr>
         <w:t>Диссертацияның негізгі нәтижелері 5 ғылыми жұмыста жарияланған, оның ішінде: Scopus / Web of Science индекстелетін журналдардағы мақалалар — 1 (</w:t>
       </w:r>
@@ -1418,6 +1513,7 @@
           <w:b w:val="0"/>
           <w:i/>
           <w:sz w:val="28"/>
+          <w:u w:val="none"/>
         </w:rPr>
         <w:t>Eastern-European Journal of Enterprise Technologies</w:t>
       </w:r>
@@ -1427,6 +1523,7 @@
           <w:b w:val="0"/>
           <w:i w:val="0"/>
           <w:sz w:val="28"/>
+          <w:u w:val="none"/>
         </w:rPr>
         <w:t>, Q3); Scopus индекстелетін халықаралық конференция материалдарындағы баяндама — 1 (</w:t>
       </w:r>
@@ -1436,6 +1533,7 @@
           <w:b w:val="0"/>
           <w:i/>
           <w:sz w:val="28"/>
+          <w:u w:val="none"/>
         </w:rPr>
         <w:t>Procedia Computer Science</w:t>
       </w:r>
@@ -1445,6 +1543,7 @@
           <w:b w:val="0"/>
           <w:i w:val="0"/>
           <w:sz w:val="28"/>
+          <w:u w:val="none"/>
         </w:rPr>
         <w:t>, DS 2025); Қазақстан Республикасы ҒЖБССҚК (ККСОН) ұсынған журналдардағы мақалалар — 3 (</w:t>
       </w:r>
@@ -1454,6 +1553,7 @@
           <w:b w:val="0"/>
           <w:i/>
           <w:sz w:val="28"/>
+          <w:u w:val="none"/>
         </w:rPr>
         <w:t>ҚР ҰҒА Хабарлары, физика-математика сериясы</w:t>
       </w:r>
@@ -1463,6 +1563,7 @@
           <w:b w:val="0"/>
           <w:i w:val="0"/>
           <w:sz w:val="28"/>
+          <w:u w:val="none"/>
         </w:rPr>
         <w:t xml:space="preserve">; </w:t>
       </w:r>
@@ -1472,6 +1573,7 @@
           <w:b w:val="0"/>
           <w:i/>
           <w:sz w:val="28"/>
+          <w:u w:val="none"/>
         </w:rPr>
         <w:t>Қазақстан-Британ техникалық университетінің Хабаршысы</w:t>
       </w:r>
@@ -1481,6 +1583,7 @@
           <w:b w:val="0"/>
           <w:i w:val="0"/>
           <w:sz w:val="28"/>
+          <w:u w:val="none"/>
         </w:rPr>
         <w:t xml:space="preserve">; </w:t>
       </w:r>
@@ -1490,6 +1593,7 @@
           <w:b w:val="0"/>
           <w:i/>
           <w:sz w:val="28"/>
+          <w:u w:val="none"/>
         </w:rPr>
         <w:t>КазУТБ Хабаршысы</w:t>
       </w:r>
@@ -1499,6 +1603,7 @@
           <w:b w:val="0"/>
           <w:i w:val="0"/>
           <w:sz w:val="28"/>
+          <w:u w:val="none"/>
         </w:rPr>
         <w:t>).</w:t>
       </w:r>
@@ -1514,6 +1619,7 @@
           <w:b/>
           <w:i w:val="0"/>
           <w:sz w:val="28"/>
+          <w:u w:val="none"/>
         </w:rPr>
         <w:t>Scopus / Web of Science индекстелетін журналдардағы мақалалар:</w:t>
       </w:r>
@@ -1529,6 +1635,7 @@
           <w:b w:val="0"/>
           <w:i w:val="0"/>
           <w:sz w:val="28"/>
+          <w:u w:val="none"/>
         </w:rPr>
         <w:t>1.</w:t>
         <w:tab/>
@@ -1546,6 +1653,7 @@
           <w:b/>
           <w:i w:val="0"/>
           <w:sz w:val="28"/>
+          <w:u w:val="none"/>
         </w:rPr>
         <w:t>Scopus индекстелетін халықаралық конференция материалдарындағы баяндамалар:</w:t>
       </w:r>
@@ -1561,6 +1669,7 @@
           <w:b w:val="0"/>
           <w:i w:val="0"/>
           <w:sz w:val="28"/>
+          <w:u w:val="none"/>
         </w:rPr>
         <w:t>2.</w:t>
         <w:tab/>
@@ -1578,6 +1687,7 @@
           <w:b/>
           <w:i w:val="0"/>
           <w:sz w:val="28"/>
+          <w:u w:val="none"/>
         </w:rPr>
         <w:t>Қазақстан Республикасы ҒЖБССҚК (ККСОН) ұсынған журналдардағы мақалалар:</w:t>
       </w:r>
@@ -1593,6 +1703,7 @@
           <w:b w:val="0"/>
           <w:i w:val="0"/>
           <w:sz w:val="28"/>
+          <w:u w:val="none"/>
         </w:rPr>
         <w:t>3.</w:t>
         <w:tab/>
@@ -1610,6 +1721,7 @@
           <w:b w:val="0"/>
           <w:i w:val="0"/>
           <w:sz w:val="28"/>
+          <w:u w:val="none"/>
         </w:rPr>
         <w:t>4.</w:t>
         <w:tab/>
@@ -1627,6 +1739,7 @@
           <w:b w:val="0"/>
           <w:i w:val="0"/>
           <w:sz w:val="28"/>
+          <w:u w:val="none"/>
         </w:rPr>
         <w:t>5.</w:t>
         <w:tab/>
@@ -1645,6 +1758,7 @@
           <w:b/>
           <w:i w:val="0"/>
           <w:sz w:val="28"/>
+          <w:u w:val="none"/>
         </w:rPr>
         <w:t>Жұмыстың негізгі мазмұны</w:t>
       </w:r>
@@ -1660,6 +1774,7 @@
           <w:b/>
           <w:i w:val="0"/>
           <w:sz w:val="28"/>
+          <w:u w:val="none"/>
         </w:rPr>
         <w:t>Кіріспеде</w:t>
       </w:r>
@@ -1669,6 +1784,7 @@
           <w:b w:val="0"/>
           <w:i w:val="0"/>
           <w:sz w:val="28"/>
+          <w:u w:val="none"/>
         </w:rPr>
         <w:t xml:space="preserve"> тақырыптың өзектілігі негізделген, зерттеудің мақсаты, міндеттері, объектісі мен пәні, басты гипотеза, ғылыми жаңалығы, қорғауға ұсынылатын тұжырымдар, әдіснамалық негізі, теориялық және практикалық маңыздылығы, нәтижелердің сенімділігі, эмпирикалық базасы, апробациясы, ғылыми бағдарламалармен байланысы және жарияланымдары тұжырымдалып, диссертацияның құрылымы мен көлемі сипатталған.</w:t>
       </w:r>
@@ -1684,6 +1800,7 @@
           <w:b/>
           <w:i w:val="0"/>
           <w:sz w:val="28"/>
+          <w:u w:val="none"/>
         </w:rPr>
         <w:t>1-тарау — «Диабеттік ретинопатияны автоматтандырылған диагностикалаудың проблемалық саласын талдау және қазіргі жай-күйі»</w:t>
       </w:r>
@@ -1693,6 +1810,7 @@
           <w:b w:val="0"/>
           <w:i w:val="0"/>
           <w:sz w:val="28"/>
+          <w:u w:val="none"/>
         </w:rPr>
         <w:t xml:space="preserve"> ДР-нің медициналық және эпидемиологиялық контексі мен оның клиникалық градация жүйелерін, ресурсы шектеулі орталардағы скрининг талаптарын, көз түбі кескіндерінің сапасы деградациясының көздері мен аспаптық вариабельділікті, торқабық кескіндерін жіктеуге арналған терең оқыту тәсілдерін (CNN архитектуралары, білімді тасымалдау мен өзін-өзі бақылайтын алдын ала оқыту, түсіндірілу) қарастырады әрі бар автоматтандырылған ДР скрининг жүйелеріне сыни талдау жасайды, ғылыми проблеманы тұжырымдаумен және зерттеу бағытын негіздеумен аяқталады.</w:t>
       </w:r>
@@ -1708,6 +1826,7 @@
           <w:b/>
           <w:i w:val="0"/>
           <w:sz w:val="28"/>
+          <w:u w:val="none"/>
         </w:rPr>
         <w:t>2-тарау — «Көз түбі кескіндерін талдауға арналған кескінді алдын ала өңдеу мен терең оқытудың теориялық негіздері»</w:t>
       </w:r>
@@ -1717,6 +1836,7 @@
           <w:b w:val="0"/>
           <w:i w:val="0"/>
           <w:sz w:val="28"/>
+          <w:u w:val="none"/>
         </w:rPr>
         <w:t xml:space="preserve"> кескінді жақсартудың математикалық негіздерін (гистограмма эквализациясы, қос шектеулі CLAHE, кеңістіктік сүзгілеу), CNN-нің теориялық аппаратын (convolution, pooling, теңгерімсіз деректерге арналған loss function, regularization), білімді тасымалдау мен домен ішілік өзін-өзі бақылайтын репрезентацияны, торқабық терапиясындағы лазер–тін өзара әрекеттесуін математикалық модельдеуді, түсіндірілуді (CAM, Grad-CAM, ALO, IoU) және алдын ала өңдеуді бағалауға арналған кескін сапасы метрикаларын айқындайды.</w:t>
       </w:r>
@@ -1732,6 +1852,7 @@
           <w:b/>
           <w:i w:val="0"/>
           <w:sz w:val="28"/>
+          <w:u w:val="none"/>
         </w:rPr>
         <w:t>3-тарау — «Біріктірілген алдын ала өңдеу–CNN конвейерін жобалау әдіснамасы»</w:t>
       </w:r>
@@ -1741,6 +1862,7 @@
           <w:b w:val="0"/>
           <w:i w:val="0"/>
           <w:sz w:val="28"/>
+          <w:u w:val="none"/>
         </w:rPr>
         <w:t xml:space="preserve"> біріктірілген 8 кезеңді алдын ала өңдеу конвейері мен модификацияланған қос шектеулі CLAHE алгоритмін, аугментация стратегиясын және сыртқы кескіндерді қабылдау хаттамасын формализациялайды; CNN архитектураларын (ResNet-50 және EfficientNet-B3) спецификациялайды; білімді тасымалдау мен офтальмологиялық-арнайы өзін-өзі бақылайтын алдын ала оқыту әдіснамасын, архитектураны бес класты жіктеуге бейімдеуді және салмақталған (Focal) loss функциясының тұжырымдамасын егжей-тегжейлейді; көп метрикалы бағалау мен статистикалық сенімділік жүйесін анықтайды.</w:t>
       </w:r>
@@ -1756,6 +1878,7 @@
           <w:b/>
           <w:i w:val="0"/>
           <w:sz w:val="28"/>
+          <w:u w:val="none"/>
         </w:rPr>
         <w:t>4-тарау — «Эксперименттік зерттеу — алдын ала өңдеудің CNN диагностикалық сапасына әсері»</w:t>
       </w:r>
@@ -1765,6 +1888,7 @@
           <w:b w:val="0"/>
           <w:i w:val="0"/>
           <w:sz w:val="28"/>
+          <w:u w:val="none"/>
         </w:rPr>
         <w:t xml:space="preserve"> деңгейлік деректер жиынтығы архитектурасын және сегіз зерттеуді ұсынады: 1-эксперимент (қалпына келтірілген 2×2 факторлық жоспардағы біріктірілген конвейер басымдығы, A–D конфигурациялары), 2-эксперимент (кезеңдердің кумулятивтік абляциясы, CLAHE шегі мен flat-field σ свиптері, кескін сапасы метрикаларымен), алты сыртқы корпуста «көз–нысана» қашықтығын тікелей өлшеу (H-3), 3-эксперимент (APTOS 2019-ға қосымша оқытусыз тасымалдау), 4-эксперимент (IDRiD-те сандық ALO/IoU-мен Grad-CAM түсіндірілуі), 5-эксперимент (IDRiD пен Messidor-2-де сыртқы клиникалық сапа), 6-эксперимент (DDR, ODIR-5K, RFMiD-те аспаптар бойынша домендік ығысу) және 7-эксперимент (IDRiD-те шағын деректерде оқыту, клиникалық жиынтық бөлек қалдырылып).</w:t>
       </w:r>
@@ -1780,6 +1904,7 @@
           <w:b/>
           <w:i w:val="0"/>
           <w:sz w:val="28"/>
+          <w:u w:val="none"/>
         </w:rPr>
         <w:t>5-тарау — «Сенімділікті валидациялау және салыстырмалы талдау»</w:t>
       </w:r>
@@ -1789,6 +1914,7 @@
           <w:b w:val="0"/>
           <w:i w:val="0"/>
           <w:sz w:val="28"/>
+          <w:u w:val="none"/>
         </w:rPr>
         <w:t xml:space="preserve"> түсіндірілу нәтижелерін, статистикалық валидацияны (bootstrap сенімділік аралықтары мен аралас әсерлер моделі, тұжырымдар күшінің қорытынды жіктемелері), жұмысты жарияланған жүйелердің контексіне рангілеусіз қоюды және «сапа–күрделілік» арасындағы теңгерімді жинақтайды, әрі ұсынылған тәсілдің шектеулері мен шекаралық шарттарын тұжырымдайды.</w:t>
       </w:r>
@@ -1804,6 +1930,7 @@
           <w:b/>
           <w:i w:val="0"/>
           <w:sz w:val="28"/>
+          <w:u w:val="none"/>
         </w:rPr>
         <w:t>6-тарау — «Ресурсы шектеулі орталарға арналған ДР скринингінің автоматтандырылған жүйесінің архитектурасы»</w:t>
       </w:r>
@@ -1813,6 +1940,7 @@
           <w:b w:val="0"/>
           <w:i w:val="0"/>
           <w:sz w:val="28"/>
+          <w:u w:val="none"/>
         </w:rPr>
         <w:t xml:space="preserve"> функционалдық және функционалдық емес талаптарды, PACS пен EHR интеграциясы бар модульдік архитектураны, AI өңдеу модулін (бапталатын алдын ала өңдеу қозғалтқышы мен инференс модулі), клиникалық жұмыс үдерісін интеграциялауды (телемедицина, портативті құрылғыларды және ұлттық электрондық денсаулық сақтау платформасын қолдау, «дәрігер-контурда» шешім қабылдауды қолдау) және деректер қауіпсіздігі мен нормативтік сәйкестік жүйесін (GDPR/HIPAA-мен үйлесімді) спецификациялайды, әрі оның Қазақстанның денсаулық сақтау инфрақұрылымына қолданылуын көрсетеді.</w:t>
       </w:r>
@@ -1829,6 +1957,7 @@
           <w:b/>
           <w:i w:val="0"/>
           <w:sz w:val="28"/>
+          <w:u w:val="none"/>
         </w:rPr>
         <w:t>Автордың жеке үлесі</w:t>
       </w:r>
@@ -1844,6 +1973,7 @@
           <w:b w:val="0"/>
           <w:i w:val="0"/>
           <w:sz w:val="28"/>
+          <w:u w:val="none"/>
         </w:rPr>
         <w:t>Диссертацияның негізгі нәтижелерін автор жеке өзі алды: алдын ала өңдеуді диагностикалық модельдің ажырамас компоненті ретінде концептуалды қайта пайымдау (P2 парадигмасы); 8 кезеңді алдын ала өңдеу конвейерін, оның ішінде қос шектеулі стохастикалық CLAHE-ді, бейімделгіш flat-field-түзетуді және FOV маскасының кіріс арнасын әзірлеу және формальды спецификациялау; «назар–ошақ» қабаттасуының (ALO) интерпретацияланушылық метрикасы; бақыланатын эксперименттер жоспары мен статистикалық валидация жүйесі; сондай-ақ ДР автоматтандырылған скрининг жүйесінің архитектурасы. Бірлескен жарияланымдарда автор көз түбі кескіндерін алдын ала өңдеу және талдау әдістерін әзірлеп, қолжазбалардың тиісті бөліктерін дайындады.</w:t>
       </w:r>
@@ -1860,6 +1990,7 @@
           <w:b/>
           <w:i w:val="0"/>
           <w:sz w:val="28"/>
+          <w:u w:val="none"/>
         </w:rPr>
         <w:t>Диссертацияның құрылымы мен көлемі</w:t>
       </w:r>
@@ -1875,6 +2006,7 @@
           <w:b w:val="0"/>
           <w:i w:val="0"/>
           <w:sz w:val="28"/>
+          <w:u w:val="none"/>
         </w:rPr>
         <w:t>Диссертация алдыңғы бөлімдерден — нормативтік сілтемелерден, анықтамалардан, белгілер мен қысқартулардан — тұрады, олардан кейін кіріспе, алты тарау, қорытынды, пайдаланылған дереккөздер тізімі және алты қосымша (А–F) келеді: алдын ала өңдеу конвейерінің бастапқы коды, қосымша эксперименттік нәтижелер мен қателік матрицалары, жүйе архитектурасының диаграммалары, жарияланым және апробация есебі, назар карталарының галереясы және аспаптық домендік ығысуды бағалау бойынша қосымша кестелер.</w:t>
       </w:r>
@@ -1890,6 +2022,7 @@
           <w:b w:val="0"/>
           <w:i w:val="0"/>
           <w:sz w:val="28"/>
+          <w:u w:val="none"/>
         </w:rPr>
         <w:t>Диссертация 264 бетте баяндалған, 42 кесте, 26 сурет және 2 сызбадан тұрады. Пайдаланылған дереккөздер тізімі 107 атауды қамтиды. Көрсетілген көлемдер қосымшаларсыз берілген.</w:t>
       </w:r>
@@ -1920,6 +2053,7 @@
         <w:b w:val="0"/>
         <w:i w:val="0"/>
         <w:sz w:val="28"/>
+        <w:u w:val="none"/>
       </w:rPr>
       <w:fldChar w:fldCharType="begin"/>
       <w:instrText xml:space="preserve">PAGE</w:instrText>

--- a/defense/docs/abstracts/abstract_kz.docx
+++ b/defense/docs/abstracts/abstract_kz.docx
@@ -2024,7 +2024,7 @@
           <w:sz w:val="28"/>
           <w:u w:val="none"/>
         </w:rPr>
-        <w:t>Диссертация 264 бетте баяндалған, 42 кесте, 26 сурет және 2 сызбадан тұрады. Пайдаланылған дереккөздер тізімі 107 атауды қамтиды. Көрсетілген көлемдер қосымшаларсыз берілген.</w:t>
+        <w:t>Диссертация 265 бетте баяндалған, 42 кесте, 26 сурет және 2 сызбадан тұрады. Пайдаланылған дереккөздер тізімі 107 атауды қамтиды. Көрсетілген көлемдер қосымшаларсыз берілген.</w:t>
       </w:r>
     </w:p>
     <w:sectPr>

--- a/defense/docs/abstracts/abstract_kz.docx
+++ b/defense/docs/abstracts/abstract_kz.docx
@@ -1743,7 +1743,7 @@
         </w:rPr>
         <w:t>5.</w:t>
         <w:tab/>
-        <w:t>Sapakova S.Z., Daniyarova D.R., Yesmukhamedov N.S., Armankyzy R., Yemberdiyeva A.B., Kaldybaeva A.S. Mathematical modeling of laser exposure on fundus tissues in the treatment of diabetic retinopathy // КазУТБ Хабаршысы. — 2024. — Т. 2, № 27-740. https://doi.org/10.58805/kazutb.v.2.27-740</w:t>
+        <w:t>Sapakova S.Z., Daniyarova D.R., Yesmukhamedov N.S., Armankyzy R., Yemberdiyeva A.B., Kaldybaeva A.S. Mathematical modeling of laser exposure on fundus tissues in the treatment of diabetic retinopathy // КазУТБ Хабаршысы. — 2025. — Т. 2, № 27-740. https://doi.org/10.58805/kazutb.v.2.27-740</w:t>
       </w:r>
     </w:p>
     <w:p>

--- a/defense/docs/abstracts/abstract_kz.docx
+++ b/defense/docs/abstracts/abstract_kz.docx
@@ -177,7 +177,7 @@
           <w:sz w:val="28"/>
           <w:u w:val="none"/>
         </w:rPr>
-        <w:t>, біріктірілген «алдын ала өңдеу–CNN» парадигмасы дамытылады; онда алдын ала өңдеу модельдің ажырамас компоненті болып табылады, өйткені ол желіге қолжетімді белгілер кеңістігін айқындайды және сол арқылы желінің нені үйрене алатынын бірге анықтайды. Тақырыптың өзектілігі диагностикалық тұрғыдан маңызды торқабық белгілерін сақтай отырып, аспаптар арасындағы және түсіру жағдайлары арасындағы домендік вариабельділікті азайту қажеттілігінен, әрі мұны нақты скрининг орталарына тән есептеу шектеулері жағдайында жүзеге асыру қажеттілігінен туындайды.</w:t>
+        <w:t>, интеграцияланған «алдын ала өңдеу–CNN» парадигмасы дамытылады; онда алдын ала өңдеу модельдің ажырамас компоненті болып табылады, өйткені ол желіге қолжетімді белгілер кеңістігін айқындайды және сол арқылы желінің нені үйрене алатынын бірге анықтайды. Тақырыптың өзектілігі диагностикалық тұрғыдан маңызды торқабық белгілерін сақтай отырып, аспаптар арасындағы және түсіру жағдайлары арасындағы домендік вариабельділікті азайту қажеттілігінен, әрі мұны нақты скрининг орталарына тән есептеу шектеулері жағдайында жүзеге асыру қажеттілігінен туындайды.</w:t>
       </w:r>
     </w:p>
     <w:p>
@@ -245,7 +245,7 @@
         </w:rPr>
         <w:t>1.</w:t>
         <w:tab/>
-        <w:t>ДР-ні автоматтандырылған диагностикалаудың медициналық, эпидемиологиялық және техникалық контексін, көз түбі кескіндерінің сапасындағы вариабельділік көздерін және CNN-ге негізделген скрининг жүйелерінің қазіргі жай-күйін талдау, әрі ғылыми проблеманы тұжырымдау (1-тарау).</w:t>
+        <w:t>Проблемалық саланы талдау және ғылыми проблеманы тұжырымдау: аурудың клиникалық градациясын, ресурсы шектеулі орталардағы скрининг талаптарын, көз түбі кескіндері сапасының жоғалу көздері мен өлшенген әсерін және оның аспаптық құрамдасын, сондай-ақ бар автоматтандырылған скрининг жүйелерінің әдіснамалық тәжірибесін (1-тарау).</w:t>
       </w:r>
     </w:p>
     <w:p>
@@ -263,7 +263,7 @@
         </w:rPr>
         <w:t>2.</w:t>
         <w:tab/>
-        <w:t>Кескінді жақсарту (гистограмма эквализациясы, қос шектеулі CLAHE, кеңістіктік сүзгілеу), конволюциялық нейрондық желілер (convolution, pooling, теңгерімсіз деректерге арналған loss function, regularization), білімді тасымалдау (transfer learning) және өзін-өзі бақылайтын (self-supervised) репрезентация, сондай-ақ түсіндірілу (Grad-CAM, ALO, IoU) әдістерінің теориялық негіздерін айқындау (2-тарау).</w:t>
+        <w:t>Интеграцияланған «алдын ала өңдеу–CNN» әдіснамасын спецификациялау: 8 кезеңді конвейерді әр кезеңнің теориялық негіздерімен қоса кезең-кезеңімен (гистограмма эквализациясы және қос шектеулі CLAHE шегі, кеңістіктік сүзгілеу, жарық өрісін түзету), жіктеу архитектураларын (ResNet-50, EfficientNet-B3) және оларды бес класты градацияға бейімдеуді, алдын ала оқыту мен дәлдеп баптау стратегиясын, түсіндірілу аппаратын (Grad-CAM, ALO, IoU), сондай-ақ бағалау мен статистикалық хаттаманы (2-тарау).</w:t>
       </w:r>
     </w:p>
     <w:p>
@@ -281,7 +281,7 @@
         </w:rPr>
         <w:t>3.</w:t>
         <w:tab/>
-        <w:t>Біріктірілген «алдын ала өңдеу–CNN» әдіснамасын — 8 кезеңді конвейерін, CNN архитектураларын (ResNet-50, EfficientNet-B3), алдын ала оқыту стратегиясын және көп метрикалы бағалау жүйесін — әзірлеу және формализациялау (3-тарау).</w:t>
+        <w:t>Конвейерді ортақ негізде орындалған сегіз зерттеу арқылы эксперименттік бағалау — 2×2 факторлық жоспардағы интеграцияланған конвейер басымдығы (1-эксперимент); кумулятивтік компоненттік абляция мен CLAHE және flat-field параметрлерінің свиптері (2-эксперимент); алты сыртқы корпуста белгілер кеңістігіндегі «көз–нысана» қашықтығын тікелей өлшеу; деректер жиынтықтары арасындағы тасымалдану (3-эксперимент); сарапшы белгілеуіне қатысты Grad-CAM түсіндірілуі (4-эксперимент); сыртқы клиникалық сапа (5-эксперимент); аспаптар бойынша домендік ығысу (6-эксперимент) және деректер тапшы режимде оқыту (7-эксперимент) — статистикалық валидациямен, нәтижелерді жарияланған жүйелер контексіне қоюмен, әрі тәсілдің шектеулері мен шекаралық шарттарымен бірге (3-тарау).</w:t>
       </w:r>
     </w:p>
     <w:p>
@@ -299,43 +299,7 @@
         </w:rPr>
         <w:t>4.</w:t>
         <w:tab/>
-        <w:t>Біріктірілген конвейерді ортақ негізде орындалған сегіз зерттеу арқылы эксперименттік негіздеу: біріктірілген конвейер басымдығы (1-эксперимент, H-1); компоненттік абляция мен CLAHE және flat-field параметрлерінің свиптері (2-эксперимент, H-2); алты сыртқы корпуста белгілер кеңістігіндегі «көз–нысана» қашықтығын тікелей өлшеу (H-3); деректер жиынтықтары арасындағы тасымалдану (3-эксперимент, H-4); Grad-CAM түсіндірілуі (4-эксперимент, H-5); сыртқы клиникалық сапа (5-эксперимент, H-7); аспаптар бойынша домендік ығысу (6-эксперимент, H-6) және шағын деректерде оқыту (7-эксперимент) (4-тарау).</w:t>
-      </w:r>
-    </w:p>
-    <w:p>
-      <w:pPr>
-        <w:ind w:left="709" w:hanging="397"/>
-        <w:jc w:val="both"/>
-      </w:pPr>
-      <w:r>
-        <w:rPr>
-          <w:rFonts w:ascii="Times New Roman" w:hAnsi="Times New Roman" w:cs="Times New Roman" w:eastAsia="Times New Roman"/>
-          <w:b w:val="0"/>
-          <w:i w:val="0"/>
-          <w:sz w:val="28"/>
-          <w:u w:val="none"/>
-        </w:rPr>
-        <w:t>5.</w:t>
-        <w:tab/>
-        <w:t>Нәтижелердің сенімділігін статистикалық талдау мен салыстырмалы бенчмаркинг арқылы негіздеу, әрі тәсілдің шектеулері мен шекаралық шарттарын тұжырымдау (5-тарау).</w:t>
-      </w:r>
-    </w:p>
-    <w:p>
-      <w:pPr>
-        <w:ind w:left="709" w:hanging="397"/>
-        <w:jc w:val="both"/>
-      </w:pPr>
-      <w:r>
-        <w:rPr>
-          <w:rFonts w:ascii="Times New Roman" w:hAnsi="Times New Roman" w:cs="Times New Roman" w:eastAsia="Times New Roman"/>
-          <w:b w:val="0"/>
-          <w:i w:val="0"/>
-          <w:sz w:val="28"/>
-          <w:u w:val="none"/>
-        </w:rPr>
-        <w:t>6.</w:t>
-        <w:tab/>
-        <w:t>Ресурсы шектеулі орталарға арналған, телемедицина мен электрондық денсаулық сақтаумен интеграцияланатын және Қазақстанның денсаулық сақтау инфрақұрылымына қолданылатын ДР скринингінің автоматтандырылған жүйесінің архитектурасын жобалау (6-тарау).</w:t>
+        <w:t>Модель айналасында инференс үдеткіші жоқ әрі байланысы үзілмелі орталарға жарамды, телемедицина мен электрондық денсаулық сақтаумен интеграцияланатын және Қазақстанның денсаулық сақтау инфрақұрылымына қолданылатын скрининг жүйесін құру және сипаттау, әрі онда іске асырылғанды спецификация күйінде қалғаннан ажырату (4-тарау).</w:t>
       </w:r>
     </w:p>
     <w:p>
@@ -401,7 +365,7 @@
           <w:sz w:val="28"/>
           <w:u w:val="none"/>
         </w:rPr>
-        <w:t>Көз түбі кескіндерін алдын ала өңдеуді (жақсартуды) CNN негізіндегі жіктеумен біріктіру әдістері мен модельдері, сондай-ақ алынатын біріктірілген конфигурация көрсететін қасиеттер: бес класты дәрежелеудегі диагностикалық сапасы, оқыту кезінде көрілмеген корпустарға тасымалдануы, модель назарының патологияның сараптамалық белгіленуімен үйлесімі және камера домендері ауысқандағы мінез-құлқы. Манипуляцияланатын нәрсе — дәл интеграция, өзі қоректендіретін желіден бөлек алынған алдын ала өңдеу емес.</w:t>
+        <w:t>Көз түбі кескіндерін алдын ала өңдеуді (жақсартуды) CNN негізіндегі жіктеумен біріктіру әдістері мен модельдері, сондай-ақ алынатын интеграцияланған конфигурация көрсететін қасиеттер: бес класты дәрежелеудегі диагностикалық сапасы, оқыту кезінде көрілмеген корпустарға тасымалдануы, модель назарының патологияның сараптамалық белгіленуімен үйлесімі және камера домендері ауысқандағы мінез-құлқы. Манипуляцияланатын нәрсе — дәл интеграция, өзі қоректендіретін желіден бөлек алынған алдын ала өңдеу емес.</w:t>
       </w:r>
     </w:p>
     <w:p>
@@ -434,7 +398,7 @@
           <w:sz w:val="28"/>
           <w:u w:val="none"/>
         </w:rPr>
-        <w:t>Зерттеу әдіснамасы кескінді өңдеу теориясын, терең оқыту теориясын және эксперименттік бақыланатын валидация жүйесін біріктіреді. Қолданылған әдістер: айналуды нормалау үшін көру нервінің дискісі мен фовеаны алдын ала оқытылған, мұздатылған жылу карталарын регрессиялау детекторымен локализациялау — детектор жіктеуішпен бірге оқытылмайды, сондықтан алдын ала өңдеу бекітілген түрлендіру күйінде қалады; көз түбі шеңберінің геометриясын бекітілген пропорцияға дейін бұрмалаудың орнына сақтайтын изотроптық масштабтау мен центрленген нөлмен толтыру; тек FOV маскасының ішінде қолданылатын жарық өрісін адаптивті түзету (flat-field correction), LAB түс кеңістігінде қос шектеулі CLAHE, ResNet-50 және EfficientNet-B3 backbone архитектураларымен CNN жіктеу, базалық тармақ үшін ImageNet-тен білімді тасымалдау және біріктірілген тармақ үшін домен ішілік алдын ала оқыту — бұл ретте бәсекелес инициализациялардың арасындағы таңдау болжам бойынша емес, мұздатылған backbone-мен сызықтық зондтың қабылдау шлюзі арқылы шешіледі, — класс теңгерімсіздігін өтеу үшін Focal Loss, «назар–ошақ» қабаттасуы (бастапқы) мен IoU (екінші) метрикаларымен Grad-CAM түсіндірілу талдауы, домендік ығысуды тікелей өлшеу үшін алдыңғы соңғы қабаттың белгілері бойынша максималды орташа алшақтық (MMD) (арна бойынша гистограммалар дивергенциясы ақпараттық контекст ретінде), сондай-ақ пациент деңгейінде стратификацияланған 5-fold cross-validation, McNemar және DeLong тестілері, аралас әсерлер моделі (mixed-effects model), bootstrap сенімділік аралықтары және көп салыстыруға арналған Bonferroni/Holm түзетулері негізіндегі статистикалық валидация жүйесі.</w:t>
+        <w:t>Зерттеу әдіснамасы кескінді өңдеу теориясын, терең оқыту теориясын және эксперименттік бақыланатын валидация жүйесін біріктіреді. Қолданылған әдістер: айналуды нормалау үшін көру нервінің дискісі мен фовеаны алдын ала оқытылған, мұздатылған жылу карталарын регрессиялау детекторымен локализациялау — детектор жіктеуішпен бірге оқытылмайды, сондықтан алдын ала өңдеу бекітілген түрлендіру күйінде қалады; көз түбі шеңберінің геометриясын бекітілген пропорцияға дейін бұрмалаудың орнына сақтайтын изотроптық масштабтау мен центрленген нөлмен толтыру; тек FOV маскасының ішінде қолданылатын жарық өрісін адаптивті түзету (flat-field correction), LAB түс кеңістігінде қос шектеулі CLAHE, ResNet-50 және EfficientNet-B3 backbone архитектураларымен CNN жіктеу, базалық тармақ үшін ImageNet-тен білімді тасымалдау және интеграцияланған тармақ үшін домен ішілік алдын ала оқыту — бұл ретте бәсекелес инициализациялардың арасындағы таңдау болжам бойынша емес, мұздатылған backbone-мен сызықтық зондтың қабылдау шлюзі арқылы шешіледі, — класс теңгерімсіздігін өтеу үшін Focal Loss, «назар–ошақ» қабаттасуы (бастапқы) мен IoU (екінші) метрикаларымен Grad-CAM түсіндірілу талдауы, домендік ығысуды тікелей өлшеу үшін алдыңғы соңғы қабаттың белгілері бойынша максималды орташа алшақтық (MMD) (арна бойынша гистограммалар дивергенциясы ақпараттық контекст ретінде), сондай-ақ пациент деңгейінде стратификацияланған 5-fold cross-validation, McNemar және DeLong тестілері, аралас әсерлер моделі (mixed-effects model), bootstrap сенімділік аралықтары және көп салыстыруға арналған Bonferroni/Holm түзетулері негізіндегі статистикалық валидация жүйесі.</w:t>
       </w:r>
     </w:p>
     <w:p>
@@ -467,7 +431,7 @@
           <w:sz w:val="28"/>
           <w:u w:val="none"/>
         </w:rPr>
-        <w:t>Функционалдық деңгейлерге ұйымдастырылған сегіз деректер жиынтығы: EyePACS (~35 126 белгіленген кескін, негізгі оқыту мен абляция, Canon CR-1), оның екінші, белгіленбеген тілімі (~53 576 кескін) біріктірілген тармақтың домен ішілік алдын ала оқыту корпусын құрайды әрі бағалау корпусымен кескіндері бойынша да, пациенттері бойынша да қиылыспайды; APTOS 2019 (~3 662, деректер жиынтықтары арасындағы тасымалдану); IDRiD (516 кескін, оның 81-і пиксел деңгейіндегі ошақ маскаларымен, клиникалық валидация мен түсіндірілу, Kowa); Messidor-2 (~1 748, сыртқы клиникалық бағалау, Topcon); DDR (~13 673, аспаптар бойынша ығысу, Canon/Topcon); ODIR-5K (~5 000, аспаптар бойынша ығысу, Canon/Zeiss); RFMiD (~3 200, аспаптар бойынша ығысу, Topcon/Kowa); және қазақстандық клиникалық жиынтық (60 кескін, 30 пациент × 2 көз, дәрежелер бойынша теңгерілген, деректер тапшы режимде оқыту), ол жеке медициналық орталықтардан алынған және қайта таратуға жатпайды, сондықтан оған тәуелді нәтижелер сырттай қайталанбайды. Көп ауруға арналған таксономияларда белгіленген аспаптық корпустар тек ДР белгілерінің көзі ретінде пайдаланылады. Кескін сапасы контраст/шу қатынасы (CNR), кескін энтропиясы және SSIM метрикаларымен бағаланады; әртүрлі корпуста алынған нәтижелер бөлек келтіріледі және ешқашан жалғыз көрсеткішке жинақталмайды.</w:t>
+        <w:t>Функционалдық деңгейлерге ұйымдастырылған сегіз деректер жиынтығы: EyePACS (~35 126 белгіленген кескін, негізгі оқыту мен абляция, Canon CR-1), оның екінші, белгіленбеген тілімі (~53 576 кескін) интеграцияланған тармақтың домен ішілік алдын ала оқыту корпусын құрайды әрі бағалау корпусымен кескіндері бойынша да, пациенттері бойынша да қиылыспайды; APTOS 2019 (~3 662, деректер жиынтықтары арасындағы тасымалдану); IDRiD (516 кескін, оның 81-і пиксел деңгейіндегі ошақ маскаларымен, клиникалық валидация мен түсіндірілу, Kowa); Messidor-2 (~1 748, сыртқы клиникалық бағалау, Topcon); DDR (~13 673, аспаптар бойынша ығысу, Canon/Topcon); ODIR-5K (~5 000, аспаптар бойынша ығысу, Canon/Zeiss); RFMiD (~3 200, аспаптар бойынша ығысу, Topcon/Kowa); және қазақстандық клиникалық жиынтық (60 кескін, 30 пациент × 2 көз, дәрежелер бойынша теңгерілген, деректер тапшы режимде оқыту), ол жеке медициналық орталықтардан алынған және қайта таратуға жатпайды, сондықтан оған тәуелді нәтижелер сырттай қайталанбайды. Көп ауруға арналған таксономияларда белгіленген аспаптық корпустар тек ДР белгілерінің көзі ретінде пайдаланылады. Кескін сапасы контраст/шу қатынасы (CNR), кескін энтропиясы және SSIM метрикаларымен бағаланады; әртүрлі корпуста алынған нәтижелер бөлек келтіріледі және ешқашан жалғыз көрсеткішке жинақталмайды.</w:t>
       </w:r>
     </w:p>
     <w:p>
@@ -502,7 +466,7 @@
         </w:rPr>
         <w:t>1.</w:t>
         <w:tab/>
-        <w:t>Көз түбін алдын ала өңдеудің 8 кезеңді біріктірілген конвейері диагностикалық модельдің байланыстырушы компоненті ретінде формализацияланды (P2 парадигмасын операционализациялау); ол канондық аудару, «диск–фовеа» осі бойынша айналуды нормалау, көру өрісі (FOV) бойынша қию мен изотроптық масштабтау және центрленген нөлмен толтыру, FOV маскасын 4-кіріс арна ретінде генерациялау, жарық өрісін адаптивті түзету (σ = 0,07 × FOV диаметрі), LAB L-арнасында қос шектеулі стохастикалық CLAHE, аугментация және деректер жиынтығына тән арналық нормалаудан тұрады.</w:t>
+        <w:t>Көз түбін алдын ала өңдеудің 8 кезеңді интеграцияланған конвейері диагностикалық модельдің байланыстырушы компоненті ретінде формализацияланды (P2 парадигмасын операционализациялау); ол канондық аудару, «диск–фовеа» осі бойынша айналуды нормалау, көру өрісі (FOV) бойынша қию мен изотроптық масштабтау және центрленген нөлмен толтыру, FOV маскасын 4-кіріс арна ретінде генерациялау, жарық өрісін адаптивті түзету (σ = 0,07 × FOV диаметрі), LAB L-арнасында қос шектеулі стохастикалық CLAHE, аугментация және деректер жиынтығына тән арналық нормалаудан тұрады.</w:t>
       </w:r>
     </w:p>
     <w:p>
@@ -520,7 +484,7 @@
         </w:rPr>
         <w:t>2.</w:t>
         <w:tab/>
-        <w:t>Біріктірілген конвейер басымдығы гипотезасы екі қалыптасқан архитектурада (ResNet-50, EfficientNet-B3) бақыланатын 2×2 факторлық жоспар (A–D конфигурациялары) аясында және алдын ала тіркелген басымдық критерийімен (Δ weighted F1 ≥ 5 пп, Δ ROC-AUC ≥ 0,02, Cohen's Kappa нашарламауы) формализацияланып, тексерілді.</w:t>
+        <w:t>Интеграцияланған конвейер басымдығы гипотезасы екі қалыптасқан архитектурада (ResNet-50, EfficientNet-B3) бақыланатын 2×2 факторлық жоспар (A–D конфигурациялары) аясында және алдын ала тіркелген басымдық критерийімен (Δ weighted F1 ≥ 5 пп, Δ ROC-AUC ≥ 0,02, Cohen's Kappa нашарламауы) формализацияланып, тексерілді.</w:t>
       </w:r>
     </w:p>
     <w:p>
@@ -646,7 +610,7 @@
         </w:rPr>
         <w:t>9.</w:t>
         <w:tab/>
-        <w:t>Біріктірілген тармақ табиғи-кескіндік емес, домен ішілік алдын ала оқытудан инициализацияланады, әрі бәсекелес инициализациялар арасындағы таңдау болжам бойынша емес, мұздатылған backbone-мен сызықтық зондтың қабылдау шлюзі арқылы шешіледі. Теріс нәтиже дәлел ретінде келтіріледі: домен ішілік корпуста нөлден оқытылған белгісіз өзін-өзі бақылайтын оқыту бұл шлюзден өте алмады — бір тұқымдастың бірнеше протоколы бойынша және ұзағырақ оқытудан жақсармай — және жіберілмеді.</w:t>
+        <w:t>Интеграцияланған тармақ табиғи-кескіндік емес, домен ішілік алдын ала оқытудан инициализацияланады, әрі бәсекелес инициализациялар арасындағы таңдау болжам бойынша емес, мұздатылған backbone-мен сызықтық зондтың қабылдау шлюзі арқылы шешіледі. Теріс нәтиже дәлел ретінде келтіріледі: домен ішілік корпуста нөлден оқытылған белгісіз өзін-өзі бақылайтын оқыту бұл шлюзден өте алмады — бір тұқымдастың бірнеше протоколы бойынша және ұзағырақ оқытудан жақсармай — және жіберілмеді.</w:t>
       </w:r>
     </w:p>
     <w:p>
@@ -664,7 +628,7 @@
         </w:rPr>
         <w:t>10.</w:t>
         <w:tab/>
-        <w:t>Біріктірілген конвейер деңгейлік көп деректер жиынтықты әрі көп аспапты архитектурада (EyePACS, APTOS 2019, IDRiD, Messidor-2, DDR, ODIR-5K, RFMiD және қазақстандық клиникалық жиынтық) валидацияланды; ол функциялар бойынша ұйымдастырылған және төрт өндірушінің камераларын (Canon, Topcon, Kowa, Zeiss) қамтиды, оның ішінде жиынаралық тасымалдау, сыртқы клиникалық сапа және аспаптық домендік ығысу.</w:t>
+        <w:t>Интеграцияланған конвейер деңгейлік көп деректер жиынтықты әрі көп аспапты архитектурада (EyePACS, APTOS 2019, IDRiD, Messidor-2, DDR, ODIR-5K, RFMiD және қазақстандық клиникалық жиынтық) валидацияланды; ол функциялар бойынша ұйымдастырылған және төрт өндірушінің камераларын (Canon, Topcon, Kowa, Zeiss) қамтиды, оның ішінде жиынаралық тасымалдау, сыртқы клиникалық сапа және аспаптық домендік ығысу.</w:t>
       </w:r>
     </w:p>
     <w:p>
@@ -700,7 +664,7 @@
         </w:rPr>
         <w:t>12.</w:t>
         <w:tab/>
-        <w:t>Екі үлес ниет бойынша эмпирикалық емес: лазерлік әсер кезіндегі көз түбі тіндері жауабының байланысқан термооптикалық моделі — тек теориялық және есептеу үлесі; скрининг жүйесінің модульдік архитектурасы — тек жобалық үлес: прототип іске асырылмаған, далалық сынақтар жүргізілмеген.</w:t>
+        <w:t>Екі үлес ниет бойынша эмпирикалық емес: лазерлік әсер кезіндегі көз түбі тіндері жауабының байланысқан термооптикалық моделі — тек теориялық және есептеу үлесі; скрининг жүйесінің модульдік архитектурасы — жұмыс істейтін демонстратор түрінде ішінара іске асырылған жобалық үлес, ол жобаның іске асуға келетінін және жұмыстағы мінез-құлқын көрсетеді әрі бірде-бір диагностикалық тұжырымға дәлел болмайды: енгізуді клиникалық сынау жүргізілмеген.</w:t>
       </w:r>
     </w:p>
     <w:p>
@@ -753,7 +717,7 @@
         </w:rPr>
         <w:t>2.</w:t>
         <w:tab/>
-        <w:t>Көз түбін алдын ала өңдеудің 8 кезеңді біріктірілген конвейері диагностикалық модельдің ажырамас компоненті (P2 парадигмасы) ретінде әзірленіп, формализацияланды; ол канондық аудару, «диск–фовеа» осі бойынша айналуды нормалау, FOV бойынша қию мен изотроптық масштабтау және центрленген нөлмен толтыру, FOV маскасын 4-кіріс арна ретінде генерациялау, жарық өрісін адаптивті түзету, қос шектеулі стохастикалық CLAHE, аугментация және деректер жиынтығына тән нормалаудан тұрады.</w:t>
+        <w:t>Көз түбін алдын ала өңдеудің 8 кезеңді интеграцияланған конвейері диагностикалық модельдің ажырамас компоненті (P2 парадигмасы) ретінде әзірленіп, формализацияланды; ол канондық аудару, «диск–фовеа» осі бойынша айналуды нормалау, FOV бойынша қию мен изотроптық масштабтау және центрленген нөлмен толтыру, FOV маскасын 4-кіріс арна ретінде генерациялау, жарық өрісін адаптивті түзету, қос шектеулі стохастикалық CLAHE, аугментация және деректер жиынтығына тән нормалаудан тұрады.</w:t>
       </w:r>
     </w:p>
     <w:p>
@@ -771,7 +735,7 @@
         </w:rPr>
         <w:t>3.</w:t>
         <w:tab/>
-        <w:t>Біріктірілген конфигурацияның базалық конфигурациядан басымдығы EyePACS-те бақыланатын 2×2 факторлық жоспар (A–D конфигурациялары) аясында екі архитектура үшін де анықталды: критерий оның үш компонентінің барлығы бойынша қанағаттандырылды, әсер көп салыстыруға түзетуден кейін де сақталды және архитектура таңдауымен өзара әрекеттеспеді (1-эксперимент, H-1 расталды). Бұл — базалық конфигурациядан алдын ала өңдеуімен қоса инициализациясымен де ерекшеленетін конфигурацияның қасиеті.</w:t>
+        <w:t>Интеграцияланған конфигурацияның базалық конфигурациядан басымдығы EyePACS-те бақыланатын 2×2 факторлық жоспар (A–D конфигурациялары) аясында екі архитектура үшін де анықталды: критерий оның үш компонентінің барлығы бойынша қанағаттандырылды, әсер көп салыстыруға түзетуден кейін де сақталды және архитектура таңдауымен өзара әрекеттеспеді (1-эксперимент). Бұл — базалық конфигурациядан алдын ала өңдеуімен қоса инициализациясымен де ерекшеленетін конфигурацияның қасиеті.</w:t>
       </w:r>
     </w:p>
     <w:p>
@@ -789,7 +753,7 @@
         </w:rPr>
         <w:t>4.</w:t>
         <w:tab/>
-        <w:t>Конвейердің жекелеген кезеңдерінің үлесі бірыңғай инициализация кезіндегі кумулятивтік компоненттік абляция арқылы сандық бағаланды: әрбір ауысу өз деңгейінің фолдаралық шашырауынан асатын үлес берді, үлестер екі фотометриялық кезең алда тұратын топтарға бөлінеді, ал абляцияның өзі домен ішілік ұтыстың бүкілін қайта жаңғыртты. CLAHE шегі мен flat-field-түзетудің σ параметрі қаралған диапазондар шегінде ішкі оптимум көрсетті; ол бөлек қалдырылған деректерде расталып, кескін сапасы метрикаларымен (CNR, энтропия, SSIM) бекемделді (2-эксперимент, H-2 расталды).</w:t>
+        <w:t>Конвейердің жекелеген кезеңдерінің үлесі бірыңғай инициализация кезіндегі кумулятивтік компоненттік абляция арқылы сандық бағаланды: әрбір ауысу өз деңгейінің фолдаралық шашырауынан асатын үлес берді, үлестер екі фотометриялық кезең алда тұратын топтарға бөлінеді, ал абляцияның өзі домен ішілік ұтыстың бүкілін қайта жаңғыртты. CLAHE шегі мен flat-field-түзетудің σ параметрі қаралған диапазондар шегінде ішкі оптимум көрсетті; ол бөлек қалдырылған деректерде расталып, кескін сапасы метрикаларымен (CNR, энтропия, SSIM) бекемделді (2-эксперимент).</w:t>
       </w:r>
     </w:p>
     <w:p>
@@ -807,7 +771,7 @@
         </w:rPr>
         <w:t>5.</w:t>
         <w:tab/>
-        <w:t>Белгілер кеңістігіндегі «көз–нысана» қашықтығының қысқаруы алты сыртқы корпуста көз домені статистикаларын пайдалану жөніндегі міндетті шарт аясында тікелей өлшенді: қашықтық қаралған әрбір корпуста қысқарды, бұл қалған гипотезалар тек салдары арқылы жететін себеп тізбегінің орта буынын береді (H-3 тек бағыты бойынша расталды).</w:t>
+        <w:t>Белгілер кеңістігіндегі «көз–нысана» қашықтығының қысқаруы алты сыртқы корпуста көз домені статистикаларын пайдалану жөніндегі міндетті шарт аясында тікелей өлшенді: қашықтық қаралған әрбір корпуста қысқарды, бұл қалған зерттеулер тек салдары арқылы жететін себеп тізбегінің орта буынын береді — тек бағыты бойынша, өйткені қашықтық қысқаруының шамасы сапа өсімінің шамасын қадағаламайды.</w:t>
       </w:r>
     </w:p>
     <w:p>
@@ -825,7 +789,7 @@
         </w:rPr>
         <w:t>6.</w:t>
         <w:tab/>
-        <w:t>Конвейермен EyePACS-те оқытылған модель APTOS 2019-ға қосымша оқытусыз тасымалданды, алдын ала тіркелген G ≥ 0,85 жалпылау коэффициентінен өтіп, әрбір дәреже бойынша базалық конфигурациядан асты; базалық конфигурация да табалдырықтан өтеді, сондықтан дәлел критерийде емес, салыстыруда жатыр (3-эксперимент, H-4 расталды).</w:t>
+        <w:t>Конвейермен EyePACS-те оқытылған модель APTOS 2019-ға қосымша оқытусыз тасымалданды, алдын ала тіркелген G ≥ 0,85 жалпылау коэффициентінен өтіп, әрбір дәреже бойынша базалық конфигурациядан асты; базалық конфигурация да табалдырықтан өтеді, сондықтан дәлел критерийде емес, салыстыруда жатыр (3-эксперимент).</w:t>
       </w:r>
     </w:p>
     <w:p>
@@ -843,7 +807,7 @@
         </w:rPr>
         <w:t>7.</w:t>
         <w:tab/>
-        <w:t>Ұсынылған «назар–ошақ» қабаттасуы (ALO, бастапқы) және IoU (екінші) метрикаларын IDRiD пиксел деңгейіндегі ошақ маскаларына қатысты қолданған Grad-CAM түсіндірілу талдауы біріктірілген конфигурацияда модель назарының сараптамалық белгілеумен тығызырақ үйлесетінін көрсетті — аннотацияланған ошақтың төрт түрінің барлығында және екі метрика бойынша да (4-эксперимент, H-5 тек өзінің сандық жартысында расталды).</w:t>
+        <w:t>Ұсынылған «назар–ошақ» қабаттасуы (ALO, бастапқы) және IoU (екінші) метрикаларын IDRiD пиксел деңгейіндегі ошақ маскаларына қатысты қолданған Grad-CAM түсіндірілу талдауы интеграцияланған конфигурацияда модель назарының сараптамалық белгілеумен тығызырақ үйлесетінін көрсетті — аннотацияланған ошақтың төрт түрінің барлығында және екі метрика бойынша да (4-эксперимент); клиникалық корпустағы сапалық зерттеу орындалған жоқ.</w:t>
       </w:r>
     </w:p>
     <w:p>
@@ -861,7 +825,7 @@
         </w:rPr>
         <w:t>8.</w:t>
         <w:tab/>
-        <w:t>Екі сыртқы клиникалық корпуста да біріктірілген конфигурация жоғары абсолютті weighted F1 көрсетті, әрі әрбір айырма минималды клиникалық маңызды шамаға жетіп, аралығы нөлді қамтымайды (5-эксперимент, H-7 деградацияға төзімділік емес, абсолютті сыртқы сапа туралы тұжырым ретінде расталды); жіктеу сапасы бес камералық топтаманың барлығында сақталып, олардың арасындағы шашырау азайды (6-эксперимент, H-6 расталды); деректер тапшы режимде біріктірілген конфигурация тағы да күштірек болды — деректер мол кездегі өлшенген артықшылықпен салыстырмалы әрі одан аспайтын шамада (7-эксперимент).</w:t>
+        <w:t>Екі сыртқы клиникалық корпуста да интеграцияланған конфигурация жоғары абсолютті weighted F1 көрсетті, әрі әрбір айырма минималды клиникалық маңызды шамаға жетіп, аралығы нөлді қамтымайды (5-эксперимент — деградацияға төзімділік емес, жоғарырақ абсолютті сыртқы сапа); жіктеу сапасы бес камералық топтаманың барлығында сақталып, олардың арасындағы шашырау азайды (6-эксперимент); деректер тапшы режимде интеграцияланған конфигурация тағы да күштірек болды — деректер мол кездегі өлшенген артықшылықпен салыстырмалы әрі одан аспайтын шамада (7-эксперимент).</w:t>
       </w:r>
     </w:p>
     <w:p>
@@ -879,7 +843,7 @@
         </w:rPr>
         <w:t>9.</w:t>
         <w:tab/>
-        <w:t>Телемедицина мен электрондық денсаулық сақтаумен интеграцияланатын, Қазақстанның денсаулық сақтау инфрақұрылымына қолданылатын, ресурсы шектеулі орталарға арналған ДР скринингінің автоматтандырылған жүйесінің модульдік архитектурасы жобаланды; бұл — жобалық спецификация: прототип іске асырылмаған және далалық сынақтар жүргізілмеген.</w:t>
+        <w:t>Телемедицина мен электрондық денсаулық сақтаумен интеграцияланатын, Қазақстанның денсаулық сақтау инфрақұрылымына қолданылатын, ресурсы шектеулі орталарға арналған ДР скринингінің автоматтандырылған жүйесінің модульдік архитектурасы жобаланып, оның жұмыс істейтін демонстраторы құрылып, орналастырылды: ол алдын ала өңдеу конвейері мен оқытылған жіктеуішті басынан аяғына дейін орындайды, назар карталарын жасайды әрі әр жағдай бойынша, оның ішінде қарап шыққан офтальмологтың вердиктімен қоса, жазба жүргізеді. Демонстратор жобаның іске асуға келетінін және жұмыстағы мінез-құлқын көрсетеді; оның іске асырмаған, енгізуге бағытталған бөліктері спецификация күйінде қалады, ал енгізуді клиникалық сынау жүргізілмеген.</w:t>
       </w:r>
     </w:p>
     <w:p>
@@ -930,7 +894,7 @@
         </w:rPr>
         <w:t>1.</w:t>
         <w:tab/>
-        <w:t xml:space="preserve">Көз түбі кескіндерін алдын ала өңдеу — көмекші деректерді дайындау емес, диагностикалық модельдің формализациялауға және эксперименттік тексеруге келетін компоненті; бұл «ұштан-ұшқа» парадигмадан (P1) біріктірілген парадигмаға (P2) қайта пайымдау. </w:t>
+        <w:t xml:space="preserve">Көз түбі кескіндерін алдын ала өңдеу — көмекші деректерді дайындау емес, диагностикалық модельдің формализациялауға және эксперименттік тексеруге келетін компоненті; бұл «ұштан-ұшқа» парадигмадан (P1) интеграцияланған парадигмаға (P2) қайта пайымдау. </w:t>
       </w:r>
       <w:r>
         <w:rPr>
@@ -958,7 +922,7 @@
         </w:rPr>
         <w:t>2.</w:t>
         <w:tab/>
-        <w:t xml:space="preserve">Біріктірілген конфигурация EyePACS-те ДР-ні бес класты жіктеуде ResNet-50 мен EfficientNet-B3 архитектураларының екеуі үшін де базалық конфигурациядан басым түседі — алдын ала тіркелген конъюнктивтік критерийдің үш компонентінің бәрі бойынша, әрі эффект көп салыстыруға түзетуден кейін де сақталып, архитектура таңдауымен өзара әрекеттесу көрсетпейді (H-1). </w:t>
+        <w:t xml:space="preserve">Интеграцияланған конфигурация EyePACS-те ДР-ні бес класты жіктеуде ResNet-50 мен EfficientNet-B3 архитектураларының екеуі үшін де базалық конфигурациядан басым түседі — алдын ала тіркелген конъюнктивтік критерийдің үш компонентінің бәрі бойынша, әрі эффект көп салыстыруға түзетуден кейін де сақталып, архитектура таңдауымен өзара әрекеттесу көрсетпейді. </w:t>
       </w:r>
       <w:r>
         <w:rPr>
@@ -986,7 +950,7 @@
         </w:rPr>
         <w:t>3.</w:t>
         <w:tab/>
-        <w:t xml:space="preserve">Қос шектеулі CLAHE параметрлері мен flat-field σ параметрі зерттелген диапазондарда ішкі оптимум көрсетеді, бұл бөлек қалдырылған деректерде расталды (H-2). </w:t>
+        <w:t xml:space="preserve">Қос шектеулі CLAHE параметрлері мен flat-field σ параметрі зерттелген диапазондарда ішкі оптимум көрсетеді, бұл бөлек қалдырылған деректерде расталды. </w:t>
       </w:r>
       <w:r>
         <w:rPr>
@@ -1014,7 +978,7 @@
         </w:rPr>
         <w:t>4.</w:t>
         <w:tab/>
-        <w:t xml:space="preserve">Конвейердің жекелеген кезеңдерінің үлестері бөлінеді, фолдтар бойынша монотонды және реттелуге келеді, әрі екі фотометриялық кезең алда келеді (H-2). </w:t>
+        <w:t xml:space="preserve">Конвейердің жекелеген кезеңдерінің үлестері бөлінеді, фолдтар бойынша монотонды және реттелуге келеді, әрі екі фотометриялық кезең алда келеді. </w:t>
       </w:r>
       <w:r>
         <w:rPr>
@@ -1042,7 +1006,7 @@
         </w:rPr>
         <w:t>5.</w:t>
         <w:tab/>
-        <w:t xml:space="preserve">Біріктірілген конфигурация оқыту таралуы мен әрбір сыртқы таралу арасындағы қашықтықты алдыңғы соңғы қабаттың белгілер кеңістігінде барлық зерттелген сыртқы корпуста қысқартады, әрі түрлендіруге нысаналы корпустың бірде-бір статистикасы кірмейді (H-3). </w:t>
+        <w:t xml:space="preserve">Интеграцияланған конфигурация оқыту таралуы мен әрбір сыртқы таралу арасындағы қашықтықты алдыңғы соңғы қабаттың белгілер кеңістігінде барлық зерттелген сыртқы корпуста қысқартады, әрі түрлендіруге нысаналы корпустың бірде-бір статистикасы кірмейді. </w:t>
       </w:r>
       <w:r>
         <w:rPr>
@@ -1070,7 +1034,7 @@
         </w:rPr>
         <w:t>6.</w:t>
         <w:tab/>
-        <w:t xml:space="preserve">EyePACS-те конвейермен оқытылған модель қосымша оқытусыз APTOS 2019-ға тасымалданады, алдын ала тіркелген G ≥ 0,85 жалпылау коэффициентінен өтіп, әрбір класта базалық конфигурациядан асып түседі (H-4). </w:t>
+        <w:t xml:space="preserve">EyePACS-те конвейермен оқытылған модель қосымша оқытусыз APTOS 2019-ға тасымалданады, алдын ала тіркелген G ≥ 0,85 жалпылау коэффициентінен өтіп, әрбір класта базалық конфигурациядан асып түседі. </w:t>
       </w:r>
       <w:r>
         <w:rPr>
@@ -1098,7 +1062,7 @@
         </w:rPr>
         <w:t>7.</w:t>
         <w:tab/>
-        <w:t xml:space="preserve">Біріктірілген конфигурацияда модельдің назары сарапшының пиксел деңгейіндегі ошақ аннотациясымен тығызырақ үйлеседі — аннотацияланған төрт ошақ түрінің бәрінде, бастапқы және екінші өлшем бойынша да әрі назар табалдырығы бойынша орнықты түрде (H-5). </w:t>
+        <w:t xml:space="preserve">Интеграцияланған конфигурацияда модельдің назары сарапшының пиксел деңгейіндегі ошақ аннотациясымен тығызырақ үйлеседі — аннотацияланған төрт ошақ түрінің бәрінде, бастапқы және екінші өлшем бойынша да әрі назар табалдырығы бойынша орнықты түрде. </w:t>
       </w:r>
       <w:r>
         <w:rPr>
@@ -1126,7 +1090,7 @@
         </w:rPr>
         <w:t>8.</w:t>
         <w:tab/>
-        <w:t xml:space="preserve">Жіктеу сапасы зерттелген барлық камералық топта сақталады, ал мәні бойынша — осы топтар арасындағы сапа шашырауы азаяды (H-6). </w:t>
+        <w:t xml:space="preserve">Жіктеу сапасы зерттелген барлық камералық топта сақталады, ал мәні бойынша — осы топтар арасындағы сапа шашырауы азаяды. </w:t>
       </w:r>
       <w:r>
         <w:rPr>
@@ -1154,7 +1118,7 @@
         </w:rPr>
         <w:t>9.</w:t>
         <w:tab/>
-        <w:t xml:space="preserve">Біріктірілген конфигурация екі сыртқы клиникалық корпуста да базалықтан жоғары абсолюттік weighted F1-ге жетеді, әрі әрбір айырма нөлді қоспайтын сенімділік аралығымен минималды клиникалық маңызды шамаға жетеді және әр корпуста бөлек бағаланады (H-7). </w:t>
+        <w:t xml:space="preserve">Интеграцияланған конфигурация екі сыртқы клиникалық корпуста да базалықтан жоғары абсолюттік weighted F1-ге жетеді, әрі әрбір айырма нөлді қоспайтын сенімділік аралығымен минималды клиникалық маңызды шамаға жетеді және әр корпуста бөлек бағаланады. </w:t>
       </w:r>
       <w:r>
         <w:rPr>
@@ -1210,7 +1174,7 @@
         </w:rPr>
         <w:t>11.</w:t>
         <w:tab/>
-        <w:t xml:space="preserve">Көз түбі тіндерінің лазерлік әсерге жауабының байланысқан термо-оптикалық моделі және ресурсы шектеулі орталарға арналған ДР скринингінің автоматтандырылған жүйесінің модульдік архитектурасы. </w:t>
+        <w:t xml:space="preserve">Көз түбі тіндерінің лазерлік әсерге жауабының байланысқан термо-оптикалық моделі және ресурсы шектеулі орталарға арналған ДР скринингінің автоматтандырылған жүйесінің жұмыс істейтін демонстратор түрінде ішінара іске асырылған модульдік архитектурасы. </w:t>
       </w:r>
       <w:r>
         <w:rPr>
@@ -1220,7 +1184,7 @@
           <w:sz w:val="28"/>
           <w:u w:val="none"/>
         </w:rPr>
-        <w:t>Тиісінше теориялық және жобалық үлес ретінде ұсынылады — модель клиникалық валидацияланбаған, ал архитектура прототиптелмеген әрі далалық сынақтан өткізілмеген.</w:t>
+        <w:t>Тиісінше теориялық және жобалық үлес ретінде ұсынылады — модель клиникалық валидацияланбаған; демонстратор жобаның іске асуға келетінін және жұмыстағы мінез-құлқын көрсетеді әрі бірде-бір диагностикалық тұжырымға дәлел болмайды; архитектураның енгізуге бағытталған бөліктері спецификация күйінде қалады, далалық сынақтар жүргізілмеген.</w:t>
       </w:r>
     </w:p>
     <w:p>
@@ -1236,7 +1200,7 @@
           <w:sz w:val="28"/>
           <w:u w:val="none"/>
         </w:rPr>
-        <w:t xml:space="preserve">Тағы бір нәтиже қорғауға ұсынылатын тұжырым емес, бақылау ретінде беріледі: оқыту корпусынан шамамен жетпіс есе кіші корпуста, екі тармақ та бір инициализациядан оқытылған алдын ала тіркелген бағалауда біріктірілген конфигурация қайтадан күштірек болды — бірақ қоры мол деректердегі өсіммен </w:t>
+        <w:t xml:space="preserve">Тағы бір нәтиже қорғауға ұсынылатын тұжырым емес, бақылау ретінде беріледі: оқыту корпусынан шамамен жетпіс есе кіші корпуста, екі тармақ та бір инициализациядан оқытылған алдын ала тіркелген бағалауда интеграцияланған конфигурация қайтадан күштірек болды — бірақ қоры мол деректердегі өсіммен </w:t>
       </w:r>
       <w:r>
         <w:rPr>
@@ -1348,7 +1312,7 @@
           <w:sz w:val="28"/>
           <w:u w:val="none"/>
         </w:rPr>
-        <w:t>Біріктірілген конвейер есептеу ресурстары шектеулі жағдайда ДР-ні автоматтандырылған диагностикалауға арналған толық спецификацияланған әрі қайталанатын алдын ала өңдеу режимін құрайды: ол өз операторларымен, параметрлерімен және қолданылу тәртібімен кезең-кезеңімен анықталған, ал іске асырылуы А қосымшасында келтірілген. Дегенмен параметр мәндері нақты корпустарда бекітілген әрі тасымалданатын тұрақтылар емес, сол корпустардың қасиеттері.</w:t>
+        <w:t>Интеграцияланған конвейер есептеу ресурстары шектеулі жағдайда ДР-ні автоматтандырылған диагностикалауға арналған толық спецификацияланған әрі қайталанатын алдын ала өңдеу режимін құрайды: ол өз операторларымен, параметрлерімен және қолданылу тәртібімен кезең-кезеңімен анықталған, ал іске асырылуы А қосымшасында келтірілген. Дегенмен параметр мәндері нақты корпустарда бекітілген әрі тасымалданатын тұрақтылар емес, сол корпустардың қасиеттері.</w:t>
       </w:r>
     </w:p>
     <w:p>
@@ -1364,17 +1328,7 @@
           <w:sz w:val="28"/>
           <w:u w:val="none"/>
         </w:rPr>
-        <w:t xml:space="preserve">Алдын ала өңдеу қозғалтқышы, инференс, store-and-forward режиміндегі телемедицина және «дәрігер-контурда» (physician-in-the-loop) шешім қабылдауды қолдау модульдері бар ДР скринингінің модульдік автоматтандырылған жүйесінің архитектурасы ұсынылды; ол PACS/EHR жүйелерімен және ұлттық электрондық денсаулық сақтау платформасымен интеграцияланады әрі Қазақстанның ауылдық және шалғай өңірлерінде ДР скринингіне қолданылады. Бұл — жобалық спецификация: прототип іске асырылмаған, клиникалық жағдайда енгізу сыналмаған, ал деректерді қорғау ережелері сертификатталған сәйкестік емес, жоба бойынша сәйкестік. Жүйе диагноз бен ол үшін жауапкершілік дәрігерде қалатын шешім қабылдауды қолдау ретінде ойластырылған; мұнда ештеңе дербес диагностикалық құрал ретінде ұсынылмайды. </w:t>
-      </w:r>
-      <w:r>
-        <w:rPr>
-          <w:rFonts w:ascii="Times New Roman" w:hAnsi="Times New Roman" w:cs="Times New Roman" w:eastAsia="Times New Roman"/>
-          <w:b w:val="0"/>
-          <w:i/>
-          <w:sz w:val="28"/>
-          <w:u w:val="none"/>
-        </w:rPr>
-        <w:t>(Жарияланым және апробация есебі D қосымшасында келтірілген.)</w:t>
+        <w:t>Алдын ала өңдеу қозғалтқышы, инференс, store-and-forward режиміндегі телемедицина және «дәрігер-контурда» (physician-in-the-loop) шешім қабылдауды қолдау модульдері бар ДР скринингінің модульдік автоматтандырылған жүйесінің архитектурасы ұсынылды; ол PACS/EHR жүйелерімен және ұлттық электрондық денсаулық сақтау платформасымен интеграцияланады әрі Қазақстанның ауылдық және шалғай өңірлерінде ДР скринингіне қолданылады. Архитектураның жұмыс істейтін демонстраторы орналастырылып, жіберілген кескіндерде инференс орындайды; бұл жобаның іске асуға келетінін және жұмыстағы мінез-құлқын көрсетеді. Оның іске асырмаған, енгізуге бағытталған бөліктері — PACS-пен интеграция, EHR-мен өзара әрекеттесу, телемедициналық режим — жобалық спецификация күйінде қалады, клиникалық жағдайда енгізу сыналмаған, ал деректерді қорғау ережелері сертификатталған сәйкестік емес, жоба бойынша сәйкестік. Жүйе диагноз бен ол үшін жауапкершілік дәрігерде қалатын шешім қабылдауды қолдау ретінде ойластырылған; мұнда ештеңе дербес диагностикалық құрал ретінде ұсынылмайды.</w:t>
       </w:r>
     </w:p>
     <w:p>
@@ -1440,7 +1394,7 @@
           <w:sz w:val="28"/>
           <w:u w:val="none"/>
         </w:rPr>
-        <w:t>Зерттеу нәтижелері халықаралық ғылыми форумдарда, оның ішінде «Цифрлық қоғам» 3-ші Халықаралық семинарында (DS 2025, Стамбул қ., Түркия, 2025 жылғы 28–30 қазан) баяндалып, талқыланды әрі халықаралық рецензияланатын журналдарда жарияланды. Құжаттық есеп — жарияланымдар каталогы мен оның индекстелу және жариялану растамалары — D қосымшасында келтірілген.</w:t>
+        <w:t>Зерттеу нәтижелері халықаралық ғылыми форумдарда, оның ішінде «Цифрлық қоғам» 3-ші Халықаралық семинарында (DS 2025, Стамбул қ., Түркия, 2025 жылғы 28–30 қазан) баяндалып, талқыланды әрі халықаралық рецензияланатын журналдарда жарияланды; бес жұмыс төменде келтірілген.</w:t>
       </w:r>
     </w:p>
     <w:p>
@@ -1802,7 +1756,7 @@
           <w:sz w:val="28"/>
           <w:u w:val="none"/>
         </w:rPr>
-        <w:t>1-тарау — «Диабеттік ретинопатияны автоматтандырылған диагностикалаудың проблемалық саласын талдау және қазіргі жай-күйі»</w:t>
+        <w:t>1-тарау — «Диабеттік ретинопатияның автоматтандырылған скринингі»</w:t>
       </w:r>
       <w:r>
         <w:rPr>
@@ -1812,7 +1766,7 @@
           <w:sz w:val="28"/>
           <w:u w:val="none"/>
         </w:rPr>
-        <w:t xml:space="preserve"> ДР-нің медициналық және эпидемиологиялық контексі мен оның клиникалық градация жүйелерін, ресурсы шектеулі орталардағы скрининг талаптарын, көз түбі кескіндерінің сапасы деградациясының көздері мен аспаптық вариабельділікті, торқабық кескіндерін жіктеуге арналған терең оқыту тәсілдерін (CNN архитектуралары, білімді тасымалдау мен өзін-өзі бақылайтын алдын ала оқыту, түсіндірілу) қарастырады әрі бар автоматтандырылған ДР скрининг жүйелеріне сыни талдау жасайды, ғылыми проблеманы тұжырымдаумен және зерттеу бағытын негіздеумен аяқталады.</w:t>
+        <w:t xml:space="preserve"> скринингтің клиникалық және техникалық контексін айқындайды: аурудың бес класты реттік градациясын және қате градацияның клиникалық құнын, ресурсы шектеулі орталардағы скрининг талаптарын, жолдама берудің теориялық контексі ретінде лазерлік коагуляция физикасын, көз түбі кескіндері сапасының жоғалу көздері мен оның аспаптық құрамдасын, конволюциялық желілер арқылы салада қол жеткізілгенді (архитектуралар, білімді тасымалдау мен өзін-өзі бақылайтын алдын ала оқыту, түсіндірілу), сондай-ақ бар автоматтандырылған скрининг жүйелеріне және олардың келтірілген көрсеткіштерін шектейтін шарттарға сыни талдауды, әрі ғылыми проблеманы тұжырымдаумен және зерттеу бағытын негіздеумен аяқталады.</w:t>
       </w:r>
     </w:p>
     <w:p>
@@ -1828,7 +1782,7 @@
           <w:sz w:val="28"/>
           <w:u w:val="none"/>
         </w:rPr>
-        <w:t>2-тарау — «Көз түбі кескіндерін талдауға арналған кескінді алдын ала өңдеу мен терең оқытудың теориялық негіздері»</w:t>
+        <w:t>2-тарау — «Интеграцияланған конвейер әдіснамасы»</w:t>
       </w:r>
       <w:r>
         <w:rPr>
@@ -1838,7 +1792,7 @@
           <w:sz w:val="28"/>
           <w:u w:val="none"/>
         </w:rPr>
-        <w:t xml:space="preserve"> кескінді жақсартудың математикалық негіздерін (гистограмма эквализациясы, қос шектеулі CLAHE, кеңістіктік сүзгілеу), CNN-нің теориялық аппаратын (convolution, pooling, теңгерімсіз деректерге арналған loss function, regularization), білімді тасымалдау мен домен ішілік өзін-өзі бақылайтын репрезентацияны, торқабық терапиясындағы лазер–тін өзара әрекеттесуін математикалық модельдеуді, түсіндірілуді (CAM, Grad-CAM, ALO, IoU) және алдын ала өңдеуді бағалауға арналған кескін сапасы метрикаларын айқындайды.</w:t>
+        <w:t xml:space="preserve"> интеграцияланған әдіснаманы спецификациялайды. Ол 8 кезеңді алдын ала өңдеу конвейерін әр кезеңнің теориялық негіздерімен қоса кезең-кезеңімен формализациялайды — канондық бағдар мен нүктелік белгілер бойынша айналуды нормалау, центрленген толтырумен изотроптық масштабтау, көру өрісінің маскасын төртінші кіріс арна ретінде беру, әр кескіннің геометриясына сай масштабталатын адаптивті flat-field-түзету және гистограммалық пен плиткалық шектеулердің минимумы ретінде формализацияланып, оқыту кезінде стохастикалық қолданылатын қос шектеулі CLAHE шегі. Одан әрі жіктеу архитектуралары (ResNet-50 және EfficientNet-B3) мен оларды салмақталған (Focal) loss функциясымен бес класты градацияға бейімдеу, мұздатылған белгі шығарғыштағы сызықтық зондтың қабылдау гейті бар алдын ала оқыту мен дәлдеп баптау стратегиясы, түсіндірілу аппараты (Grad-CAM, «назар–ошақ» қабаттасуы метрикасы, IoU) кескін сапасы метрикаларымен бірге, сондай-ақ бағалау иерархиясы мен статистикалық хаттама спецификацияланады.</w:t>
       </w:r>
     </w:p>
     <w:p>
@@ -1854,7 +1808,7 @@
           <w:sz w:val="28"/>
           <w:u w:val="none"/>
         </w:rPr>
-        <w:t>3-тарау — «Біріктірілген алдын ала өңдеу–CNN конвейерін жобалау әдіснамасы»</w:t>
+        <w:t>3-тарау — «Эксперимент нәтижелері»</w:t>
       </w:r>
       <w:r>
         <w:rPr>
@@ -1864,7 +1818,7 @@
           <w:sz w:val="28"/>
           <w:u w:val="none"/>
         </w:rPr>
-        <w:t xml:space="preserve"> біріктірілген 8 кезеңді алдын ала өңдеу конвейері мен модификацияланған қос шектеулі CLAHE алгоритмін, аугментация стратегиясын және сыртқы кескіндерді қабылдау хаттамасын формализациялайды; CNN архитектураларын (ResNet-50 және EfficientNet-B3) спецификациялайды; білімді тасымалдау мен офтальмологиялық-арнайы өзін-өзі бақылайтын алдын ала оқыту әдіснамасын, архитектураны бес класты жіктеуге бейімдеуді және салмақталған (Focal) loss функциясының тұжырымдамасын егжей-тегжейлейді; көп метрикалы бағалау мен статистикалық сенімділік жүйесін анықтайды.</w:t>
+        <w:t xml:space="preserve"> деңгейлік корпуста орындалған эксперименттік бағдарламаны баяндайды: деректер жиынтықтары мен эксперимент конфигурациясын; конвейердің 2×2 факторлық жоспардағы дәлдікке әсерін (1-эксперимент); кезеңдердің кумулятивтік абляциясын CLAHE шегі мен flat-field σ свиптерімен (2-эксперимент); алдыңғы соңғы қабаттың белгілер кеңістігінде алты сыртқы корпуста «көз–нысана» қашықтығын тікелей өлшеуді; APTOS 2019-ға жиынаралық тасымалдау мен IDRiD және Messidor-2-де сыртқы клиникалық бағалауды (3- және 5-эксперименттер) камералық топтамалар бойынша мінез-құлқымен қоса (6-эксперимент); назар карталарының сарапшының пиксел деңгейіндегі ошақ белгілеуімен үйлесімін (4-эксперимент); шағын клиникалық іріктемеде оқытуды (7-эксперимент); сондай-ақ статистикалық валидацияны және нәтижелерді жарияланған жүйелер контексіне рангілеусіз қоюды, әрі тәсілдің шектеулері мен шекаралық шарттарымен аяқталады.</w:t>
       </w:r>
     </w:p>
     <w:p>
@@ -1880,7 +1834,7 @@
           <w:sz w:val="28"/>
           <w:u w:val="none"/>
         </w:rPr>
-        <w:t>4-тарау — «Эксперименттік зерттеу — алдын ала өңдеудің CNN диагностикалық сапасына әсері»</w:t>
+        <w:t>4-тарау — «Скрининг жүйесі»</w:t>
       </w:r>
       <w:r>
         <w:rPr>
@@ -1890,59 +1844,7 @@
           <w:sz w:val="28"/>
           <w:u w:val="none"/>
         </w:rPr>
-        <w:t xml:space="preserve"> деңгейлік деректер жиынтығы архитектурасын және сегіз зерттеуді ұсынады: 1-эксперимент (қалпына келтірілген 2×2 факторлық жоспардағы біріктірілген конвейер басымдығы, A–D конфигурациялары), 2-эксперимент (кезеңдердің кумулятивтік абляциясы, CLAHE шегі мен flat-field σ свиптері, кескін сапасы метрикаларымен), алты сыртқы корпуста «көз–нысана» қашықтығын тікелей өлшеу (H-3), 3-эксперимент (APTOS 2019-ға қосымша оқытусыз тасымалдау), 4-эксперимент (IDRiD-те сандық ALO/IoU-мен Grad-CAM түсіндірілуі), 5-эксперимент (IDRiD пен Messidor-2-де сыртқы клиникалық сапа), 6-эксперимент (DDR, ODIR-5K, RFMiD-те аспаптар бойынша домендік ығысу) және 7-эксперимент (IDRiD-те шағын деректерде оқыту, клиникалық жиынтық бөлек қалдырылып).</w:t>
-      </w:r>
-    </w:p>
-    <w:p>
-      <w:pPr>
-        <w:ind w:firstLine="709"/>
-        <w:jc w:val="both"/>
-      </w:pPr>
-      <w:r>
-        <w:rPr>
-          <w:rFonts w:ascii="Times New Roman" w:hAnsi="Times New Roman" w:cs="Times New Roman" w:eastAsia="Times New Roman"/>
-          <w:b/>
-          <w:i w:val="0"/>
-          <w:sz w:val="28"/>
-          <w:u w:val="none"/>
-        </w:rPr>
-        <w:t>5-тарау — «Сенімділікті валидациялау және салыстырмалы талдау»</w:t>
-      </w:r>
-      <w:r>
-        <w:rPr>
-          <w:rFonts w:ascii="Times New Roman" w:hAnsi="Times New Roman" w:cs="Times New Roman" w:eastAsia="Times New Roman"/>
-          <w:b w:val="0"/>
-          <w:i w:val="0"/>
-          <w:sz w:val="28"/>
-          <w:u w:val="none"/>
-        </w:rPr>
-        <w:t xml:space="preserve"> түсіндірілу нәтижелерін, статистикалық валидацияны (bootstrap сенімділік аралықтары мен аралас әсерлер моделі, тұжырымдар күшінің қорытынды жіктемелері), жұмысты жарияланған жүйелердің контексіне рангілеусіз қоюды және «сапа–күрделілік» арасындағы теңгерімді жинақтайды, әрі ұсынылған тәсілдің шектеулері мен шекаралық шарттарын тұжырымдайды.</w:t>
-      </w:r>
-    </w:p>
-    <w:p>
-      <w:pPr>
-        <w:ind w:firstLine="709"/>
-        <w:jc w:val="both"/>
-      </w:pPr>
-      <w:r>
-        <w:rPr>
-          <w:rFonts w:ascii="Times New Roman" w:hAnsi="Times New Roman" w:cs="Times New Roman" w:eastAsia="Times New Roman"/>
-          <w:b/>
-          <w:i w:val="0"/>
-          <w:sz w:val="28"/>
-          <w:u w:val="none"/>
-        </w:rPr>
-        <w:t>6-тарау — «Ресурсы шектеулі орталарға арналған ДР скринингінің автоматтандырылған жүйесінің архитектурасы»</w:t>
-      </w:r>
-      <w:r>
-        <w:rPr>
-          <w:rFonts w:ascii="Times New Roman" w:hAnsi="Times New Roman" w:cs="Times New Roman" w:eastAsia="Times New Roman"/>
-          <w:b w:val="0"/>
-          <w:i w:val="0"/>
-          <w:sz w:val="28"/>
-          <w:u w:val="none"/>
-        </w:rPr>
-        <w:t xml:space="preserve"> функционалдық және функционалдық емес талаптарды, PACS пен EHR интеграциясы бар модульдік архитектураны, AI өңдеу модулін (бапталатын алдын ала өңдеу қозғалтқышы мен инференс модулі), клиникалық жұмыс үдерісін интеграциялауды (телемедицина, портативті құрылғыларды және ұлттық электрондық денсаулық сақтау платформасын қолдау, «дәрігер-контурда» шешім қабылдауды қолдау) және деректер қауіпсіздігі мен нормативтік сәйкестік жүйесін (GDPR/HIPAA-мен үйлесімді) спецификациялайды, әрі оның Қазақстанның денсаулық сақтау инфрақұрылымына қолданылуын көрсетеді.</w:t>
+        <w:t xml:space="preserve"> модель айналасында құрылған скрининг жүйесін сипаттайды әрі іске асырылғанды спецификация күйінде қалғаннан үнемі ажыратып отырады: модульдік архитектураны және оның модульдерін, алдын ала өңдеу мен инференс сервистерін өз интерфейсімен, офтальмолог жағдайды қарап, вердиктті тіркейтін клиникалық жұмыс ағыны мен оператор интерфейсін, сондай-ақ орналастыру ортасы мен деректерді қорғау жүйесін (жоба бойынша GDPR/HIPAA-мен үйлесімді), әрі оның Қазақстанның денсаулық сақтау инфрақұрылымына қолданылуын, елде далалық сынақтардың болмауымен шектелген күйінде.</w:t>
       </w:r>
     </w:p>
     <w:p>
@@ -2008,7 +1910,7 @@
           <w:sz w:val="28"/>
           <w:u w:val="none"/>
         </w:rPr>
-        <w:t>Диссертация алдыңғы бөлімдерден — нормативтік сілтемелерден, анықтамалардан, белгілер мен қысқартулардан — тұрады, олардан кейін кіріспе, алты тарау, қорытынды, пайдаланылған дереккөздер тізімі және алты қосымша (А–F) келеді: алдын ала өңдеу конвейерінің бастапқы коды, қосымша эксперименттік нәтижелер мен қателік матрицалары, жүйе архитектурасының диаграммалары, жарияланым және апробация есебі, назар карталарының галереясы және аспаптық домендік ығысуды бағалау бойынша қосымша кестелер.</w:t>
+        <w:t>Диссертация алдыңғы бөлімдерден — нормативтік сілтемелерден, анықтамалардан, белгілер мен қысқартулардан — тұрады, олардан кейін кіріспе, төрт тарау, қорытынды, пайдаланылған дереккөздер тізімі және бес қосымша (А, Ә, Б, В, Г) келеді: алдын ала өңдеу конвейерінің бастапқы коды, қосымша эксперименттік нәтижелер мен қателік матрицалары, жүйе архитектурасының диаграммалары, назар карталарының галереясы және аспаптық домендік ығысуды бағалау бойынша қосымша кестелер.</w:t>
       </w:r>
     </w:p>
     <w:p>
@@ -2024,7 +1926,7 @@
           <w:sz w:val="28"/>
           <w:u w:val="none"/>
         </w:rPr>
-        <w:t>Диссертация 265 бетте баяндалған, 42 кесте, 26 сурет және 2 сызбадан тұрады. Пайдаланылған дереккөздер тізімі 107 атауды қамтиды. Көрсетілген көлемдер қосымшаларсыз берілген.</w:t>
+        <w:t>Диссертация 117 бетте баяндалған, 19 кесте мен 16 суреттен тұрады. Пайдаланылған дереккөздер тізімі 99 атауды қамтиды. Көрсетілген көлемдер қосымшаларсыз берілген.</w:t>
       </w:r>
     </w:p>
     <w:sectPr>

--- a/defense/docs/abstracts/abstract_kz.docx
+++ b/defense/docs/abstracts/abstract_kz.docx
@@ -32,7 +32,7 @@
           <w:sz w:val="28"/>
           <w:u w:val="none"/>
         </w:rPr>
-        <w:t>Есмухамедов Нұрмағанбет Сейтқалиұлының «Компьютерлік өңдеу жүйесі және көз түбі деректерін талдаумен диабеттік ретинопатияны емдеу кезіндегі лазерлік коагуляцияны қолдау» тақырыбындағы, философия докторы (PhD) дәрежесін алуға ұсынылған диссертациялық жұмысына, 8D06102 — Компьютерлік және программалық инженерия білім беру бағдарламасы бойынша</w:t>
+        <w:t>Есмухамедов Нұрмағанбет Сейтқалиұлының «Компьютерлік өңдеу жүйесі және көз түбі деректерін талдаумен диабеттік ретинопатияны емдеу кезіндегі лазерлік коагуляцияны қолдау» тақырыбындағы, философия докторы (PhD) дәрежесін алуға ұсынылған диссертациялық жұмысына, 8D06102 – Компьютерлік және программалық инженерия білім беру бағдарламасы бойынша</w:t>
       </w:r>
     </w:p>
     <w:p>
@@ -72,7 +72,7 @@
           <w:sz w:val="28"/>
           <w:u w:val="none"/>
         </w:rPr>
-        <w:t>Диссертация диабеттік ретинопатияны (ДР) автоматтандырылған көпсатылы диагностикалау үшін көз түбі кескіндерін жақсартудың (алдын ала өңдеудің) конволюциялық нейрондық желілер (CNN) арқылы жіктеумен интеграциясын зерттеуге және формализациялауға арналған. Орталық идея — алдын ала өңдеу деректерді көмекші дайындау емес, диагностикалық модельдің ажырамас компоненті болып табылады, өйткені дәл осы өңдеу желіге қолжетімді белгілер кеңістігін айқындайды. Осы идеяны операционализациялау үшін 8 кезеңді алдын ала өңдеу конвейері спецификацияланып, модельге енгізілген, ал оның әсері конвейерсіз оқытылған баламалы базалық конфигурациямен бақыланатын эксперименттік салыстыруға қойылған. Тәсіл төрт өндірушінің камераларымен алынған сегіз ашық және клиникалық көз түбі кескіндері жиынында валидацияланды әрі диагностика сапасы бойынша басымдықты, компоненттер абляциясын, домендік ығысудың қысқаруын тікелей өлшеуді, жиынаралық тасымалдауды, интерпретацияланушылықты, сыртқы клиникалық сапаны және құрылғылар бойынша домендік ығысуды қамтиды; ол шектеулі ресурсты орталарда, оның ішінде Қазақстанның денсаулық сақтау инфрақұрылымында ДР автоматтандырылған скринингіне бағдарланған.</w:t>
+        <w:t>Диссертация диабеттік ретинопатияны (ДР) автоматтандырылған көпсатылы диагностикалау үшін көз түбі кескіндерін жақсартудың (алдын ала өңдеудің) конволюциялық нейрондық желілер (CNN) арқылы жіктеумен интеграциясын зерттеуге және формализациялауға арналған. Орталық идея – алдын ала өңдеу деректерді көмекші дайындау емес, диагностикалық модельдің ажырамас компоненті болып табылады, өйткені дәл осы өңдеу желіге қолжетімді белгілер кеңістігін айқындайды. Осы идеяны операционализациялау үшін 8 кезеңді алдын ала өңдеу конвейері спецификацияланып, модельге енгізілген, ал оның әсері конвейерсіз оқытылған баламалы базалық конфигурациямен бақыланатын эксперименттік салыстыруға қойылған. Тәсіл төрт өндірушінің камераларымен алынған сегіз ашық және клиникалық көз түбі кескіндері жиынында валидацияланды әрі диагностика сапасы бойынша басымдықты, компоненттер абляциясын, домендік ығысудың қысқаруын тікелей өлшеуді, жиынаралық тасымалдауды, интерпретацияланушылықты, сыртқы клиникалық сапаны және құрылғылар бойынша домендік ығысуды қамтиды; ол шектеулі ресурсты орталарда, оның ішінде Қазақстанның денсаулық сақтау инфрақұрылымында ДР автоматтандырылған скринингіне бағдарланған.</w:t>
       </w:r>
     </w:p>
     <w:p>
@@ -105,7 +105,7 @@
           <w:sz w:val="28"/>
           <w:u w:val="none"/>
         </w:rPr>
-        <w:t>Диабеттік ретинопатия (ДР) — еңбекке қабілетті жастағы халық арасында алдын алуға болатын соқырлықтың жетекші себептерінің бірі. ДР-нің ерте сатылары клиникалық тұрғыдан симптомсыз өтетіндіктен, ауруды дер кезінде анықтау көз түбі кескіндерін тұрақты скринингтен өткізуге байланысты. Алайда диабетпен ауыратын науқастардың қарқынды өсіп келе жатқан санын қолмен тексеру үшін офтальмолог дәрігерлердің саны жеткіліксіз — бұл тапшылық ресурсы шектеулі денсаулық сақтау жағдайларында және ауылдық өңірлерде, оның ішінде Қазақстан өңірлерінде ерекше өткір сезіледі. Осыған байланысты конволюциялық нейрондық желілерге (CNN) негізделген автоматтандырылған диагностика практикалық тұрғыдан маңызды зерттеу бағыты болып табылады.</w:t>
+        <w:t>Диабеттік ретинопатия (ДР) – еңбекке қабілетті жастағы халық арасында алдын алуға болатын соқырлықтың жетекші себептерінің бірі. ДР-нің ерте сатылары клиникалық тұрғыдан симптомсыз өтетіндіктен, ауруды дер кезінде анықтау көз түбі кескіндерін тұрақты скринингтен өткізуге байланысты. Алайда диабетпен ауыратын науқастардың қарқынды өсіп келе жатқан санын қолмен тексеру үшін офтальмолог дәрігерлердің саны жеткіліксіз – бұл тапшылық ресурсы шектеулі денсаулық сақтау жағдайларында және ауылдық өңірлерде, оның ішінде Қазақстан өңірлерінде ерекше өткір сезіледі. Осыған байланысты конволюциялық нейрондық желілерге (CNN) негізделген автоматтандырылған диагностика практикалық тұрғыдан маңызды зерттеу бағыты болып табылады.</w:t>
       </w:r>
     </w:p>
     <w:p>
@@ -121,7 +121,7 @@
           <w:sz w:val="28"/>
           <w:u w:val="none"/>
         </w:rPr>
-        <w:t xml:space="preserve">ДР-ні автоматтандырылған диагностикалаудағы үстем дәстүр — мұнда </w:t>
+        <w:t xml:space="preserve">ДР-ні автоматтандырылған диагностикалаудағы үстем дәстүр – мұнда </w:t>
       </w:r>
       <w:r>
         <w:rPr>
@@ -141,7 +141,7 @@
           <w:sz w:val="28"/>
           <w:u w:val="none"/>
         </w:rPr>
-        <w:t xml:space="preserve"> парадигмасы, «ұштан-ұшқа» (end-to-end) CNN парадигмасы деп белгіленеді — алдын ала өңдеуді әдіснамалық талқылауды қажет етпейтін көмекші деректерді дайындау ретінде қарастырады, өйткені жеткілікті терең желі қажетті инварианттарды «шикі» немесе ең аз нормаланған пикселдерден тікелей өзі үйренеді деп болжанады. Дегенмен іс жүзінде әртүрлі камералармен, әртүрлі жарықтандыру жағдайында және әртүрлі шу деңгейімен алынған көз түбі кескіндері айтарлықтай домендік вариабельділік көрсетеді. Бұл вариабельділік кіріс белгілерінің кеңістігіндегі таралу ығысуы (distribution shift) ретінде көрініс табады және бір доменде оқытылған CNN-модельдердің басқа доменге қолданылған кездегі жалпылау қабілетін нашарлатады. Осы диссертацияны негіздейтін әдіснамалық олқылық — алдын ала өңдеуді диагностикалық модельдің ажырамас компоненті ретінде формализацияланған, эксперименттік бақыланатын тұрғыда қарастырудың болмауы.</w:t>
+        <w:t xml:space="preserve"> парадигмасы, «ұштан-ұшқа» (end-to-end) CNN парадигмасы деп белгіленеді – алдын ала өңдеуді әдіснамалық талқылауды қажет етпейтін көмекші деректерді дайындау ретінде қарастырады, өйткені жеткілікті терең желі қажетті инварианттарды «шикі» немесе ең аз нормаланған пикселдерден тікелей өзі үйренеді деп болжанады. Дегенмен іс жүзінде әртүрлі камералармен, әртүрлі жарықтандыру жағдайында және әртүрлі шу деңгейімен алынған көз түбі кескіндері айтарлықтай домендік вариабельділік көрсетеді. Бұл вариабельділік кіріс белгілерінің кеңістігіндегі таралу ығысуы (distribution shift) ретінде көрініс табады және бір доменде оқытылған CNN-модельдердің басқа доменге қолданылған кездегі жалпылау қабілетін нашарлатады. Осы диссертацияны негіздейтін әдіснамалық олқылық – алдын ала өңдеуді диагностикалық модельдің ажырамас компоненті ретінде формализацияланған, эксперименттік бақыланатын тұрғыда қарастырудың болмауы.</w:t>
       </w:r>
     </w:p>
     <w:p>
@@ -157,7 +157,7 @@
           <w:sz w:val="28"/>
           <w:u w:val="none"/>
         </w:rPr>
-        <w:t xml:space="preserve">Жұмыста баламалы парадигма — </w:t>
+        <w:t xml:space="preserve">Жұмыста баламалы парадигма – </w:t>
       </w:r>
       <w:r>
         <w:rPr>
@@ -281,7 +281,7 @@
         </w:rPr>
         <w:t>3.</w:t>
         <w:tab/>
-        <w:t>Конвейерді ортақ негізде орындалған сегіз зерттеу арқылы эксперименттік бағалау — 2×2 факторлық жоспардағы интеграцияланған конвейер басымдығы (1-эксперимент); кумулятивтік компоненттік абляция мен CLAHE және flat-field параметрлерінің свиптері (2-эксперимент); алты сыртқы корпуста белгілер кеңістігіндегі «көз–нысана» қашықтығын тікелей өлшеу; деректер жиынтықтары арасындағы тасымалдану (3-эксперимент); сарапшы белгілеуіне қатысты Grad-CAM түсіндірілуі (4-эксперимент); сыртқы клиникалық сапа (5-эксперимент); аспаптар бойынша домендік ығысу (6-эксперимент) және деректер тапшы режимде оқыту (7-эксперимент) — статистикалық валидациямен, нәтижелерді жарияланған жүйелер контексіне қоюмен, әрі тәсілдің шектеулері мен шекаралық шарттарымен бірге (3-тарау).</w:t>
+        <w:t>Конвейерді ортақ негізде орындалған сегіз зерттеу арқылы эксперименттік бағалау – 2×2 факторлық жоспардағы интеграцияланған конвейер басымдығы (1-эксперимент); кумулятивтік компоненттік абляция мен CLAHE және flat-field параметрлерінің свиптері (2-эксперимент); алты сыртқы корпуста белгілер кеңістігіндегі «көз–нысана» қашықтығын тікелей өлшеу; деректер жиынтықтары арасындағы тасымалдану (3-эксперимент); сарапшы белгілеуіне қатысты Grad-CAM түсіндірілуі (4-эксперимент); сыртқы клиникалық сапа (5-эксперимент); аспаптар бойынша домендік ығысу (6-эксперимент) және деректер тапшы режимде оқыту (7-эксперимент) – статистикалық валидациямен, нәтижелерді жарияланған жүйелер контексіне қоюмен, әрі тәсілдің шектеулері мен шекаралық шарттарымен бірге (3-тарау).</w:t>
       </w:r>
     </w:p>
     <w:p>
@@ -332,7 +332,7 @@
           <w:sz w:val="28"/>
           <w:u w:val="none"/>
         </w:rPr>
-        <w:t>Конволюциялық нейрондық желілерді пайдалана отырып, түрлі-түсті көз түбі кескіндері бойынша диабеттік ретинопатияны автоматтандырылған көп сатылы диагностикалау үдерісі. Үдеріс тек жіктеу қадамында ғана емес, тұтастай — кескін камерадан шыққан күйінен бастап модель тағайындайтын бес класты дәрежеге дейін — зерттеледі.</w:t>
+        <w:t>Конволюциялық нейрондық желілерді пайдалана отырып, түрлі-түсті көз түбі кескіндері бойынша диабеттік ретинопатияны автоматтандырылған көп сатылы диагностикалау үдерісі. Үдеріс тек жіктеу қадамында ғана емес, тұтастай – кескін камерадан шыққан күйінен бастап модель тағайындайтын бес класты дәрежеге дейін – зерттеледі.</w:t>
       </w:r>
     </w:p>
     <w:p>
@@ -365,7 +365,7 @@
           <w:sz w:val="28"/>
           <w:u w:val="none"/>
         </w:rPr>
-        <w:t>Көз түбі кескіндерін алдын ала өңдеуді (жақсартуды) CNN негізіндегі жіктеумен біріктіру әдістері мен модельдері, сондай-ақ алынатын интеграцияланған конфигурация көрсететін қасиеттер: бес класты дәрежелеудегі диагностикалық сапасы, оқыту кезінде көрілмеген корпустарға тасымалдануы, модель назарының патологияның сараптамалық белгіленуімен үйлесімі және камера домендері ауысқандағы мінез-құлқы. Манипуляцияланатын нәрсе — дәл интеграция, өзі қоректендіретін желіден бөлек алынған алдын ала өңдеу емес.</w:t>
+        <w:t>Көз түбі кескіндерін алдын ала өңдеуді (жақсартуды) CNN негізіндегі жіктеумен біріктіру әдістері мен модельдері, сондай-ақ алынатын интеграцияланған конфигурация көрсететін қасиеттер: бес класты дәрежелеудегі диагностикалық сапасы, оқыту кезінде көрілмеген корпустарға тасымалдануы, модель назарының патологияның сараптамалық белгіленуімен үйлесімі және камера домендері ауысқандағы мінез-құлқы. Манипуляцияланатын нәрсе – дәл интеграция, өзі қоректендіретін желіден бөлек алынған алдын ала өңдеу емес.</w:t>
       </w:r>
     </w:p>
     <w:p>
@@ -398,7 +398,7 @@
           <w:sz w:val="28"/>
           <w:u w:val="none"/>
         </w:rPr>
-        <w:t>Зерттеу әдіснамасы кескінді өңдеу теориясын, терең оқыту теориясын және эксперименттік бақыланатын валидация жүйесін біріктіреді. Қолданылған әдістер: айналуды нормалау үшін көру нервінің дискісі мен фовеаны алдын ала оқытылған, мұздатылған жылу карталарын регрессиялау детекторымен локализациялау — детектор жіктеуішпен бірге оқытылмайды, сондықтан алдын ала өңдеу бекітілген түрлендіру күйінде қалады; көз түбі шеңберінің геометриясын бекітілген пропорцияға дейін бұрмалаудың орнына сақтайтын изотроптық масштабтау мен центрленген нөлмен толтыру; тек FOV маскасының ішінде қолданылатын жарық өрісін адаптивті түзету (flat-field correction), LAB түс кеңістігінде қос шектеулі CLAHE, ResNet-50 және EfficientNet-B3 backbone архитектураларымен CNN жіктеу, базалық тармақ үшін ImageNet-тен білімді тасымалдау және интеграцияланған тармақ үшін домен ішілік алдын ала оқыту — бұл ретте бәсекелес инициализациялардың арасындағы таңдау болжам бойынша емес, мұздатылған backbone-мен сызықтық зондтың қабылдау шлюзі арқылы шешіледі, — класс теңгерімсіздігін өтеу үшін Focal Loss, «назар–ошақ» қабаттасуы (бастапқы) мен IoU (екінші) метрикаларымен Grad-CAM түсіндірілу талдауы, домендік ығысуды тікелей өлшеу үшін алдыңғы соңғы қабаттың белгілері бойынша максималды орташа алшақтық (MMD) (арна бойынша гистограммалар дивергенциясы ақпараттық контекст ретінде), сондай-ақ пациент деңгейінде стратификацияланған 5-fold cross-validation, McNemar және DeLong тестілері, аралас әсерлер моделі (mixed-effects model), bootstrap сенімділік аралықтары және көп салыстыруға арналған Bonferroni/Holm түзетулері негізіндегі статистикалық валидация жүйесі.</w:t>
+        <w:t>Зерттеу әдіснамасы кескінді өңдеу теориясын, терең оқыту теориясын және эксперименттік бақыланатын валидация жүйесін біріктіреді. Қолданылған әдістер: айналуды нормалау үшін көру нервінің дискісі мен фовеаны алдын ала оқытылған, мұздатылған жылу карталарын регрессиялау детекторымен локализациялау – детектор жіктеуішпен бірге оқытылмайды, сондықтан алдын ала өңдеу бекітілген түрлендіру күйінде қалады; көз түбі шеңберінің геометриясын бекітілген пропорцияға дейін бұрмалаудың орнына сақтайтын изотроптық масштабтау мен центрленген нөлмен толтыру; тек FOV маскасының ішінде қолданылатын жарық өрісін адаптивті түзету (flat-field correction), LAB түс кеңістігінде қос шектеулі CLAHE, ResNet-50 және EfficientNet-B3 backbone архитектураларымен CNN жіктеу, базалық тармақ үшін ImageNet-тен білімді тасымалдау және интеграцияланған тармақ үшін домен ішілік алдын ала оқыту – бұл ретте бәсекелес инициализациялардың арасындағы таңдау болжам бойынша емес, мұздатылған backbone-мен сызықтық зондтың қабылдау шлюзі арқылы шешіледі, – класс теңгерімсіздігін өтеу үшін Focal Loss, «назар–ошақ» қабаттасуы (бастапқы) мен IoU (екінші) метрикаларымен Grad-CAM түсіндірілу талдауы, домендік ығысуды тікелей өлшеу үшін алдыңғы соңғы қабаттың белгілері бойынша максималды орташа алшақтық (MMD) (арна бойынша гистограммалар дивергенциясы ақпараттық контекст ретінде), сондай-ақ пациент деңгейінде стратификацияланған 5-fold cross-validation, McNemar және DeLong тестілері, аралас әсерлер моделі (mixed-effects model), bootstrap сенімділік аралықтары және көп салыстыруға арналған Bonferroni/Holm түзетулері негізіндегі статистикалық валидация жүйесі.</w:t>
       </w:r>
     </w:p>
     <w:p>
@@ -520,7 +520,7 @@
         </w:rPr>
         <w:t>4.</w:t>
         <w:tab/>
-        <w:t>Қос шектеулі стохастикалық CLAHE нұсқасы бес класты ДР контексінде формализацияланып, валидацияланды (LAB L-арнасы; CL = min(clip_factor × tile_area / 256, global_threshold × tile_area) шегі; оқыту кезінде 80% қолдану ықтималдығы), соның арқасында кезең бір мезгілде жақсарту операторы әрі регуляризация көзі қызметін атқарады. Тұжырымдама ізденушінің бұрын жарияланған жұмыстарын дамытады, мұнда тұңғыш пайда болмайды; жаңасы — оның формализациялануы, спецификацияланған конвейерге ендірілуі және бес класты дәрежелеу міндетінде валидациялануы.</w:t>
+        <w:t>Қос шектеулі стохастикалық CLAHE нұсқасы бес класты ДР контексінде формализацияланып, валидацияланды (LAB L-арнасы; CL = min(clip_factor × tile_area / 256, global_threshold × tile_area) шегі; оқыту кезінде 80% қолдану ықтималдығы), соның арқасында кезең бір мезгілде жақсарту операторы әрі регуляризация көзі қызметін атқарады. Тұжырымдама ізденушінің бұрын жарияланған жұмыстарын дамытады, мұнда тұңғыш пайда болмайды; жаңасы – оның формализациялануы, спецификацияланған конвейерге ендірілуі және бес класты дәрежелеу міндетінде валидациялануы.</w:t>
       </w:r>
     </w:p>
     <w:p>
@@ -574,7 +574,7 @@
         </w:rPr>
         <w:t>7.</w:t>
         <w:tab/>
-        <w:t>«Назар–ошақ» қабаттасуы (Attention–Lesion Overlap, ALO) метрикасы — модель назарымен қамтылған ошақ үлесін тікелей өлшейтін бастапқы асимметриялық түсіндірілу метрикасы ретінде енгізілді; оны Intersection-over-Union (IoU) екінші метрика ретінде толықтырады, IDRiD пиксел деңгейіндегі ошақ маскаларымен салыстырылады. Ол модель дәлелінің сараптамалық белгілеумен үйлесімін орнатады, патологияны клиникалық локализациялауды емес.</w:t>
+        <w:t>«Назар–ошақ» қабаттасуы (Attention–Lesion Overlap, ALO) метрикасы – модель назарымен қамтылған ошақ үлесін тікелей өлшейтін бастапқы асимметриялық түсіндірілу метрикасы ретінде енгізілді; оны Intersection-over-Union (IoU) екінші метрика ретінде толықтырады, IDRiD пиксел деңгейіндегі ошақ маскаларымен салыстырылады. Ол модель дәлелінің сараптамалық белгілеумен үйлесімін орнатады, патологияны клиникалық локализациялауды емес.</w:t>
       </w:r>
     </w:p>
     <w:p>
@@ -592,7 +592,7 @@
         </w:rPr>
         <w:t>8.</w:t>
         <w:tab/>
-        <w:t>Орталық гипотеза постулаттайтын механизм өз салдарынан қорытылмай, тікелей өлшенеді: «көз–нысана» қашықтығы алты сыртқы корпуста екі конфигурация үшін де алдыңғы соңғы қабатта, тек тура өтулердің құнымен есептеледі. Үлесті жоспардың екі ерекшелігі көтереді — нормалау көз домені статистикаларын пайдаланады және нысанада ешқашан қайта есептелмейді, сондықтан өлшем нысанаға бейімделген процедураның емес, алдын ала өңдеудің қасиеті болып қалады; әрі оның бұрыстығын тексеру мүмкіндігі өлшеуге дейін тіркелген, өйткені конвейердің екі кезеңі құрылымы бойынша көз доменіне байланған және нәтиженің керісінше шығуы нақты мүмкіндік болатын.</w:t>
+        <w:t>Орталық гипотеза постулаттайтын механизм өз салдарынан қорытылмай, тікелей өлшенеді: «көз–нысана» қашықтығы алты сыртқы корпуста екі конфигурация үшін де алдыңғы соңғы қабатта, тек тура өтулердің құнымен есептеледі. Үлесті жоспардың екі ерекшелігі көтереді – нормалау көз домені статистикаларын пайдаланады және нысанада ешқашан қайта есептелмейді, сондықтан өлшем нысанаға бейімделген процедураның емес, алдын ала өңдеудің қасиеті болып қалады; әрі оның бұрыстығын тексеру мүмкіндігі өлшеуге дейін тіркелген, өйткені конвейердің екі кезеңі құрылымы бойынша көз доменіне байланған және нәтиженің керісінше шығуы нақты мүмкіндік болатын.</w:t>
       </w:r>
     </w:p>
     <w:p>
@@ -610,7 +610,7 @@
         </w:rPr>
         <w:t>9.</w:t>
         <w:tab/>
-        <w:t>Интеграцияланған тармақ табиғи-кескіндік емес, домен ішілік алдын ала оқытудан инициализацияланады, әрі бәсекелес инициализациялар арасындағы таңдау болжам бойынша емес, мұздатылған backbone-мен сызықтық зондтың қабылдау шлюзі арқылы шешіледі. Теріс нәтиже дәлел ретінде келтіріледі: домен ішілік корпуста нөлден оқытылған белгісіз өзін-өзі бақылайтын оқыту бұл шлюзден өте алмады — бір тұқымдастың бірнеше протоколы бойынша және ұзағырақ оқытудан жақсармай — және жіберілмеді.</w:t>
+        <w:t>Интеграцияланған тармақ табиғи-кескіндік емес, домен ішілік алдын ала оқытудан инициализацияланады, әрі бәсекелес инициализациялар арасындағы таңдау болжам бойынша емес, мұздатылған backbone-мен сызықтық зондтың қабылдау шлюзі арқылы шешіледі. Теріс нәтиже дәлел ретінде келтіріледі: домен ішілік корпуста нөлден оқытылған белгісіз өзін-өзі бақылайтын оқыту бұл шлюзден өте алмады – бір тұқымдастың бірнеше протоколы бойынша және ұзағырақ оқытудан жақсармай – және жіберілмеді.</w:t>
       </w:r>
     </w:p>
     <w:p>
@@ -646,7 +646,7 @@
         </w:rPr>
         <w:t>11.</w:t>
         <w:tab/>
-        <w:t>Сыртқы тұрақтылықты өрнектеуде кең қолданылатын үш өлшемге ортақ ақау аналитикалық түрде анықталды: деградация шамасы, жалпылау коэффициенті және ұстап қалу коэффициенті — әрқайсысы тармақтың сыртқы сапасын дәл сол тармақтың домен ішілік сапасына қатысты нормалайды не одан шегереді, сондықтан конфигурацияны оның домен ішілік күші үшін жазалайды. Талдау қатаң сипаттамалы және осы жұмыстың бірде-бір нәтижесін ақтамайды.</w:t>
+        <w:t>Сыртқы тұрақтылықты өрнектеуде кең қолданылатын үш өлшемге ортақ ақау аналитикалық түрде анықталды: деградация шамасы, жалпылау коэффициенті және ұстап қалу коэффициенті – әрқайсысы тармақтың сыртқы сапасын дәл сол тармақтың домен ішілік сапасына қатысты нормалайды не одан шегереді, сондықтан конфигурацияны оның домен ішілік күші үшін жазалайды. Талдау қатаң сипаттамалы және осы жұмыстың бірде-бір нәтижесін ақтамайды.</w:t>
       </w:r>
     </w:p>
     <w:p>
@@ -664,7 +664,7 @@
         </w:rPr>
         <w:t>12.</w:t>
         <w:tab/>
-        <w:t>Екі үлес ниет бойынша эмпирикалық емес: лазерлік әсер кезіндегі көз түбі тіндері жауабының байланысқан термооптикалық моделі — тек теориялық және есептеу үлесі; скрининг жүйесінің модульдік архитектурасы — жұмыс істейтін демонстратор түрінде ішінара іске асырылған жобалық үлес, ол жобаның іске асуға келетінін және жұмыстағы мінез-құлқын көрсетеді әрі бірде-бір диагностикалық тұжырымға дәлел болмайды: енгізуді клиникалық сынау жүргізілмеген.</w:t>
+        <w:t>Екі үлес ниет бойынша эмпирикалық емес: лазерлік әсер кезіндегі көз түбі тіндері жауабының байланысқан термооптикалық моделі – тек теориялық және есептеу үлесі; скрининг жүйесінің модульдік архитектурасы – жұмыс істейтін демонстратор түрінде ішінара іске асырылған жобалық үлес, ол жобаның іске асуға келетінін және жұмыстағы мінез-құлқын көрсетеді әрі бірде-бір диагностикалық тұжырымға дәлел болмайды: енгізуді клиникалық сынау жүргізілмеген.</w:t>
       </w:r>
     </w:p>
     <w:p>
@@ -735,7 +735,7 @@
         </w:rPr>
         <w:t>3.</w:t>
         <w:tab/>
-        <w:t>Интеграцияланған конфигурацияның базалық конфигурациядан басымдығы EyePACS-те бақыланатын 2×2 факторлық жоспар (A–D конфигурациялары) аясында екі архитектура үшін де анықталды: критерий оның үш компонентінің барлығы бойынша қанағаттандырылды, әсер көп салыстыруға түзетуден кейін де сақталды және архитектура таңдауымен өзара әрекеттеспеді (1-эксперимент). Бұл — базалық конфигурациядан алдын ала өңдеуімен қоса инициализациясымен де ерекшеленетін конфигурацияның қасиеті.</w:t>
+        <w:t>Интеграцияланған конфигурацияның базалық конфигурациядан басымдығы EyePACS-те бақыланатын 2×2 факторлық жоспар (A–D конфигурациялары) аясында екі архитектура үшін де анықталды: критерий оның үш компонентінің барлығы бойынша қанағаттандырылды, әсер көп салыстыруға түзетуден кейін де сақталды және архитектура таңдауымен өзара әрекеттеспеді (1-эксперимент). Бұл – базалық конфигурациядан алдын ала өңдеуімен қоса инициализациясымен де ерекшеленетін конфигурацияның қасиеті.</w:t>
       </w:r>
     </w:p>
     <w:p>
@@ -771,7 +771,7 @@
         </w:rPr>
         <w:t>5.</w:t>
         <w:tab/>
-        <w:t>Белгілер кеңістігіндегі «көз–нысана» қашықтығының қысқаруы алты сыртқы корпуста көз домені статистикаларын пайдалану жөніндегі міндетті шарт аясында тікелей өлшенді: қашықтық қаралған әрбір корпуста қысқарды, бұл қалған зерттеулер тек салдары арқылы жететін себеп тізбегінің орта буынын береді — тек бағыты бойынша, өйткені қашықтық қысқаруының шамасы сапа өсімінің шамасын қадағаламайды.</w:t>
+        <w:t>Белгілер кеңістігіндегі «көз–нысана» қашықтығының қысқаруы алты сыртқы корпуста көз домені статистикаларын пайдалану жөніндегі міндетті шарт аясында тікелей өлшенді: қашықтық қаралған әрбір корпуста қысқарды, бұл қалған зерттеулер тек салдары арқылы жететін себеп тізбегінің орта буынын береді – тек бағыты бойынша, өйткені қашықтық қысқаруының шамасы сапа өсімінің шамасын қадағаламайды.</w:t>
       </w:r>
     </w:p>
     <w:p>
@@ -807,7 +807,7 @@
         </w:rPr>
         <w:t>7.</w:t>
         <w:tab/>
-        <w:t>Ұсынылған «назар–ошақ» қабаттасуы (ALO, бастапқы) және IoU (екінші) метрикаларын IDRiD пиксел деңгейіндегі ошақ маскаларына қатысты қолданған Grad-CAM түсіндірілу талдауы интеграцияланған конфигурацияда модель назарының сараптамалық белгілеумен тығызырақ үйлесетінін көрсетті — аннотацияланған ошақтың төрт түрінің барлығында және екі метрика бойынша да (4-эксперимент); клиникалық корпустағы сапалық зерттеу орындалған жоқ.</w:t>
+        <w:t>Ұсынылған «назар–ошақ» қабаттасуы (ALO, бастапқы) және IoU (екінші) метрикаларын IDRiD пиксел деңгейіндегі ошақ маскаларына қатысты қолданған Grad-CAM түсіндірілу талдауы интеграцияланған конфигурацияда модель назарының сараптамалық белгілеумен тығызырақ үйлесетінін көрсетті – аннотацияланған ошақтың төрт түрінің барлығында және екі метрика бойынша да (4-эксперимент); клиникалық корпустағы сапалық зерттеу орындалған жоқ.</w:t>
       </w:r>
     </w:p>
     <w:p>
@@ -825,7 +825,7 @@
         </w:rPr>
         <w:t>8.</w:t>
         <w:tab/>
-        <w:t>Екі сыртқы клиникалық корпуста да интеграцияланған конфигурация жоғары абсолютті weighted F1 көрсетті, әрі әрбір айырма минималды клиникалық маңызды шамаға жетіп, аралығы нөлді қамтымайды (5-эксперимент — деградацияға төзімділік емес, жоғарырақ абсолютті сыртқы сапа); жіктеу сапасы бес камералық топтаманың барлығында сақталып, олардың арасындағы шашырау азайды (6-эксперимент); деректер тапшы режимде интеграцияланған конфигурация тағы да күштірек болды — деректер мол кездегі өлшенген артықшылықпен салыстырмалы әрі одан аспайтын шамада (7-эксперимент).</w:t>
+        <w:t>Екі сыртқы клиникалық корпуста да интеграцияланған конфигурация жоғары абсолютті weighted F1 көрсетті, әрі әрбір айырма минималды клиникалық маңызды шамаға жетіп, аралығы нөлді қамтымайды (5-эксперимент – деградацияға төзімділік емес, жоғарырақ абсолютті сыртқы сапа); жіктеу сапасы бес камералық топтаманың барлығында сақталып, олардың арасындағы шашырау азайды (6-эксперимент); деректер тапшы режимде интеграцияланған конфигурация тағы да күштірек болды – деректер мол кездегі өлшенген артықшылықпен салыстырмалы әрі одан аспайтын шамада (7-эксперимент).</w:t>
       </w:r>
     </w:p>
     <w:p>
@@ -876,7 +876,7 @@
           <w:sz w:val="28"/>
           <w:u w:val="none"/>
         </w:rPr>
-        <w:t>Әрбір тұжырым өзінің алдын ала белгіленген критерийі қолдайтын күшінде қорғауға ұсынылады, әрі әрқайсысы одан ажырамайтын ескертпені алып жүреді: ескертпесіз берілген тұжырым — деректер қолдайтыннан өзгеше әрі күштірек пайымдау.</w:t>
+        <w:t>Әрбір тұжырым өзінің алдын ала белгіленген критерийі қолдайтын күшінде қорғауға ұсынылады, әрі әрқайсысы одан ажырамайтын ескертпені алып жүреді: ескертпесіз берілген тұжырым – деректер қолдайтыннан өзгеше әрі күштірек пайымдау.</w:t>
       </w:r>
     </w:p>
     <w:p>
@@ -894,7 +894,7 @@
         </w:rPr>
         <w:t>1.</w:t>
         <w:tab/>
-        <w:t xml:space="preserve">Көз түбі кескіндерін алдын ала өңдеу — көмекші деректерді дайындау емес, диагностикалық модельдің формализациялауға және эксперименттік тексеруге келетін компоненті; бұл «ұштан-ұшқа» парадигмадан (P1) интеграцияланған парадигмаға (P2) қайта пайымдау. </w:t>
+        <w:t xml:space="preserve">Көз түбі кескіндерін алдын ала өңдеу – көмекші деректерді дайындау емес, диагностикалық модельдің формализациялауға және эксперименттік тексеруге келетін компоненті; бұл «ұштан-ұшқа» парадигмадан (P1) интеграцияланған парадигмаға (P2) қайта пайымдау. </w:t>
       </w:r>
       <w:r>
         <w:rPr>
@@ -922,7 +922,7 @@
         </w:rPr>
         <w:t>2.</w:t>
         <w:tab/>
-        <w:t xml:space="preserve">Интеграцияланған конфигурация EyePACS-те ДР-ні бес класты жіктеуде ResNet-50 мен EfficientNet-B3 архитектураларының екеуі үшін де базалық конфигурациядан басым түседі — алдын ала тіркелген конъюнктивтік критерийдің үш компонентінің бәрі бойынша, әрі эффект көп салыстыруға түзетуден кейін де сақталып, архитектура таңдауымен өзара әрекеттесу көрсетпейді. </w:t>
+        <w:t xml:space="preserve">Интеграцияланған конфигурация EyePACS-те ДР-ні бес класты жіктеуде ResNet-50 мен EfficientNet-B3 архитектураларының екеуі үшін де базалық конфигурациядан басым түседі – алдын ала тіркелген конъюнктивтік критерийдің үш компонентінің бәрі бойынша, әрі эффект көп салыстыруға түзетуден кейін де сақталып, архитектура таңдауымен өзара әрекеттесу көрсетпейді. </w:t>
       </w:r>
       <w:r>
         <w:rPr>
@@ -960,7 +960,7 @@
           <w:sz w:val="28"/>
           <w:u w:val="none"/>
         </w:rPr>
-        <w:t>Тексерілген диапазондармен шектелген; оптималды мәндер — тасымалданатын тұрақтылар емес, осы корпус пен конвейердің қасиеттері.</w:t>
+        <w:t>Тексерілген диапазондармен шектелген; оптималды мәндер – тасымалданатын тұрақтылар емес, осы корпус пен конвейердің қасиеттері.</w:t>
       </w:r>
     </w:p>
     <w:p>
@@ -1016,7 +1016,7 @@
           <w:sz w:val="28"/>
           <w:u w:val="none"/>
         </w:rPr>
-        <w:t>Тек бағыт бойынша — қашықтық қысқаруының шамасы сапа өсімінің шамасын қадағаламайды; тұжырым механистік әрі диагностикалық сапа мен құрылғылармен үйлесімділік туралы ешқандай мәлімдеме көтермейді.</w:t>
+        <w:t>Тек бағыт бойынша – қашықтық қысқаруының шамасы сапа өсімінің шамасын қадағаламайды; тұжырым механистік әрі диагностикалық сапа мен құрылғылармен үйлесімділік туралы ешқандай мәлімдеме көтермейді.</w:t>
       </w:r>
     </w:p>
     <w:p>
@@ -1062,7 +1062,7 @@
         </w:rPr>
         <w:t>7.</w:t>
         <w:tab/>
-        <w:t xml:space="preserve">Интеграцияланған конфигурацияда модельдің назары сарапшының пиксел деңгейіндегі ошақ аннотациясымен тығызырақ үйлеседі — аннотацияланған төрт ошақ түрінің бәрінде, бастапқы және екінші өлшем бойынша да әрі назар табалдырығы бойынша орнықты түрде. </w:t>
+        <w:t xml:space="preserve">Интеграцияланған конфигурацияда модельдің назары сарапшының пиксел деңгейіндегі ошақ аннотациясымен тығызырақ үйлеседі – аннотацияланған төрт ошақ түрінің бәрінде, бастапқы және екінші өлшем бойынша да әрі назар табалдырығы бойынша орнықты түрде. </w:t>
       </w:r>
       <w:r>
         <w:rPr>
@@ -1090,7 +1090,7 @@
         </w:rPr>
         <w:t>8.</w:t>
         <w:tab/>
-        <w:t xml:space="preserve">Жіктеу сапасы зерттелген барлық камералық топта сақталады, ал мәні бойынша — осы топтар арасындағы сапа шашырауы азаяды. </w:t>
+        <w:t xml:space="preserve">Жіктеу сапасы зерттелген барлық камералық топта сақталады, ал мәні бойынша – осы топтар арасындағы сапа шашырауы азаяды. </w:t>
       </w:r>
       <w:r>
         <w:rPr>
@@ -1100,7 +1100,7 @@
           <w:sz w:val="28"/>
           <w:u w:val="none"/>
         </w:rPr>
-        <w:t>Екі конфигурация да ұстап қалу табалдырығынан өтеді; бес топтың екеуі — сыртқы клиникалық корпустардың өздері әрі тәуелсіз қайталауды бермейді; үш топтама бір құрылғыны емес, бірнеше камера моделін біріктіреді; бұның ешқайсысы құрылғыларды сертификаттауды немесе аспаптан тәуелсіз енгізуге дайындық туралы мәлімдемені құрамайды.</w:t>
+        <w:t>Екі конфигурация да ұстап қалу табалдырығынан өтеді; бес топтың екеуі – сыртқы клиникалық корпустардың өздері әрі тәуелсіз қайталауды бермейді; үш топтама бір құрылғыны емес, бірнеше камера моделін біріктіреді; бұның ешқайсысы құрылғыларды сертификаттауды немесе аспаптан тәуелсіз енгізуге дайындық туралы мәлімдемені құрамайды.</w:t>
       </w:r>
     </w:p>
     <w:p>
@@ -1128,7 +1128,7 @@
           <w:sz w:val="28"/>
           <w:u w:val="none"/>
         </w:rPr>
-        <w:t>Деградацияға төзімділік емес, жоғарырақ абсолюттік сыртқы сапа — өз домен ішілік деңгейлеріне қатысты екі конфигурация да шамамен бірдей төмендейді; екінші корпуста минималды маңызды шамадан асатын қор 0,0041 құрайды, әрі сол аралықтың төменгі шекарасы минималды маңызды шамадан төмен жатыр.</w:t>
+        <w:t>Деградацияға төзімділік емес, жоғарырақ абсолюттік сыртқы сапа – өз домен ішілік деңгейлеріне қатысты екі конфигурация да шамамен бірдей төмендейді; екінші корпуста минималды маңызды шамадан асатын қор 0,0041 құрайды, әрі сол аралықтың төменгі шекарасы минималды маңызды шамадан төмен жатыр.</w:t>
       </w:r>
     </w:p>
     <w:p>
@@ -1146,7 +1146,7 @@
         </w:rPr>
         <w:t>10.</w:t>
         <w:tab/>
-        <w:t xml:space="preserve">Сыртқы тұрақтылықты өрнектеуде кең қолданылатын үш өлшем — деградация шамасы, жалпылау коэффициенті және ұстап қалу коэффициенті — ортақ құрылымдық ақауға ие: әрқайсысы тармақтың сыртқы сапасын дәл сол тармақтың домен ішілік сапасына қатысты нормалайды не одан шегереді, сондықтан конфигурацияны домен ішілік күші үшін жазалайды. </w:t>
+        <w:t xml:space="preserve">Сыртқы тұрақтылықты өрнектеуде кең қолданылатын үш өлшем – деградация шамасы, жалпылау коэффициенті және ұстап қалу коэффициенті – ортақ құрылымдық ақауға ие: әрқайсысы тармақтың сыртқы сапасын дәл сол тармақтың домен ішілік сапасына қатысты нормалайды не одан шегереді, сондықтан конфигурацияны домен ішілік күші үшін жазалайды. </w:t>
       </w:r>
       <w:r>
         <w:rPr>
@@ -1184,7 +1184,7 @@
           <w:sz w:val="28"/>
           <w:u w:val="none"/>
         </w:rPr>
-        <w:t>Тиісінше теориялық және жобалық үлес ретінде ұсынылады — модель клиникалық валидацияланбаған; демонстратор жобаның іске асуға келетінін және жұмыстағы мінез-құлқын көрсетеді әрі бірде-бір диагностикалық тұжырымға дәлел болмайды; архитектураның енгізуге бағытталған бөліктері спецификация күйінде қалады, далалық сынақтар жүргізілмеген.</w:t>
+        <w:t>Тиісінше теориялық және жобалық үлес ретінде ұсынылады – модель клиникалық валидацияланбаған; демонстратор жобаның іске асуға келетінін және жұмыстағы мінез-құлқын көрсетеді әрі бірде-бір диагностикалық тұжырымға дәлел болмайды; архитектураның енгізуге бағытталған бөліктері спецификация күйінде қалады, далалық сынақтар жүргізілмеген.</w:t>
       </w:r>
     </w:p>
     <w:p>
@@ -1200,7 +1200,7 @@
           <w:sz w:val="28"/>
           <w:u w:val="none"/>
         </w:rPr>
-        <w:t xml:space="preserve">Тағы бір нәтиже қорғауға ұсынылатын тұжырым емес, бақылау ретінде беріледі: оқыту корпусынан шамамен жетпіс есе кіші корпуста, екі тармақ та бір инициализациядан оқытылған алдын ала тіркелген бағалауда интеграцияланған конфигурация қайтадан күштірек болды — бірақ қоры мол деректердегі өсіммен </w:t>
+        <w:t xml:space="preserve">Тағы бір нәтиже қорғауға ұсынылатын тұжырым емес, бақылау ретінде беріледі: оқыту корпусынан шамамен жетпіс есе кіші корпуста, екі тармақ та бір инициализациядан оқытылған алдын ала тіркелген бағалауда интеграцияланған конфигурация қайтадан күштірек болды – бірақ қоры мол деректердегі өсіммен </w:t>
       </w:r>
       <w:r>
         <w:rPr>
@@ -1279,7 +1279,7 @@
           <w:sz w:val="28"/>
           <w:u w:val="none"/>
         </w:rPr>
-        <w:t>Жұмыс алдын ала өңдеуді CNN-ге қолжетімді белгілер кеңістігін бірге айқындайтын модельдің ажырамас компоненті ретінде концептуалды қайта пайымдауды (P2 парадигмасы) ұсынады және бұл пайымдауды «ұштан-ұшқа» парадигмаға (P1) қарсы тікелей эмпирикалық тексеруге салады. 8 кезеңді конвейердің формальды спецификациясы, қос шектеулі CLAHE шегінің — ізденушінің бұрын жарияланған жұмыстарын дамытатын, мұнда тұңғыш пайда болмайтын, — адаптивті flat-field-түзетудің және ALO түсіндірілу метрикасының математикалық формализациясы, сондай-ақ класс теңгерімсіздігі жағдайында алдын ала өңдеу әсерлерін валидациялаудың статистикалық жүйесі ұсынылды. Тағы бір үлес өзге сипатта: осы кезге дейін тек түсіндірме ретінде тартылып келген механизм өлшенетін етілді — берілген хаттамалық шарт кезінде (нормалау көз домені статистикалары бойынша) алдыңғы соңғы қабатта есептелетін шама ретінде, бұл механистік тұжырымды ол түсіндіретін сапа тұжырымдарынан тәуелсіз теріске шығарылатын етеді. Лазерлік әсер кезіндегі көз түбі тіндері жауабының байланысқан термооптикалық моделі — теориялық және есептеу үлесі.</w:t>
+        <w:t>Жұмыс алдын ала өңдеуді CNN-ге қолжетімді белгілер кеңістігін бірге айқындайтын модельдің ажырамас компоненті ретінде концептуалды қайта пайымдауды (P2 парадигмасы) ұсынады және бұл пайымдауды «ұштан-ұшқа» парадигмаға (P1) қарсы тікелей эмпирикалық тексеруге салады. 8 кезеңді конвейердің формальды спецификациясы, қос шектеулі CLAHE шегінің – ізденушінің бұрын жарияланған жұмыстарын дамытатын, мұнда тұңғыш пайда болмайтын, – адаптивті flat-field-түзетудің және ALO түсіндірілу метрикасының математикалық формализациясы, сондай-ақ класс теңгерімсіздігі жағдайында алдын ала өңдеу әсерлерін валидациялаудың статистикалық жүйесі ұсынылды. Тағы бір үлес өзге сипатта: осы кезге дейін тек түсіндірме ретінде тартылып келген механизм өлшенетін етілді – берілген хаттамалық шарт кезінде (нормалау көз домені статистикалары бойынша) алдыңғы соңғы қабатта есептелетін шама ретінде, бұл механистік тұжырымды ол түсіндіретін сапа тұжырымдарынан тәуелсіз теріске шығарылатын етеді. Лазерлік әсер кезіндегі көз түбі тіндері жауабының байланысқан термооптикалық моделі – теориялық және есептеу үлесі.</w:t>
       </w:r>
     </w:p>
     <w:p>
@@ -1328,7 +1328,7 @@
           <w:sz w:val="28"/>
           <w:u w:val="none"/>
         </w:rPr>
-        <w:t>Алдын ала өңдеу қозғалтқышы, инференс, store-and-forward режиміндегі телемедицина және «дәрігер-контурда» (physician-in-the-loop) шешім қабылдауды қолдау модульдері бар ДР скринингінің модульдік автоматтандырылған жүйесінің архитектурасы ұсынылды; ол PACS/EHR жүйелерімен және ұлттық электрондық денсаулық сақтау платформасымен интеграцияланады әрі Қазақстанның ауылдық және шалғай өңірлерінде ДР скринингіне қолданылады. Архитектураның жұмыс істейтін демонстраторы орналастырылып, жіберілген кескіндерде инференс орындайды; бұл жобаның іске асуға келетінін және жұмыстағы мінез-құлқын көрсетеді. Оның іске асырмаған, енгізуге бағытталған бөліктері — PACS-пен интеграция, EHR-мен өзара әрекеттесу, телемедициналық режим — жобалық спецификация күйінде қалады, клиникалық жағдайда енгізу сыналмаған, ал деректерді қорғау ережелері сертификатталған сәйкестік емес, жоба бойынша сәйкестік. Жүйе диагноз бен ол үшін жауапкершілік дәрігерде қалатын шешім қабылдауды қолдау ретінде ойластырылған; мұнда ештеңе дербес диагностикалық құрал ретінде ұсынылмайды.</w:t>
+        <w:t>Алдын ала өңдеу қозғалтқышы, инференс, store-and-forward режиміндегі телемедицина және «дәрігер-контурда» (physician-in-the-loop) шешім қабылдауды қолдау модульдері бар ДР скринингінің модульдік автоматтандырылған жүйесінің архитектурасы ұсынылды; ол PACS/EHR жүйелерімен және ұлттық электрондық денсаулық сақтау платформасымен интеграцияланады әрі Қазақстанның ауылдық және шалғай өңірлерінде ДР скринингіне қолданылады. Архитектураның жұмыс істейтін демонстраторы орналастырылып, жіберілген кескіндерде инференс орындайды; бұл жобаның іске асуға келетінін және жұмыстағы мінез-құлқын көрсетеді. Оның іске асырмаған, енгізуге бағытталған бөліктері – PACS-пен интеграция, EHR-мен өзара әрекеттесу, телемедициналық режим – жобалық спецификация күйінде қалады, клиникалық жағдайда енгізу сыналмаған, ал деректерді қорғау ережелері сертификатталған сәйкестік емес, жоба бойынша сәйкестік. Жүйе диагноз бен ол үшін жауапкершілік дәрігерде қалатын шешім қабылдауды қолдау ретінде ойластырылған; мұнда ештеңе дербес диагностикалық құрал ретінде ұсынылмайды.</w:t>
       </w:r>
     </w:p>
     <w:p>
@@ -1361,7 +1361,7 @@
           <w:sz w:val="28"/>
           <w:u w:val="none"/>
         </w:rPr>
-        <w:t>Сенімділік мынадай тәсілдермен қамтамасыз етіледі: ауқымды әрі көптеген ашық деректер жиынтықтарын пайдалану (~35 126 EyePACS оқыту кескіні және жеті қосымша жиынтық); деректердің ағып кетуін қатаң бақылаумен пациент деңгейінде стратификацияланған 5-fold cross-validation; барлық бастапқы метрикаларды «орташа ± стандартты ауытқу» түрінде ұсыну; көп метрикалы бағалау (weighted F1, ROC-AUC, квадраттық салмақты Cohen's Kappa, accuracy); статистикалық гипотезаларды тексеру (McNemar, DeLong тестілері), фолдтар бойынша аралас әсерлер моделі, bootstrap сенімділік аралықтары (≥ 1000 ресэмпл) және Bonferroni/Holm түзетулері; оларды тексерген эксперименттерге дейін бекітілген сәттілік критерийлері — нәтиже белгілі болғаннан кейін жазылған критерий әрқашан қанағаттандырылуы мүмкін, сондықтан жіктемені ақпаратты ететін нәрсе — дәл осы реттілік. Жұмыс сонымен қатар жарияланған жүйелердің контексіне қойылады, бірақ олардың арасында рангіленбейді, өйткені салыстырылатын жазбалардың ешқандай екеуі есептің қойылымы, корпусы, эталондық стандарты мен метрикасы бойынша бірдей емес. Осы аппараттың екі шектеуі кейінге қалдырылмай мәлімделеді: көп салыстыруға түзету салыстырулар жоспарланған сол жалғыз экспериментпен шектелген, сондықтан диссертация ауқымындағы қателік ықтималдығы мәлімделмейді; әрі бірқатар бағалау бір оқытылған фолдтың модельдеріне сүйенеді, сондықтан олардың аралықтары тек бағалау корпусының іріктемесін сипаттайды және толық белгісіздікті белгілі бағытта төмендетеді. Үшіншісі: бір эксперимент қайта таратуға жатпайтын клиникалық корпусқа сүйенеді, сондықтан сырттай қайталанбайды, ал калибрлеу — модельдің шығыс ықтималдықтарының эмпирикалық қасиеті, клиникалық шешім сенімділігінің кепілі емес.</w:t>
+        <w:t>Сенімділік мынадай тәсілдермен қамтамасыз етіледі: ауқымды әрі көптеген ашық деректер жиынтықтарын пайдалану (~35 126 EyePACS оқыту кескіні және жеті қосымша жиынтық); деректердің ағып кетуін қатаң бақылаумен пациент деңгейінде стратификацияланған 5-fold cross-validation; барлық бастапқы метрикаларды «орташа ± стандартты ауытқу» түрінде ұсыну; көп метрикалы бағалау (weighted F1, ROC-AUC, квадраттық салмақты Cohen's Kappa, accuracy); статистикалық гипотезаларды тексеру (McNemar, DeLong тестілері), фолдтар бойынша аралас әсерлер моделі, bootstrap сенімділік аралықтары (≥ 1000 ресэмпл) және Bonferroni/Holm түзетулері; оларды тексерген эксперименттерге дейін бекітілген сәттілік критерийлері – нәтиже белгілі болғаннан кейін жазылған критерий әрқашан қанағаттандырылуы мүмкін, сондықтан жіктемені ақпаратты ететін нәрсе – дәл осы реттілік. Жұмыс сонымен қатар жарияланған жүйелердің контексіне қойылады, бірақ олардың арасында рангіленбейді, өйткені салыстырылатын жазбалардың ешқандай екеуі есептің қойылымы, корпусы, эталондық стандарты мен метрикасы бойынша бірдей емес. Осы аппараттың екі шектеуі кейінге қалдырылмай мәлімделеді: көп салыстыруға түзету салыстырулар жоспарланған сол жалғыз экспериментпен шектелген, сондықтан диссертация ауқымындағы қателік ықтималдығы мәлімделмейді; әрі бірқатар бағалау бір оқытылған фолдтың модельдеріне сүйенеді, сондықтан олардың аралықтары тек бағалау корпусының іріктемесін сипаттайды және толық белгісіздікті белгілі бағытта төмендетеді. Үшіншісі: бір эксперимент қайта таратуға жатпайтын клиникалық корпусқа сүйенеді, сондықтан сырттай қайталанбайды, ал калибрлеу – модельдің шығыс ықтималдықтарының эмпирикалық қасиеті, клиникалық шешім сенімділігінің кепілі емес.</w:t>
       </w:r>
     </w:p>
     <w:p>
@@ -1459,7 +1459,7 @@
           <w:sz w:val="28"/>
           <w:u w:val="none"/>
         </w:rPr>
-        <w:t>Диссертацияның негізгі нәтижелері 5 ғылыми жұмыста жарияланған, оның ішінде: Scopus / Web of Science индекстелетін журналдардағы мақалалар — 1 (</w:t>
+        <w:t>Диссертацияның негізгі нәтижелері 5 ғылыми жұмыста жарияланған, оның ішінде: Scopus / Web of Science индекстелетін журналдардағы мақалалар – 1 (</w:t>
       </w:r>
       <w:r>
         <w:rPr>
@@ -1479,7 +1479,7 @@
           <w:sz w:val="28"/>
           <w:u w:val="none"/>
         </w:rPr>
-        <w:t>, Q3); Scopus индекстелетін халықаралық конференция материалдарындағы баяндама — 1 (</w:t>
+        <w:t>, Q3); Scopus индекстелетін халықаралық конференция материалдарындағы баяндама – 1 (</w:t>
       </w:r>
       <w:r>
         <w:rPr>
@@ -1499,7 +1499,7 @@
           <w:sz w:val="28"/>
           <w:u w:val="none"/>
         </w:rPr>
-        <w:t>, DS 2025); Қазақстан Республикасы ҒЖБССҚК (ККСОН) ұсынған журналдардағы мақалалар — 3 (</w:t>
+        <w:t>, DS 2025); Қазақстан Республикасы ҒЖБССҚК (ККСОН) ұсынған журналдардағы мақалалар – 3 (</w:t>
       </w:r>
       <w:r>
         <w:rPr>
@@ -1593,7 +1593,7 @@
         </w:rPr>
         <w:t>1.</w:t>
         <w:tab/>
-        <w:t>Sapakova S., Yesmukhamedov N., Sapakov A. Development of an image quality enhancement approach for diabetic retinopathy diagnosis // Eastern-European Journal of Enterprise Technologies. — 2025. — Vol. 4, No. 9(136). — P. 79–88. (Scopus, Q3). https://doi.org/10.15587/1729-4061.2025.335570</w:t>
+        <w:t>Sapakova S., Yesmukhamedov N., Sapakov A. Development of an image quality enhancement approach for diabetic retinopathy diagnosis // Eastern-European Journal of Enterprise Technologies. – 2025. – Vol. 4, No. 9(136). – P. 79–88. (Scopus, Q3). https://doi.org/10.15587/1729-4061.2025.335570</w:t>
       </w:r>
     </w:p>
     <w:p>
@@ -1627,7 +1627,7 @@
         </w:rPr>
         <w:t>2.</w:t>
         <w:tab/>
-        <w:t>Sapakova S., Yesmukhamedov N., Sapakov A., Yemberdiyeva A., Kozhamkulova Z. Methods for pre-processing and analysis of fundus images for detection of diabetic retinopathy // Procedia Computer Science. — 2025. — Vol. 272. — P. 496–501. (The 3rd International Workshop on Digital Society — DS 2025, Стамбул қ., Түркия). https://doi.org/10.1016/j.procs.2025.10.237</w:t>
+        <w:t>Sapakova S., Yesmukhamedov N., Sapakov A., Yemberdiyeva A., Kozhamkulova Z. Methods for pre-processing and analysis of fundus images for detection of diabetic retinopathy // Procedia Computer Science. – 2025. – Vol. 272. – P. 496–501. (The 3rd International Workshop on Digital Society – DS 2025, Стамбул қ., Түркия). https://doi.org/10.1016/j.procs.2025.10.237</w:t>
       </w:r>
     </w:p>
     <w:p>
@@ -1661,7 +1661,7 @@
         </w:rPr>
         <w:t>3.</w:t>
         <w:tab/>
-        <w:t>Yesmukhamedov N.S., Sapakova S., Al-Haddad S.A.R., Daniyarova D. Development of an information system architecture for healthcare institutions using artificial intelligence // ҚР ҰҒА Хабарлары, физика-математика сериясы. — 2025. — Vol. 2(354). — P. 74–91. https://doi.org/10.32014/2025.2518-1726.345</w:t>
+        <w:t>Yesmukhamedov N.S., Sapakova S., Al-Haddad S.A.R., Daniyarova D. Development of an information system architecture for healthcare institutions using artificial intelligence // ҚР ҰҒА Хабарлары, физика-математика сериясы. – 2025. – Vol. 2(354). – P. 74–91. https://doi.org/10.32014/2025.2518-1726.345</w:t>
       </w:r>
     </w:p>
     <w:p>
@@ -1679,7 +1679,7 @@
         </w:rPr>
         <w:t>4.</w:t>
         <w:tab/>
-        <w:t>Yesmukhamedov N.S., Sapakova S.Z., Kozhamkulova Zh.Zh., Daniyarova D.R., Armankyzy R. Methods for preprocessing and analysis of fundus images for diabetic retinopathy detection // Қазақстан-Британ техникалық университетінің Хабаршысы. — 2025. — № 4(75). — Т. 22. — Б. 119–130. https://doi.org/10.55452/1998-6688-2025-22-4-119-130</w:t>
+        <w:t>Yesmukhamedov N.S., Sapakova S.Z., Kozhamkulova Zh.Zh., Daniyarova D.R., Armankyzy R. Methods for preprocessing and analysis of fundus images for diabetic retinopathy detection // Қазақстан-Британ техникалық университетінің Хабаршысы. – 2025. – № 4(75). – Т. 22. – Б. 119–130. https://doi.org/10.55452/1998-6688-2025-22-4-119-130</w:t>
       </w:r>
     </w:p>
     <w:p>
@@ -1697,7 +1697,7 @@
         </w:rPr>
         <w:t>5.</w:t>
         <w:tab/>
-        <w:t>Sapakova S.Z., Daniyarova D.R., Yesmukhamedov N.S., Armankyzy R., Yemberdiyeva A.B., Kaldybaeva A.S. Mathematical modeling of laser exposure on fundus tissues in the treatment of diabetic retinopathy // КазУТБ Хабаршысы. — 2025. — Т. 2, № 27-740. https://doi.org/10.58805/kazutb.v.2.27-740</w:t>
+        <w:t>Sapakova S.Z., Daniyarova D.R., Yesmukhamedov N.S., Armankyzy R., Yemberdiyeva A.B., Kaldybaeva A.S. Mathematical modeling of laser exposure on fundus tissues in the treatment of diabetic retinopathy // КазУТБ Хабаршысы. – 2025. – Т. 2, № 27-740. https://doi.org/10.58805/kazutb.v.2.27-740</w:t>
       </w:r>
     </w:p>
     <w:p>
@@ -1756,7 +1756,7 @@
           <w:sz w:val="28"/>
           <w:u w:val="none"/>
         </w:rPr>
-        <w:t>1-тарау — «Диабеттік ретинопатияның автоматтандырылған скринингі»</w:t>
+        <w:t>1-тарау – «Диабеттік ретинопатияның автоматтандырылған скринингі»</w:t>
       </w:r>
       <w:r>
         <w:rPr>
@@ -1782,7 +1782,7 @@
           <w:sz w:val="28"/>
           <w:u w:val="none"/>
         </w:rPr>
-        <w:t>2-тарау — «Интеграцияланған конвейер әдіснамасы»</w:t>
+        <w:t>2-тарау – «Интеграцияланған конвейер әдіснамасы»</w:t>
       </w:r>
       <w:r>
         <w:rPr>
@@ -1792,7 +1792,7 @@
           <w:sz w:val="28"/>
           <w:u w:val="none"/>
         </w:rPr>
-        <w:t xml:space="preserve"> интеграцияланған әдіснаманы спецификациялайды. Ол 8 кезеңді алдын ала өңдеу конвейерін әр кезеңнің теориялық негіздерімен қоса кезең-кезеңімен формализациялайды — канондық бағдар мен нүктелік белгілер бойынша айналуды нормалау, центрленген толтырумен изотроптық масштабтау, көру өрісінің маскасын төртінші кіріс арна ретінде беру, әр кескіннің геометриясына сай масштабталатын адаптивті flat-field-түзету және гистограммалық пен плиткалық шектеулердің минимумы ретінде формализацияланып, оқыту кезінде стохастикалық қолданылатын қос шектеулі CLAHE шегі. Одан әрі жіктеу архитектуралары (ResNet-50 және EfficientNet-B3) мен оларды салмақталған (Focal) loss функциясымен бес класты градацияға бейімдеу, мұздатылған белгі шығарғыштағы сызықтық зондтың қабылдау гейті бар алдын ала оқыту мен дәлдеп баптау стратегиясы, түсіндірілу аппараты (Grad-CAM, «назар–ошақ» қабаттасуы метрикасы, IoU) кескін сапасы метрикаларымен бірге, сондай-ақ бағалау иерархиясы мен статистикалық хаттама спецификацияланады.</w:t>
+        <w:t xml:space="preserve"> интеграцияланған әдіснаманы спецификациялайды. Ол 8 кезеңді алдын ала өңдеу конвейерін әр кезеңнің теориялық негіздерімен қоса кезең-кезеңімен формализациялайды – канондық бағдар мен нүктелік белгілер бойынша айналуды нормалау, центрленген толтырумен изотроптық масштабтау, көру өрісінің маскасын төртінші кіріс арна ретінде беру, әр кескіннің геометриясына сай масштабталатын адаптивті flat-field-түзету және гистограммалық пен плиткалық шектеулердің минимумы ретінде формализацияланып, оқыту кезінде стохастикалық қолданылатын қос шектеулі CLAHE шегі. Одан әрі жіктеу архитектуралары (ResNet-50 және EfficientNet-B3) мен оларды салмақталған (Focal) loss функциясымен бес класты градацияға бейімдеу, мұздатылған белгі шығарғыштағы сызықтық зондтың қабылдау гейті бар алдын ала оқыту мен дәлдеп баптау стратегиясы, түсіндірілу аппараты (Grad-CAM, «назар–ошақ» қабаттасуы метрикасы, IoU) кескін сапасы метрикаларымен бірге, сондай-ақ бағалау иерархиясы мен статистикалық хаттама спецификацияланады.</w:t>
       </w:r>
     </w:p>
     <w:p>
@@ -1808,7 +1808,7 @@
           <w:sz w:val="28"/>
           <w:u w:val="none"/>
         </w:rPr>
-        <w:t>3-тарау — «Эксперимент нәтижелері»</w:t>
+        <w:t>3-тарау – «Эксперимент нәтижелері»</w:t>
       </w:r>
       <w:r>
         <w:rPr>
@@ -1834,7 +1834,7 @@
           <w:sz w:val="28"/>
           <w:u w:val="none"/>
         </w:rPr>
-        <w:t>4-тарау — «Скрининг жүйесі»</w:t>
+        <w:t>4-тарау – «Скрининг жүйесі»</w:t>
       </w:r>
       <w:r>
         <w:rPr>
@@ -1910,7 +1910,7 @@
           <w:sz w:val="28"/>
           <w:u w:val="none"/>
         </w:rPr>
-        <w:t>Диссертация алдыңғы бөлімдерден — нормативтік сілтемелерден, анықтамалардан, белгілер мен қысқартулардан — тұрады, олардан кейін кіріспе, төрт тарау, қорытынды, пайдаланылған дереккөздер тізімі және бес қосымша (А, Ә, Б, В, Г) келеді: алдын ала өңдеу конвейерінің бастапқы коды, қосымша эксперименттік нәтижелер мен қателік матрицалары, жүйе архитектурасының диаграммалары, назар карталарының галереясы және аспаптық домендік ығысуды бағалау бойынша қосымша кестелер.</w:t>
+        <w:t>Диссертация алдыңғы бөлімдерден – нормативтік сілтемелерден, анықтамалардан, белгілер мен қысқартулардан – тұрады, олардан кейін кіріспе, төрт тарау, қорытынды, пайдаланылған дереккөздер тізімі және бес қосымша (А, Ә, Б, В, Г) келеді: алдын ала өңдеу конвейерінің бастапқы коды, қосымша эксперименттік нәтижелер мен қателік матрицалары, жүйе архитектурасының диаграммалары, назар карталарының галереясы және аспаптық домендік ығысуды бағалау бойынша қосымша кестелер.</w:t>
       </w:r>
     </w:p>
     <w:p>

--- a/defense/docs/abstracts/abstract_kz.docx
+++ b/defense/docs/abstracts/abstract_kz.docx
@@ -1926,7 +1926,7 @@
           <w:sz w:val="28"/>
           <w:u w:val="none"/>
         </w:rPr>
-        <w:t>Диссертация 117 бетте баяндалған, 19 кесте мен 16 суреттен тұрады. Пайдаланылған дереккөздер тізімі 99 атауды қамтиды. Көрсетілген көлемдер қосымшаларсыз берілген.</w:t>
+        <w:t>Диссертация 118 бетте баяндалған, 19 кесте мен 16 суреттен тұрады. Пайдаланылған дереккөздер тізімі 102 атауды қамтиды. Көрсетілген көлемдер қосымшаларсыз берілген.</w:t>
       </w:r>
     </w:p>
     <w:sectPr>

--- a/defense/docs/abstracts/abstract_kz.docx
+++ b/defense/docs/abstracts/abstract_kz.docx
@@ -1910,7 +1910,7 @@
           <w:sz w:val="28"/>
           <w:u w:val="none"/>
         </w:rPr>
-        <w:t>Диссертация алдыңғы бөлімдерден – нормативтік сілтемелерден, анықтамалардан, белгілер мен қысқартулардан – тұрады, олардан кейін кіріспе, төрт тарау, қорытынды, пайдаланылған дереккөздер тізімі және бес қосымша (А, Ә, Б, В, Г) келеді: алдын ала өңдеу конвейерінің бастапқы коды, қосымша эксперименттік нәтижелер мен қателік матрицалары, жүйе архитектурасының диаграммалары, назар карталарының галереясы және аспаптық домендік ығысуды бағалау бойынша қосымша кестелер.</w:t>
+        <w:t>Диссертация алдыңғы бөлімдерден – нормативтік сілтемелерден, анықтамалардан, белгілер мен қысқартулардан – тұрады, олардан кейін кіріспе, төрт тарау, қорытынды, пайдаланылған дереккөздер тізімі және бес қосымша (А, Ә, Б, В, Г) келеді: алдын ала өңдеу конвейерінің бастапқы коды, қосымша эксперименттік нәтижелер мен қателік матрицалары, жүйе архитектурасы және жұмыс істеп тұрған демонстратор, назар карталарының галереясы және аспаптық домендік ығысуды бағалау бойынша қосымша кестелер.</w:t>
       </w:r>
     </w:p>
     <w:p>

--- a/defense/docs/abstracts/abstract_kz.docx
+++ b/defense/docs/abstracts/abstract_kz.docx
@@ -1926,7 +1926,7 @@
           <w:sz w:val="28"/>
           <w:u w:val="none"/>
         </w:rPr>
-        <w:t>Диссертация 118 бетте баяндалған, 19 кесте мен 16 суреттен тұрады. Пайдаланылған дереккөздер тізімі 102 атауды қамтиды. Көрсетілген көлемдер қосымшаларсыз берілген.</w:t>
+        <w:t>Диссертация 113 бетте баяндалған, 19 кесте мен 16 суреттен тұрады. Пайдаланылған дереккөздер тізімі 102 атауды қамтиды. Көрсетілген көлемдер қосымшаларсыз берілген.</w:t>
       </w:r>
     </w:p>
     <w:sectPr>

--- a/defense/docs/abstracts/abstract_kz.docx
+++ b/defense/docs/abstracts/abstract_kz.docx
@@ -21,8 +21,8 @@
     </w:p>
     <w:p>
       <w:pPr>
-        <w:ind w:firstLine="709"/>
-        <w:jc w:val="both"/>
+        <w:ind w:firstLine="0"/>
+        <w:jc w:val="center"/>
       </w:pPr>
       <w:r>
         <w:rPr>
@@ -37,16 +37,14 @@
     </w:p>
     <w:p>
       <w:pPr>
-        <w:pBdr>
-          <w:bottom w:val="single" w:sz="6" w:space="1" w:color="auto"/>
-        </w:pBdr>
+        <w:spacing w:before="0" w:after="0"/>
+        <w:ind w:firstLine="0"/>
       </w:pPr>
     </w:p>
     <w:p>
       <w:pPr>
-        <w:keepNext/>
-        <w:spacing w:before="240" w:after="120"/>
-        <w:jc w:val="left"/>
+        <w:ind w:firstLine="709"/>
+        <w:jc w:val="both"/>
       </w:pPr>
       <w:r>
         <w:rPr>
@@ -56,82 +54,7 @@
           <w:sz w:val="28"/>
           <w:u w:val="none"/>
         </w:rPr>
-        <w:t>Зерттеудің жалпы сипаттамасы</w:t>
-      </w:r>
-    </w:p>
-    <w:p>
-      <w:pPr>
-        <w:ind w:firstLine="709"/>
-        <w:jc w:val="both"/>
-      </w:pPr>
-      <w:r>
-        <w:rPr>
-          <w:rFonts w:ascii="Times New Roman" w:hAnsi="Times New Roman" w:cs="Times New Roman" w:eastAsia="Times New Roman"/>
-          <w:b w:val="0"/>
-          <w:i w:val="0"/>
-          <w:sz w:val="28"/>
-          <w:u w:val="none"/>
-        </w:rPr>
-        <w:t>Диссертация диабеттік ретинопатияны (ДР) автоматтандырылған көпсатылы диагностикалау үшін көз түбі кескіндерін жақсартудың (алдын ала өңдеудің) конволюциялық нейрондық желілер (CNN) арқылы жіктеумен интеграциясын зерттеуге және формализациялауға арналған. Орталық идея – алдын ала өңдеу деректерді көмекші дайындау емес, диагностикалық модельдің ажырамас компоненті болып табылады, өйткені дәл осы өңдеу желіге қолжетімді белгілер кеңістігін айқындайды. Осы идеяны операционализациялау үшін 8 кезеңді алдын ала өңдеу конвейері спецификацияланып, модельге енгізілген, ал оның әсері конвейерсіз оқытылған баламалы базалық конфигурациямен бақыланатын эксперименттік салыстыруға қойылған. Тәсіл төрт өндірушінің камераларымен алынған сегіз ашық және клиникалық көз түбі кескіндері жиынында валидацияланды әрі диагностика сапасы бойынша басымдықты, компоненттер абляциясын, домендік ығысудың қысқаруын тікелей өлшеуді, жиынаралық тасымалдауды, интерпретацияланушылықты, сыртқы клиникалық сапаны және құрылғылар бойынша домендік ығысуды қамтиды; ол шектеулі ресурсты орталарда, оның ішінде Қазақстанның денсаулық сақтау инфрақұрылымында ДР автоматтандырылған скринингіне бағдарланған.</w:t>
-      </w:r>
-    </w:p>
-    <w:p>
-      <w:pPr>
-        <w:keepNext/>
-        <w:spacing w:before="240" w:after="120"/>
-        <w:jc w:val="left"/>
-      </w:pPr>
-      <w:r>
-        <w:rPr>
-          <w:rFonts w:ascii="Times New Roman" w:hAnsi="Times New Roman" w:cs="Times New Roman" w:eastAsia="Times New Roman"/>
-          <w:b/>
-          <w:i w:val="0"/>
-          <w:sz w:val="28"/>
-          <w:u w:val="none"/>
-        </w:rPr>
-        <w:t>Зерттеудің өзектілігі</w:t>
-      </w:r>
-    </w:p>
-    <w:p>
-      <w:pPr>
-        <w:ind w:firstLine="709"/>
-        <w:jc w:val="both"/>
-      </w:pPr>
-      <w:r>
-        <w:rPr>
-          <w:rFonts w:ascii="Times New Roman" w:hAnsi="Times New Roman" w:cs="Times New Roman" w:eastAsia="Times New Roman"/>
-          <w:b w:val="0"/>
-          <w:i w:val="0"/>
-          <w:sz w:val="28"/>
-          <w:u w:val="none"/>
-        </w:rPr>
-        <w:t>Диабеттік ретинопатия (ДР) – еңбекке қабілетті жастағы халық арасында алдын алуға болатын соқырлықтың жетекші себептерінің бірі. ДР-нің ерте сатылары клиникалық тұрғыдан симптомсыз өтетіндіктен, ауруды дер кезінде анықтау көз түбі кескіндерін тұрақты скринингтен өткізуге байланысты. Алайда диабетпен ауыратын науқастардың қарқынды өсіп келе жатқан санын қолмен тексеру үшін офтальмолог дәрігерлердің саны жеткіліксіз – бұл тапшылық ресурсы шектеулі денсаулық сақтау жағдайларында және ауылдық өңірлерде, оның ішінде Қазақстан өңірлерінде ерекше өткір сезіледі. Осыған байланысты конволюциялық нейрондық желілерге (CNN) негізделген автоматтандырылған диагностика практикалық тұрғыдан маңызды зерттеу бағыты болып табылады.</w:t>
-      </w:r>
-    </w:p>
-    <w:p>
-      <w:pPr>
-        <w:ind w:firstLine="709"/>
-        <w:jc w:val="both"/>
-      </w:pPr>
-      <w:r>
-        <w:rPr>
-          <w:rFonts w:ascii="Times New Roman" w:hAnsi="Times New Roman" w:cs="Times New Roman" w:eastAsia="Times New Roman"/>
-          <w:b w:val="0"/>
-          <w:i w:val="0"/>
-          <w:sz w:val="28"/>
-          <w:u w:val="none"/>
-        </w:rPr>
-        <w:t xml:space="preserve">ДР-ні автоматтандырылған диагностикалаудағы үстем дәстүр – мұнда </w:t>
-      </w:r>
-      <w:r>
-        <w:rPr>
-          <w:rFonts w:ascii="Times New Roman" w:hAnsi="Times New Roman" w:cs="Times New Roman" w:eastAsia="Times New Roman"/>
-          <w:b/>
-          <w:i w:val="0"/>
-          <w:sz w:val="28"/>
-          <w:u w:val="none"/>
-        </w:rPr>
-        <w:t>P1</w:t>
+        <w:t>Жұмыстың жалпы сипаттамасы.</w:t>
       </w:r>
       <w:r>
         <w:rPr>
@@ -141,1086 +64,7 @@
           <w:sz w:val="28"/>
           <w:u w:val="none"/>
         </w:rPr>
-        <w:t xml:space="preserve"> парадигмасы, «ұштан-ұшқа» (end-to-end) CNN парадигмасы деп белгіленеді – алдын ала өңдеуді әдіснамалық талқылауды қажет етпейтін көмекші деректерді дайындау ретінде қарастырады, өйткені жеткілікті терең желі қажетті инварианттарды «шикі» немесе ең аз нормаланған пикселдерден тікелей өзі үйренеді деп болжанады. Дегенмен іс жүзінде әртүрлі камералармен, әртүрлі жарықтандыру жағдайында және әртүрлі шу деңгейімен алынған көз түбі кескіндері айтарлықтай домендік вариабельділік көрсетеді. Бұл вариабельділік кіріс белгілерінің кеңістігіндегі таралу ығысуы (distribution shift) ретінде көрініс табады және бір доменде оқытылған CNN-модельдердің басқа доменге қолданылған кездегі жалпылау қабілетін нашарлатады. Осы диссертацияны негіздейтін әдіснамалық олқылық – алдын ала өңдеуді диагностикалық модельдің ажырамас компоненті ретінде формализацияланған, эксперименттік бақыланатын тұрғыда қарастырудың болмауы.</w:t>
-      </w:r>
-    </w:p>
-    <w:p>
-      <w:pPr>
-        <w:ind w:firstLine="709"/>
-        <w:jc w:val="both"/>
-      </w:pPr>
-      <w:r>
-        <w:rPr>
-          <w:rFonts w:ascii="Times New Roman" w:hAnsi="Times New Roman" w:cs="Times New Roman" w:eastAsia="Times New Roman"/>
-          <w:b w:val="0"/>
-          <w:i w:val="0"/>
-          <w:sz w:val="28"/>
-          <w:u w:val="none"/>
-        </w:rPr>
-        <w:t xml:space="preserve">Жұмыста баламалы парадигма – </w:t>
-      </w:r>
-      <w:r>
-        <w:rPr>
-          <w:rFonts w:ascii="Times New Roman" w:hAnsi="Times New Roman" w:cs="Times New Roman" w:eastAsia="Times New Roman"/>
-          <w:b/>
-          <w:i w:val="0"/>
-          <w:sz w:val="28"/>
-          <w:u w:val="none"/>
-        </w:rPr>
-        <w:t>P2</w:t>
-      </w:r>
-      <w:r>
-        <w:rPr>
-          <w:rFonts w:ascii="Times New Roman" w:hAnsi="Times New Roman" w:cs="Times New Roman" w:eastAsia="Times New Roman"/>
-          <w:b w:val="0"/>
-          <w:i w:val="0"/>
-          <w:sz w:val="28"/>
-          <w:u w:val="none"/>
-        </w:rPr>
-        <w:t>, интеграцияланған «алдын ала өңдеу–CNN» парадигмасы дамытылады; онда алдын ала өңдеу модельдің ажырамас компоненті болып табылады, өйткені ол желіге қолжетімді белгілер кеңістігін айқындайды және сол арқылы желінің нені үйрене алатынын бірге анықтайды. Тақырыптың өзектілігі диагностикалық тұрғыдан маңызды торқабық белгілерін сақтай отырып, аспаптар арасындағы және түсіру жағдайлары арасындағы домендік вариабельділікті азайту қажеттілігінен, әрі мұны нақты скрининг орталарына тән есептеу шектеулері жағдайында жүзеге асыру қажеттілігінен туындайды.</w:t>
-      </w:r>
-    </w:p>
-    <w:p>
-      <w:pPr>
-        <w:keepNext/>
-        <w:spacing w:before="240" w:after="120"/>
-        <w:jc w:val="left"/>
-      </w:pPr>
-      <w:r>
-        <w:rPr>
-          <w:rFonts w:ascii="Times New Roman" w:hAnsi="Times New Roman" w:cs="Times New Roman" w:eastAsia="Times New Roman"/>
-          <w:b/>
-          <w:i w:val="0"/>
-          <w:sz w:val="28"/>
-          <w:u w:val="none"/>
-        </w:rPr>
-        <w:t>Зерттеудің мақсаты</w:t>
-      </w:r>
-    </w:p>
-    <w:p>
-      <w:pPr>
-        <w:ind w:firstLine="709"/>
-        <w:jc w:val="both"/>
-      </w:pPr>
-      <w:r>
-        <w:rPr>
-          <w:rFonts w:ascii="Times New Roman" w:hAnsi="Times New Roman" w:cs="Times New Roman" w:eastAsia="Times New Roman"/>
-          <w:b w:val="0"/>
-          <w:i w:val="0"/>
-          <w:sz w:val="28"/>
-          <w:u w:val="none"/>
-        </w:rPr>
-        <w:t>Диабеттік ретинопатияны автоматтандырылған көп сатылы диагностикалауға арналған, көз түбі кескіндерін жақсарту мен CNN негізіндегі жіктеуді біріктіретін интеграцияланған жүйені әзірлеу және эксперименттік тұрғыдан негіздеу; бұл жүйеде 8 кезеңді алдын ала өңдеу конвейері деректерді дайындау емес, модельдің ажырамас компоненті ретінде спецификацияланады, әрі осы конвейерсіз оқытылған баламалы конфигурациямен бақыланатын салыстыру арқылы аталған спецификацияның есептеу ресурстары шектеулі жағдайда бес класты диагностика сапасына, тасымалдануға және алынатын модельдің түсіндірілуіне қандай айырма беретінін анықтау.</w:t>
-      </w:r>
-    </w:p>
-    <w:p>
-      <w:pPr>
-        <w:keepNext/>
-        <w:spacing w:before="240" w:after="120"/>
-        <w:jc w:val="left"/>
-      </w:pPr>
-      <w:r>
-        <w:rPr>
-          <w:rFonts w:ascii="Times New Roman" w:hAnsi="Times New Roman" w:cs="Times New Roman" w:eastAsia="Times New Roman"/>
-          <w:b/>
-          <w:i w:val="0"/>
-          <w:sz w:val="28"/>
-          <w:u w:val="none"/>
-        </w:rPr>
-        <w:t>Зерттеудің міндеттері</w:t>
-      </w:r>
-    </w:p>
-    <w:p>
-      <w:pPr>
-        <w:ind w:left="709" w:hanging="397"/>
-        <w:jc w:val="both"/>
-      </w:pPr>
-      <w:r>
-        <w:rPr>
-          <w:rFonts w:ascii="Times New Roman" w:hAnsi="Times New Roman" w:cs="Times New Roman" w:eastAsia="Times New Roman"/>
-          <w:b w:val="0"/>
-          <w:i w:val="0"/>
-          <w:sz w:val="28"/>
-          <w:u w:val="none"/>
-        </w:rPr>
-        <w:t>1.</w:t>
-        <w:tab/>
-        <w:t>Проблемалық саланы талдау және ғылыми проблеманы тұжырымдау: аурудың клиникалық градациясын, ресурсы шектеулі орталардағы скрининг талаптарын, көз түбі кескіндері сапасының жоғалу көздері мен өлшенген әсерін және оның аспаптық құрамдасын, сондай-ақ бар автоматтандырылған скрининг жүйелерінің әдіснамалық тәжірибесін (1-тарау).</w:t>
-      </w:r>
-    </w:p>
-    <w:p>
-      <w:pPr>
-        <w:ind w:left="709" w:hanging="397"/>
-        <w:jc w:val="both"/>
-      </w:pPr>
-      <w:r>
-        <w:rPr>
-          <w:rFonts w:ascii="Times New Roman" w:hAnsi="Times New Roman" w:cs="Times New Roman" w:eastAsia="Times New Roman"/>
-          <w:b w:val="0"/>
-          <w:i w:val="0"/>
-          <w:sz w:val="28"/>
-          <w:u w:val="none"/>
-        </w:rPr>
-        <w:t>2.</w:t>
-        <w:tab/>
-        <w:t>Интеграцияланған «алдын ала өңдеу–CNN» әдіснамасын спецификациялау: 8 кезеңді конвейерді әр кезеңнің теориялық негіздерімен қоса кезең-кезеңімен (гистограмма эквализациясы және қос шектеулі CLAHE шегі, кеңістіктік сүзгілеу, жарық өрісін түзету), жіктеу архитектураларын (ResNet-50, EfficientNet-B3) және оларды бес класты градацияға бейімдеуді, алдын ала оқыту мен дәлдеп баптау стратегиясын, түсіндірілу аппаратын (Grad-CAM, ALO, IoU), сондай-ақ бағалау мен статистикалық хаттаманы (2-тарау).</w:t>
-      </w:r>
-    </w:p>
-    <w:p>
-      <w:pPr>
-        <w:ind w:left="709" w:hanging="397"/>
-        <w:jc w:val="both"/>
-      </w:pPr>
-      <w:r>
-        <w:rPr>
-          <w:rFonts w:ascii="Times New Roman" w:hAnsi="Times New Roman" w:cs="Times New Roman" w:eastAsia="Times New Roman"/>
-          <w:b w:val="0"/>
-          <w:i w:val="0"/>
-          <w:sz w:val="28"/>
-          <w:u w:val="none"/>
-        </w:rPr>
-        <w:t>3.</w:t>
-        <w:tab/>
-        <w:t>Конвейерді ортақ негізде орындалған сегіз зерттеу арқылы эксперименттік бағалау – 2×2 факторлық жоспардағы интеграцияланған конвейер басымдығы (1-эксперимент); кумулятивтік компоненттік абляция мен CLAHE және flat-field параметрлерінің свиптері (2-эксперимент); алты сыртқы корпуста белгілер кеңістігіндегі «көз–нысана» қашықтығын тікелей өлшеу; деректер жиынтықтары арасындағы тасымалдану (3-эксперимент); сарапшы белгілеуіне қатысты Grad-CAM түсіндірілуі (4-эксперимент); сыртқы клиникалық сапа (5-эксперимент); аспаптар бойынша домендік ығысу (6-эксперимент) және деректер тапшы режимде оқыту (7-эксперимент) – статистикалық валидациямен, нәтижелерді жарияланған жүйелер контексіне қоюмен, әрі тәсілдің шектеулері мен шекаралық шарттарымен бірге (3-тарау).</w:t>
-      </w:r>
-    </w:p>
-    <w:p>
-      <w:pPr>
-        <w:ind w:left="709" w:hanging="397"/>
-        <w:jc w:val="both"/>
-      </w:pPr>
-      <w:r>
-        <w:rPr>
-          <w:rFonts w:ascii="Times New Roman" w:hAnsi="Times New Roman" w:cs="Times New Roman" w:eastAsia="Times New Roman"/>
-          <w:b w:val="0"/>
-          <w:i w:val="0"/>
-          <w:sz w:val="28"/>
-          <w:u w:val="none"/>
-        </w:rPr>
-        <w:t>4.</w:t>
-        <w:tab/>
-        <w:t>Модель айналасында инференс үдеткіші жоқ әрі байланысы үзілмелі орталарға жарамды, телемедицина мен электрондық денсаулық сақтаумен интеграцияланатын және Қазақстанның денсаулық сақтау инфрақұрылымына қолданылатын скрининг жүйесін құру және сипаттау, әрі онда іске асырылғанды спецификация күйінде қалғаннан ажырату (4-тарау).</w:t>
-      </w:r>
-    </w:p>
-    <w:p>
-      <w:pPr>
-        <w:keepNext/>
-        <w:spacing w:before="240" w:after="120"/>
-        <w:jc w:val="left"/>
-      </w:pPr>
-      <w:r>
-        <w:rPr>
-          <w:rFonts w:ascii="Times New Roman" w:hAnsi="Times New Roman" w:cs="Times New Roman" w:eastAsia="Times New Roman"/>
-          <w:b/>
-          <w:i w:val="0"/>
-          <w:sz w:val="28"/>
-          <w:u w:val="none"/>
-        </w:rPr>
-        <w:t>Зерттеу объектісі</w:t>
-      </w:r>
-    </w:p>
-    <w:p>
-      <w:pPr>
-        <w:ind w:firstLine="709"/>
-        <w:jc w:val="both"/>
-      </w:pPr>
-      <w:r>
-        <w:rPr>
-          <w:rFonts w:ascii="Times New Roman" w:hAnsi="Times New Roman" w:cs="Times New Roman" w:eastAsia="Times New Roman"/>
-          <w:b w:val="0"/>
-          <w:i w:val="0"/>
-          <w:sz w:val="28"/>
-          <w:u w:val="none"/>
-        </w:rPr>
-        <w:t>Конволюциялық нейрондық желілерді пайдалана отырып, түрлі-түсті көз түбі кескіндері бойынша диабеттік ретинопатияны автоматтандырылған көп сатылы диагностикалау үдерісі. Үдеріс тек жіктеу қадамында ғана емес, тұтастай – кескін камерадан шыққан күйінен бастап модель тағайындайтын бес класты дәрежеге дейін – зерттеледі.</w:t>
-      </w:r>
-    </w:p>
-    <w:p>
-      <w:pPr>
-        <w:keepNext/>
-        <w:spacing w:before="240" w:after="120"/>
-        <w:jc w:val="left"/>
-      </w:pPr>
-      <w:r>
-        <w:rPr>
-          <w:rFonts w:ascii="Times New Roman" w:hAnsi="Times New Roman" w:cs="Times New Roman" w:eastAsia="Times New Roman"/>
-          <w:b/>
-          <w:i w:val="0"/>
-          <w:sz w:val="28"/>
-          <w:u w:val="none"/>
-        </w:rPr>
-        <w:t>Зерттеу пәні</w:t>
-      </w:r>
-    </w:p>
-    <w:p>
-      <w:pPr>
-        <w:ind w:firstLine="709"/>
-        <w:jc w:val="both"/>
-      </w:pPr>
-      <w:r>
-        <w:rPr>
-          <w:rFonts w:ascii="Times New Roman" w:hAnsi="Times New Roman" w:cs="Times New Roman" w:eastAsia="Times New Roman"/>
-          <w:b w:val="0"/>
-          <w:i w:val="0"/>
-          <w:sz w:val="28"/>
-          <w:u w:val="none"/>
-        </w:rPr>
-        <w:t>Көз түбі кескіндерін алдын ала өңдеуді (жақсартуды) CNN негізіндегі жіктеумен біріктіру әдістері мен модельдері, сондай-ақ алынатын интеграцияланған конфигурация көрсететін қасиеттер: бес класты дәрежелеудегі диагностикалық сапасы, оқыту кезінде көрілмеген корпустарға тасымалдануы, модель назарының патологияның сараптамалық белгіленуімен үйлесімі және камера домендері ауысқандағы мінез-құлқы. Манипуляцияланатын нәрсе – дәл интеграция, өзі қоректендіретін желіден бөлек алынған алдын ала өңдеу емес.</w:t>
-      </w:r>
-    </w:p>
-    <w:p>
-      <w:pPr>
-        <w:keepNext/>
-        <w:spacing w:before="240" w:after="120"/>
-        <w:jc w:val="left"/>
-      </w:pPr>
-      <w:r>
-        <w:rPr>
-          <w:rFonts w:ascii="Times New Roman" w:hAnsi="Times New Roman" w:cs="Times New Roman" w:eastAsia="Times New Roman"/>
-          <w:b/>
-          <w:i w:val="0"/>
-          <w:sz w:val="28"/>
-          <w:u w:val="none"/>
-        </w:rPr>
-        <w:t>Зерттеудің әдіснамасы мен әдістері</w:t>
-      </w:r>
-    </w:p>
-    <w:p>
-      <w:pPr>
-        <w:ind w:firstLine="709"/>
-        <w:jc w:val="both"/>
-      </w:pPr>
-      <w:r>
-        <w:rPr>
-          <w:rFonts w:ascii="Times New Roman" w:hAnsi="Times New Roman" w:cs="Times New Roman" w:eastAsia="Times New Roman"/>
-          <w:b w:val="0"/>
-          <w:i w:val="0"/>
-          <w:sz w:val="28"/>
-          <w:u w:val="none"/>
-        </w:rPr>
-        <w:t>Зерттеу әдіснамасы кескінді өңдеу теориясын, терең оқыту теориясын және эксперименттік бақыланатын валидация жүйесін біріктіреді. Қолданылған әдістер: айналуды нормалау үшін көру нервінің дискісі мен фовеаны алдын ала оқытылған, мұздатылған жылу карталарын регрессиялау детекторымен локализациялау – детектор жіктеуішпен бірге оқытылмайды, сондықтан алдын ала өңдеу бекітілген түрлендіру күйінде қалады; көз түбі шеңберінің геометриясын бекітілген пропорцияға дейін бұрмалаудың орнына сақтайтын изотроптық масштабтау мен центрленген нөлмен толтыру; тек FOV маскасының ішінде қолданылатын жарық өрісін адаптивті түзету (flat-field correction), LAB түс кеңістігінде қос шектеулі CLAHE, ResNet-50 және EfficientNet-B3 backbone архитектураларымен CNN жіктеу, базалық тармақ үшін ImageNet-тен білімді тасымалдау және интеграцияланған тармақ үшін домен ішілік алдын ала оқыту – бұл ретте бәсекелес инициализациялардың арасындағы таңдау болжам бойынша емес, мұздатылған backbone-мен сызықтық зондтың қабылдау шлюзі арқылы шешіледі, – класс теңгерімсіздігін өтеу үшін Focal Loss, «назар–ошақ» қабаттасуы (бастапқы) мен IoU (екінші) метрикаларымен Grad-CAM түсіндірілу талдауы, домендік ығысуды тікелей өлшеу үшін алдыңғы соңғы қабаттың белгілері бойынша максималды орташа алшақтық (MMD) (арна бойынша гистограммалар дивергенциясы ақпараттық контекст ретінде), сондай-ақ пациент деңгейінде стратификацияланған 5-fold cross-validation, McNemar және DeLong тестілері, аралас әсерлер моделі (mixed-effects model), bootstrap сенімділік аралықтары және көп салыстыруға арналған Bonferroni/Holm түзетулері негізіндегі статистикалық валидация жүйесі.</w:t>
-      </w:r>
-    </w:p>
-    <w:p>
-      <w:pPr>
-        <w:keepNext/>
-        <w:spacing w:before="240" w:after="120"/>
-        <w:jc w:val="left"/>
-      </w:pPr>
-      <w:r>
-        <w:rPr>
-          <w:rFonts w:ascii="Times New Roman" w:hAnsi="Times New Roman" w:cs="Times New Roman" w:eastAsia="Times New Roman"/>
-          <w:b/>
-          <w:i w:val="0"/>
-          <w:sz w:val="28"/>
-          <w:u w:val="none"/>
-        </w:rPr>
-        <w:t>Эмпирикалық (эксперименттік) база</w:t>
-      </w:r>
-    </w:p>
-    <w:p>
-      <w:pPr>
-        <w:ind w:firstLine="709"/>
-        <w:jc w:val="both"/>
-      </w:pPr>
-      <w:r>
-        <w:rPr>
-          <w:rFonts w:ascii="Times New Roman" w:hAnsi="Times New Roman" w:cs="Times New Roman" w:eastAsia="Times New Roman"/>
-          <w:b w:val="0"/>
-          <w:i w:val="0"/>
-          <w:sz w:val="28"/>
-          <w:u w:val="none"/>
-        </w:rPr>
-        <w:t>Функционалдық деңгейлерге ұйымдастырылған сегіз деректер жиынтығы: EyePACS (~35 126 белгіленген кескін, негізгі оқыту мен абляция, Canon CR-1), оның екінші, белгіленбеген тілімі (~53 576 кескін) интеграцияланған тармақтың домен ішілік алдын ала оқыту корпусын құрайды әрі бағалау корпусымен кескіндері бойынша да, пациенттері бойынша да қиылыспайды; APTOS 2019 (~3 662, деректер жиынтықтары арасындағы тасымалдану); IDRiD (516 кескін, оның 81-і пиксел деңгейіндегі ошақ маскаларымен, клиникалық валидация мен түсіндірілу, Kowa); Messidor-2 (~1 748, сыртқы клиникалық бағалау, Topcon); DDR (~13 673, аспаптар бойынша ығысу, Canon/Topcon); ODIR-5K (~5 000, аспаптар бойынша ығысу, Canon/Zeiss); RFMiD (~3 200, аспаптар бойынша ығысу, Topcon/Kowa); және қазақстандық клиникалық жиынтық (60 кескін, 30 пациент × 2 көз, дәрежелер бойынша теңгерілген, деректер тапшы режимде оқыту), ол жеке медициналық орталықтардан алынған және қайта таратуға жатпайды, сондықтан оған тәуелді нәтижелер сырттай қайталанбайды. Көп ауруға арналған таксономияларда белгіленген аспаптық корпустар тек ДР белгілерінің көзі ретінде пайдаланылады. Кескін сапасы контраст/шу қатынасы (CNR), кескін энтропиясы және SSIM метрикаларымен бағаланады; әртүрлі корпуста алынған нәтижелер бөлек келтіріледі және ешқашан жалғыз көрсеткішке жинақталмайды.</w:t>
-      </w:r>
-    </w:p>
-    <w:p>
-      <w:pPr>
-        <w:keepNext/>
-        <w:spacing w:before="240" w:after="120"/>
-        <w:jc w:val="left"/>
-      </w:pPr>
-      <w:r>
-        <w:rPr>
-          <w:rFonts w:ascii="Times New Roman" w:hAnsi="Times New Roman" w:cs="Times New Roman" w:eastAsia="Times New Roman"/>
-          <w:b/>
-          <w:i w:val="0"/>
-          <w:sz w:val="28"/>
-          <w:u w:val="none"/>
-        </w:rPr>
-        <w:t>Ғылыми жаңалығы</w:t>
-      </w:r>
-    </w:p>
-    <w:p>
-      <w:pPr>
-        <w:ind w:left="709" w:hanging="397"/>
-        <w:jc w:val="both"/>
-      </w:pPr>
-      <w:r>
-        <w:rPr>
-          <w:rFonts w:ascii="Times New Roman" w:hAnsi="Times New Roman" w:cs="Times New Roman" w:eastAsia="Times New Roman"/>
-          <w:b w:val="0"/>
-          <w:i w:val="0"/>
-          <w:sz w:val="28"/>
-          <w:u w:val="none"/>
-        </w:rPr>
-        <w:t>1.</w:t>
-        <w:tab/>
-        <w:t>Көз түбін алдын ала өңдеудің 8 кезеңді интеграцияланған конвейері диагностикалық модельдің байланыстырушы компоненті ретінде формализацияланды (P2 парадигмасын операционализациялау); ол канондық аудару, «диск–фовеа» осі бойынша айналуды нормалау, көру өрісі (FOV) бойынша қию мен изотроптық масштабтау және центрленген нөлмен толтыру, FOV маскасын 4-кіріс арна ретінде генерациялау, жарық өрісін адаптивті түзету (σ = 0,07 × FOV диаметрі), LAB L-арнасында қос шектеулі стохастикалық CLAHE, аугментация және деректер жиынтығына тән арналық нормалаудан тұрады.</w:t>
-      </w:r>
-    </w:p>
-    <w:p>
-      <w:pPr>
-        <w:ind w:left="709" w:hanging="397"/>
-        <w:jc w:val="both"/>
-      </w:pPr>
-      <w:r>
-        <w:rPr>
-          <w:rFonts w:ascii="Times New Roman" w:hAnsi="Times New Roman" w:cs="Times New Roman" w:eastAsia="Times New Roman"/>
-          <w:b w:val="0"/>
-          <w:i w:val="0"/>
-          <w:sz w:val="28"/>
-          <w:u w:val="none"/>
-        </w:rPr>
-        <w:t>2.</w:t>
-        <w:tab/>
-        <w:t>Интеграцияланған конвейер басымдығы гипотезасы екі қалыптасқан архитектурада (ResNet-50, EfficientNet-B3) бақыланатын 2×2 факторлық жоспар (A–D конфигурациялары) аясында және алдын ала тіркелген басымдық критерийімен (Δ weighted F1 ≥ 5 пп, Δ ROC-AUC ≥ 0,02, Cohen's Kappa нашарламауы) формализацияланып, тексерілді.</w:t>
-      </w:r>
-    </w:p>
-    <w:p>
-      <w:pPr>
-        <w:ind w:left="709" w:hanging="397"/>
-        <w:jc w:val="both"/>
-      </w:pPr>
-      <w:r>
-        <w:rPr>
-          <w:rFonts w:ascii="Times New Roman" w:hAnsi="Times New Roman" w:cs="Times New Roman" w:eastAsia="Times New Roman"/>
-          <w:b w:val="0"/>
-          <w:i w:val="0"/>
-          <w:sz w:val="28"/>
-          <w:u w:val="none"/>
-        </w:rPr>
-        <w:t>3.</w:t>
-        <w:tab/>
-        <w:t>Бірыңғай инициализация кезіндегі кумулятивті абляция алдын ала өңдеудің үлесін факторлық жоспар оны сөзсіз шатастыратын инициализациядан ажыратады; бұл ажырату факторлық жоспарды бір факторлы манипуляцияға айналдырмайды және оған сүйеніп алдын ала өңдеудің оқшауланған әсері туралы тұжырым жасалмайды.</w:t>
-      </w:r>
-    </w:p>
-    <w:p>
-      <w:pPr>
-        <w:ind w:left="709" w:hanging="397"/>
-        <w:jc w:val="both"/>
-      </w:pPr>
-      <w:r>
-        <w:rPr>
-          <w:rFonts w:ascii="Times New Roman" w:hAnsi="Times New Roman" w:cs="Times New Roman" w:eastAsia="Times New Roman"/>
-          <w:b w:val="0"/>
-          <w:i w:val="0"/>
-          <w:sz w:val="28"/>
-          <w:u w:val="none"/>
-        </w:rPr>
-        <w:t>4.</w:t>
-        <w:tab/>
-        <w:t>Қос шектеулі стохастикалық CLAHE нұсқасы бес класты ДР контексінде формализацияланып, валидацияланды (LAB L-арнасы; CL = min(clip_factor × tile_area / 256, global_threshold × tile_area) шегі; оқыту кезінде 80% қолдану ықтималдығы), соның арқасында кезең бір мезгілде жақсарту операторы әрі регуляризация көзі қызметін атқарады. Тұжырымдама ізденушінің бұрын жарияланған жұмыстарын дамытады, мұнда тұңғыш пайда болмайды; жаңасы – оның формализациялануы, спецификацияланған конвейерге ендірілуі және бес класты дәрежелеу міндетінде валидациялануы.</w:t>
-      </w:r>
-    </w:p>
-    <w:p>
-      <w:pPr>
-        <w:ind w:left="709" w:hanging="397"/>
-        <w:jc w:val="both"/>
-      </w:pPr>
-      <w:r>
-        <w:rPr>
-          <w:rFonts w:ascii="Times New Roman" w:hAnsi="Times New Roman" w:cs="Times New Roman" w:eastAsia="Times New Roman"/>
-          <w:b w:val="0"/>
-          <w:i w:val="0"/>
-          <w:sz w:val="28"/>
-          <w:u w:val="none"/>
-        </w:rPr>
-        <w:t>5.</w:t>
-        <w:tab/>
-        <w:t>Гаусс σ-сы тұрақты жаһандық мән орнына нақты кескіннің FOV диаметрі бойынша масштабталатын және толтыру бүлінбеуі үшін тек FOV маскасының ішінде қолданылатын жарық өрісін адаптивті түзету ұсынылды.</w:t>
-      </w:r>
-    </w:p>
-    <w:p>
-      <w:pPr>
-        <w:ind w:left="709" w:hanging="397"/>
-        <w:jc w:val="both"/>
-      </w:pPr>
-      <w:r>
-        <w:rPr>
-          <w:rFonts w:ascii="Times New Roman" w:hAnsi="Times New Roman" w:cs="Times New Roman" w:eastAsia="Times New Roman"/>
-          <w:b w:val="0"/>
-          <w:i w:val="0"/>
-          <w:sz w:val="28"/>
-          <w:u w:val="none"/>
-        </w:rPr>
-        <w:t>6.</w:t>
-        <w:tab/>
-        <w:t>Айқын бинарлы FOV маскасы конвейердің жеке кезеңі ретінде енгізіліп, 4-кіріс арна ретінде қосылды; бұл CNN-ге жарамды пиксел аймақтары туралы хабарлайды және толтыру артефактілерінің белгі ретінде үйренілуін болдырмайды.</w:t>
-      </w:r>
-    </w:p>
-    <w:p>
-      <w:pPr>
-        <w:ind w:left="709" w:hanging="397"/>
-        <w:jc w:val="both"/>
-      </w:pPr>
-      <w:r>
-        <w:rPr>
-          <w:rFonts w:ascii="Times New Roman" w:hAnsi="Times New Roman" w:cs="Times New Roman" w:eastAsia="Times New Roman"/>
-          <w:b w:val="0"/>
-          <w:i w:val="0"/>
-          <w:sz w:val="28"/>
-          <w:u w:val="none"/>
-        </w:rPr>
-        <w:t>7.</w:t>
-        <w:tab/>
-        <w:t>«Назар–ошақ» қабаттасуы (Attention–Lesion Overlap, ALO) метрикасы – модель назарымен қамтылған ошақ үлесін тікелей өлшейтін бастапқы асимметриялық түсіндірілу метрикасы ретінде енгізілді; оны Intersection-over-Union (IoU) екінші метрика ретінде толықтырады, IDRiD пиксел деңгейіндегі ошақ маскаларымен салыстырылады. Ол модель дәлелінің сараптамалық белгілеумен үйлесімін орнатады, патологияны клиникалық локализациялауды емес.</w:t>
-      </w:r>
-    </w:p>
-    <w:p>
-      <w:pPr>
-        <w:ind w:left="709" w:hanging="397"/>
-        <w:jc w:val="both"/>
-      </w:pPr>
-      <w:r>
-        <w:rPr>
-          <w:rFonts w:ascii="Times New Roman" w:hAnsi="Times New Roman" w:cs="Times New Roman" w:eastAsia="Times New Roman"/>
-          <w:b w:val="0"/>
-          <w:i w:val="0"/>
-          <w:sz w:val="28"/>
-          <w:u w:val="none"/>
-        </w:rPr>
-        <w:t>8.</w:t>
-        <w:tab/>
-        <w:t>Орталық гипотеза постулаттайтын механизм өз салдарынан қорытылмай, тікелей өлшенеді: «көз–нысана» қашықтығы алты сыртқы корпуста екі конфигурация үшін де алдыңғы соңғы қабатта, тек тура өтулердің құнымен есептеледі. Үлесті жоспардың екі ерекшелігі көтереді – нормалау көз домені статистикаларын пайдаланады және нысанада ешқашан қайта есептелмейді, сондықтан өлшем нысанаға бейімделген процедураның емес, алдын ала өңдеудің қасиеті болып қалады; әрі оның бұрыстығын тексеру мүмкіндігі өлшеуге дейін тіркелген, өйткені конвейердің екі кезеңі құрылымы бойынша көз доменіне байланған және нәтиженің керісінше шығуы нақты мүмкіндік болатын.</w:t>
-      </w:r>
-    </w:p>
-    <w:p>
-      <w:pPr>
-        <w:ind w:left="709" w:hanging="397"/>
-        <w:jc w:val="both"/>
-      </w:pPr>
-      <w:r>
-        <w:rPr>
-          <w:rFonts w:ascii="Times New Roman" w:hAnsi="Times New Roman" w:cs="Times New Roman" w:eastAsia="Times New Roman"/>
-          <w:b w:val="0"/>
-          <w:i w:val="0"/>
-          <w:sz w:val="28"/>
-          <w:u w:val="none"/>
-        </w:rPr>
-        <w:t>9.</w:t>
-        <w:tab/>
-        <w:t>Интеграцияланған тармақ табиғи-кескіндік емес, домен ішілік алдын ала оқытудан инициализацияланады, әрі бәсекелес инициализациялар арасындағы таңдау болжам бойынша емес, мұздатылған backbone-мен сызықтық зондтың қабылдау шлюзі арқылы шешіледі. Теріс нәтиже дәлел ретінде келтіріледі: домен ішілік корпуста нөлден оқытылған белгісіз өзін-өзі бақылайтын оқыту бұл шлюзден өте алмады – бір тұқымдастың бірнеше протоколы бойынша және ұзағырақ оқытудан жақсармай – және жіберілмеді.</w:t>
-      </w:r>
-    </w:p>
-    <w:p>
-      <w:pPr>
-        <w:ind w:left="709" w:hanging="397"/>
-        <w:jc w:val="both"/>
-      </w:pPr>
-      <w:r>
-        <w:rPr>
-          <w:rFonts w:ascii="Times New Roman" w:hAnsi="Times New Roman" w:cs="Times New Roman" w:eastAsia="Times New Roman"/>
-          <w:b w:val="0"/>
-          <w:i w:val="0"/>
-          <w:sz w:val="28"/>
-          <w:u w:val="none"/>
-        </w:rPr>
-        <w:t>10.</w:t>
-        <w:tab/>
-        <w:t>Интеграцияланған конвейер деңгейлік көп деректер жиынтықты әрі көп аспапты архитектурада (EyePACS, APTOS 2019, IDRiD, Messidor-2, DDR, ODIR-5K, RFMiD және қазақстандық клиникалық жиынтық) валидацияланды; ол функциялар бойынша ұйымдастырылған және төрт өндірушінің камераларын (Canon, Topcon, Kowa, Zeiss) қамтиды, оның ішінде жиынаралық тасымалдау, сыртқы клиникалық сапа және аспаптық домендік ығысу.</w:t>
-      </w:r>
-    </w:p>
-    <w:p>
-      <w:pPr>
-        <w:ind w:left="709" w:hanging="397"/>
-        <w:jc w:val="both"/>
-      </w:pPr>
-      <w:r>
-        <w:rPr>
-          <w:rFonts w:ascii="Times New Roman" w:hAnsi="Times New Roman" w:cs="Times New Roman" w:eastAsia="Times New Roman"/>
-          <w:b w:val="0"/>
-          <w:i w:val="0"/>
-          <w:sz w:val="28"/>
-          <w:u w:val="none"/>
-        </w:rPr>
-        <w:t>11.</w:t>
-        <w:tab/>
-        <w:t>Сыртқы тұрақтылықты өрнектеуде кең қолданылатын үш өлшемге ортақ ақау аналитикалық түрде анықталды: деградация шамасы, жалпылау коэффициенті және ұстап қалу коэффициенті – әрқайсысы тармақтың сыртқы сапасын дәл сол тармақтың домен ішілік сапасына қатысты нормалайды не одан шегереді, сондықтан конфигурацияны оның домен ішілік күші үшін жазалайды. Талдау қатаң сипаттамалы және осы жұмыстың бірде-бір нәтижесін ақтамайды.</w:t>
-      </w:r>
-    </w:p>
-    <w:p>
-      <w:pPr>
-        <w:ind w:left="709" w:hanging="397"/>
-        <w:jc w:val="both"/>
-      </w:pPr>
-      <w:r>
-        <w:rPr>
-          <w:rFonts w:ascii="Times New Roman" w:hAnsi="Times New Roman" w:cs="Times New Roman" w:eastAsia="Times New Roman"/>
-          <w:b w:val="0"/>
-          <w:i w:val="0"/>
-          <w:sz w:val="28"/>
-          <w:u w:val="none"/>
-        </w:rPr>
-        <w:t>12.</w:t>
-        <w:tab/>
-        <w:t>Екі үлес ниет бойынша эмпирикалық емес: лазерлік әсер кезіндегі көз түбі тіндері жауабының байланысқан термооптикалық моделі – тек теориялық және есептеу үлесі; скрининг жүйесінің модульдік архитектурасы – жұмыс істейтін демонстратор түрінде ішінара іске асырылған жобалық үлес, ол жобаның іске асуға келетінін және жұмыстағы мінез-құлқын көрсетеді әрі бірде-бір диагностикалық тұжырымға дәлел болмайды: енгізуді клиникалық сынау жүргізілмеген.</w:t>
-      </w:r>
-    </w:p>
-    <w:p>
-      <w:pPr>
-        <w:keepNext/>
-        <w:spacing w:before="240" w:after="120"/>
-        <w:jc w:val="left"/>
-      </w:pPr>
-      <w:r>
-        <w:rPr>
-          <w:rFonts w:ascii="Times New Roman" w:hAnsi="Times New Roman" w:cs="Times New Roman" w:eastAsia="Times New Roman"/>
-          <w:b/>
-          <w:i w:val="0"/>
-          <w:sz w:val="28"/>
-          <w:u w:val="none"/>
-        </w:rPr>
-        <w:t>Зерттеудің негізгі нәтижелері</w:t>
-      </w:r>
-    </w:p>
-    <w:p>
-      <w:pPr>
-        <w:ind w:left="709" w:hanging="397"/>
-        <w:jc w:val="both"/>
-      </w:pPr>
-      <w:r>
-        <w:rPr>
-          <w:rFonts w:ascii="Times New Roman" w:hAnsi="Times New Roman" w:cs="Times New Roman" w:eastAsia="Times New Roman"/>
-          <w:b w:val="0"/>
-          <w:i w:val="0"/>
-          <w:sz w:val="28"/>
-          <w:u w:val="none"/>
-        </w:rPr>
-        <w:t>1.</w:t>
-        <w:tab/>
-        <w:t>ДР-ні автоматтандырылған диагностикалаудың медициналық, эпидемиологиялық және техникалық контексі мен көз түбі кескіндерінің сапасындағы вариабельділікке сыни талдау жасалды; «ұштан-ұшқа» парадигманың (P1) шектеулері айқындалып, ғылыми проблема тұжырымдалды.</w:t>
-      </w:r>
-    </w:p>
-    <w:p>
-      <w:pPr>
-        <w:ind w:left="709" w:hanging="397"/>
-        <w:jc w:val="both"/>
-      </w:pPr>
-      <w:r>
-        <w:rPr>
-          <w:rFonts w:ascii="Times New Roman" w:hAnsi="Times New Roman" w:cs="Times New Roman" w:eastAsia="Times New Roman"/>
-          <w:b w:val="0"/>
-          <w:i w:val="0"/>
-          <w:sz w:val="28"/>
-          <w:u w:val="none"/>
-        </w:rPr>
-        <w:t>2.</w:t>
-        <w:tab/>
-        <w:t>Көз түбін алдын ала өңдеудің 8 кезеңді интеграцияланған конвейері диагностикалық модельдің ажырамас компоненті (P2 парадигмасы) ретінде әзірленіп, формализацияланды; ол канондық аудару, «диск–фовеа» осі бойынша айналуды нормалау, FOV бойынша қию мен изотроптық масштабтау және центрленген нөлмен толтыру, FOV маскасын 4-кіріс арна ретінде генерациялау, жарық өрісін адаптивті түзету, қос шектеулі стохастикалық CLAHE, аугментация және деректер жиынтығына тән нормалаудан тұрады.</w:t>
-      </w:r>
-    </w:p>
-    <w:p>
-      <w:pPr>
-        <w:ind w:left="709" w:hanging="397"/>
-        <w:jc w:val="both"/>
-      </w:pPr>
-      <w:r>
-        <w:rPr>
-          <w:rFonts w:ascii="Times New Roman" w:hAnsi="Times New Roman" w:cs="Times New Roman" w:eastAsia="Times New Roman"/>
-          <w:b w:val="0"/>
-          <w:i w:val="0"/>
-          <w:sz w:val="28"/>
-          <w:u w:val="none"/>
-        </w:rPr>
-        <w:t>3.</w:t>
-        <w:tab/>
-        <w:t>Интеграцияланған конфигурацияның базалық конфигурациядан басымдығы EyePACS-те бақыланатын 2×2 факторлық жоспар (A–D конфигурациялары) аясында екі архитектура үшін де анықталды: критерий оның үш компонентінің барлығы бойынша қанағаттандырылды, әсер көп салыстыруға түзетуден кейін де сақталды және архитектура таңдауымен өзара әрекеттеспеді (1-эксперимент). Бұл – базалық конфигурациядан алдын ала өңдеуімен қоса инициализациясымен де ерекшеленетін конфигурацияның қасиеті.</w:t>
-      </w:r>
-    </w:p>
-    <w:p>
-      <w:pPr>
-        <w:ind w:left="709" w:hanging="397"/>
-        <w:jc w:val="both"/>
-      </w:pPr>
-      <w:r>
-        <w:rPr>
-          <w:rFonts w:ascii="Times New Roman" w:hAnsi="Times New Roman" w:cs="Times New Roman" w:eastAsia="Times New Roman"/>
-          <w:b w:val="0"/>
-          <w:i w:val="0"/>
-          <w:sz w:val="28"/>
-          <w:u w:val="none"/>
-        </w:rPr>
-        <w:t>4.</w:t>
-        <w:tab/>
-        <w:t>Конвейердің жекелеген кезеңдерінің үлесі бірыңғай инициализация кезіндегі кумулятивтік компоненттік абляция арқылы сандық бағаланды: әрбір ауысу өз деңгейінің фолдаралық шашырауынан асатын үлес берді, үлестер екі фотометриялық кезең алда тұратын топтарға бөлінеді, ал абляцияның өзі домен ішілік ұтыстың бүкілін қайта жаңғыртты. CLAHE шегі мен flat-field-түзетудің σ параметрі қаралған диапазондар шегінде ішкі оптимум көрсетті; ол бөлек қалдырылған деректерде расталып, кескін сапасы метрикаларымен (CNR, энтропия, SSIM) бекемделді (2-эксперимент).</w:t>
-      </w:r>
-    </w:p>
-    <w:p>
-      <w:pPr>
-        <w:ind w:left="709" w:hanging="397"/>
-        <w:jc w:val="both"/>
-      </w:pPr>
-      <w:r>
-        <w:rPr>
-          <w:rFonts w:ascii="Times New Roman" w:hAnsi="Times New Roman" w:cs="Times New Roman" w:eastAsia="Times New Roman"/>
-          <w:b w:val="0"/>
-          <w:i w:val="0"/>
-          <w:sz w:val="28"/>
-          <w:u w:val="none"/>
-        </w:rPr>
-        <w:t>5.</w:t>
-        <w:tab/>
-        <w:t>Белгілер кеңістігіндегі «көз–нысана» қашықтығының қысқаруы алты сыртқы корпуста көз домені статистикаларын пайдалану жөніндегі міндетті шарт аясында тікелей өлшенді: қашықтық қаралған әрбір корпуста қысқарды, бұл қалған зерттеулер тек салдары арқылы жететін себеп тізбегінің орта буынын береді – тек бағыты бойынша, өйткені қашықтық қысқаруының шамасы сапа өсімінің шамасын қадағаламайды.</w:t>
-      </w:r>
-    </w:p>
-    <w:p>
-      <w:pPr>
-        <w:ind w:left="709" w:hanging="397"/>
-        <w:jc w:val="both"/>
-      </w:pPr>
-      <w:r>
-        <w:rPr>
-          <w:rFonts w:ascii="Times New Roman" w:hAnsi="Times New Roman" w:cs="Times New Roman" w:eastAsia="Times New Roman"/>
-          <w:b w:val="0"/>
-          <w:i w:val="0"/>
-          <w:sz w:val="28"/>
-          <w:u w:val="none"/>
-        </w:rPr>
-        <w:t>6.</w:t>
-        <w:tab/>
-        <w:t>Конвейермен EyePACS-те оқытылған модель APTOS 2019-ға қосымша оқытусыз тасымалданды, алдын ала тіркелген G ≥ 0,85 жалпылау коэффициентінен өтіп, әрбір дәреже бойынша базалық конфигурациядан асты; базалық конфигурация да табалдырықтан өтеді, сондықтан дәлел критерийде емес, салыстыруда жатыр (3-эксперимент).</w:t>
-      </w:r>
-    </w:p>
-    <w:p>
-      <w:pPr>
-        <w:ind w:left="709" w:hanging="397"/>
-        <w:jc w:val="both"/>
-      </w:pPr>
-      <w:r>
-        <w:rPr>
-          <w:rFonts w:ascii="Times New Roman" w:hAnsi="Times New Roman" w:cs="Times New Roman" w:eastAsia="Times New Roman"/>
-          <w:b w:val="0"/>
-          <w:i w:val="0"/>
-          <w:sz w:val="28"/>
-          <w:u w:val="none"/>
-        </w:rPr>
-        <w:t>7.</w:t>
-        <w:tab/>
-        <w:t>Ұсынылған «назар–ошақ» қабаттасуы (ALO, бастапқы) және IoU (екінші) метрикаларын IDRiD пиксел деңгейіндегі ошақ маскаларына қатысты қолданған Grad-CAM түсіндірілу талдауы интеграцияланған конфигурацияда модель назарының сараптамалық белгілеумен тығызырақ үйлесетінін көрсетті – аннотацияланған ошақтың төрт түрінің барлығында және екі метрика бойынша да (4-эксперимент); клиникалық корпустағы сапалық зерттеу орындалған жоқ.</w:t>
-      </w:r>
-    </w:p>
-    <w:p>
-      <w:pPr>
-        <w:ind w:left="709" w:hanging="397"/>
-        <w:jc w:val="both"/>
-      </w:pPr>
-      <w:r>
-        <w:rPr>
-          <w:rFonts w:ascii="Times New Roman" w:hAnsi="Times New Roman" w:cs="Times New Roman" w:eastAsia="Times New Roman"/>
-          <w:b w:val="0"/>
-          <w:i w:val="0"/>
-          <w:sz w:val="28"/>
-          <w:u w:val="none"/>
-        </w:rPr>
-        <w:t>8.</w:t>
-        <w:tab/>
-        <w:t>Екі сыртқы клиникалық корпуста да интеграцияланған конфигурация жоғары абсолютті weighted F1 көрсетті, әрі әрбір айырма минималды клиникалық маңызды шамаға жетіп, аралығы нөлді қамтымайды (5-эксперимент – деградацияға төзімділік емес, жоғарырақ абсолютті сыртқы сапа); жіктеу сапасы бес камералық топтаманың барлығында сақталып, олардың арасындағы шашырау азайды (6-эксперимент); деректер тапшы режимде интеграцияланған конфигурация тағы да күштірек болды – деректер мол кездегі өлшенген артықшылықпен салыстырмалы әрі одан аспайтын шамада (7-эксперимент).</w:t>
-      </w:r>
-    </w:p>
-    <w:p>
-      <w:pPr>
-        <w:ind w:left="709" w:hanging="397"/>
-        <w:jc w:val="both"/>
-      </w:pPr>
-      <w:r>
-        <w:rPr>
-          <w:rFonts w:ascii="Times New Roman" w:hAnsi="Times New Roman" w:cs="Times New Roman" w:eastAsia="Times New Roman"/>
-          <w:b w:val="0"/>
-          <w:i w:val="0"/>
-          <w:sz w:val="28"/>
-          <w:u w:val="none"/>
-        </w:rPr>
-        <w:t>9.</w:t>
-        <w:tab/>
-        <w:t>Телемедицина мен электрондық денсаулық сақтаумен интеграцияланатын, Қазақстанның денсаулық сақтау инфрақұрылымына қолданылатын, ресурсы шектеулі орталарға арналған ДР скринингінің автоматтандырылған жүйесінің модульдік архитектурасы жобаланып, оның жұмыс істейтін демонстраторы құрылып, орналастырылды: ол алдын ала өңдеу конвейері мен оқытылған жіктеуішті басынан аяғына дейін орындайды, назар карталарын жасайды әрі әр жағдай бойынша, оның ішінде қарап шыққан офтальмологтың вердиктімен қоса, жазба жүргізеді. Демонстратор жобаның іске асуға келетінін және жұмыстағы мінез-құлқын көрсетеді; оның іске асырмаған, енгізуге бағытталған бөліктері спецификация күйінде қалады, ал енгізуді клиникалық сынау жүргізілмеген.</w:t>
-      </w:r>
-    </w:p>
-    <w:p>
-      <w:pPr>
-        <w:keepNext/>
-        <w:spacing w:before="240" w:after="120"/>
-        <w:jc w:val="left"/>
-      </w:pPr>
-      <w:r>
-        <w:rPr>
-          <w:rFonts w:ascii="Times New Roman" w:hAnsi="Times New Roman" w:cs="Times New Roman" w:eastAsia="Times New Roman"/>
-          <w:b/>
-          <w:i w:val="0"/>
-          <w:sz w:val="28"/>
-          <w:u w:val="none"/>
-        </w:rPr>
-        <w:t>Қорғауға ұсынылатын тұжырымдар</w:t>
-      </w:r>
-    </w:p>
-    <w:p>
-      <w:pPr>
-        <w:ind w:firstLine="709"/>
-        <w:jc w:val="both"/>
-      </w:pPr>
-      <w:r>
-        <w:rPr>
-          <w:rFonts w:ascii="Times New Roman" w:hAnsi="Times New Roman" w:cs="Times New Roman" w:eastAsia="Times New Roman"/>
-          <w:b w:val="0"/>
-          <w:i w:val="0"/>
-          <w:sz w:val="28"/>
-          <w:u w:val="none"/>
-        </w:rPr>
-        <w:t>Әрбір тұжырым өзінің алдын ала белгіленген критерийі қолдайтын күшінде қорғауға ұсынылады, әрі әрқайсысы одан ажырамайтын ескертпені алып жүреді: ескертпесіз берілген тұжырым – деректер қолдайтыннан өзгеше әрі күштірек пайымдау.</w:t>
-      </w:r>
-    </w:p>
-    <w:p>
-      <w:pPr>
-        <w:ind w:left="709" w:hanging="397"/>
-        <w:jc w:val="both"/>
-      </w:pPr>
-      <w:r>
-        <w:rPr>
-          <w:rFonts w:ascii="Times New Roman" w:hAnsi="Times New Roman" w:cs="Times New Roman" w:eastAsia="Times New Roman"/>
-          <w:b w:val="0"/>
-          <w:i w:val="0"/>
-          <w:sz w:val="28"/>
-          <w:u w:val="none"/>
-        </w:rPr>
-        <w:t>1.</w:t>
-        <w:tab/>
-        <w:t xml:space="preserve">Көз түбі кескіндерін алдын ала өңдеу – көмекші деректерді дайындау емес, диагностикалық модельдің формализациялауға және эксперименттік тексеруге келетін компоненті; бұл «ұштан-ұшқа» парадигмадан (P1) интеграцияланған парадигмаға (P2) қайта пайымдау. </w:t>
-      </w:r>
-      <w:r>
-        <w:rPr>
-          <w:rFonts w:ascii="Times New Roman" w:hAnsi="Times New Roman" w:cs="Times New Roman" w:eastAsia="Times New Roman"/>
-          <w:b w:val="0"/>
-          <w:i/>
-          <w:sz w:val="28"/>
-          <w:u w:val="none"/>
-        </w:rPr>
-        <w:t>Бұл тұжырым әдіснамалық әрі эмпирикалық емес: эксперимент нәтижелері онымен зерттелген жағдайларда үйлеседі, бірақ оны әмбебап түрде орнықтырмайды.</w:t>
-      </w:r>
-    </w:p>
-    <w:p>
-      <w:pPr>
-        <w:ind w:left="709" w:hanging="397"/>
-        <w:jc w:val="both"/>
-      </w:pPr>
-      <w:r>
-        <w:rPr>
-          <w:rFonts w:ascii="Times New Roman" w:hAnsi="Times New Roman" w:cs="Times New Roman" w:eastAsia="Times New Roman"/>
-          <w:b w:val="0"/>
-          <w:i w:val="0"/>
-          <w:sz w:val="28"/>
-          <w:u w:val="none"/>
-        </w:rPr>
-        <w:t>2.</w:t>
-        <w:tab/>
-        <w:t xml:space="preserve">Интеграцияланған конфигурация EyePACS-те ДР-ні бес класты жіктеуде ResNet-50 мен EfficientNet-B3 архитектураларының екеуі үшін де базалық конфигурациядан басым түседі – алдын ала тіркелген конъюнктивтік критерийдің үш компонентінің бәрі бойынша, әрі эффект көп салыстыруға түзетуден кейін де сақталып, архитектура таңдауымен өзара әрекеттесу көрсетпейді. </w:t>
-      </w:r>
-      <w:r>
-        <w:rPr>
-          <w:rFonts w:ascii="Times New Roman" w:hAnsi="Times New Roman" w:cs="Times New Roman" w:eastAsia="Times New Roman"/>
-          <w:b w:val="0"/>
-          <w:i/>
-          <w:sz w:val="28"/>
-          <w:u w:val="none"/>
-        </w:rPr>
-        <w:t>Екі тармақ алдын ала өңдеумен ғана емес, инициализациямен де ерекшеленеді, сондықтан тұжырым конфигурацияға тұтас қатысты; кумулятивтік абляция бұл композитті ыдыратады, бірақ ерітпейді, әрі эффектің ешбір бөлігі алдын ала өңдеуге жеке телінбейді.</w:t>
-      </w:r>
-    </w:p>
-    <w:p>
-      <w:pPr>
-        <w:ind w:left="709" w:hanging="397"/>
-        <w:jc w:val="both"/>
-      </w:pPr>
-      <w:r>
-        <w:rPr>
-          <w:rFonts w:ascii="Times New Roman" w:hAnsi="Times New Roman" w:cs="Times New Roman" w:eastAsia="Times New Roman"/>
-          <w:b w:val="0"/>
-          <w:i w:val="0"/>
-          <w:sz w:val="28"/>
-          <w:u w:val="none"/>
-        </w:rPr>
-        <w:t>3.</w:t>
-        <w:tab/>
-        <w:t xml:space="preserve">Қос шектеулі CLAHE параметрлері мен flat-field σ параметрі зерттелген диапазондарда ішкі оптимум көрсетеді, бұл бөлек қалдырылған деректерде расталды. </w:t>
-      </w:r>
-      <w:r>
-        <w:rPr>
-          <w:rFonts w:ascii="Times New Roman" w:hAnsi="Times New Roman" w:cs="Times New Roman" w:eastAsia="Times New Roman"/>
-          <w:b w:val="0"/>
-          <w:i/>
-          <w:sz w:val="28"/>
-          <w:u w:val="none"/>
-        </w:rPr>
-        <w:t>Тексерілген диапазондармен шектелген; оптималды мәндер – тасымалданатын тұрақтылар емес, осы корпус пен конвейердің қасиеттері.</w:t>
-      </w:r>
-    </w:p>
-    <w:p>
-      <w:pPr>
-        <w:ind w:left="709" w:hanging="397"/>
-        <w:jc w:val="both"/>
-      </w:pPr>
-      <w:r>
-        <w:rPr>
-          <w:rFonts w:ascii="Times New Roman" w:hAnsi="Times New Roman" w:cs="Times New Roman" w:eastAsia="Times New Roman"/>
-          <w:b w:val="0"/>
-          <w:i w:val="0"/>
-          <w:sz w:val="28"/>
-          <w:u w:val="none"/>
-        </w:rPr>
-        <w:t>4.</w:t>
-        <w:tab/>
-        <w:t xml:space="preserve">Конвейердің жекелеген кезеңдерінің үлестері бөлінеді, фолдтар бойынша монотонды және реттелуге келеді, әрі екі фотометриялық кезең алда келеді. </w:t>
-      </w:r>
-      <w:r>
-        <w:rPr>
-          <w:rFonts w:ascii="Times New Roman" w:hAnsi="Times New Roman" w:cs="Times New Roman" w:eastAsia="Times New Roman"/>
-          <w:b w:val="0"/>
-          <w:i/>
-          <w:sz w:val="28"/>
-          <w:u w:val="none"/>
-        </w:rPr>
-        <w:t>Тек топтар деңгейінде: көрші рангтер шу шегінде жатыр, кезеңдердің қатаң реті қорғауға ұсынылмайды, ал FOV маскасының арнасы оқшау бөлінген жоқ.</w:t>
-      </w:r>
-    </w:p>
-    <w:p>
-      <w:pPr>
-        <w:ind w:left="709" w:hanging="397"/>
-        <w:jc w:val="both"/>
-      </w:pPr>
-      <w:r>
-        <w:rPr>
-          <w:rFonts w:ascii="Times New Roman" w:hAnsi="Times New Roman" w:cs="Times New Roman" w:eastAsia="Times New Roman"/>
-          <w:b w:val="0"/>
-          <w:i w:val="0"/>
-          <w:sz w:val="28"/>
-          <w:u w:val="none"/>
-        </w:rPr>
-        <w:t>5.</w:t>
-        <w:tab/>
-        <w:t xml:space="preserve">Интеграцияланған конфигурация оқыту таралуы мен әрбір сыртқы таралу арасындағы қашықтықты алдыңғы соңғы қабаттың белгілер кеңістігінде барлық зерттелген сыртқы корпуста қысқартады, әрі түрлендіруге нысаналы корпустың бірде-бір статистикасы кірмейді. </w:t>
-      </w:r>
-      <w:r>
-        <w:rPr>
-          <w:rFonts w:ascii="Times New Roman" w:hAnsi="Times New Roman" w:cs="Times New Roman" w:eastAsia="Times New Roman"/>
-          <w:b w:val="0"/>
-          <w:i/>
-          <w:sz w:val="28"/>
-          <w:u w:val="none"/>
-        </w:rPr>
-        <w:t>Тек бағыт бойынша – қашықтық қысқаруының шамасы сапа өсімінің шамасын қадағаламайды; тұжырым механистік әрі диагностикалық сапа мен құрылғылармен үйлесімділік туралы ешқандай мәлімдеме көтермейді.</w:t>
-      </w:r>
-    </w:p>
-    <w:p>
-      <w:pPr>
-        <w:ind w:left="709" w:hanging="397"/>
-        <w:jc w:val="both"/>
-      </w:pPr>
-      <w:r>
-        <w:rPr>
-          <w:rFonts w:ascii="Times New Roman" w:hAnsi="Times New Roman" w:cs="Times New Roman" w:eastAsia="Times New Roman"/>
-          <w:b w:val="0"/>
-          <w:i w:val="0"/>
-          <w:sz w:val="28"/>
-          <w:u w:val="none"/>
-        </w:rPr>
-        <w:t>6.</w:t>
-        <w:tab/>
-        <w:t xml:space="preserve">EyePACS-те конвейермен оқытылған модель қосымша оқытусыз APTOS 2019-ға тасымалданады, алдын ала тіркелген G ≥ 0,85 жалпылау коэффициентінен өтіп, әрбір класта базалық конфигурациядан асып түседі. </w:t>
-      </w:r>
-      <w:r>
-        <w:rPr>
-          <w:rFonts w:ascii="Times New Roman" w:hAnsi="Times New Roman" w:cs="Times New Roman" w:eastAsia="Times New Roman"/>
-          <w:b w:val="0"/>
-          <w:i/>
-          <w:sz w:val="28"/>
-          <w:u w:val="none"/>
-        </w:rPr>
-        <w:t>Базалық конфигурация да табалдырықтан өтеді, сондықтан критерий тармақтарды ажыратпайды; дәлел салыстыруда жатыр.</w:t>
-      </w:r>
-    </w:p>
-    <w:p>
-      <w:pPr>
-        <w:ind w:left="709" w:hanging="397"/>
-        <w:jc w:val="both"/>
-      </w:pPr>
-      <w:r>
-        <w:rPr>
-          <w:rFonts w:ascii="Times New Roman" w:hAnsi="Times New Roman" w:cs="Times New Roman" w:eastAsia="Times New Roman"/>
-          <w:b w:val="0"/>
-          <w:i w:val="0"/>
-          <w:sz w:val="28"/>
-          <w:u w:val="none"/>
-        </w:rPr>
-        <w:t>7.</w:t>
-        <w:tab/>
-        <w:t xml:space="preserve">Интеграцияланған конфигурацияда модельдің назары сарапшының пиксел деңгейіндегі ошақ аннотациясымен тығызырақ үйлеседі – аннотацияланған төрт ошақ түрінің бәрінде, бастапқы және екінші өлшем бойынша да әрі назар табалдырығы бойынша орнықты түрде. </w:t>
-      </w:r>
-      <w:r>
-        <w:rPr>
-          <w:rFonts w:ascii="Times New Roman" w:hAnsi="Times New Roman" w:cs="Times New Roman" w:eastAsia="Times New Roman"/>
-          <w:b w:val="0"/>
-          <w:i/>
-          <w:sz w:val="28"/>
-          <w:u w:val="none"/>
-        </w:rPr>
-        <w:t>Модель дәлелі мен сарапшы аннотациясының үйлесімділігі, патологияны клиникалық локализациялау емес; бір аннотацияланған корпус және бір фолд; клиникалық корпустағы сапалық зерттеу орындалған жоқ.</w:t>
-      </w:r>
-    </w:p>
-    <w:p>
-      <w:pPr>
-        <w:ind w:left="709" w:hanging="397"/>
-        <w:jc w:val="both"/>
-      </w:pPr>
-      <w:r>
-        <w:rPr>
-          <w:rFonts w:ascii="Times New Roman" w:hAnsi="Times New Roman" w:cs="Times New Roman" w:eastAsia="Times New Roman"/>
-          <w:b w:val="0"/>
-          <w:i w:val="0"/>
-          <w:sz w:val="28"/>
-          <w:u w:val="none"/>
-        </w:rPr>
-        <w:t>8.</w:t>
-        <w:tab/>
-        <w:t xml:space="preserve">Жіктеу сапасы зерттелген барлық камералық топта сақталады, ал мәні бойынша – осы топтар арасындағы сапа шашырауы азаяды. </w:t>
-      </w:r>
-      <w:r>
-        <w:rPr>
-          <w:rFonts w:ascii="Times New Roman" w:hAnsi="Times New Roman" w:cs="Times New Roman" w:eastAsia="Times New Roman"/>
-          <w:b w:val="0"/>
-          <w:i/>
-          <w:sz w:val="28"/>
-          <w:u w:val="none"/>
-        </w:rPr>
-        <w:t>Екі конфигурация да ұстап қалу табалдырығынан өтеді; бес топтың екеуі – сыртқы клиникалық корпустардың өздері әрі тәуелсіз қайталауды бермейді; үш топтама бір құрылғыны емес, бірнеше камера моделін біріктіреді; бұның ешқайсысы құрылғыларды сертификаттауды немесе аспаптан тәуелсіз енгізуге дайындық туралы мәлімдемені құрамайды.</w:t>
-      </w:r>
-    </w:p>
-    <w:p>
-      <w:pPr>
-        <w:ind w:left="709" w:hanging="397"/>
-        <w:jc w:val="both"/>
-      </w:pPr>
-      <w:r>
-        <w:rPr>
-          <w:rFonts w:ascii="Times New Roman" w:hAnsi="Times New Roman" w:cs="Times New Roman" w:eastAsia="Times New Roman"/>
-          <w:b w:val="0"/>
-          <w:i w:val="0"/>
-          <w:sz w:val="28"/>
-          <w:u w:val="none"/>
-        </w:rPr>
-        <w:t>9.</w:t>
-        <w:tab/>
-        <w:t xml:space="preserve">Интеграцияланған конфигурация екі сыртқы клиникалық корпуста да базалықтан жоғары абсолюттік weighted F1-ге жетеді, әрі әрбір айырма нөлді қоспайтын сенімділік аралығымен минималды клиникалық маңызды шамаға жетеді және әр корпуста бөлек бағаланады. </w:t>
-      </w:r>
-      <w:r>
-        <w:rPr>
-          <w:rFonts w:ascii="Times New Roman" w:hAnsi="Times New Roman" w:cs="Times New Roman" w:eastAsia="Times New Roman"/>
-          <w:b w:val="0"/>
-          <w:i/>
-          <w:sz w:val="28"/>
-          <w:u w:val="none"/>
-        </w:rPr>
-        <w:t>Деградацияға төзімділік емес, жоғарырақ абсолюттік сыртқы сапа – өз домен ішілік деңгейлеріне қатысты екі конфигурация да шамамен бірдей төмендейді; екінші корпуста минималды маңызды шамадан асатын қор 0,0041 құрайды, әрі сол аралықтың төменгі шекарасы минималды маңызды шамадан төмен жатыр.</w:t>
-      </w:r>
-    </w:p>
-    <w:p>
-      <w:pPr>
-        <w:ind w:left="709" w:hanging="397"/>
-        <w:jc w:val="both"/>
-      </w:pPr>
-      <w:r>
-        <w:rPr>
-          <w:rFonts w:ascii="Times New Roman" w:hAnsi="Times New Roman" w:cs="Times New Roman" w:eastAsia="Times New Roman"/>
-          <w:b w:val="0"/>
-          <w:i w:val="0"/>
-          <w:sz w:val="28"/>
-          <w:u w:val="none"/>
-        </w:rPr>
-        <w:t>10.</w:t>
-        <w:tab/>
-        <w:t xml:space="preserve">Сыртқы тұрақтылықты өрнектеуде кең қолданылатын үш өлшем – деградация шамасы, жалпылау коэффициенті және ұстап қалу коэффициенті – ортақ құрылымдық ақауға ие: әрқайсысы тармақтың сыртқы сапасын дәл сол тармақтың домен ішілік сапасына қатысты нормалайды не одан шегереді, сондықтан конфигурацияны домен ішілік күші үшін жазалайды. </w:t>
-      </w:r>
-      <w:r>
-        <w:rPr>
-          <w:rFonts w:ascii="Times New Roman" w:hAnsi="Times New Roman" w:cs="Times New Roman" w:eastAsia="Times New Roman"/>
-          <w:b w:val="0"/>
-          <w:i/>
-          <w:sz w:val="28"/>
-          <w:u w:val="none"/>
-        </w:rPr>
-        <w:t>Аналитикалық әрі қатаң сипаттамалы: осы жұмыстың бірде-бір нәтижесін ақтамайды.</w:t>
-      </w:r>
-    </w:p>
-    <w:p>
-      <w:pPr>
-        <w:ind w:left="709" w:hanging="397"/>
-        <w:jc w:val="both"/>
-      </w:pPr>
-      <w:r>
-        <w:rPr>
-          <w:rFonts w:ascii="Times New Roman" w:hAnsi="Times New Roman" w:cs="Times New Roman" w:eastAsia="Times New Roman"/>
-          <w:b w:val="0"/>
-          <w:i w:val="0"/>
-          <w:sz w:val="28"/>
-          <w:u w:val="none"/>
-        </w:rPr>
-        <w:t>11.</w:t>
-        <w:tab/>
-        <w:t xml:space="preserve">Көз түбі тіндерінің лазерлік әсерге жауабының байланысқан термо-оптикалық моделі және ресурсы шектеулі орталарға арналған ДР скринингінің автоматтандырылған жүйесінің жұмыс істейтін демонстратор түрінде ішінара іске асырылған модульдік архитектурасы. </w:t>
-      </w:r>
-      <w:r>
-        <w:rPr>
-          <w:rFonts w:ascii="Times New Roman" w:hAnsi="Times New Roman" w:cs="Times New Roman" w:eastAsia="Times New Roman"/>
-          <w:b w:val="0"/>
-          <w:i/>
-          <w:sz w:val="28"/>
-          <w:u w:val="none"/>
-        </w:rPr>
-        <w:t>Тиісінше теориялық және жобалық үлес ретінде ұсынылады – модель клиникалық валидацияланбаған; демонстратор жобаның іске асуға келетінін және жұмыстағы мінез-құлқын көрсетеді әрі бірде-бір диагностикалық тұжырымға дәлел болмайды; архитектураның енгізуге бағытталған бөліктері спецификация күйінде қалады, далалық сынақтар жүргізілмеген.</w:t>
-      </w:r>
-    </w:p>
-    <w:p>
-      <w:pPr>
-        <w:ind w:firstLine="709"/>
-        <w:jc w:val="both"/>
-      </w:pPr>
-      <w:r>
-        <w:rPr>
-          <w:rFonts w:ascii="Times New Roman" w:hAnsi="Times New Roman" w:cs="Times New Roman" w:eastAsia="Times New Roman"/>
-          <w:b w:val="0"/>
-          <w:i w:val="0"/>
-          <w:sz w:val="28"/>
-          <w:u w:val="none"/>
-        </w:rPr>
-        <w:t xml:space="preserve">Тағы бір нәтиже қорғауға ұсынылатын тұжырым емес, бақылау ретінде беріледі: оқыту корпусынан шамамен жетпіс есе кіші корпуста, екі тармақ та бір инициализациядан оқытылған алдын ала тіркелген бағалауда интеграцияланған конфигурация қайтадан күштірек болды – бірақ қоры мол деректердегі өсіммен </w:t>
-      </w:r>
-      <w:r>
-        <w:rPr>
-          <w:rFonts w:ascii="Times New Roman" w:hAnsi="Times New Roman" w:cs="Times New Roman" w:eastAsia="Times New Roman"/>
-          <w:b/>
-          <w:i w:val="0"/>
-          <w:sz w:val="28"/>
-          <w:u w:val="none"/>
-        </w:rPr>
-        <w:t>салыстырмалы, одан асып түспейтін</w:t>
-      </w:r>
-      <w:r>
-        <w:rPr>
-          <w:rFonts w:ascii="Times New Roman" w:hAnsi="Times New Roman" w:cs="Times New Roman" w:eastAsia="Times New Roman"/>
-          <w:b w:val="0"/>
-          <w:i w:val="0"/>
-          <w:sz w:val="28"/>
-          <w:u w:val="none"/>
-        </w:rPr>
-        <w:t>. Қатысқан клиникалық корпус таратуға жатпайды, сондықтан бұл нәтиже сырттай қайталанбайды.</w:t>
+        <w:t xml:space="preserve"> Диссертация диабеттік ретинопатияны (ДР) автоматтандырылған көпсатылы диагностикалау үшін көз түбі кескіндерін жақсартудың (алдын ала өңдеудің) конволюциялық нейрондық желілер (CNN) арқылы жіктеумен интеграциясын зерттеуге және формализациялауға арналған. Орталық идея – алдын ала өңдеу деректерді көмекші дайындау емес, диагностикалық модельдің ажырамас компоненті, өйткені дәл ол желіге қолжетімді белгілер кеңістігін айқындайды. Осы идеяны жүзеге асыру үшін 8 кезеңді алдын ала өңдеу конвейері спецификацияланып, модельге енгізілген, ал оның әсері сегіз ашық және клиникалық кескін жиынында конвейерсіз оқытылған баламалы базалық конфигурациямен бақыланатын салыстыруға қойылған.</w:t>
       </w:r>
     </w:p>
     <w:p>
@@ -1236,7 +80,7 @@
           <w:sz w:val="28"/>
           <w:u w:val="none"/>
         </w:rPr>
-        <w:t>Қорғауға ұсынылмайды:</w:t>
+        <w:t>Зерттеу тақырыбының өзектілігі.</w:t>
       </w:r>
       <w:r>
         <w:rPr>
@@ -1246,24 +90,7 @@
           <w:sz w:val="28"/>
           <w:u w:val="none"/>
         </w:rPr>
-        <w:t xml:space="preserve"> клиникалық валидтілік, автономды енгізуге дайындық, құрылғыларды сертификаттау, патологияны локализациялау, кез келген аталған жарияланған жүйеден басымдық, сондай-ақ нәтижелер алынған корпустар, құрылғылар мен аппаратура шегінен тыс таралу.</w:t>
-      </w:r>
-    </w:p>
-    <w:p>
-      <w:pPr>
-        <w:keepNext/>
-        <w:spacing w:before="240" w:after="120"/>
-        <w:jc w:val="left"/>
-      </w:pPr>
-      <w:r>
-        <w:rPr>
-          <w:rFonts w:ascii="Times New Roman" w:hAnsi="Times New Roman" w:cs="Times New Roman" w:eastAsia="Times New Roman"/>
-          <w:b/>
-          <w:i w:val="0"/>
-          <w:sz w:val="28"/>
-          <w:u w:val="none"/>
-        </w:rPr>
-        <w:t>Теориялық маңыздылығы</w:t>
+        <w:t xml:space="preserve"> Диабеттік ретинопатия – диабеттің микротамырлық асқынуы және еңбекке қабілетті жастағы халық арасында алдын алуға болатын көру қабілетінен айырылудың жетекші себептерінің бірі. Микроаневризмалар мен ұсақ қан құйылулар пайда болатын, бірақ көру өткірлігіне әсер етпейтін ерте сатылары симптомсыз өткендіктен, пациенттің араласу ең тиімді болатын кезеңде дәрігерге жүгінуіне себеп болмайды. Демек, ауруды анықтау жүгінуге емес, жүйелік диагнозбен айқындалған когортаны жоспарлы түрде тексеруге тәуелді. Скрининг диагностикалық міндет болудан бұрын көлем міндеті болып табылады, әрі қуат бойынша шектеуді байланыстырушы ететін де осы көлем: қолмен дәрежелеу маманның шектеулі әрі географиялық шоғырланған уақытына сызықты түрде тәуелді. Автоматтандырудың техникалық жүзеге асырылатыны он жыл бұрын дәлелденгендіктен, бұл жұмыстың өзектілігі автоматтандырылған скринингтің әлі көрсетілмегені туралы тұжырымға емес, көрсетілімдердің қандай жағдайларда алынғанына сүйенеді: мәлімделген сапаның орнықтылығы біркелкі емес, ал кескіндердің өзі тұрақты негіз бола алмайды – әртүрлі камералармен, әртүрлі операторлармен және қарашықтың әртүрлі күйінде алынған суреттер жүйелі түрде ерекшеленеді, әрі скрининг қуаты ең тапшы жерде түсіру жағдайлары ең аз бақыланады. Осыдан әдіснамалық сұрақ туындайды: мұндай модельдер қалай спецификацияланады – жеке бір модельдің қаншалықты жақсы жұмыс істейтіні емес. Алдын ала өңдеуді әдіснамалық талқылауды қажет етпейтін көмекші дайындау деп те, модельдің ажырамас компоненті деп те қарастыруға болады, өйткені бірінші конволюцияға дейін қолданылған түрлендіру желі жұмыс істеуге мәжбүр болатын белгілер кеңістігін айқындайды. Егер екіншісі дұрыс болса, алдын ала өңдеуі спецификацияланбай ұсынылған модель толық сипатталмаған, ал мұндай модельдерді салыстыру – ішінара белгісіз жүйелерді салыстыру.</w:t>
       </w:r>
     </w:p>
     <w:p>
@@ -1274,29 +101,22 @@
       <w:r>
         <w:rPr>
           <w:rFonts w:ascii="Times New Roman" w:hAnsi="Times New Roman" w:cs="Times New Roman" w:eastAsia="Times New Roman"/>
+          <w:b/>
+          <w:i w:val="0"/>
+          <w:sz w:val="28"/>
+          <w:u w:val="none"/>
+        </w:rPr>
+        <w:t>Зерттеудің мақсаты</w:t>
+      </w:r>
+      <w:r>
+        <w:rPr>
+          <w:rFonts w:ascii="Times New Roman" w:hAnsi="Times New Roman" w:cs="Times New Roman" w:eastAsia="Times New Roman"/>
           <w:b w:val="0"/>
           <w:i w:val="0"/>
           <w:sz w:val="28"/>
           <w:u w:val="none"/>
         </w:rPr>
-        <w:t>Жұмыс алдын ала өңдеуді CNN-ге қолжетімді белгілер кеңістігін бірге айқындайтын модельдің ажырамас компоненті ретінде концептуалды қайта пайымдауды (P2 парадигмасы) ұсынады және бұл пайымдауды «ұштан-ұшқа» парадигмаға (P1) қарсы тікелей эмпирикалық тексеруге салады. 8 кезеңді конвейердің формальды спецификациясы, қос шектеулі CLAHE шегінің – ізденушінің бұрын жарияланған жұмыстарын дамытатын, мұнда тұңғыш пайда болмайтын, – адаптивті flat-field-түзетудің және ALO түсіндірілу метрикасының математикалық формализациясы, сондай-ақ класс теңгерімсіздігі жағдайында алдын ала өңдеу әсерлерін валидациялаудың статистикалық жүйесі ұсынылды. Тағы бір үлес өзге сипатта: осы кезге дейін тек түсіндірме ретінде тартылып келген механизм өлшенетін етілді – берілген хаттамалық шарт кезінде (нормалау көз домені статистикалары бойынша) алдыңғы соңғы қабатта есептелетін шама ретінде, бұл механистік тұжырымды ол түсіндіретін сапа тұжырымдарынан тәуелсіз теріске шығарылатын етеді. Лазерлік әсер кезіндегі көз түбі тіндері жауабының байланысқан термооптикалық моделі – теориялық және есептеу үлесі.</w:t>
-      </w:r>
-    </w:p>
-    <w:p>
-      <w:pPr>
-        <w:keepNext/>
-        <w:spacing w:before="240" w:after="120"/>
-        <w:jc w:val="left"/>
-      </w:pPr>
-      <w:r>
-        <w:rPr>
-          <w:rFonts w:ascii="Times New Roman" w:hAnsi="Times New Roman" w:cs="Times New Roman" w:eastAsia="Times New Roman"/>
-          <w:b/>
-          <w:i w:val="0"/>
-          <w:sz w:val="28"/>
-          <w:u w:val="none"/>
-        </w:rPr>
-        <w:t>Практикалық маңыздылығы</w:t>
+        <w:t xml:space="preserve"> – ДР-ні автоматтандырылған бес класты диагностикалау үшін көз түбі кескіндерін жақсарту мен CNN негізіндегі жіктеудің интеграцияланған жүйесін әзірлеу және эксперименттік негіздеу, онда 8 кезеңді алдын ала өңдеу конвейері модельдің ажырамас компоненті ретінде спецификацияланады, әрі осы конвейерсіз оқытылған баламалы конфигурациямен бақыланатын салыстыруда аталған спецификация диагностика сапасына, тасымалдануға және модельдің интерпретацияланушылығына қандай айырма беретінін анықтау.</w:t>
       </w:r>
     </w:p>
     <w:p>
@@ -1307,12 +127,22 @@
       <w:r>
         <w:rPr>
           <w:rFonts w:ascii="Times New Roman" w:hAnsi="Times New Roman" w:cs="Times New Roman" w:eastAsia="Times New Roman"/>
+          <w:b/>
+          <w:i w:val="0"/>
+          <w:sz w:val="28"/>
+          <w:u w:val="none"/>
+        </w:rPr>
+        <w:t>Зерттеу міндеттері:</w:t>
+      </w:r>
+      <w:r>
+        <w:rPr>
+          <w:rFonts w:ascii="Times New Roman" w:hAnsi="Times New Roman" w:cs="Times New Roman" w:eastAsia="Times New Roman"/>
           <w:b w:val="0"/>
           <w:i w:val="0"/>
           <w:sz w:val="28"/>
           <w:u w:val="none"/>
         </w:rPr>
-        <w:t>Интеграцияланған конвейер есептеу ресурстары шектеулі жағдайда ДР-ні автоматтандырылған диагностикалауға арналған толық спецификацияланған әрі қайталанатын алдын ала өңдеу режимін құрайды: ол өз операторларымен, параметрлерімен және қолданылу тәртібімен кезең-кезеңімен анықталған, ал іске асырылуы А қосымшасында келтірілген. Дегенмен параметр мәндері нақты корпустарда бекітілген әрі тасымалданатын тұрақтылар емес, сол корпустардың қасиеттері.</w:t>
+        <w:t xml:space="preserve"> 1. Проблемалық саланы талдап, ғылыми мәселені тұжырымдау: аурудың клиникалық дәрежеленуін, шектеулі ресурсты орталардағы скринингке қойылатын талаптарды, кескін сапасының жоғалу көздерін және қолданыстағы автоматтандырылған жүйелердің әдіснамалық тәжірибесін (1-тарау). 2. Интеграцияланған әдіснаманы спецификациялау: 8 кезеңді конвейерді, жіктеу архитектураларын, алдын ала оқыту мен қосымша оқыту стратегиясын, интерпретацияланушылық аппараты мен бағалау хаттамасын (2-тарау). 3. Интеграцияланған конфигурацияны оқыту доменінде және жеті сыртқы корпуста эксперименттік бағалап, нәтижелерді статистикалық валидациялау (3-тарау). 4. Инференс үдеткіштері жоқ әрі байланысы үзілмелі орталарға жарамды скрининг жүйесін модель айналасында құру және сипаттау (4-тарау).</w:t>
       </w:r>
     </w:p>
     <w:p>
@@ -1323,29 +153,22 @@
       <w:r>
         <w:rPr>
           <w:rFonts w:ascii="Times New Roman" w:hAnsi="Times New Roman" w:cs="Times New Roman" w:eastAsia="Times New Roman"/>
+          <w:b/>
+          <w:i w:val="0"/>
+          <w:sz w:val="28"/>
+          <w:u w:val="none"/>
+        </w:rPr>
+        <w:t>Зерттеу нысаны</w:t>
+      </w:r>
+      <w:r>
+        <w:rPr>
+          <w:rFonts w:ascii="Times New Roman" w:hAnsi="Times New Roman" w:cs="Times New Roman" w:eastAsia="Times New Roman"/>
           <w:b w:val="0"/>
           <w:i w:val="0"/>
           <w:sz w:val="28"/>
           <w:u w:val="none"/>
         </w:rPr>
-        <w:t>Алдын ала өңдеу қозғалтқышы, инференс, store-and-forward режиміндегі телемедицина және «дәрігер-контурда» (physician-in-the-loop) шешім қабылдауды қолдау модульдері бар ДР скринингінің модульдік автоматтандырылған жүйесінің архитектурасы ұсынылды; ол PACS/EHR жүйелерімен және ұлттық электрондық денсаулық сақтау платформасымен интеграцияланады әрі Қазақстанның ауылдық және шалғай өңірлерінде ДР скринингіне қолданылады. Архитектураның жұмыс істейтін демонстраторы орналастырылып, жіберілген кескіндерде инференс орындайды; бұл жобаның іске асуға келетінін және жұмыстағы мінез-құлқын көрсетеді. Оның іске асырмаған, енгізуге бағытталған бөліктері – PACS-пен интеграция, EHR-мен өзара әрекеттесу, телемедициналық режим – жобалық спецификация күйінде қалады, клиникалық жағдайда енгізу сыналмаған, ал деректерді қорғау ережелері сертификатталған сәйкестік емес, жоба бойынша сәйкестік. Жүйе диагноз бен ол үшін жауапкершілік дәрігерде қалатын шешім қабылдауды қолдау ретінде ойластырылған; мұнда ештеңе дербес диагностикалық құрал ретінде ұсынылмайды.</w:t>
-      </w:r>
-    </w:p>
-    <w:p>
-      <w:pPr>
-        <w:keepNext/>
-        <w:spacing w:before="240" w:after="120"/>
-        <w:jc w:val="left"/>
-      </w:pPr>
-      <w:r>
-        <w:rPr>
-          <w:rFonts w:ascii="Times New Roman" w:hAnsi="Times New Roman" w:cs="Times New Roman" w:eastAsia="Times New Roman"/>
-          <w:b/>
-          <w:i w:val="0"/>
-          <w:sz w:val="28"/>
-          <w:u w:val="none"/>
-        </w:rPr>
-        <w:t>Нәтижелердің сенімділігі</w:t>
+        <w:t xml:space="preserve"> – конволюциялық нейрондық желілер арқылы түрлі-түсті көз түбі суреттері бойынша диабеттік ретинопатияны автоматтандырылған көпсатылы диагностикалау үдерісі, ол тұтастай – кескіннің камерадан шыққан күйінен бастап модель беретін ауырлық дәрежесіне дейін – қарастырылады.</w:t>
       </w:r>
     </w:p>
     <w:p>
@@ -1356,29 +179,22 @@
       <w:r>
         <w:rPr>
           <w:rFonts w:ascii="Times New Roman" w:hAnsi="Times New Roman" w:cs="Times New Roman" w:eastAsia="Times New Roman"/>
+          <w:b/>
+          <w:i w:val="0"/>
+          <w:sz w:val="28"/>
+          <w:u w:val="none"/>
+        </w:rPr>
+        <w:t>Зерттеу пәні</w:t>
+      </w:r>
+      <w:r>
+        <w:rPr>
+          <w:rFonts w:ascii="Times New Roman" w:hAnsi="Times New Roman" w:cs="Times New Roman" w:eastAsia="Times New Roman"/>
           <w:b w:val="0"/>
           <w:i w:val="0"/>
           <w:sz w:val="28"/>
           <w:u w:val="none"/>
         </w:rPr>
-        <w:t>Сенімділік мынадай тәсілдермен қамтамасыз етіледі: ауқымды әрі көптеген ашық деректер жиынтықтарын пайдалану (~35 126 EyePACS оқыту кескіні және жеті қосымша жиынтық); деректердің ағып кетуін қатаң бақылаумен пациент деңгейінде стратификацияланған 5-fold cross-validation; барлық бастапқы метрикаларды «орташа ± стандартты ауытқу» түрінде ұсыну; көп метрикалы бағалау (weighted F1, ROC-AUC, квадраттық салмақты Cohen's Kappa, accuracy); статистикалық гипотезаларды тексеру (McNemar, DeLong тестілері), фолдтар бойынша аралас әсерлер моделі, bootstrap сенімділік аралықтары (≥ 1000 ресэмпл) және Bonferroni/Holm түзетулері; оларды тексерген эксперименттерге дейін бекітілген сәттілік критерийлері – нәтиже белгілі болғаннан кейін жазылған критерий әрқашан қанағаттандырылуы мүмкін, сондықтан жіктемені ақпаратты ететін нәрсе – дәл осы реттілік. Жұмыс сонымен қатар жарияланған жүйелердің контексіне қойылады, бірақ олардың арасында рангіленбейді, өйткені салыстырылатын жазбалардың ешқандай екеуі есептің қойылымы, корпусы, эталондық стандарты мен метрикасы бойынша бірдей емес. Осы аппараттың екі шектеуі кейінге қалдырылмай мәлімделеді: көп салыстыруға түзету салыстырулар жоспарланған сол жалғыз экспериментпен шектелген, сондықтан диссертация ауқымындағы қателік ықтималдығы мәлімделмейді; әрі бірқатар бағалау бір оқытылған фолдтың модельдеріне сүйенеді, сондықтан олардың аралықтары тек бағалау корпусының іріктемесін сипаттайды және толық белгісіздікті белгілі бағытта төмендетеді. Үшіншісі: бір эксперимент қайта таратуға жатпайтын клиникалық корпусқа сүйенеді, сондықтан сырттай қайталанбайды, ал калибрлеу – модельдің шығыс ықтималдықтарының эмпирикалық қасиеті, клиникалық шешім сенімділігінің кепілі емес.</w:t>
-      </w:r>
-    </w:p>
-    <w:p>
-      <w:pPr>
-        <w:keepNext/>
-        <w:spacing w:before="240" w:after="120"/>
-        <w:jc w:val="left"/>
-      </w:pPr>
-      <w:r>
-        <w:rPr>
-          <w:rFonts w:ascii="Times New Roman" w:hAnsi="Times New Roman" w:cs="Times New Roman" w:eastAsia="Times New Roman"/>
-          <w:b/>
-          <w:i w:val="0"/>
-          <w:sz w:val="28"/>
-          <w:u w:val="none"/>
-        </w:rPr>
-        <w:t>Зерттеу нәтижелерінің апробациясы және ғылыми бағдарламалармен байланысы</w:t>
+        <w:t xml:space="preserve"> – көз түбі кескіндерін алдын ала өңдеуді CNN негізіндегі жіктеумен интеграциялау әдістері және алынатын конфигурация көрсететін қасиеттер: бес класты диагностика сапасы, оқытуда көрілмеген корпустарға тасымалдану, модель назарының сарапшы аннотациясымен үйлесуі және камера домендері ауысқандағы мінез-құлық.</w:t>
       </w:r>
     </w:p>
     <w:p>
@@ -1389,12 +205,22 @@
       <w:r>
         <w:rPr>
           <w:rFonts w:ascii="Times New Roman" w:hAnsi="Times New Roman" w:cs="Times New Roman" w:eastAsia="Times New Roman"/>
+          <w:b/>
+          <w:i w:val="0"/>
+          <w:sz w:val="28"/>
+          <w:u w:val="none"/>
+        </w:rPr>
+        <w:t>Зерттеу әдістері.</w:t>
+      </w:r>
+      <w:r>
+        <w:rPr>
+          <w:rFonts w:ascii="Times New Roman" w:hAnsi="Times New Roman" w:cs="Times New Roman" w:eastAsia="Times New Roman"/>
           <w:b w:val="0"/>
           <w:i w:val="0"/>
           <w:sz w:val="28"/>
           <w:u w:val="none"/>
         </w:rPr>
-        <w:t>Зерттеу нәтижелері халықаралық ғылыми форумдарда, оның ішінде «Цифрлық қоғам» 3-ші Халықаралық семинарында (DS 2025, Стамбул қ., Түркия, 2025 жылғы 28–30 қазан) баяндалып, талқыланды әрі халықаралық рецензияланатын журналдарда жарияланды; бес жұмыс төменде келтірілген.</w:t>
+        <w:t xml:space="preserve"> Әдіснамалық негіз – бақыланатын эксперименттік салыстыру, онда конфигурациялар басқарылатын факторға кірмейтін барлық нәрсе бекітілген күйде қарсы қойылады. Құралдар кескінді өңдеу, терең оқыту және статистикалық қорытынды теорияларынан алынған: көру нервінің дискісі мен фовеаны алдын ала оқытылған, мұздатылған жылу карталарын регрессиялау детекторымен локализациялау; желіге бөлек маска арнасы ретінде жарияланатын центрленген толтырумен изотроптық масштабтау; жарық өрісін адаптивті түзету және LAB кеңістігінде қос шектеулі CLAHE; ResNet-50 және EfficientNet-B3 архитектураларымен жіктеу және салмақталған Focal Loss шығын функциясы; «назар–ошақ» қабаттасуы мен IoU метрикаларымен Grad-CAM интерпретацияланушылығы; алдыңғы соңғы қабаттың белгілері бойынша максималды орташа алшақтық; пациент деңгейінде стратификацияланған 5-fold cross-validation, жұптық тестілер, bootstrap аралықтары және көп салыстыруға түзетулер.</w:t>
       </w:r>
     </w:p>
     <w:p>
@@ -1405,12 +231,22 @@
       <w:r>
         <w:rPr>
           <w:rFonts w:ascii="Times New Roman" w:hAnsi="Times New Roman" w:cs="Times New Roman" w:eastAsia="Times New Roman"/>
+          <w:b/>
+          <w:i w:val="0"/>
+          <w:sz w:val="28"/>
+          <w:u w:val="none"/>
+        </w:rPr>
+        <w:t>Зерттеудің эмпирикалық негізі</w:t>
+      </w:r>
+      <w:r>
+        <w:rPr>
+          <w:rFonts w:ascii="Times New Roman" w:hAnsi="Times New Roman" w:cs="Times New Roman" w:eastAsia="Times New Roman"/>
           <w:b w:val="0"/>
           <w:i w:val="0"/>
           <w:sz w:val="28"/>
           <w:u w:val="none"/>
         </w:rPr>
-        <w:t>Зерттеу бағыты Қазақстан Республикасының денсаулық сақтауды цифрландыру мен жасанды интеллект технологияларын дамыту мемлекеттік басымдықтарына, атап айтқанда: 2024–2029 жылдарға арналған Жасанды интеллектті дамыту тұжырымдамасына; Қазақстан Республикасы Президентінің «Қазақстан жасанды интеллект дәуірінде» Жолдауына (2025 жылғы 8 қыркүйек); және Қазақстан Республикасының «Жасанды интеллект туралы» Заңына (№ 230-VIII, 2025 жылғы 17 қараша) сәйкес келеді. Жұмыс Қазақстан Республикасының «Ғылым туралы» Заңының 20-бабы 3-тармағының 2) тармақшасына сәйкес орындалды.</w:t>
+        <w:t xml:space="preserve"> – төрт өндірушінің камераларымен (Canon, Topcon, Kowa, Zeiss) алынған сегіз ашық және клиникалық көз түбі кескіндері жиынынан тұратын деңгейлік корпус: EyePACS (~35 126 белгіленген кескін, оқыту және абляция), оның белгіленбеген тілімі (~53 576 кескін) домен ішілік алдын ала оқыту корпусын құрайды әрі оқыту жиынымен қиылыспайды; APTOS 2019 (~3 662, жиынаралық тасымалдау); сыртқы клиникалық бағалау үшін IDRiD (516 кескін, оның 81-і пиксел деңгейіндегі ошақ маскаларымен) және Messidor-2 (~1 748); аспаптық ығысуды бағалау үшін DDR (~13 673), ODIR-5K (~5 000) және RFMiD (~3 200); деректер тапшы режимде оқыту үшін қазақстандық клиникалық жиын (60 кескін, 30 пациент × 2 көз). Нәтижелер әр корпус бойынша бөлек келтіріледі және ешқашан жалғыз көрсеткішке жинақталмайды.</w:t>
       </w:r>
     </w:p>
     <w:p>
@@ -1421,29 +257,22 @@
       <w:r>
         <w:rPr>
           <w:rFonts w:ascii="Times New Roman" w:hAnsi="Times New Roman" w:cs="Times New Roman" w:eastAsia="Times New Roman"/>
+          <w:b/>
+          <w:i w:val="0"/>
+          <w:sz w:val="28"/>
+          <w:u w:val="none"/>
+        </w:rPr>
+        <w:t>Зерттеудің ғылыми жаңалығы</w:t>
+      </w:r>
+      <w:r>
+        <w:rPr>
+          <w:rFonts w:ascii="Times New Roman" w:hAnsi="Times New Roman" w:cs="Times New Roman" w:eastAsia="Times New Roman"/>
           <w:b w:val="0"/>
           <w:i w:val="0"/>
           <w:sz w:val="28"/>
           <w:u w:val="none"/>
         </w:rPr>
-        <w:t>Сөз зерттеу бағытының жарияланған ұлттық басымдықтарға сәйкестігі туралы: бұл жұмыстың мемлекеттік бағдарлама аясында қаржыландырылғаны, қандай да бір органның тапсырысымен не институционалдық мандат бойынша орындалғаны туралы мәлімдеме емес және осы зерттеумен қандай да бір бағдарламалық мақсатқа қол жеткізілгені туралы тұжырым емес.</w:t>
-      </w:r>
-    </w:p>
-    <w:p>
-      <w:pPr>
-        <w:keepNext/>
-        <w:spacing w:before="240" w:after="120"/>
-        <w:jc w:val="left"/>
-      </w:pPr>
-      <w:r>
-        <w:rPr>
-          <w:rFonts w:ascii="Times New Roman" w:hAnsi="Times New Roman" w:cs="Times New Roman" w:eastAsia="Times New Roman"/>
-          <w:b/>
-          <w:i w:val="0"/>
-          <w:sz w:val="28"/>
-          <w:u w:val="none"/>
-        </w:rPr>
-        <w:t>Жарияланымдар</w:t>
+        <w:t xml:space="preserve"> мынада: 1. Басты үлес тұжырымдамалық: алдын ала өңдеу көмекші дайындаудан диагностикалық модельдің ажырамас компонентіне қайта пайымдалды – ол модель спецификациясының байланыстырушы бөлігі ретінде формализацияланып, бақыланатын эксперименттік қарсы қоюға қойылды. Сондықтан жаңа болып тұрған нәрсе – конвейердің болуы емес, оны эксперимент нысаны ретінде қарастыру. 2. Инженерлік іске асырудың бес элементі бұрын үйлеспеген түрде спецификацияланды: центрленген толтырумен изотроптық масштабтау; төртінші кіріс арнасы ретінде берілетін көру өрісінің маскасы; әр кескіннің геометриясы бойынша масштабталатын әрі тек маска ішінде қолданылатын жарық түзетуі; көз түбінің жарамды пикселдері бойынша есептелетін арна статистикалары; аугментация шашырауы тірек нүктелерін локализациялау белгісіздігінен шығарылатын канондық бағдар. 3. Контраст кезеңінің шегі гистограммалық және плиткалық шектеулердің минимумы ретінде айқындалып, оқыту кезінде стохастикалық қолданылады, соның арқасында кезең әрі жақсарту операторы, әрі регуляризация көзі болып қызмет етеді; тұжырым ізденушінің бұрын жарияланған жұмыстарын дамытады. 4. Назардың үйлесуі аннотацияланған ошақтың модель назарымен жабылған үлесімен өлшенеді, өйткені клиникалық мәні бар нәрсе – дәл ошақтың жабылуы. 5. Постулатталған механизм салдарынан қорытылмай, тікелей өлшенеді: «көз–нысана» қашықтығы екі конфигурация үшін де алты сыртқы корпуста алдыңғы соңғы қабатта есептелген, ал мұндай жұмыстар оны әдетте сыртқы дәлдік бойынша бағалайды. 6. Сыртқы орнықтылықты өрнектеудегі кең қолданылатын өлшемдер тобының ортақ ақауы аналитикалық түрде анықталды: әрқайсысы тармақтың сыртқы сапасын дәл сол тармақтың домен ішілік сапасына қатысты нормалайды әрі конфигурацияны домен ішілік күші үшін жазалайды.</w:t>
       </w:r>
     </w:p>
     <w:p>
@@ -1454,12 +283,178 @@
       <w:r>
         <w:rPr>
           <w:rFonts w:ascii="Times New Roman" w:hAnsi="Times New Roman" w:cs="Times New Roman" w:eastAsia="Times New Roman"/>
+          <w:b/>
+          <w:i w:val="0"/>
+          <w:sz w:val="28"/>
+          <w:u w:val="none"/>
+        </w:rPr>
+        <w:t>Зерттеудің негізгі нәтижелері.</w:t>
+      </w:r>
+      <w:r>
+        <w:rPr>
+          <w:rFonts w:ascii="Times New Roman" w:hAnsi="Times New Roman" w:cs="Times New Roman" w:eastAsia="Times New Roman"/>
           <w:b w:val="0"/>
           <w:i w:val="0"/>
           <w:sz w:val="28"/>
           <w:u w:val="none"/>
         </w:rPr>
-        <w:t>Диссертацияның негізгі нәтижелері 5 ғылыми жұмыста жарияланған, оның ішінде: Scopus / Web of Science индекстелетін журналдардағы мақалалар – 1 (</w:t>
+        <w:t xml:space="preserve"> 1. ДР-ні автоматтандырылған диагностикалау контексіне және көз түбі кескіндері сапасының өзгергіштігіне сыни талдау жасалып, ұштан-ұшқа парадигманың шектеулері анықталды және ғылыми мәселе тұжырымдалды. 2. 8 кезеңді алдын ала өңдеу конвейері әзірленіп, формализацияланды: канондық бұрылыс, «диск–фовеа» осі бойынша айналуды нормалау, көру өрісі бойынша қиып алу және изотроптық масштабтау мен толтыру, төртінші кіріс арнасы ретіндегі көру өрісінің маскасы, жарық өрісін адаптивті түзету, қос шектеулі стохастикалық CLAHE, аугментация және жиынға тән нормалау. 3. Оқыту корпусында екі архитектура үшін де интеграцияланған конфигурацияның базалықтан басым түсетіні конъюнктивтік критерийдің үш компоненті бойынша да орнатылды. 4. Жекелеген кезеңдердің үлесі бір инициализациядағы кумулятивтік абляциямен сандық бағаланды, ал контраст кезеңі мен жарық түзетуінің параметрлері кейінге қалдырылған деректерде расталған ішкі оптимумды көрсетті. 5. Оқыту үлестіріміне дейінгі қашықтықтың қысқаруы алты сыртқы корпуста көз домені статистикаларын міндетті пайдалану шартымен тікелей өлшенді. 6. Оқытуда көрілмеген корпустарға тасымалдану – жиынаралық, камера топтары бойынша және екі сыртқы клиникалық корпуста – көрсетілді, сондай-ақ деректер тапшы режимде интеграцияланған конфигурацияның басымдығы анықталды. 7. Шектеулі ресурсты орталарға арналған ДР скринингінің автоматтандырылған жүйесінің модульдік архитектурасы жобаланып, оның жұмыс істеп тұрған демонстраторы құрылды: ол конвейер мен оқытылған жіктеуішті басынан аяғына дейін орындайды, назар карталарын жасайды және әр жағдай бойынша жазба жүргізеді.</w:t>
+      </w:r>
+    </w:p>
+    <w:p>
+      <w:pPr>
+        <w:ind w:firstLine="709"/>
+        <w:jc w:val="both"/>
+      </w:pPr>
+      <w:r>
+        <w:rPr>
+          <w:rFonts w:ascii="Times New Roman" w:hAnsi="Times New Roman" w:cs="Times New Roman" w:eastAsia="Times New Roman"/>
+          <w:b/>
+          <w:i w:val="0"/>
+          <w:sz w:val="28"/>
+          <w:u w:val="none"/>
+        </w:rPr>
+        <w:t>Қорғауға ұсынылатын негізгі тұжырымдар:</w:t>
+      </w:r>
+      <w:r>
+        <w:rPr>
+          <w:rFonts w:ascii="Times New Roman" w:hAnsi="Times New Roman" w:cs="Times New Roman" w:eastAsia="Times New Roman"/>
+          <w:b w:val="0"/>
+          <w:i w:val="0"/>
+          <w:sz w:val="28"/>
+          <w:u w:val="none"/>
+        </w:rPr>
+        <w:t xml:space="preserve"> 1. Көз түбі кескіндерін алдын ала өңдеу – деректерді көмекші дайындау емес, диагностикалық модельдің формализациялауға және эксперименттік тексеруге келетін компоненті; тұжырым әдіснамалық. 2. Интеграцияланған конфигурация 35 126 кескіннен тұратын оқыту корпусында екі архитектурада да базалықтан конъюнктивтік критерийдің үш компоненті бойынша басым түседі: weighted F1 бойынша 6,54 және 6,55 пайыздық тармаққа, ROC қисығы астындағы аудан бойынша 0,032 және 0,036-ға, квадраттық салмақты каппа бойынша 0,11-ге; барлық аралық нөлді қамтымайды, салыстырулар көптікке түзетуден кейін де сақталады, тармақ пен архитектура арасында өзара әрекеттесу жоқ. Тұжырым конфигурацияға тұтас қатысты: тармақтар инициализациямен де ерекшеленетіндіктен, эффектің ешбір бөлігі алдын ала өңдеуге жеке телінбейді. 3. Жекелеген кезеңдердің үлестері бөлінеді: бір инициализациядағы сегіз деңгейлі кумулятивтік абляция weighted F1 мәнін 0,7538-ден 0,8193-ке дейін бес фолдтың бірде-бірінде инверсиясыз, монотонды түрде көтереді, жеті ауысудың әрқайсысы фолдаралық шашырау 0,0042–0,0060 болғанда 0,0065–0,0143 береді, ал екі фотометриялық кезең бірге өсімнің 41 %-ын алып жүреді. Екі параметр де кейінге қалдырылған деректерде расталған ішкі оптимумды көрсетеді: гистограммалық шек 0,03 болғанда шек коэффициенті 2,5 және көру өрісі диаметрінің 0,07 түзету масштабы. 4. Оқыту үлестіріміне дейінгі қашықтық алты сыртқы корпустың әрқайсысында қысқарады – алдыңғы соңғы қабатта 0,070–0,093-ке, барлық аралық нөлді қамтымайды, – әрі түрлендіру нысаналы корпустың бірде-бір статистикасын көрмейді. 5. Құзырет оқытуда көрілмеген корпустарға тасымалданады: жиынаралық тасымалдауда жалпылау коэффициенті 0,858-ге қарсы 0,898 және weighted F1 0,089-ға жоғары; бес камера тобының әрқайсысында сапа жоғары, ал олардың арасындағы шашырау 2,4 және 3,1 есе қысқарады; екі сыртқы клиникалық корпуста басымдық weighted F1 бойынша 0,069 және 0,054 – минималды клиникалық мәнді айырма 0,050-ден жоғары. 6. Интеграцияланған конфигурацияда модельдің назары сарапшы аннотациялаған ошақтармен төрт ошақ түрінің бәрінде тығызырақ қабаттасады – p ≤ 0,0148 кезінде 0,099–0,129-ға, – әрі бағыт бинарлаудың әрбір сыналған шегінде сақталады; тұжырым патологияны локализациялау емес, үйлесу ретінде қорғалады. 7. Сондай-ақ көз түбі тіндерінің лазерлік әсерге жауабының байланысқан термооптикалық моделі теориялық үлес ретінде және скрининг жүйесінің модульдік архитектурасы жұмыс істеп тұрған демонстратор түрінде ішінара іске асырылған жобалық үлес ретінде ұсынылады.</w:t>
+      </w:r>
+    </w:p>
+    <w:p>
+      <w:pPr>
+        <w:ind w:firstLine="709"/>
+        <w:jc w:val="both"/>
+      </w:pPr>
+      <w:r>
+        <w:rPr>
+          <w:rFonts w:ascii="Times New Roman" w:hAnsi="Times New Roman" w:cs="Times New Roman" w:eastAsia="Times New Roman"/>
+          <w:b/>
+          <w:i w:val="0"/>
+          <w:sz w:val="28"/>
+          <w:u w:val="none"/>
+        </w:rPr>
+        <w:t>Теориялық маңыздылық</w:t>
+      </w:r>
+      <w:r>
+        <w:rPr>
+          <w:rFonts w:ascii="Times New Roman" w:hAnsi="Times New Roman" w:cs="Times New Roman" w:eastAsia="Times New Roman"/>
+          <w:b w:val="0"/>
+          <w:i w:val="0"/>
+          <w:sz w:val="28"/>
+          <w:u w:val="none"/>
+        </w:rPr>
+        <w:t xml:space="preserve"> мәселенің қалай қойылғанында және қалай өлшенгенінде. Қайта пайымдау осы кластағы диагностикалық модельдің толық сипаттамасы деп нені санауға болатынын, онымен бірге әділ салыстыру деп нені санауға болатынын өзгертеді. Бес формализация бұрын айқындалмаған шешімдерді айқын әрі тексерілетін етеді: контраст кезеңінің шегі, жарық түзетуі, назардың үйлесуі асимметриялық қабаттасу ретінде, постулатталған механизм өлшенетін қашықтық ретінде және кең қолданылатын орнықтылық өлшемдері тобының бейтарап еместігі. Осы уақытқа дейін түсіндірме ретінде тартылып келген механизм өлшенетін етілді – белгіленген хаттамалық шарт кезінде алдыңғы соңғы қабатта есептелетін шама ретінде, – бұл механистикалық тұжырымды ол түсіндіретін сапа тұжырымдарынан тәуелсіз теріске шығаруға келетін етеді.</w:t>
+      </w:r>
+    </w:p>
+    <w:p>
+      <w:pPr>
+        <w:ind w:firstLine="709"/>
+        <w:jc w:val="both"/>
+      </w:pPr>
+      <w:r>
+        <w:rPr>
+          <w:rFonts w:ascii="Times New Roman" w:hAnsi="Times New Roman" w:cs="Times New Roman" w:eastAsia="Times New Roman"/>
+          <w:b/>
+          <w:i w:val="0"/>
+          <w:sz w:val="28"/>
+          <w:u w:val="none"/>
+        </w:rPr>
+        <w:t>Практикалық маңыздылық.</w:t>
+      </w:r>
+      <w:r>
+        <w:rPr>
+          <w:rFonts w:ascii="Times New Roman" w:hAnsi="Times New Roman" w:cs="Times New Roman" w:eastAsia="Times New Roman"/>
+          <w:b w:val="0"/>
+          <w:i w:val="0"/>
+          <w:sz w:val="28"/>
+          <w:u w:val="none"/>
+        </w:rPr>
+        <w:t xml:space="preserve"> Жұмыс төрт нәрсені практикалық қолжетімді етеді, әрқайсысы өз шектеуімен. Қосымшада келтірілген толық спецификацияланған алдын ала өңдеу режимі, оның параметр мәндерін мұра ретінде алмай, қайта орнату қажет. Алдын ала өңдеу қозғалтқышы, инференс, store-and-forward режиміндегі телемедицина және «дәрігер контурда» парадигмасындағы шешім қабылдауды қолдау модульдері бар, PACS/EHR жүйелерімен және ұлттық электрондық денсаулық сақтау платформасымен интеграцияланатын скрининг жүйесі; оның жұмыс істеп тұрған демонстраторы орналастырылған әрі жіберілген кескіндерде инференс орындайды, ал енгізуге бағдарланған бөліктер жобалық спецификация күйінде қалады, деректерді қорғау ережелері сертификатталған сәйкестік емес, жоба бойынша сәйкестік болып табылады. Сыртқы көздерден кескін қабылдау хаттамасы, ол тек өзі жасалған клиникалық көзде валидацияланған. Және ұлттық скрининг контексіне қолданылу негіздемесі, ол елде далалық сынақтардың болмауымен шектелген. Жүйе диагноз бен ол үшін жауапкершілік дәрігерде қалатын шешім қабылдауды қолдау ретінде ойластырылған.</w:t>
+      </w:r>
+    </w:p>
+    <w:p>
+      <w:pPr>
+        <w:ind w:firstLine="709"/>
+        <w:jc w:val="both"/>
+      </w:pPr>
+      <w:r>
+        <w:rPr>
+          <w:rFonts w:ascii="Times New Roman" w:hAnsi="Times New Roman" w:cs="Times New Roman" w:eastAsia="Times New Roman"/>
+          <w:b/>
+          <w:i w:val="0"/>
+          <w:sz w:val="28"/>
+          <w:u w:val="none"/>
+        </w:rPr>
+        <w:t>Нәтижелердің дұрыстығы</w:t>
+      </w:r>
+      <w:r>
+        <w:rPr>
+          <w:rFonts w:ascii="Times New Roman" w:hAnsi="Times New Roman" w:cs="Times New Roman" w:eastAsia="Times New Roman"/>
+          <w:b w:val="0"/>
+          <w:i w:val="0"/>
+          <w:sz w:val="28"/>
+          <w:u w:val="none"/>
+        </w:rPr>
+        <w:t xml:space="preserve"> эффект шамасына емес, рәсімге сүйенеді. Бөлу пациент деңгейінде әрі ауырлық дәрежелері бойынша стратификациялап жүргізілген; сапа алдын ала бекітілген өлшемдер иерархиясы бойынша келтіріледі; айырмалар бірдей жағдайларда жұптық тестілермен бағаланады, олардың белгісіздігі ресэмплингпен өлшенеді, ал аралас әсерлер моделі фолдаралық вариацияны тексерілетін эффектіден бөледі. Осы негіздердің ең күштісі кестеде көрінбейтіндіктен, бөлек мәлімделеді: әрбір гипотезаның қабылдау критерийі оны тексерген экспериментке дейін бекітілген, ал нәтиже белгілі болғаннан кейін жазылған критерий әрқашан қанағаттандырылуы мүмкін. Үш ескертпе аппаратты тұтас шектейді: көптікке түзету салыстырулар жоспарланған сол жалғыз экспериментпен шектелген; бірқатар бағалау бір оқытылған фолдтың модельдеріне сүйенеді әрі толық белгісіздікті белгілі бағытта төмендетеді; бір эксперимент қайта таратуға жатпайтын клиникалық корпусқа сүйенеді. Төрт ескертпе жекелеген тұжырымдарға қатысты: кезеңдерді реттеу тек топтар деңгейінде жарамды, ал екі параметрлік оптимум да – осы корпустың қасиеті, тасымалданатын тұрақты емес; қашықтықтың қысқаруы тек бағыт бойынша жарамды – оның шамасы сапа өсімін болжамайды; жалпылау коэффициенті де, камера топтары бойынша ұстап қалу шегі де тармақтарды ажыратпайды. Осылайша, тасымалдау дәлелі салыстыруда жатыр, ал екінші клиникалық корпуста минималды мәнді айырмадан асатын қор төрт мыңнан тұрады; назар бойынша нәтиже бір аннотацияланған корпуста алынған. Қорғауға клиникалық валидтілік, автономды енгізуге дайындық, құрылғыларды сертификаттау, патологияны локализациялау және кез келген аталған жарияланған жүйеден асып түсу ұсынылмайды.</w:t>
+      </w:r>
+    </w:p>
+    <w:p>
+      <w:pPr>
+        <w:ind w:firstLine="709"/>
+        <w:jc w:val="both"/>
+      </w:pPr>
+      <w:r>
+        <w:rPr>
+          <w:rFonts w:ascii="Times New Roman" w:hAnsi="Times New Roman" w:cs="Times New Roman" w:eastAsia="Times New Roman"/>
+          <w:b/>
+          <w:i w:val="0"/>
+          <w:sz w:val="28"/>
+          <w:u w:val="none"/>
+        </w:rPr>
+        <w:t>Жұмыстың сынақтан өтуі және ғылыми бағдарламалармен байланысы.</w:t>
+      </w:r>
+      <w:r>
+        <w:rPr>
+          <w:rFonts w:ascii="Times New Roman" w:hAnsi="Times New Roman" w:cs="Times New Roman" w:eastAsia="Times New Roman"/>
+          <w:b w:val="0"/>
+          <w:i w:val="0"/>
+          <w:sz w:val="28"/>
+          <w:u w:val="none"/>
+        </w:rPr>
+        <w:t xml:space="preserve"> Зерттеу нәтижелері «Цифрлық қоғам» 3-ші халықаралық семинарында (DS 2025, Стамбул қ., Түркия, 2025 жылғы 28–30 қазан) баяндалып талқыланды және халықаралық рецензияланатын журналдарда жарияланды. Зерттеу бағыты Қазақстан Республикасының денсаулық сақтауды цифрландыру мен жасанды интеллект технологияларын дамыту жөніндегі мемлекеттік басымдықтарына, атап айтқанда 2024–2029 жылдарға арналған жасанды интеллектіні дамыту тұжырымдамасына, Қазақстан Республикасы Президентінің 2025 жылғы 8 қыркүйектегі «Қазақстан жасанды интеллект дәуірінде» атты Жолдауына және Қазақстан Республикасының 2025 жылғы 17 қарашадағы «Жасанды интеллект туралы» Заңына сәйкес келеді. Жұмыс Қазақстан Республикасының «Ғылым туралы» Заңының 20-бабы 3-тармағының 2) тармақшасына сәйкес орындалған. Бұл – зерттеу бағытының жарияланған ұлттық басымдықтарға сәйкестігі, мемлекеттік бағдарлама аясында қаржыландыру немесе қандай да бір органның тапсырысы туралы мәлімдеме емес.</w:t>
+      </w:r>
+    </w:p>
+    <w:p>
+      <w:pPr>
+        <w:ind w:firstLine="709"/>
+        <w:jc w:val="both"/>
+      </w:pPr>
+      <w:r>
+        <w:rPr>
+          <w:rFonts w:ascii="Times New Roman" w:hAnsi="Times New Roman" w:cs="Times New Roman" w:eastAsia="Times New Roman"/>
+          <w:b/>
+          <w:i w:val="0"/>
+          <w:sz w:val="28"/>
+          <w:u w:val="none"/>
+        </w:rPr>
+        <w:t>Жарияланымдар.</w:t>
+      </w:r>
+      <w:r>
+        <w:rPr>
+          <w:rFonts w:ascii="Times New Roman" w:hAnsi="Times New Roman" w:cs="Times New Roman" w:eastAsia="Times New Roman"/>
+          <w:b w:val="0"/>
+          <w:i w:val="0"/>
+          <w:sz w:val="28"/>
+          <w:u w:val="none"/>
+        </w:rPr>
+        <w:t xml:space="preserve"> Диссертацияның негізгі нәтижелері 5 ғылыми жұмыста жарияланған, оның ішінде: Scopus және Web of Science индекстелетін журналдағы 1 мақала (</w:t>
       </w:r>
       <w:r>
         <w:rPr>
@@ -1479,7 +474,7 @@
           <w:sz w:val="28"/>
           <w:u w:val="none"/>
         </w:rPr>
-        <w:t>, Q3); Scopus индекстелетін халықаралық конференция материалдарындағы баяндама – 1 (</w:t>
+        <w:t>, Q3, CiteScore 2025 = 2,5, Computer Science Applications санатында 42-перцентиль); Scopus индекстелетін халықаралық конференция материалдарындағы 1 баяндама (</w:t>
       </w:r>
       <w:r>
         <w:rPr>
@@ -1499,18 +494,14 @@
           <w:sz w:val="28"/>
           <w:u w:val="none"/>
         </w:rPr>
-        <w:t>, DS 2025); Қазақстан Республикасы ҒЖБССҚК (ККСОН) ұсынған журналдардағы мақалалар – 3 (</w:t>
+        <w:t>); Қазақстан Республикасы ҒЖБССҚК ұсынған журналдардағы 3 мақала.</w:t>
       </w:r>
-      <w:r>
-        <w:rPr>
-          <w:rFonts w:ascii="Times New Roman" w:hAnsi="Times New Roman" w:cs="Times New Roman" w:eastAsia="Times New Roman"/>
-          <w:b w:val="0"/>
-          <w:i/>
-          <w:sz w:val="28"/>
-          <w:u w:val="none"/>
-        </w:rPr>
-        <w:t>ҚР ҰҒА Хабарлары, физика-математика сериясы</w:t>
-      </w:r>
+    </w:p>
+    <w:p>
+      <w:pPr>
+        <w:ind w:firstLine="709"/>
+        <w:jc w:val="both"/>
+      </w:pPr>
       <w:r>
         <w:rPr>
           <w:rFonts w:ascii="Times New Roman" w:hAnsi="Times New Roman" w:cs="Times New Roman" w:eastAsia="Times New Roman"/>
@@ -1519,18 +510,14 @@
           <w:sz w:val="28"/>
           <w:u w:val="none"/>
         </w:rPr>
-        <w:t xml:space="preserve">; </w:t>
+        <w:t>Диссертация тақырыбы бойынша алынған нәтижелер мынадай жарияланымдарда ұсынылған:</w:t>
       </w:r>
-      <w:r>
-        <w:rPr>
-          <w:rFonts w:ascii="Times New Roman" w:hAnsi="Times New Roman" w:cs="Times New Roman" w:eastAsia="Times New Roman"/>
-          <w:b w:val="0"/>
-          <w:i/>
-          <w:sz w:val="28"/>
-          <w:u w:val="none"/>
-        </w:rPr>
-        <w:t>Қазақстан-Британ техникалық университетінің Хабаршысы</w:t>
-      </w:r>
+    </w:p>
+    <w:p>
+      <w:pPr>
+        <w:ind w:firstLine="709"/>
+        <w:jc w:val="both"/>
+      </w:pPr>
       <w:r>
         <w:rPr>
           <w:rFonts w:ascii="Times New Roman" w:hAnsi="Times New Roman" w:cs="Times New Roman" w:eastAsia="Times New Roman"/>
@@ -1539,18 +526,14 @@
           <w:sz w:val="28"/>
           <w:u w:val="none"/>
         </w:rPr>
-        <w:t xml:space="preserve">; </w:t>
+        <w:t>1. Sapakova S., Yesmukhamedov N., Sapakov A. Development of an image quality enhancement approach for diabetic retinopathy diagnosis // Eastern-European Journal of Enterprise Technologies. – 2025. – Vol. 4, No. 9(136). – P. 79–88. https://doi.org/10.15587/1729-4061.2025.335570.</w:t>
       </w:r>
-      <w:r>
-        <w:rPr>
-          <w:rFonts w:ascii="Times New Roman" w:hAnsi="Times New Roman" w:cs="Times New Roman" w:eastAsia="Times New Roman"/>
-          <w:b w:val="0"/>
-          <w:i/>
-          <w:sz w:val="28"/>
-          <w:u w:val="none"/>
-        </w:rPr>
-        <w:t>КазУТБ Хабаршысы</w:t>
-      </w:r>
+    </w:p>
+    <w:p>
+      <w:pPr>
+        <w:ind w:firstLine="709"/>
+        <w:jc w:val="both"/>
+      </w:pPr>
       <w:r>
         <w:rPr>
           <w:rFonts w:ascii="Times New Roman" w:hAnsi="Times New Roman" w:cs="Times New Roman" w:eastAsia="Times New Roman"/>
@@ -1559,7 +542,55 @@
           <w:sz w:val="28"/>
           <w:u w:val="none"/>
         </w:rPr>
-        <w:t>).</w:t>
+        <w:t>2. Sapakova S., Yesmukhamedov N., Sapakov A., Yemberdiyeva A., Kozhamkulova Z. Methods for pre-processing and analysis of fundus images for detection of diabetic retinopathy // Procedia Computer Science. – 2025. – Vol. 272. – P. 496–501 (The 3rd International Workshop on Digital Society, DS 2025, Стамбул қ., Түркия). https://doi.org/10.1016/j.procs.2025.10.237.</w:t>
+      </w:r>
+    </w:p>
+    <w:p>
+      <w:pPr>
+        <w:ind w:firstLine="709"/>
+        <w:jc w:val="both"/>
+      </w:pPr>
+      <w:r>
+        <w:rPr>
+          <w:rFonts w:ascii="Times New Roman" w:hAnsi="Times New Roman" w:cs="Times New Roman" w:eastAsia="Times New Roman"/>
+          <w:b w:val="0"/>
+          <w:i w:val="0"/>
+          <w:sz w:val="28"/>
+          <w:u w:val="none"/>
+        </w:rPr>
+        <w:t>3. Yesmukhamedov N.S., Sapakova S., Al-Haddad S.A.R., Daniyarova D. Development of an information system architecture for healthcare institutions using artificial intelligence // ҚР ҰҒА Хабарлары, физика-математика сериясы. – 2025. – Т. 2(354). – Б. 74–91. https://doi.org/10.32014/2025.2518-1726.345.</w:t>
+      </w:r>
+    </w:p>
+    <w:p>
+      <w:pPr>
+        <w:ind w:firstLine="709"/>
+        <w:jc w:val="both"/>
+      </w:pPr>
+      <w:r>
+        <w:rPr>
+          <w:rFonts w:ascii="Times New Roman" w:hAnsi="Times New Roman" w:cs="Times New Roman" w:eastAsia="Times New Roman"/>
+          <w:b w:val="0"/>
+          <w:i w:val="0"/>
+          <w:sz w:val="28"/>
+          <w:u w:val="none"/>
+        </w:rPr>
+        <w:t>4. Yesmukhamedov N.S., Sapakova S.Z., Kozhamkulova Zh.Zh., Daniyarova D.R., Armankyzy R. Methods for preprocessing and analysis of fundus images for diabetic retinopathy detection // Қазақстан-Британ техникалық университетінің Хабаршысы. – 2025. – № 4(75), Т. 22. – Б. 119–130. https://doi.org/10.55452/1998-6688-2025-22-4-119-130.</w:t>
+      </w:r>
+    </w:p>
+    <w:p>
+      <w:pPr>
+        <w:ind w:firstLine="709"/>
+        <w:jc w:val="both"/>
+      </w:pPr>
+      <w:r>
+        <w:rPr>
+          <w:rFonts w:ascii="Times New Roman" w:hAnsi="Times New Roman" w:cs="Times New Roman" w:eastAsia="Times New Roman"/>
+          <w:b w:val="0"/>
+          <w:i w:val="0"/>
+          <w:sz w:val="28"/>
+          <w:u w:val="none"/>
+        </w:rPr>
+        <w:t>5. Sapakova S.Z., Daniyarova D.R., Yesmukhamedov N.S., Armankyzy R., Yemberdiyeva A.B., Kaldybaeva A.S. Mathematical modeling of laser exposure on fundus tissues in the treatment of diabetic retinopathy // КазУТБ Хабаршысы. – 2025. – Т. 2, № 27-740. – Б. 20–30. https://doi.org/10.58805/kazutb.v.2.27-740.</w:t>
       </w:r>
     </w:p>
     <w:p>
@@ -1575,14 +606,8 @@
           <w:sz w:val="28"/>
           <w:u w:val="none"/>
         </w:rPr>
-        <w:t>Scopus / Web of Science индекстелетін журналдардағы мақалалар:</w:t>
+        <w:t>Жұмыстың негізгі мазмұны.</w:t>
       </w:r>
-    </w:p>
-    <w:p>
-      <w:pPr>
-        <w:ind w:left="709" w:hanging="397"/>
-        <w:jc w:val="both"/>
-      </w:pPr>
       <w:r>
         <w:rPr>
           <w:rFonts w:ascii="Times New Roman" w:hAnsi="Times New Roman" w:cs="Times New Roman" w:eastAsia="Times New Roman"/>
@@ -1591,9 +616,7 @@
           <w:sz w:val="28"/>
           <w:u w:val="none"/>
         </w:rPr>
-        <w:t>1.</w:t>
-        <w:tab/>
-        <w:t>Sapakova S., Yesmukhamedov N., Sapakov A. Development of an image quality enhancement approach for diabetic retinopathy diagnosis // Eastern-European Journal of Enterprise Technologies. – 2025. – Vol. 4, No. 9(136). – P. 79–88. (Scopus, Q3). https://doi.org/10.15587/1729-4061.2025.335570</w:t>
+        <w:t xml:space="preserve"> Кіріспеде тақырыптың өзектілігі негізделіп, зерттеудің мақсаты, міндеттері, нысаны мен пәні, ғылыми жаңалығы, қорғауға ұсынылатын тұжырымдар, әдіснамалық негізі, жұмыстың маңыздылығы, нәтижелердің дұрыстығы, сынақтан өтуі және жарияланымдар тұжырымдалған. Бірінші тарау скринингтің клиникалық және техникалық контексін орнатады: аурудың дәрежеленуін және скрининг бағдарламасының шектеулі ресурсты ортаға қоятын талаптарын сипаттайды, кескін сапасының жоғалу көздерін әрі оның аспаптық құрамдасын анықтайды, конволюциялық желілер арқылы қол жеткізілгенді және автоматтандырылған жүйелердің алдын ала өңдеу туралы нені болжайтынын қарастырады, әрі осы тәжірибеден туындайтын ғылыми мәселені тұжырымдайды. Екінші тарау әдіснаманы спецификациялайды: 8 кезеңді конвейерді әр кезеңді негіздейтін теориямен баяндайды, контраст кезеңінің шегі мен жарық түзетуін формализациялайды, жіктеу архитектураларын және олардың төрт арналы кіріске бейімделуін, алдын ала оқыту мен қосымша оқыту стратегиясын, интерпретацияланушылық аппаратын сипаттайды әрі бағалау хаттамасын алдын ала бекітеді. Үшінші тарау эксперименттік бағдарламаны баяндайды: домен ішіндегі факторлық салыстыруды, параметр свиптерімен кезеңдер бойынша ыдыратуды, «көз–нысана» қашықтығын тікелей өлшеуді, жиынаралық және сыртқы клиникалық тасымалдауды, назардың сарапшы аннотациясымен үйлесуін, камера топтары бойынша және деректер тапшы режимдегі мінез-құлықты, статистикалық валидацияны және нәтижелерді шектейтін шарттарды. Төртінші тарау скрининг жүйесін сипаттайды: оның архитектурасын, үдеткіштерсіз инференс кезіндегі мінез-құлқын және кескін қабылдау хаттамасын, бар нәрсені спецификация күйінде қалғаннан ажыратып. Қорытындыда жұмыс қорытындылары мен әрі қарайғы бағыттар жинақталған.</w:t>
       </w:r>
     </w:p>
     <w:p>
@@ -1609,14 +632,8 @@
           <w:sz w:val="28"/>
           <w:u w:val="none"/>
         </w:rPr>
-        <w:t>Scopus индекстелетін халықаралық конференция материалдарындағы баяндамалар:</w:t>
+        <w:t>Автордың жеке үлесі.</w:t>
       </w:r>
-    </w:p>
-    <w:p>
-      <w:pPr>
-        <w:ind w:left="709" w:hanging="397"/>
-        <w:jc w:val="both"/>
-      </w:pPr>
       <w:r>
         <w:rPr>
           <w:rFonts w:ascii="Times New Roman" w:hAnsi="Times New Roman" w:cs="Times New Roman" w:eastAsia="Times New Roman"/>
@@ -1625,9 +642,7 @@
           <w:sz w:val="28"/>
           <w:u w:val="none"/>
         </w:rPr>
-        <w:t>2.</w:t>
-        <w:tab/>
-        <w:t>Sapakova S., Yesmukhamedov N., Sapakov A., Yemberdiyeva A., Kozhamkulova Z. Methods for pre-processing and analysis of fundus images for detection of diabetic retinopathy // Procedia Computer Science. – 2025. – Vol. 272. – P. 496–501. (The 3rd International Workshop on Digital Society – DS 2025, Стамбул қ., Түркия). https://doi.org/10.1016/j.procs.2025.10.237</w:t>
+        <w:t xml:space="preserve"> Диссертацияның негізгі нәтижелерін автор дербес алған: алдын ала өңдеуді диагностикалық модельдің ажырамас компоненті ретінде тұжырымдамалық қайта пайымдау; 8 кезеңді конвейерді әзірлеу және формальды спецификациялау, оның ішінде қос шектеулі стохастикалық CLAHE, жарық өрісін адаптивті түзету және көру өрісі маскасының кіріс арнасы; «назар–ошақ» қабаттасуы метрикасы; бақыланатын эксперимент жоспары мен статистикалық валидация жүйесі; скрининг жүйесінің архитектурасы. Бес жарияланымның бәрі авторлық бірлестікте дайындалған; әрқайсысында автор осы диссертация сүйенетін бөлікті енгізген: алдын ала өңдеу міндетін қою, конвейерді жобалау мен іске асыру, эксперименттер жүргізу және тиісті бөлімдерді жазу.</w:t>
       </w:r>
     </w:p>
     <w:p>
@@ -1643,94 +658,7 @@
           <w:sz w:val="28"/>
           <w:u w:val="none"/>
         </w:rPr>
-        <w:t>Қазақстан Республикасы ҒЖБССҚК (ККСОН) ұсынған журналдардағы мақалалар:</w:t>
-      </w:r>
-    </w:p>
-    <w:p>
-      <w:pPr>
-        <w:ind w:left="709" w:hanging="397"/>
-        <w:jc w:val="both"/>
-      </w:pPr>
-      <w:r>
-        <w:rPr>
-          <w:rFonts w:ascii="Times New Roman" w:hAnsi="Times New Roman" w:cs="Times New Roman" w:eastAsia="Times New Roman"/>
-          <w:b w:val="0"/>
-          <w:i w:val="0"/>
-          <w:sz w:val="28"/>
-          <w:u w:val="none"/>
-        </w:rPr>
-        <w:t>3.</w:t>
-        <w:tab/>
-        <w:t>Yesmukhamedov N.S., Sapakova S., Al-Haddad S.A.R., Daniyarova D. Development of an information system architecture for healthcare institutions using artificial intelligence // ҚР ҰҒА Хабарлары, физика-математика сериясы. – 2025. – Vol. 2(354). – P. 74–91. https://doi.org/10.32014/2025.2518-1726.345</w:t>
-      </w:r>
-    </w:p>
-    <w:p>
-      <w:pPr>
-        <w:ind w:left="709" w:hanging="397"/>
-        <w:jc w:val="both"/>
-      </w:pPr>
-      <w:r>
-        <w:rPr>
-          <w:rFonts w:ascii="Times New Roman" w:hAnsi="Times New Roman" w:cs="Times New Roman" w:eastAsia="Times New Roman"/>
-          <w:b w:val="0"/>
-          <w:i w:val="0"/>
-          <w:sz w:val="28"/>
-          <w:u w:val="none"/>
-        </w:rPr>
-        <w:t>4.</w:t>
-        <w:tab/>
-        <w:t>Yesmukhamedov N.S., Sapakova S.Z., Kozhamkulova Zh.Zh., Daniyarova D.R., Armankyzy R. Methods for preprocessing and analysis of fundus images for diabetic retinopathy detection // Қазақстан-Британ техникалық университетінің Хабаршысы. – 2025. – № 4(75). – Т. 22. – Б. 119–130. https://doi.org/10.55452/1998-6688-2025-22-4-119-130</w:t>
-      </w:r>
-    </w:p>
-    <w:p>
-      <w:pPr>
-        <w:ind w:left="709" w:hanging="397"/>
-        <w:jc w:val="both"/>
-      </w:pPr>
-      <w:r>
-        <w:rPr>
-          <w:rFonts w:ascii="Times New Roman" w:hAnsi="Times New Roman" w:cs="Times New Roman" w:eastAsia="Times New Roman"/>
-          <w:b w:val="0"/>
-          <w:i w:val="0"/>
-          <w:sz w:val="28"/>
-          <w:u w:val="none"/>
-        </w:rPr>
-        <w:t>5.</w:t>
-        <w:tab/>
-        <w:t>Sapakova S.Z., Daniyarova D.R., Yesmukhamedov N.S., Armankyzy R., Yemberdiyeva A.B., Kaldybaeva A.S. Mathematical modeling of laser exposure on fundus tissues in the treatment of diabetic retinopathy // КазУТБ Хабаршысы. – 2025. – Т. 2, № 27-740. https://doi.org/10.58805/kazutb.v.2.27-740</w:t>
-      </w:r>
-    </w:p>
-    <w:p>
-      <w:pPr>
-        <w:keepNext/>
-        <w:spacing w:before="240" w:after="120"/>
-        <w:jc w:val="left"/>
-      </w:pPr>
-      <w:r>
-        <w:rPr>
-          <w:rFonts w:ascii="Times New Roman" w:hAnsi="Times New Roman" w:cs="Times New Roman" w:eastAsia="Times New Roman"/>
-          <w:b/>
-          <w:i w:val="0"/>
-          <w:sz w:val="28"/>
-          <w:u w:val="none"/>
-        </w:rPr>
-        <w:t>Жұмыстың негізгі мазмұны</w:t>
-      </w:r>
-    </w:p>
-    <w:p>
-      <w:pPr>
-        <w:ind w:firstLine="709"/>
-        <w:jc w:val="both"/>
-      </w:pPr>
-      <w:r>
-        <w:rPr>
-          <w:rFonts w:ascii="Times New Roman" w:hAnsi="Times New Roman" w:cs="Times New Roman" w:eastAsia="Times New Roman"/>
-          <w:b/>
-          <w:i w:val="0"/>
-          <w:sz w:val="28"/>
-          <w:u w:val="none"/>
-        </w:rPr>
-        <w:t>Кіріспеде</w:t>
+        <w:t>Жұмыстың құрылымы мен көлемі.</w:t>
       </w:r>
       <w:r>
         <w:rPr>
@@ -1740,193 +668,7 @@
           <w:sz w:val="28"/>
           <w:u w:val="none"/>
         </w:rPr>
-        <w:t xml:space="preserve"> тақырыптың өзектілігі негізделген, зерттеудің мақсаты, міндеттері, объектісі мен пәні, басты гипотеза, ғылыми жаңалығы, қорғауға ұсынылатын тұжырымдар, әдіснамалық негізі, теориялық және практикалық маңыздылығы, нәтижелердің сенімділігі, эмпирикалық базасы, апробациясы, ғылыми бағдарламалармен байланысы және жарияланымдары тұжырымдалып, диссертацияның құрылымы мен көлемі сипатталған.</w:t>
-      </w:r>
-    </w:p>
-    <w:p>
-      <w:pPr>
-        <w:ind w:firstLine="709"/>
-        <w:jc w:val="both"/>
-      </w:pPr>
-      <w:r>
-        <w:rPr>
-          <w:rFonts w:ascii="Times New Roman" w:hAnsi="Times New Roman" w:cs="Times New Roman" w:eastAsia="Times New Roman"/>
-          <w:b/>
-          <w:i w:val="0"/>
-          <w:sz w:val="28"/>
-          <w:u w:val="none"/>
-        </w:rPr>
-        <w:t>1-тарау – «Диабеттік ретинопатияның автоматтандырылған скринингі»</w:t>
-      </w:r>
-      <w:r>
-        <w:rPr>
-          <w:rFonts w:ascii="Times New Roman" w:hAnsi="Times New Roman" w:cs="Times New Roman" w:eastAsia="Times New Roman"/>
-          <w:b w:val="0"/>
-          <w:i w:val="0"/>
-          <w:sz w:val="28"/>
-          <w:u w:val="none"/>
-        </w:rPr>
-        <w:t xml:space="preserve"> скринингтің клиникалық және техникалық контексін айқындайды: аурудың бес класты реттік градациясын және қате градацияның клиникалық құнын, ресурсы шектеулі орталардағы скрининг талаптарын, жолдама берудің теориялық контексі ретінде лазерлік коагуляция физикасын, көз түбі кескіндері сапасының жоғалу көздері мен оның аспаптық құрамдасын, конволюциялық желілер арқылы салада қол жеткізілгенді (архитектуралар, білімді тасымалдау мен өзін-өзі бақылайтын алдын ала оқыту, түсіндірілу), сондай-ақ бар автоматтандырылған скрининг жүйелеріне және олардың келтірілген көрсеткіштерін шектейтін шарттарға сыни талдауды, әрі ғылыми проблеманы тұжырымдаумен және зерттеу бағытын негіздеумен аяқталады.</w:t>
-      </w:r>
-    </w:p>
-    <w:p>
-      <w:pPr>
-        <w:ind w:firstLine="709"/>
-        <w:jc w:val="both"/>
-      </w:pPr>
-      <w:r>
-        <w:rPr>
-          <w:rFonts w:ascii="Times New Roman" w:hAnsi="Times New Roman" w:cs="Times New Roman" w:eastAsia="Times New Roman"/>
-          <w:b/>
-          <w:i w:val="0"/>
-          <w:sz w:val="28"/>
-          <w:u w:val="none"/>
-        </w:rPr>
-        <w:t>2-тарау – «Интеграцияланған конвейер әдіснамасы»</w:t>
-      </w:r>
-      <w:r>
-        <w:rPr>
-          <w:rFonts w:ascii="Times New Roman" w:hAnsi="Times New Roman" w:cs="Times New Roman" w:eastAsia="Times New Roman"/>
-          <w:b w:val="0"/>
-          <w:i w:val="0"/>
-          <w:sz w:val="28"/>
-          <w:u w:val="none"/>
-        </w:rPr>
-        <w:t xml:space="preserve"> интеграцияланған әдіснаманы спецификациялайды. Ол 8 кезеңді алдын ала өңдеу конвейерін әр кезеңнің теориялық негіздерімен қоса кезең-кезеңімен формализациялайды – канондық бағдар мен нүктелік белгілер бойынша айналуды нормалау, центрленген толтырумен изотроптық масштабтау, көру өрісінің маскасын төртінші кіріс арна ретінде беру, әр кескіннің геометриясына сай масштабталатын адаптивті flat-field-түзету және гистограммалық пен плиткалық шектеулердің минимумы ретінде формализацияланып, оқыту кезінде стохастикалық қолданылатын қос шектеулі CLAHE шегі. Одан әрі жіктеу архитектуралары (ResNet-50 және EfficientNet-B3) мен оларды салмақталған (Focal) loss функциясымен бес класты градацияға бейімдеу, мұздатылған белгі шығарғыштағы сызықтық зондтың қабылдау гейті бар алдын ала оқыту мен дәлдеп баптау стратегиясы, түсіндірілу аппараты (Grad-CAM, «назар–ошақ» қабаттасуы метрикасы, IoU) кескін сапасы метрикаларымен бірге, сондай-ақ бағалау иерархиясы мен статистикалық хаттама спецификацияланады.</w:t>
-      </w:r>
-    </w:p>
-    <w:p>
-      <w:pPr>
-        <w:ind w:firstLine="709"/>
-        <w:jc w:val="both"/>
-      </w:pPr>
-      <w:r>
-        <w:rPr>
-          <w:rFonts w:ascii="Times New Roman" w:hAnsi="Times New Roman" w:cs="Times New Roman" w:eastAsia="Times New Roman"/>
-          <w:b/>
-          <w:i w:val="0"/>
-          <w:sz w:val="28"/>
-          <w:u w:val="none"/>
-        </w:rPr>
-        <w:t>3-тарау – «Эксперимент нәтижелері»</w:t>
-      </w:r>
-      <w:r>
-        <w:rPr>
-          <w:rFonts w:ascii="Times New Roman" w:hAnsi="Times New Roman" w:cs="Times New Roman" w:eastAsia="Times New Roman"/>
-          <w:b w:val="0"/>
-          <w:i w:val="0"/>
-          <w:sz w:val="28"/>
-          <w:u w:val="none"/>
-        </w:rPr>
-        <w:t xml:space="preserve"> деңгейлік корпуста орындалған эксперименттік бағдарламаны баяндайды: деректер жиынтықтары мен эксперимент конфигурациясын; конвейердің 2×2 факторлық жоспардағы дәлдікке әсерін (1-эксперимент); кезеңдердің кумулятивтік абляциясын CLAHE шегі мен flat-field σ свиптерімен (2-эксперимент); алдыңғы соңғы қабаттың белгілер кеңістігінде алты сыртқы корпуста «көз–нысана» қашықтығын тікелей өлшеуді; APTOS 2019-ға жиынаралық тасымалдау мен IDRiD және Messidor-2-де сыртқы клиникалық бағалауды (3- және 5-эксперименттер) камералық топтамалар бойынша мінез-құлқымен қоса (6-эксперимент); назар карталарының сарапшының пиксел деңгейіндегі ошақ белгілеуімен үйлесімін (4-эксперимент); шағын клиникалық іріктемеде оқытуды (7-эксперимент); сондай-ақ статистикалық валидацияны және нәтижелерді жарияланған жүйелер контексіне рангілеусіз қоюды, әрі тәсілдің шектеулері мен шекаралық шарттарымен аяқталады.</w:t>
-      </w:r>
-    </w:p>
-    <w:p>
-      <w:pPr>
-        <w:ind w:firstLine="709"/>
-        <w:jc w:val="both"/>
-      </w:pPr>
-      <w:r>
-        <w:rPr>
-          <w:rFonts w:ascii="Times New Roman" w:hAnsi="Times New Roman" w:cs="Times New Roman" w:eastAsia="Times New Roman"/>
-          <w:b/>
-          <w:i w:val="0"/>
-          <w:sz w:val="28"/>
-          <w:u w:val="none"/>
-        </w:rPr>
-        <w:t>4-тарау – «Скрининг жүйесі»</w:t>
-      </w:r>
-      <w:r>
-        <w:rPr>
-          <w:rFonts w:ascii="Times New Roman" w:hAnsi="Times New Roman" w:cs="Times New Roman" w:eastAsia="Times New Roman"/>
-          <w:b w:val="0"/>
-          <w:i w:val="0"/>
-          <w:sz w:val="28"/>
-          <w:u w:val="none"/>
-        </w:rPr>
-        <w:t xml:space="preserve"> модель айналасында құрылған скрининг жүйесін сипаттайды әрі іске асырылғанды спецификация күйінде қалғаннан үнемі ажыратып отырады: модульдік архитектураны және оның модульдерін, алдын ала өңдеу мен инференс сервистерін өз интерфейсімен, офтальмолог жағдайды қарап, вердиктті тіркейтін клиникалық жұмыс ағыны мен оператор интерфейсін, сондай-ақ орналастыру ортасы мен деректерді қорғау жүйесін (жоба бойынша GDPR/HIPAA-мен үйлесімді), әрі оның Қазақстанның денсаулық сақтау инфрақұрылымына қолданылуын, елде далалық сынақтардың болмауымен шектелген күйінде.</w:t>
-      </w:r>
-    </w:p>
-    <w:p>
-      <w:pPr>
-        <w:keepNext/>
-        <w:spacing w:before="240" w:after="120"/>
-        <w:jc w:val="left"/>
-      </w:pPr>
-      <w:r>
-        <w:rPr>
-          <w:rFonts w:ascii="Times New Roman" w:hAnsi="Times New Roman" w:cs="Times New Roman" w:eastAsia="Times New Roman"/>
-          <w:b/>
-          <w:i w:val="0"/>
-          <w:sz w:val="28"/>
-          <w:u w:val="none"/>
-        </w:rPr>
-        <w:t>Автордың жеке үлесі</w:t>
-      </w:r>
-    </w:p>
-    <w:p>
-      <w:pPr>
-        <w:ind w:firstLine="709"/>
-        <w:jc w:val="both"/>
-      </w:pPr>
-      <w:r>
-        <w:rPr>
-          <w:rFonts w:ascii="Times New Roman" w:hAnsi="Times New Roman" w:cs="Times New Roman" w:eastAsia="Times New Roman"/>
-          <w:b w:val="0"/>
-          <w:i w:val="0"/>
-          <w:sz w:val="28"/>
-          <w:u w:val="none"/>
-        </w:rPr>
-        <w:t>Диссертацияның негізгі нәтижелерін автор жеке өзі алды: алдын ала өңдеуді диагностикалық модельдің ажырамас компоненті ретінде концептуалды қайта пайымдау (P2 парадигмасы); 8 кезеңді алдын ала өңдеу конвейерін, оның ішінде қос шектеулі стохастикалық CLAHE-ді, бейімделгіш flat-field-түзетуді және FOV маскасының кіріс арнасын әзірлеу және формальды спецификациялау; «назар–ошақ» қабаттасуының (ALO) интерпретацияланушылық метрикасы; бақыланатын эксперименттер жоспары мен статистикалық валидация жүйесі; сондай-ақ ДР автоматтандырылған скрининг жүйесінің архитектурасы. Бірлескен жарияланымдарда автор көз түбі кескіндерін алдын ала өңдеу және талдау әдістерін әзірлеп, қолжазбалардың тиісті бөліктерін дайындады.</w:t>
-      </w:r>
-    </w:p>
-    <w:p>
-      <w:pPr>
-        <w:keepNext/>
-        <w:spacing w:before="240" w:after="120"/>
-        <w:jc w:val="left"/>
-      </w:pPr>
-      <w:r>
-        <w:rPr>
-          <w:rFonts w:ascii="Times New Roman" w:hAnsi="Times New Roman" w:cs="Times New Roman" w:eastAsia="Times New Roman"/>
-          <w:b/>
-          <w:i w:val="0"/>
-          <w:sz w:val="28"/>
-          <w:u w:val="none"/>
-        </w:rPr>
-        <w:t>Диссертацияның құрылымы мен көлемі</w:t>
-      </w:r>
-    </w:p>
-    <w:p>
-      <w:pPr>
-        <w:ind w:firstLine="709"/>
-        <w:jc w:val="both"/>
-      </w:pPr>
-      <w:r>
-        <w:rPr>
-          <w:rFonts w:ascii="Times New Roman" w:hAnsi="Times New Roman" w:cs="Times New Roman" w:eastAsia="Times New Roman"/>
-          <w:b w:val="0"/>
-          <w:i w:val="0"/>
-          <w:sz w:val="28"/>
-          <w:u w:val="none"/>
-        </w:rPr>
-        <w:t>Диссертация алдыңғы бөлімдерден – нормативтік сілтемелерден, анықтамалардан, белгілер мен қысқартулардан – тұрады, олардан кейін кіріспе, төрт тарау, қорытынды, пайдаланылған дереккөздер тізімі және бес қосымша (А, Ә, Б, В, Г) келеді: алдын ала өңдеу конвейерінің бастапқы коды, қосымша эксперименттік нәтижелер мен қателік матрицалары, жүйе архитектурасы және жұмыс істеп тұрған демонстратор, назар карталарының галереясы және аспаптық домендік ығысуды бағалау бойынша қосымша кестелер.</w:t>
-      </w:r>
-    </w:p>
-    <w:p>
-      <w:pPr>
-        <w:ind w:firstLine="709"/>
-        <w:jc w:val="both"/>
-      </w:pPr>
-      <w:r>
-        <w:rPr>
-          <w:rFonts w:ascii="Times New Roman" w:hAnsi="Times New Roman" w:cs="Times New Roman" w:eastAsia="Times New Roman"/>
-          <w:b w:val="0"/>
-          <w:i w:val="0"/>
-          <w:sz w:val="28"/>
-          <w:u w:val="none"/>
-        </w:rPr>
-        <w:t>Диссертация 113 бетте баяндалған, 19 кесте мен 16 суреттен тұрады. Пайдаланылған дереккөздер тізімі 102 атауды қамтиды. Көрсетілген көлемдер қосымшаларсыз берілген.</w:t>
+        <w:t xml:space="preserve"> Диссертация алдыңғы бөлімдерден, кіріспеден, төрт тараудан, қорытындыдан, пайдаланылған дереккөздер тізімінен және бес қосымшадан тұрады. Диссертация 113 бетте баяндалған, 19 кесте мен 16 суреттен тұрады. Пайдаланылған дереккөздер тізімі 102 атауды қамтиды. Көрсетілген көлемдер қосымшаларсыз берілген.</w:t>
       </w:r>
     </w:p>
     <w:sectPr>

--- a/defense/docs/abstracts/abstract_kz.docx
+++ b/defense/docs/abstracts/abstract_kz.docx
@@ -32,7 +32,7 @@
           <w:sz w:val="28"/>
           <w:u w:val="none"/>
         </w:rPr>
-        <w:t>Есмухамедов Нұрмағанбет Сейтқалиұлының «Компьютерлік өңдеу жүйесі және көз түбі деректерін талдаумен диабеттік ретинопатияны емдеу кезіндегі лазерлік коагуляцияны қолдау» тақырыбындағы, философия докторы (PhD) дәрежесін алуға ұсынылған диссертациялық жұмысына, 8D06102 – Компьютерлік және программалық инженерия білім беру бағдарламасы бойынша</w:t>
+        <w:t>Есмухамедов Нұрмағанбет Сейтқалиұлының «Оптикалық когерентті томографиялық кескіндерді пайдалана отырып, тереңдетіп оқыту негізінде көз торының ауруларын автоматты түрде анықтаудың ақпараттық жүйесі» тақырыбындағы, философия докторы (PhD) дәрежесін алуға ұсынылған диссертациялық жұмысына, 8D06102 – Компьютерлік және программалық инженерия білім беру бағдарламасы бойынша</w:t>
       </w:r>
     </w:p>
     <w:p>

--- a/defense/docs/abstracts/abstract_kz.docx
+++ b/defense/docs/abstracts/abstract_kz.docx
@@ -64,7 +64,7 @@
           <w:sz w:val="28"/>
           <w:u w:val="none"/>
         </w:rPr>
-        <w:t xml:space="preserve"> Диссертация диабеттік ретинопатияны (ДР) автоматтандырылған көпсатылы диагностикалау үшін көз түбі кескіндерін жақсартудың (алдын ала өңдеудің) конволюциялық нейрондық желілер (CNN) арқылы жіктеумен интеграциясын зерттеуге және формализациялауға арналған. Орталық идея – алдын ала өңдеу деректерді көмекші дайындау емес, диагностикалық модельдің ажырамас компоненті, өйткені дәл ол желіге қолжетімді белгілер кеңістігін айқындайды. Осы идеяны жүзеге асыру үшін 8 кезеңді алдын ала өңдеу конвейері спецификацияланып, модельге енгізілген, ал оның әсері сегіз ашық және клиникалық кескін жиынында конвейерсіз оқытылған баламалы базалық конфигурациямен бақыланатын салыстыруға қойылған.</w:t>
+        <w:t xml:space="preserve"> Диссертация диабеттік ретинопатияны (ДР) автоматтандырылған диагностикалау үшін көз түбі кескіндерін жақсартудың (алдын ала өңдеудің) конволюциялық нейрондық желілер (CNN) арқылы жіктеумен интеграциясына арналған: алдын ала өңдеу деректерді көмекші дайындау емес, диагностикалық модельдің ажырамас компоненті ретінде қарастырылады, өйткені ол желіге қолжетімді белгілер кеңістігін айқындайды.</w:t>
       </w:r>
     </w:p>
     <w:p>
@@ -90,7 +90,7 @@
           <w:sz w:val="28"/>
           <w:u w:val="none"/>
         </w:rPr>
-        <w:t xml:space="preserve"> Диабеттік ретинопатия – диабеттің микротамырлық асқынуы және еңбекке қабілетті жастағы халық арасында алдын алуға болатын көру қабілетінен айырылудың жетекші себептерінің бірі. Микроаневризмалар мен ұсақ қан құйылулар пайда болатын, бірақ көру өткірлігіне әсер етпейтін ерте сатылары симптомсыз өткендіктен, пациенттің араласу ең тиімді болатын кезеңде дәрігерге жүгінуіне себеп болмайды. Демек, ауруды анықтау жүгінуге емес, жүйелік диагнозбен айқындалған когортаны жоспарлы түрде тексеруге тәуелді. Скрининг диагностикалық міндет болудан бұрын көлем міндеті болып табылады, әрі қуат бойынша шектеуді байланыстырушы ететін де осы көлем: қолмен дәрежелеу маманның шектеулі әрі географиялық шоғырланған уақытына сызықты түрде тәуелді. Автоматтандырудың техникалық жүзеге асырылатыны он жыл бұрын дәлелденгендіктен, бұл жұмыстың өзектілігі автоматтандырылған скринингтің әлі көрсетілмегені туралы тұжырымға емес, көрсетілімдердің қандай жағдайларда алынғанына сүйенеді: мәлімделген сапаның орнықтылығы біркелкі емес, ал кескіндердің өзі тұрақты негіз бола алмайды – әртүрлі камералармен, әртүрлі операторлармен және қарашықтың әртүрлі күйінде алынған суреттер жүйелі түрде ерекшеленеді, әрі скрининг қуаты ең тапшы жерде түсіру жағдайлары ең аз бақыланады. Осыдан әдіснамалық сұрақ туындайды: мұндай модельдер қалай спецификацияланады – жеке бір модельдің қаншалықты жақсы жұмыс істейтіні емес. Алдын ала өңдеуді әдіснамалық талқылауды қажет етпейтін көмекші дайындау деп те, модельдің ажырамас компоненті деп те қарастыруға болады, өйткені бірінші конволюцияға дейін қолданылған түрлендіру желі жұмыс істеуге мәжбүр болатын белгілер кеңістігін айқындайды. Егер екіншісі дұрыс болса, алдын ала өңдеуі спецификацияланбай ұсынылған модель толық сипатталмаған, ал мұндай модельдерді салыстыру – ішінара белгісіз жүйелерді салыстыру.</w:t>
+        <w:t xml:space="preserve"> Диабеттік ретинопатия – диабеттің микротамырлық асқынуы және еңбекке қабілетті жастағы халық арасында алдын алуға болатын көру қабілетінен айырылудың жетекші себептерінің бірі. Оның ерте сатылары симптомсыз өткендіктен, ауруды анықтау пациенттің жүгінуіне емес, жүйелік диагнозбен айқындалған когортаны жоспарлы тексеруге тәуелді: скрининг ең алдымен көлем міндеті, ал қолмен дәрежелеу маманның шектеулі әрі географиялық шоғырланған уақытына сызықты тәуелді. Автоматтандыру он жыл бойы техникалық мүмкін болғандықтан, мәселе – көрсетілімдердің қандай жағдайларда алынғанында: әртүрлі камералармен, операторлармен және қарашықтың әртүрлі күйінде алынған суреттер жүйелі түрде ерекшеленеді, әрі скрининг қуаты ең тапшы жерде түсіру жағдайлары ең аз бақыланады. Бірінші конволюцияға дейін қолданылған түрлендіру желінің белгілер кеңістігін айқындайтындықтан, алдын ала өңдеуі спецификацияланбай ұсынылған модель толық сипатталмаған, ал мұндай модельдерді салыстыру – ішінара белгісіз жүйелерді салыстыру.</w:t>
       </w:r>
     </w:p>
     <w:p>
@@ -116,7 +116,7 @@
           <w:sz w:val="28"/>
           <w:u w:val="none"/>
         </w:rPr>
-        <w:t xml:space="preserve"> – ДР-ні автоматтандырылған бес класты диагностикалау үшін көз түбі кескіндерін жақсарту мен CNN негізіндегі жіктеудің интеграцияланған жүйесін әзірлеу және эксперименттік негіздеу, онда 8 кезеңді алдын ала өңдеу конвейері модельдің ажырамас компоненті ретінде спецификацияланады, әрі осы конвейерсіз оқытылған баламалы конфигурациямен бақыланатын салыстыруда аталған спецификация диагностика сапасына, тасымалдануға және модельдің интерпретацияланушылығына қандай айырма беретінін анықтау.</w:t>
+        <w:t xml:space="preserve"> – ДР-ні автоматтандырылған бес класты диагностикалау үшін көз түбі кескіндерін жақсарту мен CNN негізіндегі жіктеудің интеграцияланған жүйесін әзірлеу және эксперименттік негіздеу, онда 8 кезеңді алдын ала өңдеу конвейері модельдің ажырамас компоненті ретінде спецификацияланады, әрі осы конвейерсіз оқытылған конфигурациямен бақыланатын салыстыруда аталған спецификация диагностика сапасына, тасымалдануға және интерпретацияланушылыққа қандай айырма беретінін анықтау.</w:t>
       </w:r>
     </w:p>
     <w:p>
@@ -142,7 +142,7 @@
           <w:sz w:val="28"/>
           <w:u w:val="none"/>
         </w:rPr>
-        <w:t xml:space="preserve"> 1. Проблемалық саланы талдап, ғылыми мәселені тұжырымдау: аурудың клиникалық дәрежеленуін, шектеулі ресурсты орталардағы скринингке қойылатын талаптарды, кескін сапасының жоғалу көздерін және қолданыстағы автоматтандырылған жүйелердің әдіснамалық тәжірибесін (1-тарау). 2. Интеграцияланған әдіснаманы спецификациялау: 8 кезеңді конвейерді, жіктеу архитектураларын, алдын ала оқыту мен қосымша оқыту стратегиясын, интерпретацияланушылық аппараты мен бағалау хаттамасын (2-тарау). 3. Интеграцияланған конфигурацияны оқыту доменінде және жеті сыртқы корпуста эксперименттік бағалап, нәтижелерді статистикалық валидациялау (3-тарау). 4. Инференс үдеткіштері жоқ әрі байланысы үзілмелі орталарға жарамды скрининг жүйесін модель айналасында құру және сипаттау (4-тарау).</w:t>
+        <w:t xml:space="preserve"> 1. Проблемалық саланы – аурудың дәрежеленуін, шектеулі ресурсты орталардағы скринингке қойылатын талаптарды, кескін сапасының жоғалу көздерін – талдап, ғылыми мәселені тұжырымдау (1-тарау). 2. Әдіснаманы спецификациялау: конвейерді, жіктеу архитектураларын, алдын ала оқыту стратегиясын, интерпретацияланушылық аппараты мен бағалау хаттамасын (2-тарау). 3. Интеграцияланған конфигурацияны оқыту доменінде және жеті сыртқы корпуста бағалап, нәтижелерді статистикалық валидациялау (3-тарау). 4. Инференс үдеткіштері жоқ әрі байланысы үзілмелі орталарға жарамды скрининг жүйесін құру (4-тарау).</w:t>
       </w:r>
     </w:p>
     <w:p>
@@ -168,7 +168,7 @@
           <w:sz w:val="28"/>
           <w:u w:val="none"/>
         </w:rPr>
-        <w:t xml:space="preserve"> – конволюциялық нейрондық желілер арқылы түрлі-түсті көз түбі суреттері бойынша диабеттік ретинопатияны автоматтандырылған көпсатылы диагностикалау үдерісі, ол тұтастай – кескіннің камерадан шыққан күйінен бастап модель беретін ауырлық дәрежесіне дейін – қарастырылады.</w:t>
+        <w:t xml:space="preserve"> – конволюциялық нейрондық желілер арқылы түрлі-түсті көз түбі суреттері бойынша диабеттік ретинопатияны автоматтандырылған көпсатылы диагностикалау үдерісі.</w:t>
       </w:r>
     </w:p>
     <w:p>
@@ -194,7 +194,7 @@
           <w:sz w:val="28"/>
           <w:u w:val="none"/>
         </w:rPr>
-        <w:t xml:space="preserve"> – көз түбі кескіндерін алдын ала өңдеуді CNN негізіндегі жіктеумен интеграциялау әдістері және алынатын конфигурация көрсететін қасиеттер: бес класты диагностика сапасы, оқытуда көрілмеген корпустарға тасымалдану, модель назарының сарапшы аннотациясымен үйлесуі және камера домендері ауысқандағы мінез-құлық.</w:t>
+        <w:t xml:space="preserve"> – алдын ала өңдеуді CNN негізіндегі жіктеумен интеграциялау әдістері және алынатын конфигурацияның қасиеттері: бес класты диагностика сапасы, оқытуда көрілмеген корпустарға тасымалдану, модель назарының сарапшы аннотациясымен үйлесуі және камера домендері ауысқандағы мінез-құлық.</w:t>
       </w:r>
     </w:p>
     <w:p>
@@ -220,7 +220,7 @@
           <w:sz w:val="28"/>
           <w:u w:val="none"/>
         </w:rPr>
-        <w:t xml:space="preserve"> Әдіснамалық негіз – бақыланатын эксперименттік салыстыру, онда конфигурациялар басқарылатын факторға кірмейтін барлық нәрсе бекітілген күйде қарсы қойылады. Құралдар кескінді өңдеу, терең оқыту және статистикалық қорытынды теорияларынан алынған: көру нервінің дискісі мен фовеаны алдын ала оқытылған, мұздатылған жылу карталарын регрессиялау детекторымен локализациялау; желіге бөлек маска арнасы ретінде жарияланатын центрленген толтырумен изотроптық масштабтау; жарық өрісін адаптивті түзету және LAB кеңістігінде қос шектеулі CLAHE; ResNet-50 және EfficientNet-B3 архитектураларымен жіктеу және салмақталған Focal Loss шығын функциясы; «назар–ошақ» қабаттасуы мен IoU метрикаларымен Grad-CAM интерпретацияланушылығы; алдыңғы соңғы қабаттың белгілері бойынша максималды орташа алшақтық; пациент деңгейінде стратификацияланған 5-fold cross-validation, жұптық тестілер, bootstrap аралықтары және көп салыстыруға түзетулер.</w:t>
+        <w:t xml:space="preserve"> Әдіснамалық негіз – басқарылатын факторға кірмейтін барлық нәрсе бекітілген күйдегі бақыланатын эксперименттік салыстыру. Құралдар: көру нервінің дискісі мен фовеаны мұздатылған детектормен локализациялау; желіге маска арнасы ретінде жарияланатын толтырумен изотроптық масштабтау; жарық өрісін адаптивті түзету және LAB кеңістігінде қос шектеулі CLAHE; ResNet-50 және EfficientNet-B3 архитектуралары мен салмақталған Focal Loss; «назар–ошақ» қабаттасуы мен IoU метрикаларымен Grad-CAM; алдыңғы соңғы қабаттың белгілері бойынша максималды орташа алшақтық; пациент деңгейінде стратификацияланған 5-fold cross-validation.</w:t>
       </w:r>
     </w:p>
     <w:p>
@@ -246,7 +246,7 @@
           <w:sz w:val="28"/>
           <w:u w:val="none"/>
         </w:rPr>
-        <w:t xml:space="preserve"> – төрт өндірушінің камераларымен (Canon, Topcon, Kowa, Zeiss) алынған сегіз ашық және клиникалық көз түбі кескіндері жиынынан тұратын деңгейлік корпус: EyePACS (~35 126 белгіленген кескін, оқыту және абляция), оның белгіленбеген тілімі (~53 576 кескін) домен ішілік алдын ала оқыту корпусын құрайды әрі оқыту жиынымен қиылыспайды; APTOS 2019 (~3 662, жиынаралық тасымалдау); сыртқы клиникалық бағалау үшін IDRiD (516 кескін, оның 81-і пиксел деңгейіндегі ошақ маскаларымен) және Messidor-2 (~1 748); аспаптық ығысуды бағалау үшін DDR (~13 673), ODIR-5K (~5 000) және RFMiD (~3 200); деректер тапшы режимде оқыту үшін қазақстандық клиникалық жиын (60 кескін, 30 пациент × 2 көз). Нәтижелер әр корпус бойынша бөлек келтіріледі және ешқашан жалғыз көрсеткішке жинақталмайды.</w:t>
+        <w:t xml:space="preserve"> – төрт өндірушінің камераларымен (Canon, Topcon, Kowa, Zeiss) алынған сегіз ашық және клиникалық көз түбі кескіндері жиыны: EyePACS (~35 126 белгіленген кескін, оқыту және абляция) және оның оқыту жиынымен қиылыспайтын белгіленбеген тілімі (~53 576) домен ішілік алдын ала оқыту үшін; APTOS 2019 (~3 662, жиынаралық тасымалдау); сыртқы клиникалық бағалау үшін IDRiD (516, оның 81-і ошақ маскаларымен) және Messidor-2 (~1 748); аспаптық ығысу үшін DDR (~13 673), ODIR-5K (~5 000) және RFMiD (~3 200); деректер тапшы режим үшін қазақстандық клиникалық жиын (60 кескін, 30 пациент × 2 көз). Нәтижелер әр корпус бойынша бөлек келтіріледі және жинақталмайды.</w:t>
       </w:r>
     </w:p>
     <w:p>
@@ -272,7 +272,7 @@
           <w:sz w:val="28"/>
           <w:u w:val="none"/>
         </w:rPr>
-        <w:t xml:space="preserve"> мынада: 1. Басты үлес тұжырымдамалық: алдын ала өңдеу көмекші дайындаудан диагностикалық модельдің ажырамас компонентіне қайта пайымдалды – ол модель спецификациясының байланыстырушы бөлігі ретінде формализацияланып, бақыланатын эксперименттік қарсы қоюға қойылды. Сондықтан жаңа болып тұрған нәрсе – конвейердің болуы емес, оны эксперимент нысаны ретінде қарастыру. 2. Инженерлік іске асырудың бес элементі бұрын үйлеспеген түрде спецификацияланды: центрленген толтырумен изотроптық масштабтау; төртінші кіріс арнасы ретінде берілетін көру өрісінің маскасы; әр кескіннің геометриясы бойынша масштабталатын әрі тек маска ішінде қолданылатын жарық түзетуі; көз түбінің жарамды пикселдері бойынша есептелетін арна статистикалары; аугментация шашырауы тірек нүктелерін локализациялау белгісіздігінен шығарылатын канондық бағдар. 3. Контраст кезеңінің шегі гистограммалық және плиткалық шектеулердің минимумы ретінде айқындалып, оқыту кезінде стохастикалық қолданылады, соның арқасында кезең әрі жақсарту операторы, әрі регуляризация көзі болып қызмет етеді; тұжырым ізденушінің бұрын жарияланған жұмыстарын дамытады. 4. Назардың үйлесуі аннотацияланған ошақтың модель назарымен жабылған үлесімен өлшенеді, өйткені клиникалық мәні бар нәрсе – дәл ошақтың жабылуы. 5. Постулатталған механизм салдарынан қорытылмай, тікелей өлшенеді: «көз–нысана» қашықтығы екі конфигурация үшін де алты сыртқы корпуста алдыңғы соңғы қабатта есептелген, ал мұндай жұмыстар оны әдетте сыртқы дәлдік бойынша бағалайды. 6. Сыртқы орнықтылықты өрнектеудегі кең қолданылатын өлшемдер тобының ортақ ақауы аналитикалық түрде анықталды: әрқайсысы тармақтың сыртқы сапасын дәл сол тармақтың домен ішілік сапасына қатысты нормалайды әрі конфигурацияны домен ішілік күші үшін жазалайды.</w:t>
+        <w:t xml:space="preserve"> мынада: 1. Басты үлес тұжырымдамалық: алдын ала өңдеу модель спецификациясының байланыстырушы бөлігі ретінде формализацияланып, бақыланатын қарсы қоюға қойылды; жаңа болып тұрған нәрсе – конвейердің болуы емес, оны эксперимент нысаны ретінде қарастыру. 2. Инженерлік іске асырудың бес элементі бұрын үйлеспеген түрде спецификацияланды: центрленген толтырумен изотроптық масштабтау; төртінші кіріс арнасы ретіндегі көру өрісінің маскасы; әр кескіннің геометриясы бойынша масштабталып, тек маска ішінде қолданылатын жарық түзетуі; жарамды пикселдер бойынша есептелетін арна статистикалары; аугментация шашырауы тірек нүктелерін локализациялау белгісіздігінен шығарылатын канондық бағдар. 3. Контраст кезеңінің шегі гистограммалық және плиткалық шектеулердің минимумы ретінде айқындалып, стохастикалық қолданылады әрі жақсарту, әрі регуляризация қызметін атқарады. 4. Назардың үйлесуі аннотацияланған ошақтың модель назарымен жабылған үлесімен өлшенеді. 5. Постулатталған механизм тікелей өлшенеді: «көз–нысана» қашықтығы екі конфигурация үшін де алты сыртқы корпуста алдыңғы соңғы қабатта есептелген. 6. Сыртқы орнықтылықтың кең қолданылатын өлшемдерінің ортақ ақауы анықталды: әрқайсысы тармақтың сыртқы сапасын дәл сол тармақтың домен ішілік сапасына қатысты нормалайды.</w:t>
       </w:r>
     </w:p>
     <w:p>
@@ -298,7 +298,7 @@
           <w:sz w:val="28"/>
           <w:u w:val="none"/>
         </w:rPr>
-        <w:t xml:space="preserve"> 1. ДР-ні автоматтандырылған диагностикалау контексіне және көз түбі кескіндері сапасының өзгергіштігіне сыни талдау жасалып, ұштан-ұшқа парадигманың шектеулері анықталды және ғылыми мәселе тұжырымдалды. 2. 8 кезеңді алдын ала өңдеу конвейері әзірленіп, формализацияланды: канондық бұрылыс, «диск–фовеа» осі бойынша айналуды нормалау, көру өрісі бойынша қиып алу және изотроптық масштабтау мен толтыру, төртінші кіріс арнасы ретіндегі көру өрісінің маскасы, жарық өрісін адаптивті түзету, қос шектеулі стохастикалық CLAHE, аугментация және жиынға тән нормалау. 3. Оқыту корпусында екі архитектура үшін де интеграцияланған конфигурацияның базалықтан басым түсетіні конъюнктивтік критерийдің үш компоненті бойынша да орнатылды. 4. Жекелеген кезеңдердің үлесі бір инициализациядағы кумулятивтік абляциямен сандық бағаланды, ал контраст кезеңі мен жарық түзетуінің параметрлері кейінге қалдырылған деректерде расталған ішкі оптимумды көрсетті. 5. Оқыту үлестіріміне дейінгі қашықтықтың қысқаруы алты сыртқы корпуста көз домені статистикаларын міндетті пайдалану шартымен тікелей өлшенді. 6. Оқытуда көрілмеген корпустарға тасымалдану – жиынаралық, камера топтары бойынша және екі сыртқы клиникалық корпуста – көрсетілді, сондай-ақ деректер тапшы режимде интеграцияланған конфигурацияның басымдығы анықталды. 7. Шектеулі ресурсты орталарға арналған ДР скринингінің автоматтандырылған жүйесінің модульдік архитектурасы жобаланып, оның жұмыс істеп тұрған демонстраторы құрылды: ол конвейер мен оқытылған жіктеуішті басынан аяғына дейін орындайды, назар карталарын жасайды және әр жағдай бойынша жазба жүргізеді.</w:t>
+        <w:t xml:space="preserve"> 1. 8 кезеңді алдын ала өңдеу конвейері әзірленіп, формализацияланды: канондық бұрылыс, «диск–фовеа» осі бойынша айналуды нормалау, көру өрісі бойынша қиып алу және изотроптық масштабтау, төртінші кіріс арнасы ретіндегі көру өрісінің маскасы, жарық түзетуі, стохастикалық CLAHE, аугментация және жиынға тән нормалау. 2. Эксперименттік бағдарлама орындалды, оның қорытындылары қорғауға ұсынылатын тұжырымдарда баяндалған. 3. Шектеулі ресурсты орталарға арналған ДР скринингі жүйесінің модульдік архитектурасы жобаланып, оның жұмыс істеп тұрған демонстраторы құрылды.</w:t>
       </w:r>
     </w:p>
     <w:p>
@@ -324,7 +324,7 @@
           <w:sz w:val="28"/>
           <w:u w:val="none"/>
         </w:rPr>
-        <w:t xml:space="preserve"> 1. Көз түбі кескіндерін алдын ала өңдеу – деректерді көмекші дайындау емес, диагностикалық модельдің формализациялауға және эксперименттік тексеруге келетін компоненті; тұжырым әдіснамалық. 2. Интеграцияланған конфигурация 35 126 кескіннен тұратын оқыту корпусында екі архитектурада да базалықтан конъюнктивтік критерийдің үш компоненті бойынша басым түседі: weighted F1 бойынша 6,54 және 6,55 пайыздық тармаққа, ROC қисығы астындағы аудан бойынша 0,032 және 0,036-ға, квадраттық салмақты каппа бойынша 0,11-ге; барлық аралық нөлді қамтымайды, салыстырулар көптікке түзетуден кейін де сақталады, тармақ пен архитектура арасында өзара әрекеттесу жоқ. Тұжырым конфигурацияға тұтас қатысты: тармақтар инициализациямен де ерекшеленетіндіктен, эффектің ешбір бөлігі алдын ала өңдеуге жеке телінбейді. 3. Жекелеген кезеңдердің үлестері бөлінеді: бір инициализациядағы сегіз деңгейлі кумулятивтік абляция weighted F1 мәнін 0,7538-ден 0,8193-ке дейін бес фолдтың бірде-бірінде инверсиясыз, монотонды түрде көтереді, жеті ауысудың әрқайсысы фолдаралық шашырау 0,0042–0,0060 болғанда 0,0065–0,0143 береді, ал екі фотометриялық кезең бірге өсімнің 41 %-ын алып жүреді. Екі параметр де кейінге қалдырылған деректерде расталған ішкі оптимумды көрсетеді: гистограммалық шек 0,03 болғанда шек коэффициенті 2,5 және көру өрісі диаметрінің 0,07 түзету масштабы. 4. Оқыту үлестіріміне дейінгі қашықтық алты сыртқы корпустың әрқайсысында қысқарады – алдыңғы соңғы қабатта 0,070–0,093-ке, барлық аралық нөлді қамтымайды, – әрі түрлендіру нысаналы корпустың бірде-бір статистикасын көрмейді. 5. Құзырет оқытуда көрілмеген корпустарға тасымалданады: жиынаралық тасымалдауда жалпылау коэффициенті 0,858-ге қарсы 0,898 және weighted F1 0,089-ға жоғары; бес камера тобының әрқайсысында сапа жоғары, ал олардың арасындағы шашырау 2,4 және 3,1 есе қысқарады; екі сыртқы клиникалық корпуста басымдық weighted F1 бойынша 0,069 және 0,054 – минималды клиникалық мәнді айырма 0,050-ден жоғары. 6. Интеграцияланған конфигурацияда модельдің назары сарапшы аннотациялаған ошақтармен төрт ошақ түрінің бәрінде тығызырақ қабаттасады – p ≤ 0,0148 кезінде 0,099–0,129-ға, – әрі бағыт бинарлаудың әрбір сыналған шегінде сақталады; тұжырым патологияны локализациялау емес, үйлесу ретінде қорғалады. 7. Сондай-ақ көз түбі тіндерінің лазерлік әсерге жауабының байланысқан термооптикалық моделі теориялық үлес ретінде және скрининг жүйесінің модульдік архитектурасы жұмыс істеп тұрған демонстратор түрінде ішінара іске асырылған жобалық үлес ретінде ұсынылады.</w:t>
+        <w:t xml:space="preserve"> 1. Көз түбі кескіндерін алдын ала өңдеу – деректерді көмекші дайындау емес, диагностикалық модельдің формализациялауға және эксперименттік тексеруге келетін компоненті; тұжырым әдіснамалық. 2. Интеграцияланған конфигурация 35 126 кескіннен тұратын оқыту корпусында екі архитектурада да базалықтан конъюнктивтік критерийдің үш компоненті бойынша басым түседі: weighted F1 бойынша 6,54 және 6,55 пайыздық тармаққа, ROC қисығы астындағы аудан бойынша 0,032 және 0,036-ға, квадраттық каппа бойынша 0,11-ге; барлық аралық нөлді қамтымайды, салыстырулар көптікке түзетуден кейін де сақталады, тармақ пен архитектура арасында өзара әрекеттесу жоқ. Тармақтар инициализациямен де ерекшеленетіндіктен, эффект конфигурацияға тұтас қатысты. 3. Жекелеген кезеңдердің үлестері бөлінеді: сегіз деңгейлі кумулятивтік абляция weighted F1 мәнін 0,7538-ден 0,8193-ке дейін бес фолдтың бірде-бірінде инверсиясыз, монотонды түрде көтереді, жеті ауысудың әрқайсысы 0,0065–0,0143 береді, екі фотометриялық кезең бірге өсімнің 41 %-ын алып жүреді, ал екі параметр де кейінге қалдырылған деректерде расталған ішкі оптимумды көрсетеді: гистограммалық шек 0,03 болғанда шек коэффициенті 2,5 және көру өрісі диаметрінің 0,07 түзету масштабы. 4. Оқыту үлестіріміне дейінгі қашықтық алты сыртқы корпустың әрқайсысында қысқарады – алдыңғы соңғы қабатта 0,070–0,093-ке, барлық аралық нөлді қамтымайды, – әрі түрлендіру нысаналы корпустың статистикаларын көрмейді. 5. Құзырет оқытуда көрілмеген корпустарға тасымалданады: жиынаралық тасымалдауда жалпылау коэффициенті 0,858-ге қарсы 0,898 және weighted F1 0,089-ға жоғары; бес камера тобының әрқайсысында сапа жоғары, ал олардың арасындағы шашырау 2,4 және 3,1 есе қысқарады; екі сыртқы клиникалық корпуста басымдық weighted F1 бойынша 0,069 және 0,054 – минималды клиникалық мәнді айырма 0,050-ден жоғары. 6. Модельдің назары сарапшы аннотациялаған ошақтармен төрт ошақ түрінің бәрінде тығызырақ қабаттасады – p ≤ 0,0148 кезінде 0,099–0,129-ға, – әрі бағыт бинарлаудың әрбір шегінде сақталады; тұжырым патологияны локализациялау емес, үйлесу ретінде қорғалады. 7. Сондай-ақ көз түбі тіндерінің лазерлік әсерге жауабының термооптикалық моделі теориялық үлес, ал скрининг жүйесінің модульдік архитектурасы жобалық үлес ретінде ұсынылады.</w:t>
       </w:r>
     </w:p>
     <w:p>
@@ -350,7 +350,7 @@
           <w:sz w:val="28"/>
           <w:u w:val="none"/>
         </w:rPr>
-        <w:t xml:space="preserve"> мәселенің қалай қойылғанында және қалай өлшенгенінде. Қайта пайымдау осы кластағы диагностикалық модельдің толық сипаттамасы деп нені санауға болатынын, онымен бірге әділ салыстыру деп нені санауға болатынын өзгертеді. Бес формализация бұрын айқындалмаған шешімдерді айқын әрі тексерілетін етеді: контраст кезеңінің шегі, жарық түзетуі, назардың үйлесуі асимметриялық қабаттасу ретінде, постулатталған механизм өлшенетін қашықтық ретінде және кең қолданылатын орнықтылық өлшемдері тобының бейтарап еместігі. Осы уақытқа дейін түсіндірме ретінде тартылып келген механизм өлшенетін етілді – белгіленген хаттамалық шарт кезінде алдыңғы соңғы қабатта есептелетін шама ретінде, – бұл механистикалық тұжырымды ол түсіндіретін сапа тұжырымдарынан тәуелсіз теріске шығаруға келетін етеді.</w:t>
+        <w:t xml:space="preserve"> мәселенің қалай қойылғанында және қалай өлшенгенінде: қайта пайымдау осы кластағы диагностикалық модельдің толық сипаттамасы және әділ салыстыру деп нені санауға болатынын өзгертеді; бес формализация бұрын айқындалмаған шешімдерді айқын әрі тексерілетін етеді, ал түсіндірме ретінде тартылып келген механизм алдыңғы соңғы қабатта өлшенетін етілді, бұл механистикалық тұжырымды сапа тұжырымдарынан тәуелсіз теріске шығаруға келетін етеді.</w:t>
       </w:r>
     </w:p>
     <w:p>
@@ -376,7 +376,7 @@
           <w:sz w:val="28"/>
           <w:u w:val="none"/>
         </w:rPr>
-        <w:t xml:space="preserve"> Жұмыс төрт нәрсені практикалық қолжетімді етеді, әрқайсысы өз шектеуімен. Қосымшада келтірілген толық спецификацияланған алдын ала өңдеу режимі, оның параметр мәндерін мұра ретінде алмай, қайта орнату қажет. Алдын ала өңдеу қозғалтқышы, инференс, store-and-forward режиміндегі телемедицина және «дәрігер контурда» парадигмасындағы шешім қабылдауды қолдау модульдері бар, PACS/EHR жүйелерімен және ұлттық электрондық денсаулық сақтау платформасымен интеграцияланатын скрининг жүйесі; оның жұмыс істеп тұрған демонстраторы орналастырылған әрі жіберілген кескіндерде инференс орындайды, ал енгізуге бағдарланған бөліктер жобалық спецификация күйінде қалады, деректерді қорғау ережелері сертификатталған сәйкестік емес, жоба бойынша сәйкестік болып табылады. Сыртқы көздерден кескін қабылдау хаттамасы, ол тек өзі жасалған клиникалық көзде валидацияланған. Және ұлттық скрининг контексіне қолданылу негіздемесі, ол елде далалық сынақтардың болмауымен шектелген. Жүйе диагноз бен ол үшін жауапкершілік дәрігерде қалатын шешім қабылдауды қолдау ретінде ойластырылған.</w:t>
+        <w:t xml:space="preserve"> Практикалық қолжетімді төрт нәрсе бар, әрқайсысы өз шектеуімен: толық спецификацияланған алдын ала өңдеу режимі, оның параметр мәндерін мұра ретінде алмай, қайта орнату қажет; алдын ала өңдеу, инференс, store-and-forward телемедицина және «дәрігер контурда» парадигмасындағы шешім қабылдауды қолдау модульдері бар, PACS/EHR жүйелерімен және ұлттық электрондық денсаулық сақтау платформасымен интеграцияланатын скрининг жүйесі – оның демонстраторы орналастырылған әрі инференс орындайды, ал қалған бөліктер жобалық спецификация күйінде қалады, деректерді қорғау сертификатталған емес, жоба бойынша сәйкестік; сыртқы көздерден кескін қабылдау хаттамасы, ол тек өзі жасалған клиникалық көзде валидацияланған; және ұлттық скрининг контексіне қолданылу негіздемесі, ол елде далалық сынақтардың болмауымен шектелген. Диагноз бен ол үшін жауапкершілік дәрігерде қалады.</w:t>
       </w:r>
     </w:p>
     <w:p>
@@ -402,7 +402,7 @@
           <w:sz w:val="28"/>
           <w:u w:val="none"/>
         </w:rPr>
-        <w:t xml:space="preserve"> эффект шамасына емес, рәсімге сүйенеді. Бөлу пациент деңгейінде әрі ауырлық дәрежелері бойынша стратификациялап жүргізілген; сапа алдын ала бекітілген өлшемдер иерархиясы бойынша келтіріледі; айырмалар бірдей жағдайларда жұптық тестілермен бағаланады, олардың белгісіздігі ресэмплингпен өлшенеді, ал аралас әсерлер моделі фолдаралық вариацияны тексерілетін эффектіден бөледі. Осы негіздердің ең күштісі кестеде көрінбейтіндіктен, бөлек мәлімделеді: әрбір гипотезаның қабылдау критерийі оны тексерген экспериментке дейін бекітілген, ал нәтиже белгілі болғаннан кейін жазылған критерий әрқашан қанағаттандырылуы мүмкін. Үш ескертпе аппаратты тұтас шектейді: көптікке түзету салыстырулар жоспарланған сол жалғыз экспериментпен шектелген; бірқатар бағалау бір оқытылған фолдтың модельдеріне сүйенеді әрі толық белгісіздікті белгілі бағытта төмендетеді; бір эксперимент қайта таратуға жатпайтын клиникалық корпусқа сүйенеді. Төрт ескертпе жекелеген тұжырымдарға қатысты: кезеңдерді реттеу тек топтар деңгейінде жарамды, ал екі параметрлік оптимум да – осы корпустың қасиеті, тасымалданатын тұрақты емес; қашықтықтың қысқаруы тек бағыт бойынша жарамды – оның шамасы сапа өсімін болжамайды; жалпылау коэффициенті де, камера топтары бойынша ұстап қалу шегі де тармақтарды ажыратпайды. Осылайша, тасымалдау дәлелі салыстыруда жатыр, ал екінші клиникалық корпуста минималды мәнді айырмадан асатын қор төрт мыңнан тұрады; назар бойынша нәтиже бір аннотацияланған корпуста алынған. Қорғауға клиникалық валидтілік, автономды енгізуге дайындық, құрылғыларды сертификаттау, патологияны локализациялау және кез келген аталған жарияланған жүйеден асып түсу ұсынылмайды.</w:t>
+        <w:t xml:space="preserve"> эффект шамасына емес, рәсімге сүйенеді: пациент деңгейінде әрі ауырлық дәрежелері бойынша стратификациялап бөлу, алдын ала бекітілген өлшемдер иерархиясы, бірдей жағдайлардағы жұптық тестілер, ресэмплинг және аралас әсерлер моделі. Әрбір гипотезаның қабылдау критерийі оны тексерген экспериментке дейін бекітілген. Үш ескертпе аппаратты тұтас шектейді: көптікке түзету салыстырулар жоспарланған сол жалғыз экспериментпен шектелген; бірқатар бағалау бір фолдтың модельдеріне сүйенеді әрі толық белгісіздікті төмендетеді; бір эксперимент қайта таратуға жатпайтын клиникалық корпусқа сүйенеді. Төрт ескертпе жекелеген тұжырымдарға қатысты: кезеңдерді реттеу тек топтар деңгейінде жарамды, ал екі параметрлік оптимум да – осы корпустың қасиеті; қашықтықтың қысқаруы тек бағыт бойынша жарамды; жалпылау коэффициенті де, камера топтары бойынша ұстап қалу шегі де тармақтарды ажыратпайды, ал екінші клиникалық корпуста минималды мәнді айырмадан асатын қор төрт мыңнан тұрады; назар бойынша нәтиже бір аннотацияланған корпуста алынған. Қорғауға клиникалық валидтілік, автономды енгізуге дайындық, құрылғыларды сертификаттау, патологияны локализациялау және кез келген аталған жарияланған жүйеден асып түсу ұсынылмайды.</w:t>
       </w:r>
     </w:p>
     <w:p>
@@ -428,7 +428,7 @@
           <w:sz w:val="28"/>
           <w:u w:val="none"/>
         </w:rPr>
-        <w:t xml:space="preserve"> Зерттеу нәтижелері «Цифрлық қоғам» 3-ші халықаралық семинарында (DS 2025, Стамбул қ., Түркия, 2025 жылғы 28–30 қазан) баяндалып талқыланды және халықаралық рецензияланатын журналдарда жарияланды. Зерттеу бағыты Қазақстан Республикасының денсаулық сақтауды цифрландыру мен жасанды интеллект технологияларын дамыту жөніндегі мемлекеттік басымдықтарына, атап айтқанда 2024–2029 жылдарға арналған жасанды интеллектіні дамыту тұжырымдамасына, Қазақстан Республикасы Президентінің 2025 жылғы 8 қыркүйектегі «Қазақстан жасанды интеллект дәуірінде» атты Жолдауына және Қазақстан Республикасының 2025 жылғы 17 қарашадағы «Жасанды интеллект туралы» Заңына сәйкес келеді. Жұмыс Қазақстан Республикасының «Ғылым туралы» Заңының 20-бабы 3-тармағының 2) тармақшасына сәйкес орындалған. Бұл – зерттеу бағытының жарияланған ұлттық басымдықтарға сәйкестігі, мемлекеттік бағдарлама аясында қаржыландыру немесе қандай да бір органның тапсырысы туралы мәлімдеме емес.</w:t>
+        <w:t xml:space="preserve"> Зерттеу нәтижелері «Цифрлық қоғам» 3-ші халықаралық семинарында (DS 2025, Стамбул қ., Түркия, 2025 жылғы 28–30 қазан) баяндалды. Зерттеу бағыты Қазақстан Республикасының денсаулық сақтауды цифрландыру мен жасанды интеллектіні дамыту жөніндегі мемлекеттік басымдықтарына, атап айтқанда 2024–2029 жылдарға арналған жасанды интеллектіні дамыту тұжырымдамасына және Қазақстан Республикасының 2025 жылғы 17 қарашадағы «Жасанды интеллект туралы» Заңына сәйкес келеді. Жұмыс Қазақстан Республикасының «Ғылым туралы» Заңының 20-бабы 3-тармағының 2) тармақшасына сәйкес орындалған. Бұл – зерттеу бағытының жарияланған ұлттық басымдықтарға сәйкестігі, мемлекеттік бағдарлама аясында қаржыландыру туралы мәлімдеме емес.</w:t>
       </w:r>
     </w:p>
     <w:p>
@@ -454,7 +454,7 @@
           <w:sz w:val="28"/>
           <w:u w:val="none"/>
         </w:rPr>
-        <w:t xml:space="preserve"> Диссертацияның негізгі нәтижелері 5 ғылыми жұмыста жарияланған, оның ішінде: Scopus және Web of Science индекстелетін журналдағы 1 мақала (</w:t>
+        <w:t xml:space="preserve"> Диссертацияның негізгі нәтижелері 5 ғылыми жұмыста жарияланған: Scopus және Web of Science индекстелетін журналдағы 1 мақала (</w:t>
       </w:r>
       <w:r>
         <w:rPr>
@@ -494,103 +494,7 @@
           <w:sz w:val="28"/>
           <w:u w:val="none"/>
         </w:rPr>
-        <w:t>); Қазақстан Республикасы ҒЖБССҚК ұсынған журналдардағы 3 мақала.</w:t>
-      </w:r>
-    </w:p>
-    <w:p>
-      <w:pPr>
-        <w:ind w:firstLine="709"/>
-        <w:jc w:val="both"/>
-      </w:pPr>
-      <w:r>
-        <w:rPr>
-          <w:rFonts w:ascii="Times New Roman" w:hAnsi="Times New Roman" w:cs="Times New Roman" w:eastAsia="Times New Roman"/>
-          <w:b w:val="0"/>
-          <w:i w:val="0"/>
-          <w:sz w:val="28"/>
-          <w:u w:val="none"/>
-        </w:rPr>
-        <w:t>Диссертация тақырыбы бойынша алынған нәтижелер мынадай жарияланымдарда ұсынылған:</w:t>
-      </w:r>
-    </w:p>
-    <w:p>
-      <w:pPr>
-        <w:ind w:firstLine="709"/>
-        <w:jc w:val="both"/>
-      </w:pPr>
-      <w:r>
-        <w:rPr>
-          <w:rFonts w:ascii="Times New Roman" w:hAnsi="Times New Roman" w:cs="Times New Roman" w:eastAsia="Times New Roman"/>
-          <w:b w:val="0"/>
-          <w:i w:val="0"/>
-          <w:sz w:val="28"/>
-          <w:u w:val="none"/>
-        </w:rPr>
-        <w:t>1. Sapakova S., Yesmukhamedov N., Sapakov A. Development of an image quality enhancement approach for diabetic retinopathy diagnosis // Eastern-European Journal of Enterprise Technologies. – 2025. – Vol. 4, No. 9(136). – P. 79–88. https://doi.org/10.15587/1729-4061.2025.335570.</w:t>
-      </w:r>
-    </w:p>
-    <w:p>
-      <w:pPr>
-        <w:ind w:firstLine="709"/>
-        <w:jc w:val="both"/>
-      </w:pPr>
-      <w:r>
-        <w:rPr>
-          <w:rFonts w:ascii="Times New Roman" w:hAnsi="Times New Roman" w:cs="Times New Roman" w:eastAsia="Times New Roman"/>
-          <w:b w:val="0"/>
-          <w:i w:val="0"/>
-          <w:sz w:val="28"/>
-          <w:u w:val="none"/>
-        </w:rPr>
-        <w:t>2. Sapakova S., Yesmukhamedov N., Sapakov A., Yemberdiyeva A., Kozhamkulova Z. Methods for pre-processing and analysis of fundus images for detection of diabetic retinopathy // Procedia Computer Science. – 2025. – Vol. 272. – P. 496–501 (The 3rd International Workshop on Digital Society, DS 2025, Стамбул қ., Түркия). https://doi.org/10.1016/j.procs.2025.10.237.</w:t>
-      </w:r>
-    </w:p>
-    <w:p>
-      <w:pPr>
-        <w:ind w:firstLine="709"/>
-        <w:jc w:val="both"/>
-      </w:pPr>
-      <w:r>
-        <w:rPr>
-          <w:rFonts w:ascii="Times New Roman" w:hAnsi="Times New Roman" w:cs="Times New Roman" w:eastAsia="Times New Roman"/>
-          <w:b w:val="0"/>
-          <w:i w:val="0"/>
-          <w:sz w:val="28"/>
-          <w:u w:val="none"/>
-        </w:rPr>
-        <w:t>3. Yesmukhamedov N.S., Sapakova S., Al-Haddad S.A.R., Daniyarova D. Development of an information system architecture for healthcare institutions using artificial intelligence // ҚР ҰҒА Хабарлары, физика-математика сериясы. – 2025. – Т. 2(354). – Б. 74–91. https://doi.org/10.32014/2025.2518-1726.345.</w:t>
-      </w:r>
-    </w:p>
-    <w:p>
-      <w:pPr>
-        <w:ind w:firstLine="709"/>
-        <w:jc w:val="both"/>
-      </w:pPr>
-      <w:r>
-        <w:rPr>
-          <w:rFonts w:ascii="Times New Roman" w:hAnsi="Times New Roman" w:cs="Times New Roman" w:eastAsia="Times New Roman"/>
-          <w:b w:val="0"/>
-          <w:i w:val="0"/>
-          <w:sz w:val="28"/>
-          <w:u w:val="none"/>
-        </w:rPr>
-        <w:t>4. Yesmukhamedov N.S., Sapakova S.Z., Kozhamkulova Zh.Zh., Daniyarova D.R., Armankyzy R. Methods for preprocessing and analysis of fundus images for diabetic retinopathy detection // Қазақстан-Британ техникалық университетінің Хабаршысы. – 2025. – № 4(75), Т. 22. – Б. 119–130. https://doi.org/10.55452/1998-6688-2025-22-4-119-130.</w:t>
-      </w:r>
-    </w:p>
-    <w:p>
-      <w:pPr>
-        <w:ind w:firstLine="709"/>
-        <w:jc w:val="both"/>
-      </w:pPr>
-      <w:r>
-        <w:rPr>
-          <w:rFonts w:ascii="Times New Roman" w:hAnsi="Times New Roman" w:cs="Times New Roman" w:eastAsia="Times New Roman"/>
-          <w:b w:val="0"/>
-          <w:i w:val="0"/>
-          <w:sz w:val="28"/>
-          <w:u w:val="none"/>
-        </w:rPr>
-        <w:t>5. Sapakova S.Z., Daniyarova D.R., Yesmukhamedov N.S., Armankyzy R., Yemberdiyeva A.B., Kaldybaeva A.S. Mathematical modeling of laser exposure on fundus tissues in the treatment of diabetic retinopathy // КазУТБ Хабаршысы. – 2025. – Т. 2, № 27-740. – Б. 20–30. https://doi.org/10.58805/kazutb.v.2.27-740.</w:t>
+        <w:t>); Қазақстан Республикасы ҒЖБССҚК ұсынған журналдардағы 3 мақала. Толық тізбе жарияланған жұмыстар тізімінде берілген.</w:t>
       </w:r>
     </w:p>
     <w:p>
@@ -616,7 +520,7 @@
           <w:sz w:val="28"/>
           <w:u w:val="none"/>
         </w:rPr>
-        <w:t xml:space="preserve"> Кіріспеде тақырыптың өзектілігі негізделіп, зерттеудің мақсаты, міндеттері, нысаны мен пәні, ғылыми жаңалығы, қорғауға ұсынылатын тұжырымдар, әдіснамалық негізі, жұмыстың маңыздылығы, нәтижелердің дұрыстығы, сынақтан өтуі және жарияланымдар тұжырымдалған. Бірінші тарау скринингтің клиникалық және техникалық контексін орнатады: аурудың дәрежеленуін және скрининг бағдарламасының шектеулі ресурсты ортаға қоятын талаптарын сипаттайды, кескін сапасының жоғалу көздерін әрі оның аспаптық құрамдасын анықтайды, конволюциялық желілер арқылы қол жеткізілгенді және автоматтандырылған жүйелердің алдын ала өңдеу туралы нені болжайтынын қарастырады, әрі осы тәжірибеден туындайтын ғылыми мәселені тұжырымдайды. Екінші тарау әдіснаманы спецификациялайды: 8 кезеңді конвейерді әр кезеңді негіздейтін теориямен баяндайды, контраст кезеңінің шегі мен жарық түзетуін формализациялайды, жіктеу архитектураларын және олардың төрт арналы кіріске бейімделуін, алдын ала оқыту мен қосымша оқыту стратегиясын, интерпретацияланушылық аппаратын сипаттайды әрі бағалау хаттамасын алдын ала бекітеді. Үшінші тарау эксперименттік бағдарламаны баяндайды: домен ішіндегі факторлық салыстыруды, параметр свиптерімен кезеңдер бойынша ыдыратуды, «көз–нысана» қашықтығын тікелей өлшеуді, жиынаралық және сыртқы клиникалық тасымалдауды, назардың сарапшы аннотациясымен үйлесуін, камера топтары бойынша және деректер тапшы режимдегі мінез-құлықты, статистикалық валидацияны және нәтижелерді шектейтін шарттарды. Төртінші тарау скрининг жүйесін сипаттайды: оның архитектурасын, үдеткіштерсіз инференс кезіндегі мінез-құлқын және кескін қабылдау хаттамасын, бар нәрсені спецификация күйінде қалғаннан ажыратып. Қорытындыда жұмыс қорытындылары мен әрі қарайғы бағыттар жинақталған.</w:t>
+        <w:t xml:space="preserve"> Кіріспеде тақырыптың өзектілігі негізделіп, зерттеудің мақсаты, міндеттері, нысаны, пәні, ғылыми жаңалығы, қорғауға ұсынылатын тұжырымдар, маңыздылығы және дұрыстығы тұжырымдалған. Бірінші тарау скринингтің клиникалық және техникалық контексін орнатып, ғылыми мәселені тұжырымдайды; екінші тарау әдіснаманы спецификациялайды – конвейерді, жіктеу архитектураларын және олардың төрт арналы кіріске бейімделуін, алдын ала оқыту стратегиясын, интерпретацияланушылық аппаратын әрі алдын ала бекітілген бағалау хаттамасын; үшінші тарау эксперименттік бағдарламаны баяндайды – факторлық салыстыруды, кезеңдер абляциясын, домендік қашықтықты өлшеуді, жиынаралық, аспаптық және клиникалық тасымалдауды, назардың үйлесуін және деректер тапшы режимді; төртінші тарау скрининг жүйесін сипаттайды, бар нәрсені спецификация күйінде қалғаннан ажыратып. Қорытындыда жұмыс қорытындылары мен әрі қарайғы бағыттар жинақталған.</w:t>
       </w:r>
     </w:p>
     <w:p>
@@ -642,7 +546,7 @@
           <w:sz w:val="28"/>
           <w:u w:val="none"/>
         </w:rPr>
-        <w:t xml:space="preserve"> Диссертацияның негізгі нәтижелерін автор дербес алған: алдын ала өңдеуді диагностикалық модельдің ажырамас компоненті ретінде тұжырымдамалық қайта пайымдау; 8 кезеңді конвейерді әзірлеу және формальды спецификациялау, оның ішінде қос шектеулі стохастикалық CLAHE, жарық өрісін адаптивті түзету және көру өрісі маскасының кіріс арнасы; «назар–ошақ» қабаттасуы метрикасы; бақыланатын эксперимент жоспары мен статистикалық валидация жүйесі; скрининг жүйесінің архитектурасы. Бес жарияланымның бәрі авторлық бірлестікте дайындалған; әрқайсысында автор осы диссертация сүйенетін бөлікті енгізген: алдын ала өңдеу міндетін қою, конвейерді жобалау мен іске асыру, эксперименттер жүргізу және тиісті бөлімдерді жазу.</w:t>
+        <w:t xml:space="preserve"> Негізгі нәтижелерді автор дербес алған: алдын ала өңдеуді диагностикалық модельдің ажырамас компоненті ретінде қайта пайымдау; 8 кезеңді конвейерді әзірлеу және формальды спецификациялау; «назар–ошақ» қабаттасуы метрикасы; эксперимент жоспары мен статистикалық валидация жүйесі; скрининг жүйесінің архитектурасы. Бес жарияланымның бәрі авторлық бірлестікте дайындалған; әрқайсысында автор осы диссертация сүйенетін бөлікті енгізген.</w:t>
       </w:r>
     </w:p>
     <w:p>

--- a/defense/docs/abstracts/abstract_kz.docx
+++ b/defense/docs/abstracts/abstract_kz.docx
@@ -494,7 +494,7 @@
           <w:sz w:val="28"/>
           <w:u w:val="none"/>
         </w:rPr>
-        <w:t>); Қазақстан Республикасы ҒЖБССҚК ұсынған журналдардағы 3 мақала. Толық тізбе жарияланған жұмыстар тізімінде берілген.</w:t>
+        <w:t>); Қазақстан Республикасы ҒЖБССҚК ұсынған журналдардағы 3 мақала. Толық тізбе жарияланған жұмыстар тізімінде берілген. Сонымен қатар әдісті іске асыратын бағдарламалық кешен Қазақстан Республикасының авторлық құқықпен қорғалатын объектілерге құқықтардың мемлекеттік тізіліміне енгізілген (2026 жылғы 4 қыркүйектегі № 78109 куәлік); ол Ғ-қосымшасында келтірілген.</w:t>
       </w:r>
     </w:p>
     <w:p>
@@ -572,7 +572,7 @@
           <w:sz w:val="28"/>
           <w:u w:val="none"/>
         </w:rPr>
-        <w:t xml:space="preserve"> Диссертация алдыңғы бөлімдерден, кіріспеден, төрт тараудан, қорытындыдан, пайдаланылған дереккөздер тізімінен және бес қосымшадан тұрады. Диссертация 113 бетте баяндалған, 19 кесте мен 16 суреттен тұрады. Пайдаланылған дереккөздер тізімі 102 атауды қамтиды. Көрсетілген көлемдер қосымшаларсыз берілген.</w:t>
+        <w:t xml:space="preserve"> Диссертация алдыңғы бөлімдерден, кіріспеден, төрт тараудан, қорытындыдан, пайдаланылған дереккөздер тізімінен және алты қосымшадан тұрады. Диссертация 113 бетте баяндалған, 19 кесте мен 16 суреттен тұрады. Пайдаланылған дереккөздер тізімі 102 атауды қамтиды. Көрсетілген көлемдер қосымшаларсыз берілген.</w:t>
       </w:r>
     </w:p>
     <w:sectPr>
